--- a/po/Revo-PO new 1.docx
+++ b/po/Revo-PO new 1.docx
@@ -1,9 +1,9 @@
 
 <file path=word/document.xml><?xml version="1.0" encoding="utf-8"?>
-<w:document xmlns:wpc="http://schemas.microsoft.com/office/word/2010/wordprocessingCanvas" xmlns:cx="http://schemas.microsoft.com/office/drawing/2014/chartex" xmlns:mc="http://schemas.openxmlformats.org/markup-compatibility/2006" xmlns:o="urn:schemas-microsoft-com:office:office" xmlns:r="http://schemas.openxmlformats.org/officeDocument/2006/relationships" xmlns:m="http://schemas.openxmlformats.org/officeDocument/2006/math" xmlns:v="urn:schemas-microsoft-com:vml" xmlns:wp14="http://schemas.microsoft.com/office/word/2010/wordprocessingDrawing" xmlns:wp="http://schemas.openxmlformats.org/drawingml/2006/wordprocessingDrawing" xmlns:w10="urn:schemas-microsoft-com:office:word" xmlns:w="http://schemas.openxmlformats.org/wordprocessingml/2006/main" xmlns:w14="http://schemas.microsoft.com/office/word/2010/wordml" xmlns:w15="http://schemas.microsoft.com/office/word/2012/wordml" xmlns:w16se="http://schemas.microsoft.com/office/word/2015/wordml/symex" xmlns:wpg="http://schemas.microsoft.com/office/word/2010/wordprocessingGroup" xmlns:wpi="http://schemas.microsoft.com/office/word/2010/wordprocessingInk" xmlns:wne="http://schemas.microsoft.com/office/word/2006/wordml" xmlns:wps="http://schemas.microsoft.com/office/word/2010/wordprocessingShape" mc:Ignorable="w14 w15 w16se wp14">
+<w:document xmlns:wpc="http://schemas.microsoft.com/office/word/2010/wordprocessingCanvas" xmlns:cx="http://schemas.microsoft.com/office/drawing/2014/chartex" xmlns:mc="http://schemas.openxmlformats.org/markup-compatibility/2006" xmlns:o="urn:schemas-microsoft-com:office:office" xmlns:r="http://schemas.openxmlformats.org/officeDocument/2006/relationships" xmlns:m="http://schemas.openxmlformats.org/officeDocument/2006/math" xmlns:v="urn:schemas-microsoft-com:vml" xmlns:wp14="http://schemas.microsoft.com/office/word/2010/wordprocessingDrawing" xmlns:wp="http://schemas.openxmlformats.org/drawingml/2006/wordprocessingDrawing" xmlns:w10="urn:schemas-microsoft-com:office:word" xmlns:w="http://schemas.openxmlformats.org/wordprocessingml/2006/main" xmlns:w14="http://schemas.microsoft.com/office/word/2010/wordml" xmlns:w15="http://schemas.microsoft.com/office/word/2012/wordml" xmlns:w16se="http://schemas.microsoft.com/office/word/2015/wordml/symex" xmlns:wpg="http://schemas.microsoft.com/office/word/2010/wordprocessingGroup" xmlns:wpi="http://schemas.microsoft.com/office/word/2010/wordprocessingInk" xmlns:wne="http://schemas.microsoft.com/office/word/2006/wordml" xmlns:wps="http://schemas.microsoft.com/office/word/2010/wordprocessingShape" xmlns:a="http://schemas.openxmlformats.org/drawingml/2006/main" xmlns:pic="http://schemas.openxmlformats.org/drawingml/2006/picture" mc:Ignorable="w14 w15 w16se wp14">
   <w:body>
-    <w:p>
-      <w:bookmarkStart w:id="0" w:name="_GoBack"/>
+    <w:p xmlns:wp14="http://schemas.microsoft.com/office/word/2010/wordml" wp14:textId="77777777">
+      <w:bookmarkStart w:name="_GoBack" w:id="0"/>
       <w:bookmarkEnd w:id="0"/>
       <w:r>
         <w:t xml:space="preserve">                                                                               </w:t>
@@ -24,7 +24,7 @@
         <mc:AlternateContent>
           <mc:Choice Requires="wpg">
             <w:drawing>
-              <wp:inline distT="0" distB="0" distL="0" distR="0">
+              <wp:inline xmlns:wp14="http://schemas.microsoft.com/office/word/2010/wordprocessingDrawing" distT="0" distB="0" distL="0" distR="0" wp14:anchorId="31FFBE4C" wp14:editId="7777777">
                 <wp:extent cx="586732" cy="586732"/>
                 <wp:effectExtent l="0" t="0" r="0" b="0"/>
                 <wp:docPr id="1" name="Picture 1"/>
@@ -60,8 +60,8 @@
             </w:drawing>
           </mc:Choice>
           <mc:Fallback xmlns:w16sdtdh="http://schemas.microsoft.com/office/word/2020/wordml/sdtdatahash" xmlns:w16="http://schemas.microsoft.com/office/word/2018/wordml" xmlns:w16cid="http://schemas.microsoft.com/office/word/2016/wordml/cid" xmlns:w16cex="http://schemas.microsoft.com/office/word/2018/wordml/cex" xmlns:a="http://schemas.openxmlformats.org/drawingml/2006/main">
-            <w:pict>
-              <v:shapetype id="_x0000_t75" coordsize="21600,21600" o:spt="75" o:preferrelative="t" path="m@4@5l@4@11@9@11@9@5xe" filled="f" stroked="f">
+            <w:pict w14:anchorId="4C80BF7F">
+              <v:shapetype id="_x0000_t75" coordsize="21600,21600" filled="f" stroked="f" o:spt="75" o:preferrelative="t" path="m@4@5l@4@11@9@11@9@5xe">
                 <v:stroke joinstyle="miter"/>
                 <v:formulas>
                   <v:f eqn="if lineDrawn pixelLineWidth 0"/>
@@ -77,11 +77,11 @@
                   <v:f eqn="prod @7 21600 pixelHeight"/>
                   <v:f eqn="sum @10 21600 0"/>
                 </v:formulas>
-                <v:path o:extrusionok="f" gradientshapeok="t" o:connecttype="rect"/>
+                <v:path gradientshapeok="t" o:connecttype="rect" o:extrusionok="f"/>
                 <o:lock v:ext="edit" aspectratio="t"/>
               </v:shapetype>
-              <v:shape id="_x0000_i0" o:spid="_x0000_s0" type="#_x0000_t75" style="width:46.20pt;height:46.20pt;mso-wrap-distance-left:0.00pt;mso-wrap-distance-top:0.00pt;mso-wrap-distance-right:0.00pt;mso-wrap-distance-bottom:0.00pt;z-index:1;" stroked="false">
-                <v:imagedata r:id="rId11" o:title=""/>
+              <v:shape id="_x0000_i0" style="width:46.20pt;height:46.20pt;mso-wrap-distance-left:0.00pt;mso-wrap-distance-top:0.00pt;mso-wrap-distance-right:0.00pt;mso-wrap-distance-bottom:0.00pt;z-index:1;" o:spid="_x0000_s0" stroked="false" type="#_x0000_t75">
+                <v:imagedata o:title="" r:id="rId11"/>
                 <o:lock v:ext="edit" rotation="t"/>
               </v:shape>
             </w:pict>
@@ -89,12 +89,12 @@
         </mc:AlternateContent>
       </w:r>
     </w:p>
-    <w:p>
+    <w:p xmlns:wp14="http://schemas.microsoft.com/office/word/2010/wordml" wp14:textId="73E469DF">
       <w:pPr>
         <w:pStyle w:val="a"/>
         <w:rPr>
-          <w:b/>
-          <w:bCs/>
+          <w:b w:val="1"/>
+          <w:bCs w:val="1"/>
         </w:rPr>
       </w:pPr>
       <w:r>
@@ -105,11 +105,27 @@
       </w:r>
       <w:r>
         <w:rPr>
-          <w:b/>
-          <w:bCs/>
+          <w:b w:val="1"/>
+          <w:bCs w:val="1"/>
           <w:lang w:val="en-IN"/>
         </w:rPr>
         <w:t xml:space="preserve">                   </w:t>
+      </w:r>
+      <w:r>
+        <w:rPr>
+          <w:b w:val="1"/>
+          <w:bCs w:val="1"/>
+          <w:lang w:val="en-IN"/>
+        </w:rPr>
+        <w:t xml:space="preserve">         </w:t>
+      </w:r>
+      <w:r>
+        <w:rPr>
+          <w:b w:val="1"/>
+          <w:bCs w:val="1"/>
+          <w:lang w:val="en-IN"/>
+        </w:rPr>
+        <w:t xml:space="preserve">   </w:t>
       </w:r>
       <w:r>
         <w:rPr>
@@ -119,7 +135,7 @@
         <w:t>REVO 365</w:t>
       </w:r>
     </w:p>
-    <w:p>
+    <w:p xmlns:wp14="http://schemas.microsoft.com/office/word/2010/wordml" wp14:textId="77777777">
       <w:pPr>
         <w:rPr>
           <w:b/>
@@ -175,15 +191,16 @@
         <w:gridCol w:w="3690"/>
         <w:gridCol w:w="7110"/>
       </w:tblGrid>
-      <w:tr>
+      <w:tr xmlns:wp14="http://schemas.microsoft.com/office/word/2010/wordml" wp14:textId="77777777">
         <w:trPr>
           <w:jc w:val="center"/>
         </w:trPr>
         <w:tc>
           <w:tcPr>
             <w:tcW w:w="3690" w:type="dxa"/>
+            <w:tcMar/>
           </w:tcPr>
-          <w:p>
+          <w:p wp14:textId="77777777">
             <w:pPr>
               <w:pStyle w:val="4"/>
               <w:rPr>
@@ -191,7 +208,7 @@
               </w:rPr>
             </w:pPr>
           </w:p>
-          <w:p>
+          <w:p wp14:textId="77777777">
             <w:pPr>
               <w:pStyle w:val="a"/>
               <w:rPr>
@@ -210,7 +227,7 @@
               <w:t>}</w:t>
             </w:r>
           </w:p>
-          <w:p>
+          <w:p wp14:textId="77777777">
             <w:pPr>
               <w:pStyle w:val="a"/>
               <w:rPr>
@@ -229,7 +246,7 @@
               <w:t>}</w:t>
             </w:r>
           </w:p>
-          <w:p>
+          <w:p wp14:textId="77777777">
             <w:pPr>
               <w:pStyle w:val="a"/>
               <w:rPr>
@@ -248,7 +265,7 @@
               <w:t>}</w:t>
             </w:r>
           </w:p>
-          <w:p>
+          <w:p wp14:textId="77777777">
             <w:pPr>
               <w:pStyle w:val="a"/>
               <w:rPr>
@@ -273,7 +290,7 @@
               <w:t>}</w:t>
             </w:r>
           </w:p>
-          <w:p>
+          <w:p wp14:textId="77777777">
             <w:pPr>
               <w:pStyle w:val="a"/>
             </w:pPr>
@@ -299,8 +316,9 @@
         <w:tc>
           <w:tcPr>
             <w:tcW w:w="7110" w:type="dxa"/>
+            <w:tcMar/>
           </w:tcPr>
-          <w:p>
+          <w:p wp14:textId="77777777">
             <w:pPr>
               <w:pStyle w:val="a"/>
               <w:rPr>
@@ -310,7 +328,7 @@
               </w:rPr>
             </w:pPr>
           </w:p>
-          <w:p>
+          <w:p wp14:textId="6DE1BF94">
             <w:pPr>
               <w:pStyle w:val="a"/>
             </w:pPr>
@@ -324,59 +342,57 @@
               <w:rPr>
                 <w:lang w:val="en-IN"/>
               </w:rPr>
-              <w:t xml:space="preserve">               </w:t>
+              <w:t xml:space="preserve">              </w:t>
             </w:r>
             <w:r>
               <w:rPr>
                 <w:lang w:val="en-IN"/>
               </w:rPr>
-              <w:t xml:space="preserve">  </w:t>
+              <w:t xml:space="preserve"> </w:t>
             </w:r>
-            <w:proofErr w:type="spellStart"/>
             <w:r>
               <w:rPr>
-                <w:b/>
-                <w:bCs/>
+                <w:b w:val="1"/>
+                <w:bCs w:val="1"/>
                 <w:lang w:val="en-IN"/>
               </w:rPr>
               <w:t>P.</w:t>
             </w:r>
-            <w:proofErr w:type="gramStart"/>
             <w:r>
               <w:rPr>
-                <w:b/>
-                <w:bCs/>
+                <w:b w:val="1"/>
+                <w:bCs w:val="1"/>
                 <w:lang w:val="en-IN"/>
               </w:rPr>
               <w:t>O.Date</w:t>
             </w:r>
-            <w:proofErr w:type="spellEnd"/>
-            <w:proofErr w:type="gramEnd"/>
             <w:r>
               <w:rPr>
-                <w:b/>
-                <w:bCs/>
+                <w:b w:val="1"/>
+                <w:bCs w:val="1"/>
                 <w:lang w:val="en-IN"/>
               </w:rPr>
               <w:t xml:space="preserve">: </w:t>
             </w:r>
             <w:r>
+              <w:rPr/>
               <w:t>{</w:t>
             </w:r>
-            <w:proofErr w:type="spellStart"/>
             <w:r>
+              <w:rPr/>
               <w:t>changeFormat</w:t>
             </w:r>
-            <w:proofErr w:type="spellEnd"/>
             <w:r>
+              <w:rPr/>
               <w:t>}</w:t>
             </w:r>
           </w:p>
-          <w:p>
+          <w:p wp14:textId="686CEE59">
             <w:pPr>
               <w:pStyle w:val="a"/>
               <w:rPr>
-                <w:b/>
+                <w:b w:val="1"/>
+                <w:bCs w:val="1"/>
               </w:rPr>
             </w:pPr>
             <w:r>
@@ -389,39 +405,35 @@
               <w:rPr>
                 <w:lang w:val="en-IN"/>
               </w:rPr>
-              <w:t xml:space="preserve">                   </w:t>
+              <w:t xml:space="preserve">                  </w:t>
             </w:r>
             <w:r>
               <w:rPr>
                 <w:lang w:val="en-IN"/>
               </w:rPr>
-              <w:t xml:space="preserve">  </w:t>
+              <w:t xml:space="preserve"> </w:t>
             </w:r>
-            <w:proofErr w:type="spellStart"/>
             <w:r>
               <w:rPr>
-                <w:b/>
-                <w:bCs/>
+                <w:b w:val="1"/>
+                <w:bCs w:val="1"/>
                 <w:lang w:val="en-IN"/>
               </w:rPr>
               <w:t>P.</w:t>
             </w:r>
-            <w:proofErr w:type="gramStart"/>
             <w:r>
               <w:rPr>
-                <w:b/>
-                <w:bCs/>
+                <w:b w:val="1"/>
+                <w:bCs w:val="1"/>
                 <w:lang w:val="en-IN"/>
               </w:rPr>
               <w:t>O.Number</w:t>
             </w:r>
-            <w:proofErr w:type="spellEnd"/>
-            <w:proofErr w:type="gramEnd"/>
             <w:r>
               <w:rPr>
                 <w:rStyle w:val="a1"/>
-                <w:b/>
-                <w:bCs/>
+                <w:b w:val="1"/>
+                <w:bCs w:val="1"/>
               </w:rPr>
               <w:t>:</w:t>
             </w:r>
@@ -431,14 +443,12 @@
               </w:rPr>
               <w:t xml:space="preserve"> {</w:t>
             </w:r>
-            <w:proofErr w:type="spellStart"/>
             <w:r>
               <w:rPr>
                 <w:rStyle w:val="a1"/>
               </w:rPr>
               <w:t>ponumber</w:t>
             </w:r>
-            <w:proofErr w:type="spellEnd"/>
             <w:r>
               <w:rPr>
                 <w:rStyle w:val="a1"/>
@@ -446,7 +456,7 @@
               <w:t>}</w:t>
             </w:r>
           </w:p>
-          <w:p>
+          <w:p wp14:textId="77777777">
             <w:pPr>
               <w:pStyle w:val="a"/>
               <w:rPr>
@@ -461,7 +471,7 @@
               <w:t xml:space="preserve">                                        </w:t>
             </w:r>
           </w:p>
-          <w:p>
+          <w:p wp14:textId="77777777">
             <w:pPr>
               <w:pStyle w:val="a"/>
               <w:rPr>
@@ -472,7 +482,7 @@
         </w:tc>
       </w:tr>
     </w:tbl>
-    <w:p>
+    <w:p xmlns:wp14="http://schemas.microsoft.com/office/word/2010/wordml" wp14:textId="77777777">
       <w:pPr>
         <w:pStyle w:val="a"/>
         <w:rPr>
@@ -491,7 +501,7 @@
         <w:gridCol w:w="5400"/>
         <w:gridCol w:w="5400"/>
       </w:tblGrid>
-      <w:tr>
+      <w:tr xmlns:wp14="http://schemas.microsoft.com/office/word/2010/wordml" wp14:textId="77777777">
         <w:trPr>
           <w:trHeight w:val="1440"/>
           <w:jc w:val="center"/>
@@ -500,7 +510,7 @@
           <w:tcPr>
             <w:tcW w:w="5508" w:type="dxa"/>
           </w:tcPr>
-          <w:p>
+          <w:p wp14:textId="77777777">
             <w:pPr>
               <w:pStyle w:val="4"/>
               <w:rPr>
@@ -514,7 +524,7 @@
               <w:t>INVOICE To:</w:t>
             </w:r>
           </w:p>
-          <w:p>
+          <w:p wp14:textId="77777777">
             <w:pPr>
               <w:pStyle w:val="a"/>
               <w:rPr>
@@ -534,7 +544,7 @@
               <w:t>}</w:t>
             </w:r>
           </w:p>
-          <w:p>
+          <w:p wp14:textId="77777777">
             <w:pPr>
               <w:pStyle w:val="a"/>
               <w:rPr>
@@ -554,7 +564,7 @@
               <w:t>}</w:t>
             </w:r>
           </w:p>
-          <w:p>
+          <w:p wp14:textId="77777777">
             <w:pPr>
               <w:pStyle w:val="a"/>
               <w:rPr>
@@ -573,7 +583,7 @@
               <w:t>}</w:t>
             </w:r>
           </w:p>
-          <w:p>
+          <w:p wp14:textId="77777777">
             <w:pPr>
               <w:pStyle w:val="a"/>
               <w:rPr>
@@ -598,7 +608,7 @@
               <w:t>}</w:t>
             </w:r>
           </w:p>
-          <w:p>
+          <w:p wp14:textId="77777777">
             <w:pPr>
               <w:pStyle w:val="a"/>
             </w:pPr>
@@ -620,7 +630,7 @@
               <w:t>}</w:t>
             </w:r>
           </w:p>
-          <w:p>
+          <w:p wp14:textId="77777777">
             <w:pPr>
               <w:pStyle w:val="4"/>
               <w:rPr>
@@ -629,7 +639,7 @@
               </w:rPr>
             </w:pPr>
           </w:p>
-          <w:p>
+          <w:p wp14:textId="77777777">
             <w:pPr>
               <w:pStyle w:val="4"/>
               <w:rPr>
@@ -648,7 +658,7 @@
           <w:tcPr>
             <w:tcW w:w="5508" w:type="dxa"/>
           </w:tcPr>
-          <w:p>
+          <w:p wp14:textId="77777777">
             <w:pPr>
               <w:pStyle w:val="4"/>
               <w:rPr>
@@ -676,7 +686,7 @@
               <w:t>Deliver To:</w:t>
             </w:r>
           </w:p>
-          <w:p>
+          <w:p wp14:textId="77777777">
             <w:pPr>
               <w:pStyle w:val="a"/>
               <w:rPr>
@@ -708,7 +718,7 @@
               <w:t>}</w:t>
             </w:r>
           </w:p>
-          <w:p>
+          <w:p wp14:textId="77777777">
             <w:pPr>
               <w:pStyle w:val="a"/>
               <w:rPr>
@@ -740,7 +750,7 @@
               <w:t>}</w:t>
             </w:r>
           </w:p>
-          <w:p>
+          <w:p wp14:textId="77777777">
             <w:pPr>
               <w:pStyle w:val="a"/>
               <w:rPr>
@@ -771,7 +781,7 @@
               <w:t>}</w:t>
             </w:r>
           </w:p>
-          <w:p>
+          <w:p wp14:textId="77777777">
             <w:pPr>
               <w:pStyle w:val="a"/>
               <w:rPr>
@@ -810,7 +820,7 @@
               <w:t>}</w:t>
             </w:r>
           </w:p>
-          <w:p>
+          <w:p wp14:textId="77777777">
             <w:pPr>
               <w:pStyle w:val="a"/>
             </w:pPr>
@@ -846,7 +856,7 @@
               <w:t>}</w:t>
             </w:r>
           </w:p>
-          <w:p>
+          <w:p wp14:textId="77777777">
             <w:pPr>
               <w:pStyle w:val="a"/>
               <w:rPr>
@@ -857,7 +867,7 @@
         </w:tc>
       </w:tr>
     </w:tbl>
-    <w:p>
+    <w:p xmlns:wp14="http://schemas.microsoft.com/office/word/2010/wordml" wp14:textId="77777777">
       <w:pPr>
         <w:pStyle w:val="a"/>
         <w:rPr>
@@ -871,12 +881,12 @@
         <w:tblW w:w="10630" w:type="dxa"/>
         <w:jc w:val="center"/>
         <w:tblBorders>
-          <w:top w:val="single" w:sz="4" w:space="0" w:color="000000"/>
-          <w:left w:val="single" w:sz="4" w:space="0" w:color="000000"/>
-          <w:bottom w:val="single" w:sz="4" w:space="0" w:color="000000"/>
-          <w:right w:val="single" w:sz="4" w:space="0" w:color="000000"/>
-          <w:insideH w:val="single" w:sz="4" w:space="0" w:color="000000"/>
-          <w:insideV w:val="single" w:sz="4" w:space="0" w:color="000000"/>
+          <w:top w:val="single" w:color="000000" w:sz="4" w:space="0"/>
+          <w:left w:val="single" w:color="000000" w:sz="4" w:space="0"/>
+          <w:bottom w:val="single" w:color="000000" w:sz="4" w:space="0"/>
+          <w:right w:val="single" w:color="000000" w:sz="4" w:space="0"/>
+          <w:insideH w:val="single" w:color="000000" w:sz="4" w:space="0"/>
+          <w:insideV w:val="single" w:color="000000" w:sz="4" w:space="0"/>
         </w:tblBorders>
         <w:shd w:val="clear" w:color="auto" w:fill="C4BC96" w:themeFill="background2" w:themeFillShade="BF"/>
         <w:tblLayout w:type="fixed"/>
@@ -894,7 +904,7 @@
         <w:gridCol w:w="2692"/>
         <w:gridCol w:w="2820"/>
       </w:tblGrid>
-      <w:tr>
+      <w:tr xmlns:wp14="http://schemas.microsoft.com/office/word/2010/wordml" wp14:textId="77777777">
         <w:trPr>
           <w:trHeight w:val="288"/>
           <w:jc w:val="center"/>
@@ -903,12 +913,12 @@
           <w:tcPr>
             <w:tcW w:w="2425" w:type="dxa"/>
             <w:tcBorders>
-              <w:top w:val="single" w:sz="12" w:space="0" w:color="000000" w:themeColor="text1"/>
+              <w:top w:val="single" w:color="000000" w:themeColor="text1" w:sz="12" w:space="0"/>
             </w:tcBorders>
             <w:shd w:val="clear" w:color="auto" w:fill="C4BC96" w:themeFill="background2" w:themeFillShade="BF"/>
             <w:vAlign w:val="center"/>
           </w:tcPr>
-          <w:p>
+          <w:p wp14:textId="77777777">
             <w:pPr>
               <w:pStyle w:val="CenteredHeading"/>
               <w:rPr>
@@ -927,12 +937,12 @@
           <w:tcPr>
             <w:tcW w:w="2692" w:type="dxa"/>
             <w:tcBorders>
-              <w:top w:val="single" w:sz="12" w:space="0" w:color="000000" w:themeColor="text1"/>
+              <w:top w:val="single" w:color="000000" w:themeColor="text1" w:sz="12" w:space="0"/>
             </w:tcBorders>
             <w:shd w:val="clear" w:color="auto" w:fill="C4BC96" w:themeFill="background2" w:themeFillShade="BF"/>
             <w:vAlign w:val="center"/>
           </w:tcPr>
-          <w:p>
+          <w:p wp14:textId="77777777">
             <w:pPr>
               <w:pStyle w:val="CenteredHeading"/>
               <w:rPr>
@@ -951,12 +961,12 @@
           <w:tcPr>
             <w:tcW w:w="2692" w:type="dxa"/>
             <w:tcBorders>
-              <w:top w:val="single" w:sz="12" w:space="0" w:color="000000" w:themeColor="text1"/>
+              <w:top w:val="single" w:color="000000" w:themeColor="text1" w:sz="12" w:space="0"/>
             </w:tcBorders>
             <w:shd w:val="clear" w:color="auto" w:fill="C4BC96" w:themeFill="background2" w:themeFillShade="BF"/>
             <w:vAlign w:val="center"/>
           </w:tcPr>
-          <w:p>
+          <w:p wp14:textId="77777777">
             <w:pPr>
               <w:pStyle w:val="CenteredHeading"/>
               <w:rPr>
@@ -975,12 +985,12 @@
           <w:tcPr>
             <w:tcW w:w="2820" w:type="dxa"/>
             <w:tcBorders>
-              <w:top w:val="single" w:sz="12" w:space="0" w:color="000000" w:themeColor="text1"/>
+              <w:top w:val="single" w:color="000000" w:themeColor="text1" w:sz="12" w:space="0"/>
             </w:tcBorders>
             <w:shd w:val="clear" w:color="auto" w:fill="C4BC96" w:themeFill="background2" w:themeFillShade="BF"/>
             <w:vAlign w:val="center"/>
           </w:tcPr>
-          <w:p>
+          <w:p wp14:textId="77777777">
             <w:pPr>
               <w:pStyle w:val="CenteredHeading"/>
               <w:rPr>
@@ -996,7 +1006,7 @@
           </w:p>
         </w:tc>
       </w:tr>
-      <w:tr>
+      <w:tr xmlns:wp14="http://schemas.microsoft.com/office/word/2010/wordml" wp14:textId="77777777">
         <w:trPr>
           <w:trHeight w:val="288"/>
           <w:jc w:val="center"/>
@@ -1007,7 +1017,7 @@
             <w:shd w:val="clear" w:color="auto" w:fill="FFFFFF" w:themeFill="background1"/>
             <w:vAlign w:val="center"/>
           </w:tcPr>
-          <w:p>
+          <w:p wp14:textId="77777777">
             <w:pPr>
               <w:pStyle w:val="a"/>
               <w:rPr>
@@ -1042,7 +1052,7 @@
             <w:shd w:val="clear" w:color="auto" w:fill="FFFFFF" w:themeFill="background1"/>
             <w:vAlign w:val="center"/>
           </w:tcPr>
-          <w:p>
+          <w:p wp14:textId="77777777">
             <w:pPr>
               <w:pStyle w:val="a"/>
               <w:rPr>
@@ -1077,7 +1087,7 @@
             <w:shd w:val="clear" w:color="auto" w:fill="FFFFFF" w:themeFill="background1"/>
             <w:vAlign w:val="center"/>
           </w:tcPr>
-          <w:p>
+          <w:p wp14:textId="77777777">
             <w:pPr>
               <w:pStyle w:val="a"/>
               <w:rPr>
@@ -1112,7 +1122,7 @@
             <w:shd w:val="clear" w:color="auto" w:fill="FFFFFF" w:themeFill="background1"/>
             <w:vAlign w:val="center"/>
           </w:tcPr>
-          <w:p>
+          <w:p wp14:textId="77777777">
             <w:pPr>
               <w:pStyle w:val="a"/>
               <w:rPr>
@@ -1143,7 +1153,7 @@
         </w:tc>
       </w:tr>
     </w:tbl>
-    <w:p>
+    <w:p xmlns:wp14="http://schemas.microsoft.com/office/word/2010/wordml" wp14:textId="77777777">
       <w:pPr>
         <w:pStyle w:val="a"/>
         <w:rPr>
@@ -1157,12 +1167,12 @@
         <w:tblW w:w="10641" w:type="dxa"/>
         <w:jc w:val="center"/>
         <w:tblBorders>
-          <w:top w:val="single" w:sz="4" w:space="0" w:color="000000"/>
-          <w:left w:val="single" w:sz="4" w:space="0" w:color="000000"/>
-          <w:bottom w:val="single" w:sz="4" w:space="0" w:color="000000"/>
-          <w:right w:val="single" w:sz="4" w:space="0" w:color="000000"/>
-          <w:insideH w:val="single" w:sz="4" w:space="0" w:color="000000"/>
-          <w:insideV w:val="single" w:sz="4" w:space="0" w:color="000000"/>
+          <w:top w:val="single" w:color="000000" w:sz="4" w:space="0"/>
+          <w:left w:val="single" w:color="000000" w:sz="4" w:space="0"/>
+          <w:bottom w:val="single" w:color="000000" w:sz="4" w:space="0"/>
+          <w:right w:val="single" w:color="000000" w:sz="4" w:space="0"/>
+          <w:insideH w:val="single" w:color="000000" w:sz="4" w:space="0"/>
+          <w:insideV w:val="single" w:color="000000" w:sz="4" w:space="0"/>
         </w:tblBorders>
         <w:tblLayout w:type="fixed"/>
         <w:tblCellMar>
@@ -1181,7 +1191,7 @@
         <w:gridCol w:w="1433"/>
         <w:gridCol w:w="1885"/>
       </w:tblGrid>
-      <w:tr>
+      <w:tr xmlns:wp14="http://schemas.microsoft.com/office/word/2010/wordml" wp14:textId="77777777">
         <w:trPr>
           <w:trHeight w:val="288"/>
           <w:jc w:val="center"/>
@@ -1190,13 +1200,13 @@
           <w:tcPr>
             <w:tcW w:w="1227" w:type="dxa"/>
             <w:tcBorders>
-              <w:top w:val="single" w:sz="12" w:space="0" w:color="000000" w:themeColor="text1"/>
-              <w:bottom w:val="single" w:sz="4" w:space="0" w:color="000000" w:themeColor="text1"/>
+              <w:top w:val="single" w:color="000000" w:themeColor="text1" w:sz="12" w:space="0"/>
+              <w:bottom w:val="single" w:color="000000" w:themeColor="text1" w:sz="4" w:space="0"/>
             </w:tcBorders>
             <w:shd w:val="clear" w:color="auto" w:fill="C4BC96" w:themeFill="background2" w:themeFillShade="BF"/>
             <w:vAlign w:val="center"/>
           </w:tcPr>
-          <w:p>
+          <w:p wp14:textId="77777777">
             <w:pPr>
               <w:pStyle w:val="CenteredHeading"/>
               <w:rPr>
@@ -1223,13 +1233,13 @@
           <w:tcPr>
             <w:tcW w:w="3544" w:type="dxa"/>
             <w:tcBorders>
-              <w:top w:val="single" w:sz="12" w:space="0" w:color="000000" w:themeColor="text1"/>
-              <w:bottom w:val="single" w:sz="4" w:space="0" w:color="000000" w:themeColor="text1"/>
+              <w:top w:val="single" w:color="000000" w:themeColor="text1" w:sz="12" w:space="0"/>
+              <w:bottom w:val="single" w:color="000000" w:themeColor="text1" w:sz="4" w:space="0"/>
             </w:tcBorders>
             <w:shd w:val="clear" w:color="auto" w:fill="C4BC96" w:themeFill="background2" w:themeFillShade="BF"/>
             <w:vAlign w:val="center"/>
           </w:tcPr>
-          <w:p>
+          <w:p wp14:textId="77777777">
             <w:pPr>
               <w:pStyle w:val="CenteredHeading"/>
               <w:rPr>
@@ -1249,13 +1259,13 @@
             <w:tcW w:w="2552" w:type="dxa"/>
             <w:gridSpan w:val="2"/>
             <w:tcBorders>
-              <w:top w:val="single" w:sz="12" w:space="0" w:color="000000" w:themeColor="text1"/>
-              <w:bottom w:val="single" w:sz="4" w:space="0" w:color="000000" w:themeColor="text1"/>
+              <w:top w:val="single" w:color="000000" w:themeColor="text1" w:sz="12" w:space="0"/>
+              <w:bottom w:val="single" w:color="000000" w:themeColor="text1" w:sz="4" w:space="0"/>
             </w:tcBorders>
             <w:shd w:val="clear" w:color="auto" w:fill="C4BC96" w:themeFill="background2" w:themeFillShade="BF"/>
             <w:vAlign w:val="center"/>
           </w:tcPr>
-          <w:p>
+          <w:p wp14:textId="77777777">
             <w:pPr>
               <w:pStyle w:val="CenteredHeading"/>
               <w:rPr>
@@ -1274,13 +1284,13 @@
           <w:tcPr>
             <w:tcW w:w="1433" w:type="dxa"/>
             <w:tcBorders>
-              <w:top w:val="single" w:sz="12" w:space="0" w:color="000000" w:themeColor="text1"/>
-              <w:bottom w:val="single" w:sz="4" w:space="0" w:color="000000" w:themeColor="text1"/>
+              <w:top w:val="single" w:color="000000" w:themeColor="text1" w:sz="12" w:space="0"/>
+              <w:bottom w:val="single" w:color="000000" w:themeColor="text1" w:sz="4" w:space="0"/>
             </w:tcBorders>
             <w:shd w:val="clear" w:color="auto" w:fill="C4BC96" w:themeFill="background2" w:themeFillShade="BF"/>
             <w:vAlign w:val="center"/>
           </w:tcPr>
-          <w:p>
+          <w:p wp14:textId="77777777">
             <w:pPr>
               <w:pStyle w:val="CenteredHeading"/>
               <w:rPr>
@@ -1307,13 +1317,13 @@
           <w:tcPr>
             <w:tcW w:w="1885" w:type="dxa"/>
             <w:tcBorders>
-              <w:top w:val="single" w:sz="12" w:space="0" w:color="000000" w:themeColor="text1"/>
-              <w:bottom w:val="single" w:sz="4" w:space="0" w:color="000000" w:themeColor="text1"/>
+              <w:top w:val="single" w:color="000000" w:themeColor="text1" w:sz="12" w:space="0"/>
+              <w:bottom w:val="single" w:color="000000" w:themeColor="text1" w:sz="4" w:space="0"/>
             </w:tcBorders>
             <w:shd w:val="clear" w:color="auto" w:fill="C4BC96" w:themeFill="background2" w:themeFillShade="BF"/>
             <w:vAlign w:val="center"/>
           </w:tcPr>
-          <w:p>
+          <w:p wp14:textId="77777777">
             <w:pPr>
               <w:pStyle w:val="CenteredHeading"/>
               <w:rPr>
@@ -1329,7 +1339,7 @@
           </w:p>
         </w:tc>
       </w:tr>
-      <w:tr>
+      <w:tr xmlns:wp14="http://schemas.microsoft.com/office/word/2010/wordml" wp14:textId="77777777">
         <w:trPr>
           <w:trHeight w:val="20"/>
           <w:jc w:val="center"/>
@@ -1338,14 +1348,14 @@
           <w:tcPr>
             <w:tcW w:w="1227" w:type="dxa"/>
             <w:tcBorders>
-              <w:top w:val="single" w:sz="4" w:space="0" w:color="000000" w:themeColor="text1"/>
-              <w:left w:val="single" w:sz="4" w:space="0" w:color="000000" w:themeColor="text1"/>
-              <w:bottom w:val="none" w:sz="0" w:space="0" w:color="000000" w:themeColor="text1"/>
-              <w:right w:val="single" w:sz="4" w:space="0" w:color="000000" w:themeColor="text1"/>
+              <w:top w:val="single" w:color="000000" w:themeColor="text1" w:sz="4" w:space="0"/>
+              <w:left w:val="single" w:color="000000" w:themeColor="text1" w:sz="4" w:space="0"/>
+              <w:bottom w:val="none" w:color="000000" w:themeColor="text1" w:sz="0" w:space="0"/>
+              <w:right w:val="single" w:color="000000" w:themeColor="text1" w:sz="4" w:space="0"/>
             </w:tcBorders>
             <w:vAlign w:val="center"/>
           </w:tcPr>
-          <w:p>
+          <w:p wp14:textId="77777777">
             <w:pPr>
               <w:pStyle w:val="a"/>
               <w:rPr>
@@ -1364,14 +1374,14 @@
           <w:tcPr>
             <w:tcW w:w="3544" w:type="dxa"/>
             <w:tcBorders>
-              <w:top w:val="single" w:sz="4" w:space="0" w:color="000000" w:themeColor="text1"/>
-              <w:left w:val="single" w:sz="4" w:space="0" w:color="000000" w:themeColor="text1"/>
-              <w:bottom w:val="none" w:sz="0" w:space="0" w:color="000000" w:themeColor="text1"/>
-              <w:right w:val="single" w:sz="4" w:space="0" w:color="000000" w:themeColor="text1"/>
+              <w:top w:val="single" w:color="000000" w:themeColor="text1" w:sz="4" w:space="0"/>
+              <w:left w:val="single" w:color="000000" w:themeColor="text1" w:sz="4" w:space="0"/>
+              <w:bottom w:val="none" w:color="000000" w:themeColor="text1" w:sz="0" w:space="0"/>
+              <w:right w:val="single" w:color="000000" w:themeColor="text1" w:sz="4" w:space="0"/>
             </w:tcBorders>
             <w:vAlign w:val="center"/>
           </w:tcPr>
-          <w:p>
+          <w:p wp14:textId="77777777">
             <w:pPr>
               <w:pStyle w:val="a"/>
               <w:rPr>
@@ -1391,10 +1401,10 @@
             <w:tcW w:w="2552" w:type="dxa"/>
             <w:gridSpan w:val="2"/>
             <w:tcBorders>
-              <w:top w:val="single" w:sz="4" w:space="0" w:color="000000" w:themeColor="text1"/>
-              <w:left w:val="single" w:sz="4" w:space="0" w:color="000000" w:themeColor="text1"/>
-              <w:bottom w:val="none" w:sz="0" w:space="0" w:color="000000" w:themeColor="text1"/>
-              <w:right w:val="single" w:sz="4" w:space="0" w:color="000000" w:themeColor="text1"/>
+              <w:top w:val="single" w:color="000000" w:themeColor="text1" w:sz="4" w:space="0"/>
+              <w:left w:val="single" w:color="000000" w:themeColor="text1" w:sz="4" w:space="0"/>
+              <w:bottom w:val="none" w:color="000000" w:themeColor="text1" w:sz="0" w:space="0"/>
+              <w:right w:val="single" w:color="000000" w:themeColor="text1" w:sz="4" w:space="0"/>
             </w:tcBorders>
             <w:tcMar>
               <w:left w:w="216" w:type="dxa"/>
@@ -1402,7 +1412,7 @@
             </w:tcMar>
             <w:vAlign w:val="center"/>
           </w:tcPr>
-          <w:p>
+          <w:p wp14:textId="77777777">
             <w:pPr>
               <w:pStyle w:val="a"/>
               <w:rPr>
@@ -1435,10 +1445,10 @@
           <w:tcPr>
             <w:tcW w:w="1433" w:type="dxa"/>
             <w:tcBorders>
-              <w:top w:val="single" w:sz="4" w:space="0" w:color="000000" w:themeColor="text1"/>
-              <w:left w:val="single" w:sz="4" w:space="0" w:color="000000" w:themeColor="text1"/>
-              <w:bottom w:val="none" w:sz="0" w:space="0" w:color="000000" w:themeColor="text1"/>
-              <w:right w:val="single" w:sz="4" w:space="0" w:color="000000" w:themeColor="text1"/>
+              <w:top w:val="single" w:color="000000" w:themeColor="text1" w:sz="4" w:space="0"/>
+              <w:left w:val="single" w:color="000000" w:themeColor="text1" w:sz="4" w:space="0"/>
+              <w:bottom w:val="none" w:color="000000" w:themeColor="text1" w:sz="0" w:space="0"/>
+              <w:right w:val="single" w:color="000000" w:themeColor="text1" w:sz="4" w:space="0"/>
             </w:tcBorders>
             <w:tcMar>
               <w:left w:w="216" w:type="dxa"/>
@@ -1446,7 +1456,7 @@
             </w:tcMar>
             <w:vAlign w:val="center"/>
           </w:tcPr>
-          <w:p>
+          <w:p wp14:textId="77777777">
             <w:pPr>
               <w:pStyle w:val="a"/>
               <w:rPr>
@@ -1465,10 +1475,10 @@
           <w:tcPr>
             <w:tcW w:w="1885" w:type="dxa"/>
             <w:tcBorders>
-              <w:top w:val="single" w:sz="4" w:space="0" w:color="000000" w:themeColor="text1"/>
-              <w:left w:val="single" w:sz="4" w:space="0" w:color="000000" w:themeColor="text1"/>
-              <w:bottom w:val="none" w:sz="0" w:space="0" w:color="000000" w:themeColor="text1"/>
-              <w:right w:val="single" w:sz="4" w:space="0" w:color="000000" w:themeColor="text1"/>
+              <w:top w:val="single" w:color="000000" w:themeColor="text1" w:sz="4" w:space="0"/>
+              <w:left w:val="single" w:color="000000" w:themeColor="text1" w:sz="4" w:space="0"/>
+              <w:bottom w:val="none" w:color="000000" w:themeColor="text1" w:sz="0" w:space="0"/>
+              <w:right w:val="single" w:color="000000" w:themeColor="text1" w:sz="4" w:space="0"/>
             </w:tcBorders>
             <w:tcMar>
               <w:left w:w="216" w:type="dxa"/>
@@ -1476,7 +1486,7 @@
             </w:tcMar>
             <w:vAlign w:val="center"/>
           </w:tcPr>
-          <w:p>
+          <w:p wp14:textId="77777777">
             <w:pPr>
               <w:pStyle w:val="a"/>
               <w:rPr>
@@ -1492,7 +1502,7 @@
           </w:p>
         </w:tc>
       </w:tr>
-      <w:tr>
+      <w:tr xmlns:wp14="http://schemas.microsoft.com/office/word/2010/wordml" wp14:textId="77777777">
         <w:trPr>
           <w:trHeight w:val="244"/>
           <w:jc w:val="center"/>
@@ -1503,13 +1513,13 @@
             <w:gridSpan w:val="3"/>
             <w:vMerge w:val="restart"/>
             <w:tcBorders>
-              <w:top w:val="single" w:sz="4" w:space="0" w:color="000000" w:themeColor="text1"/>
-              <w:left w:val="none" w:sz="0" w:space="0" w:color="000000" w:themeColor="text1"/>
-              <w:bottom w:val="none" w:sz="4" w:space="0" w:color="000000" w:themeColor="text1"/>
-              <w:right w:val="none" w:sz="0" w:space="0" w:color="000000" w:themeColor="text1"/>
+              <w:top w:val="single" w:color="000000" w:themeColor="text1" w:sz="4" w:space="0"/>
+              <w:left w:val="none" w:color="000000" w:themeColor="text1" w:sz="0" w:space="0"/>
+              <w:bottom w:val="none" w:color="000000" w:themeColor="text1" w:sz="4" w:space="0"/>
+              <w:right w:val="none" w:color="000000" w:themeColor="text1" w:sz="0" w:space="0"/>
             </w:tcBorders>
           </w:tcPr>
-          <w:p>
+          <w:p wp14:textId="77777777">
             <w:pPr>
               <w:pStyle w:val="a"/>
               <w:rPr>
@@ -1523,10 +1533,10 @@
             <w:tcW w:w="2810" w:type="dxa"/>
             <w:gridSpan w:val="2"/>
             <w:tcBorders>
-              <w:top w:val="single" w:sz="4" w:space="0" w:color="000000" w:themeColor="text1"/>
-              <w:left w:val="none" w:sz="0" w:space="0" w:color="000000" w:themeColor="text1"/>
-              <w:bottom w:val="none" w:sz="0" w:space="0" w:color="000000" w:themeColor="text1"/>
-              <w:right w:val="single" w:sz="4" w:space="0" w:color="000000" w:themeColor="text1"/>
+              <w:top w:val="single" w:color="000000" w:themeColor="text1" w:sz="4" w:space="0"/>
+              <w:left w:val="none" w:color="000000" w:themeColor="text1" w:sz="0" w:space="0"/>
+              <w:bottom w:val="none" w:color="000000" w:themeColor="text1" w:sz="0" w:space="0"/>
+              <w:right w:val="single" w:color="000000" w:themeColor="text1" w:sz="4" w:space="0"/>
             </w:tcBorders>
             <w:tcMar>
               <w:left w:w="216" w:type="dxa"/>
@@ -1534,7 +1544,7 @@
             </w:tcMar>
             <w:vAlign w:val="center"/>
           </w:tcPr>
-          <w:p>
+          <w:p wp14:textId="77777777">
             <w:pPr>
               <w:pStyle w:val="RightAlignedHeading"/>
               <w:rPr>
@@ -1553,10 +1563,10 @@
           <w:tcPr>
             <w:tcW w:w="1885" w:type="dxa"/>
             <w:tcBorders>
-              <w:top w:val="single" w:sz="4" w:space="0" w:color="000000" w:themeColor="text1"/>
-              <w:left w:val="single" w:sz="4" w:space="0" w:color="000000" w:themeColor="text1"/>
-              <w:bottom w:val="none" w:sz="0" w:space="0" w:color="000000" w:themeColor="text1"/>
-              <w:right w:val="single" w:sz="4" w:space="0" w:color="000000" w:themeColor="text1"/>
+              <w:top w:val="single" w:color="000000" w:themeColor="text1" w:sz="4" w:space="0"/>
+              <w:left w:val="single" w:color="000000" w:themeColor="text1" w:sz="4" w:space="0"/>
+              <w:bottom w:val="none" w:color="000000" w:themeColor="text1" w:sz="0" w:space="0"/>
+              <w:right w:val="single" w:color="000000" w:themeColor="text1" w:sz="4" w:space="0"/>
             </w:tcBorders>
             <w:tcMar>
               <w:left w:w="216" w:type="dxa"/>
@@ -1564,7 +1574,7 @@
             </w:tcMar>
             <w:vAlign w:val="center"/>
           </w:tcPr>
-          <w:p>
+          <w:p wp14:textId="77777777">
             <w:pPr>
               <w:pStyle w:val="a"/>
               <w:rPr>
@@ -1580,7 +1590,7 @@
           </w:p>
         </w:tc>
       </w:tr>
-      <w:tr>
+      <w:tr xmlns:wp14="http://schemas.microsoft.com/office/word/2010/wordml" wp14:textId="77777777">
         <w:trPr>
           <w:trHeight w:val="288"/>
           <w:jc w:val="center"/>
@@ -1591,10 +1601,10 @@
             <w:gridSpan w:val="3"/>
             <w:vMerge/>
             <w:tcBorders>
-              <w:bottom w:val="none" w:sz="4" w:space="0" w:color="000000" w:themeColor="text1"/>
+              <w:bottom w:val="none" w:color="000000" w:themeColor="text1" w:sz="4" w:space="0"/>
             </w:tcBorders>
           </w:tcPr>
-          <w:p>
+          <w:p wp14:textId="77777777">
             <w:pPr>
               <w:pStyle w:val="a"/>
               <w:rPr>
@@ -1608,10 +1618,10 @@
             <w:tcW w:w="2810" w:type="dxa"/>
             <w:gridSpan w:val="2"/>
             <w:tcBorders>
-              <w:top w:val="none" w:sz="0" w:space="0" w:color="000000" w:themeColor="text1"/>
-              <w:left w:val="none" w:sz="0" w:space="0" w:color="000000" w:themeColor="text1"/>
-              <w:bottom w:val="none" w:sz="0" w:space="0" w:color="000000" w:themeColor="text1"/>
-              <w:right w:val="single" w:sz="4" w:space="0" w:color="000000" w:themeColor="text1"/>
+              <w:top w:val="none" w:color="000000" w:themeColor="text1" w:sz="0" w:space="0"/>
+              <w:left w:val="none" w:color="000000" w:themeColor="text1" w:sz="0" w:space="0"/>
+              <w:bottom w:val="none" w:color="000000" w:themeColor="text1" w:sz="0" w:space="0"/>
+              <w:right w:val="single" w:color="000000" w:themeColor="text1" w:sz="4" w:space="0"/>
             </w:tcBorders>
             <w:tcMar>
               <w:left w:w="216" w:type="dxa"/>
@@ -1619,7 +1629,7 @@
             </w:tcMar>
             <w:vAlign w:val="center"/>
           </w:tcPr>
-          <w:p>
+          <w:p wp14:textId="77777777">
             <w:pPr>
               <w:pStyle w:val="RightAlignedHeading"/>
               <w:rPr>
@@ -1638,10 +1648,10 @@
           <w:tcPr>
             <w:tcW w:w="1885" w:type="dxa"/>
             <w:tcBorders>
-              <w:top w:val="none" w:sz="0" w:space="0" w:color="000000" w:themeColor="text1"/>
-              <w:left w:val="single" w:sz="4" w:space="0" w:color="000000" w:themeColor="text1"/>
-              <w:bottom w:val="none" w:sz="0" w:space="0" w:color="000000" w:themeColor="text1"/>
-              <w:right w:val="single" w:sz="4" w:space="0" w:color="000000" w:themeColor="text1"/>
+              <w:top w:val="none" w:color="000000" w:themeColor="text1" w:sz="0" w:space="0"/>
+              <w:left w:val="single" w:color="000000" w:themeColor="text1" w:sz="4" w:space="0"/>
+              <w:bottom w:val="none" w:color="000000" w:themeColor="text1" w:sz="0" w:space="0"/>
+              <w:right w:val="single" w:color="000000" w:themeColor="text1" w:sz="4" w:space="0"/>
             </w:tcBorders>
             <w:tcMar>
               <w:left w:w="216" w:type="dxa"/>
@@ -1649,7 +1659,7 @@
             </w:tcMar>
             <w:vAlign w:val="center"/>
           </w:tcPr>
-          <w:p>
+          <w:p wp14:textId="77777777">
             <w:pPr>
               <w:pStyle w:val="a"/>
               <w:rPr>
@@ -1665,7 +1675,7 @@
           </w:p>
         </w:tc>
       </w:tr>
-      <w:tr>
+      <w:tr xmlns:wp14="http://schemas.microsoft.com/office/word/2010/wordml" wp14:textId="77777777">
         <w:trPr>
           <w:trHeight w:val="288"/>
           <w:jc w:val="center"/>
@@ -1676,10 +1686,10 @@
             <w:gridSpan w:val="3"/>
             <w:vMerge/>
             <w:tcBorders>
-              <w:bottom w:val="none" w:sz="4" w:space="0" w:color="000000" w:themeColor="text1"/>
+              <w:bottom w:val="none" w:color="000000" w:themeColor="text1" w:sz="4" w:space="0"/>
             </w:tcBorders>
           </w:tcPr>
-          <w:p>
+          <w:p wp14:textId="77777777">
             <w:pPr>
               <w:pStyle w:val="a"/>
               <w:rPr>
@@ -1693,10 +1703,10 @@
             <w:tcW w:w="2810" w:type="dxa"/>
             <w:gridSpan w:val="2"/>
             <w:tcBorders>
-              <w:top w:val="none" w:sz="0" w:space="0" w:color="000000" w:themeColor="text1"/>
-              <w:left w:val="none" w:sz="0" w:space="0" w:color="000000" w:themeColor="text1"/>
-              <w:bottom w:val="none" w:sz="0" w:space="0" w:color="000000" w:themeColor="text1"/>
-              <w:right w:val="single" w:sz="4" w:space="0" w:color="000000" w:themeColor="text1"/>
+              <w:top w:val="none" w:color="000000" w:themeColor="text1" w:sz="0" w:space="0"/>
+              <w:left w:val="none" w:color="000000" w:themeColor="text1" w:sz="0" w:space="0"/>
+              <w:bottom w:val="none" w:color="000000" w:themeColor="text1" w:sz="0" w:space="0"/>
+              <w:right w:val="single" w:color="000000" w:themeColor="text1" w:sz="4" w:space="0"/>
             </w:tcBorders>
             <w:tcMar>
               <w:left w:w="216" w:type="dxa"/>
@@ -1704,7 +1714,7 @@
             </w:tcMar>
             <w:vAlign w:val="center"/>
           </w:tcPr>
-          <w:p>
+          <w:p wp14:textId="77777777">
             <w:pPr>
               <w:pStyle w:val="RightAlignedHeading"/>
               <w:rPr>
@@ -1723,10 +1733,10 @@
           <w:tcPr>
             <w:tcW w:w="1885" w:type="dxa"/>
             <w:tcBorders>
-              <w:top w:val="none" w:sz="0" w:space="0" w:color="000000" w:themeColor="text1"/>
-              <w:left w:val="single" w:sz="4" w:space="0" w:color="000000" w:themeColor="text1"/>
-              <w:bottom w:val="none" w:sz="0" w:space="0" w:color="000000" w:themeColor="text1"/>
-              <w:right w:val="single" w:sz="4" w:space="0" w:color="000000" w:themeColor="text1"/>
+              <w:top w:val="none" w:color="000000" w:themeColor="text1" w:sz="0" w:space="0"/>
+              <w:left w:val="single" w:color="000000" w:themeColor="text1" w:sz="4" w:space="0"/>
+              <w:bottom w:val="none" w:color="000000" w:themeColor="text1" w:sz="0" w:space="0"/>
+              <w:right w:val="single" w:color="000000" w:themeColor="text1" w:sz="4" w:space="0"/>
             </w:tcBorders>
             <w:tcMar>
               <w:left w:w="216" w:type="dxa"/>
@@ -1734,7 +1744,7 @@
             </w:tcMar>
             <w:vAlign w:val="center"/>
           </w:tcPr>
-          <w:p>
+          <w:p wp14:textId="77777777">
             <w:pPr>
               <w:pStyle w:val="a"/>
               <w:rPr>
@@ -1764,7 +1774,7 @@
           </w:p>
         </w:tc>
       </w:tr>
-      <w:tr>
+      <w:tr xmlns:wp14="http://schemas.microsoft.com/office/word/2010/wordml" wp14:textId="77777777">
         <w:trPr>
           <w:trHeight w:val="288"/>
           <w:jc w:val="center"/>
@@ -1775,10 +1785,10 @@
             <w:gridSpan w:val="3"/>
             <w:vMerge/>
             <w:tcBorders>
-              <w:bottom w:val="none" w:sz="4" w:space="0" w:color="000000" w:themeColor="text1"/>
+              <w:bottom w:val="none" w:color="000000" w:themeColor="text1" w:sz="4" w:space="0"/>
             </w:tcBorders>
           </w:tcPr>
-          <w:p>
+          <w:p wp14:textId="77777777">
             <w:pPr>
               <w:pStyle w:val="a"/>
               <w:rPr>
@@ -1792,10 +1802,10 @@
             <w:tcW w:w="2810" w:type="dxa"/>
             <w:gridSpan w:val="2"/>
             <w:tcBorders>
-              <w:top w:val="none" w:sz="0" w:space="0" w:color="000000" w:themeColor="text1"/>
-              <w:left w:val="none" w:sz="0" w:space="0" w:color="000000" w:themeColor="text1"/>
-              <w:bottom w:val="none" w:sz="0" w:space="0" w:color="000000" w:themeColor="text1"/>
-              <w:right w:val="single" w:sz="4" w:space="0" w:color="000000" w:themeColor="text1"/>
+              <w:top w:val="none" w:color="000000" w:themeColor="text1" w:sz="0" w:space="0"/>
+              <w:left w:val="none" w:color="000000" w:themeColor="text1" w:sz="0" w:space="0"/>
+              <w:bottom w:val="none" w:color="000000" w:themeColor="text1" w:sz="0" w:space="0"/>
+              <w:right w:val="single" w:color="000000" w:themeColor="text1" w:sz="4" w:space="0"/>
             </w:tcBorders>
             <w:tcMar>
               <w:left w:w="216" w:type="dxa"/>
@@ -1803,7 +1813,7 @@
             </w:tcMar>
             <w:vAlign w:val="center"/>
           </w:tcPr>
-          <w:p>
+          <w:p wp14:textId="77777777">
             <w:pPr>
               <w:pStyle w:val="RightAlignedHeading"/>
               <w:rPr>
@@ -1822,10 +1832,10 @@
           <w:tcPr>
             <w:tcW w:w="1885" w:type="dxa"/>
             <w:tcBorders>
-              <w:top w:val="none" w:sz="0" w:space="0" w:color="000000" w:themeColor="text1"/>
-              <w:left w:val="single" w:sz="4" w:space="0" w:color="000000" w:themeColor="text1"/>
-              <w:bottom w:val="none" w:sz="0" w:space="0" w:color="000000" w:themeColor="text1"/>
-              <w:right w:val="single" w:sz="4" w:space="0" w:color="000000" w:themeColor="text1"/>
+              <w:top w:val="none" w:color="000000" w:themeColor="text1" w:sz="0" w:space="0"/>
+              <w:left w:val="single" w:color="000000" w:themeColor="text1" w:sz="4" w:space="0"/>
+              <w:bottom w:val="none" w:color="000000" w:themeColor="text1" w:sz="0" w:space="0"/>
+              <w:right w:val="single" w:color="000000" w:themeColor="text1" w:sz="4" w:space="0"/>
             </w:tcBorders>
             <w:tcMar>
               <w:left w:w="216" w:type="dxa"/>
@@ -1833,7 +1843,7 @@
             </w:tcMar>
             <w:vAlign w:val="center"/>
           </w:tcPr>
-          <w:p>
+          <w:p wp14:textId="77777777">
             <w:pPr>
               <w:pStyle w:val="a"/>
               <w:rPr>
@@ -1863,7 +1873,7 @@
           </w:p>
         </w:tc>
       </w:tr>
-      <w:tr>
+      <w:tr xmlns:wp14="http://schemas.microsoft.com/office/word/2010/wordml" wp14:textId="77777777">
         <w:trPr>
           <w:trHeight w:val="172"/>
           <w:jc w:val="center"/>
@@ -1874,10 +1884,10 @@
             <w:gridSpan w:val="3"/>
             <w:vMerge/>
             <w:tcBorders>
-              <w:bottom w:val="none" w:sz="4" w:space="0" w:color="000000" w:themeColor="text1"/>
+              <w:bottom w:val="none" w:color="000000" w:themeColor="text1" w:sz="4" w:space="0"/>
             </w:tcBorders>
           </w:tcPr>
-          <w:p>
+          <w:p wp14:textId="77777777">
             <w:pPr>
               <w:pStyle w:val="a"/>
               <w:rPr>
@@ -1891,10 +1901,10 @@
             <w:tcW w:w="2810" w:type="dxa"/>
             <w:gridSpan w:val="2"/>
             <w:tcBorders>
-              <w:top w:val="none" w:sz="0" w:space="0" w:color="000000" w:themeColor="text1"/>
-              <w:left w:val="none" w:sz="0" w:space="0" w:color="000000" w:themeColor="text1"/>
-              <w:bottom w:val="none" w:sz="0" w:space="0" w:color="000000" w:themeColor="text1"/>
-              <w:right w:val="single" w:sz="4" w:space="0" w:color="000000" w:themeColor="text1"/>
+              <w:top w:val="none" w:color="000000" w:themeColor="text1" w:sz="0" w:space="0"/>
+              <w:left w:val="none" w:color="000000" w:themeColor="text1" w:sz="0" w:space="0"/>
+              <w:bottom w:val="none" w:color="000000" w:themeColor="text1" w:sz="0" w:space="0"/>
+              <w:right w:val="single" w:color="000000" w:themeColor="text1" w:sz="4" w:space="0"/>
             </w:tcBorders>
             <w:tcMar>
               <w:left w:w="216" w:type="dxa"/>
@@ -1902,7 +1912,7 @@
             </w:tcMar>
             <w:vAlign w:val="center"/>
           </w:tcPr>
-          <w:p>
+          <w:p wp14:textId="77777777">
             <w:pPr>
               <w:pStyle w:val="RightAlignedHeading"/>
               <w:rPr>
@@ -1921,10 +1931,10 @@
           <w:tcPr>
             <w:tcW w:w="1885" w:type="dxa"/>
             <w:tcBorders>
-              <w:top w:val="none" w:sz="0" w:space="0" w:color="000000" w:themeColor="text1"/>
-              <w:left w:val="single" w:sz="4" w:space="0" w:color="000000" w:themeColor="text1"/>
-              <w:bottom w:val="single" w:sz="4" w:space="0" w:color="000000" w:themeColor="text1"/>
-              <w:right w:val="single" w:sz="4" w:space="0" w:color="000000" w:themeColor="text1"/>
+              <w:top w:val="none" w:color="000000" w:themeColor="text1" w:sz="0" w:space="0"/>
+              <w:left w:val="single" w:color="000000" w:themeColor="text1" w:sz="4" w:space="0"/>
+              <w:bottom w:val="single" w:color="000000" w:themeColor="text1" w:sz="4" w:space="0"/>
+              <w:right w:val="single" w:color="000000" w:themeColor="text1" w:sz="4" w:space="0"/>
             </w:tcBorders>
             <w:tcMar>
               <w:left w:w="216" w:type="dxa"/>
@@ -1932,7 +1942,7 @@
             </w:tcMar>
             <w:vAlign w:val="center"/>
           </w:tcPr>
-          <w:p>
+          <w:p wp14:textId="77777777">
             <w:pPr>
               <w:pStyle w:val="a"/>
               <w:rPr>
@@ -1962,7 +1972,7 @@
           </w:p>
         </w:tc>
       </w:tr>
-      <w:tr>
+      <w:tr xmlns:wp14="http://schemas.microsoft.com/office/word/2010/wordml" wp14:textId="77777777">
         <w:trPr>
           <w:trHeight w:val="465"/>
           <w:jc w:val="center"/>
@@ -1973,10 +1983,10 @@
             <w:gridSpan w:val="3"/>
             <w:vMerge/>
             <w:tcBorders>
-              <w:bottom w:val="none" w:sz="4" w:space="0" w:color="000000" w:themeColor="text1"/>
+              <w:bottom w:val="none" w:color="000000" w:themeColor="text1" w:sz="4" w:space="0"/>
             </w:tcBorders>
           </w:tcPr>
-          <w:p>
+          <w:p wp14:textId="77777777">
             <w:pPr>
               <w:pStyle w:val="a"/>
               <w:rPr>
@@ -1990,10 +2000,10 @@
             <w:tcW w:w="2810" w:type="dxa"/>
             <w:gridSpan w:val="2"/>
             <w:tcBorders>
-              <w:top w:val="none" w:sz="0" w:space="0" w:color="000000" w:themeColor="text1"/>
-              <w:left w:val="none" w:sz="0" w:space="0" w:color="000000" w:themeColor="text1"/>
-              <w:bottom w:val="none" w:sz="0" w:space="0" w:color="000000" w:themeColor="text1"/>
-              <w:right w:val="single" w:sz="4" w:space="0" w:color="000000" w:themeColor="text1"/>
+              <w:top w:val="none" w:color="000000" w:themeColor="text1" w:sz="0" w:space="0"/>
+              <w:left w:val="none" w:color="000000" w:themeColor="text1" w:sz="0" w:space="0"/>
+              <w:bottom w:val="none" w:color="000000" w:themeColor="text1" w:sz="0" w:space="0"/>
+              <w:right w:val="single" w:color="000000" w:themeColor="text1" w:sz="4" w:space="0"/>
             </w:tcBorders>
             <w:tcMar>
               <w:left w:w="216" w:type="dxa"/>
@@ -2001,7 +2011,7 @@
             </w:tcMar>
             <w:vAlign w:val="center"/>
           </w:tcPr>
-          <w:p>
+          <w:p wp14:textId="77777777">
             <w:pPr>
               <w:pStyle w:val="RightAlignedHeading"/>
               <w:rPr>
@@ -2020,10 +2030,10 @@
           <w:tcPr>
             <w:tcW w:w="1885" w:type="dxa"/>
             <w:tcBorders>
-              <w:top w:val="single" w:sz="4" w:space="0" w:color="000000" w:themeColor="text1"/>
-              <w:left w:val="single" w:sz="4" w:space="0" w:color="000000" w:themeColor="text1"/>
-              <w:bottom w:val="single" w:sz="4" w:space="0" w:color="000000" w:themeColor="text1"/>
-              <w:right w:val="single" w:sz="4" w:space="0" w:color="000000" w:themeColor="text1"/>
+              <w:top w:val="single" w:color="000000" w:themeColor="text1" w:sz="4" w:space="0"/>
+              <w:left w:val="single" w:color="000000" w:themeColor="text1" w:sz="4" w:space="0"/>
+              <w:bottom w:val="single" w:color="000000" w:themeColor="text1" w:sz="4" w:space="0"/>
+              <w:right w:val="single" w:color="000000" w:themeColor="text1" w:sz="4" w:space="0"/>
             </w:tcBorders>
             <w:tcMar>
               <w:left w:w="216" w:type="dxa"/>
@@ -2031,7 +2041,7 @@
             </w:tcMar>
             <w:vAlign w:val="center"/>
           </w:tcPr>
-          <w:p>
+          <w:p wp14:textId="77777777">
             <w:pPr>
               <w:pStyle w:val="a"/>
               <w:rPr>
@@ -2048,7 +2058,7 @@
         </w:tc>
       </w:tr>
     </w:tbl>
-    <w:p>
+    <w:p xmlns:wp14="http://schemas.microsoft.com/office/word/2010/wordml" wp14:textId="77777777">
       <w:r>
         <w:rPr>
           <w:noProof/>
@@ -2056,7 +2066,7 @@
         <mc:AlternateContent>
           <mc:Choice Requires="wps">
             <w:drawing>
-              <wp:anchor distT="0" distB="0" distL="114300" distR="114300" simplePos="0" relativeHeight="251659264" behindDoc="0" locked="0" layoutInCell="1" allowOverlap="1" wp14:anchorId="7C919C64" wp14:editId="7929A48E">
+              <wp:anchor xmlns:wp14="http://schemas.microsoft.com/office/word/2010/wordprocessingDrawing" distT="0" distB="0" distL="114300" distR="114300" simplePos="0" relativeHeight="251659264" behindDoc="0" locked="0" layoutInCell="1" allowOverlap="1" wp14:anchorId="7C919C64" wp14:editId="7929A48E">
                 <wp:simplePos x="0" y="0"/>
                 <wp:positionH relativeFrom="column">
                   <wp:posOffset>4914900</wp:posOffset>
@@ -2108,36 +2118,35 @@
             </w:drawing>
           </mc:Choice>
           <mc:Fallback>
-            <w:pict>
-              <v:rect w14:anchorId="1604551D" id="Rectangle 3" o:spid="_x0000_s1026" style="position:absolute;margin-left:387pt;margin-top:24.85pt;width:148.5pt;height:66pt;z-index:251659264;visibility:visible;mso-wrap-style:square;mso-wrap-distance-left:9pt;mso-wrap-distance-top:0;mso-wrap-distance-right:9pt;mso-wrap-distance-bottom:0;mso-position-horizontal:absolute;mso-position-horizontal-relative:text;mso-position-vertical:absolute;mso-position-vertical-relative:text;v-text-anchor:top" o:gfxdata="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" filled="f"/>
+            <w:pict w14:anchorId="5ED6DBF5">
+              <v:rect id="Rectangle 3" style="position:absolute;margin-left:387pt;margin-top:24.85pt;width:148.5pt;height:66pt;z-index:251659264;visibility:visible;mso-wrap-style:square;mso-wrap-distance-left:9pt;mso-wrap-distance-top:0;mso-wrap-distance-right:9pt;mso-wrap-distance-bottom:0;mso-position-horizontal:absolute;mso-position-horizontal-relative:text;mso-position-vertical:absolute;mso-position-vertical-relative:text;v-text-anchor:top" o:spid="_x0000_s1026" filled="f" w14:anchorId="1604551D" o:gfxdata="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"/>
             </w:pict>
           </mc:Fallback>
         </mc:AlternateContent>
       </w:r>
     </w:p>
-    <w:p>
+    <w:p xmlns:wp14="http://schemas.microsoft.com/office/word/2010/wordml" wp14:textId="77777777">
       <w:pPr>
         <w:sectPr>
           <w:headerReference w:type="default" r:id="rId12"/>
           <w:footerReference w:type="default" r:id="rId13"/>
-          <w:pgSz w:w="12240" w:h="15840"/>
+          <w:pgSz w:w="12240" w:h="15840" w:orient="portrait"/>
           <w:pgMar w:top="720" w:right="720" w:bottom="734" w:left="720" w:header="720" w:footer="720" w:gutter="0"/>
           <w:cols w:space="720"/>
         </w:sectPr>
       </w:pPr>
     </w:p>
-    <w:p>
+    <w:p xmlns:wp14="http://schemas.microsoft.com/office/word/2010/wordml" wp14:textId="77777777">
       <w:pPr>
         <w:rPr>
           <w:b/>
         </w:rPr>
       </w:pPr>
       <w:r>
-        <w:lastRenderedPageBreak/>
         <w:t xml:space="preserve">                                                                                                                                      </w:t>
       </w:r>
     </w:p>
-    <w:p>
+    <w:p xmlns:wp14="http://schemas.microsoft.com/office/word/2010/wordml" wp14:textId="77777777">
       <w:pPr>
         <w:rPr>
           <w:b/>
@@ -2150,17 +2159,16 @@
         <w:t>Instructions:</w:t>
       </w:r>
     </w:p>
-    <w:p>
+    <w:p xmlns:wp14="http://schemas.microsoft.com/office/word/2010/wordml" wp14:textId="77777777">
       <w:r>
         <w:t xml:space="preserve">{instructions}      </w:t>
       </w:r>
     </w:p>
-    <w:p>
+    <w:p xmlns:wp14="http://schemas.microsoft.com/office/word/2010/wordml" wp14:textId="77777777">
       <w:r>
         <w:br w:type="column"/>
       </w:r>
       <w:r>
-        <w:lastRenderedPageBreak/>
         <w:t xml:space="preserve">                            </w:t>
       </w:r>
       <w:r>
@@ -2170,7 +2178,7 @@
         <w:t xml:space="preserve">       </w:t>
       </w:r>
     </w:p>
-    <w:p>
+    <w:p xmlns:wp14="http://schemas.microsoft.com/office/word/2010/wordml" wp14:textId="77777777">
       <w:pPr>
         <w:rPr>
           <w:b/>
@@ -2204,7 +2212,7 @@
         <w:t xml:space="preserve">                                                         </w:t>
       </w:r>
     </w:p>
-    <w:p>
+    <w:p xmlns:wp14="http://schemas.microsoft.com/office/word/2010/wordml" wp14:textId="77777777">
       <w:pPr>
         <w:ind w:firstLine="720"/>
       </w:pPr>
@@ -2214,9 +2222,9 @@
     </w:p>
     <w:sectPr>
       <w:type w:val="continuous"/>
-      <w:pgSz w:w="12240" w:h="15840"/>
+      <w:pgSz w:w="12240" w:h="15840" w:orient="portrait"/>
       <w:pgMar w:top="720" w:right="720" w:bottom="734" w:left="720" w:header="720" w:footer="720" w:gutter="0"/>
-      <w:cols w:num="2" w:space="720"/>
+      <w:cols w:space="720" w:num="2"/>
     </w:sectPr>
   </w:body>
 </w:document>
@@ -2225,14 +2233,14 @@
 <file path=word/endnotes.xml><?xml version="1.0" encoding="utf-8"?>
 <w:endnotes xmlns:wpc="http://schemas.microsoft.com/office/word/2010/wordprocessingCanvas" xmlns:cx="http://schemas.microsoft.com/office/drawing/2014/chartex" xmlns:mc="http://schemas.openxmlformats.org/markup-compatibility/2006" xmlns:o="urn:schemas-microsoft-com:office:office" xmlns:r="http://schemas.openxmlformats.org/officeDocument/2006/relationships" xmlns:m="http://schemas.openxmlformats.org/officeDocument/2006/math" xmlns:v="urn:schemas-microsoft-com:vml" xmlns:wp14="http://schemas.microsoft.com/office/word/2010/wordprocessingDrawing" xmlns:wp="http://schemas.openxmlformats.org/drawingml/2006/wordprocessingDrawing" xmlns:w10="urn:schemas-microsoft-com:office:word" xmlns:w="http://schemas.openxmlformats.org/wordprocessingml/2006/main" xmlns:w14="http://schemas.microsoft.com/office/word/2010/wordml" xmlns:w15="http://schemas.microsoft.com/office/word/2012/wordml" xmlns:w16se="http://schemas.microsoft.com/office/word/2015/wordml/symex" xmlns:wpg="http://schemas.microsoft.com/office/word/2010/wordprocessingGroup" xmlns:wpi="http://schemas.microsoft.com/office/word/2010/wordprocessingInk" xmlns:wne="http://schemas.microsoft.com/office/word/2006/wordml" xmlns:wps="http://schemas.microsoft.com/office/word/2010/wordprocessingShape" mc:Ignorable="w14 w15 w16se wp14">
   <w:endnote w:type="separator" w:id="-1">
-    <w:p>
+    <w:p xmlns:wp14="http://schemas.microsoft.com/office/word/2010/wordml" wp14:textId="77777777">
       <w:r>
         <w:separator/>
       </w:r>
     </w:p>
   </w:endnote>
   <w:endnote w:type="continuationSeparator" w:id="0">
-    <w:p>
+    <w:p xmlns:wp14="http://schemas.microsoft.com/office/word/2010/wordml" wp14:textId="77777777">
       <w:r>
         <w:continuationSeparator/>
       </w:r>
@@ -2254,7 +2262,7 @@
       <w:gridCol w:w="3600"/>
       <w:gridCol w:w="3600"/>
     </w:tblGrid>
-    <w:tr>
+    <w:tr xmlns:wp14="http://schemas.microsoft.com/office/word/2010/wordml" wp14:textId="77777777">
       <w:trPr>
         <w:trHeight w:val="300"/>
       </w:trPr>
@@ -2262,7 +2270,7 @@
         <w:tcPr>
           <w:tcW w:w="3600" w:type="dxa"/>
         </w:tcPr>
-        <w:p>
+        <w:p wp14:textId="77777777">
           <w:pPr>
             <w:pStyle w:val="Header"/>
             <w:ind w:left="-115"/>
@@ -2273,7 +2281,7 @@
         <w:tcPr>
           <w:tcW w:w="3600" w:type="dxa"/>
         </w:tcPr>
-        <w:p>
+        <w:p wp14:textId="77777777">
           <w:pPr>
             <w:pStyle w:val="Header"/>
             <w:jc w:val="center"/>
@@ -2284,7 +2292,7 @@
         <w:tcPr>
           <w:tcW w:w="3600" w:type="dxa"/>
         </w:tcPr>
-        <w:p>
+        <w:p wp14:textId="77777777">
           <w:pPr>
             <w:pStyle w:val="Header"/>
             <w:ind w:right="-115"/>
@@ -2294,7 +2302,7 @@
       </w:tc>
     </w:tr>
   </w:tbl>
-  <w:p>
+  <w:p xmlns:wp14="http://schemas.microsoft.com/office/word/2010/wordml" wp14:textId="77777777">
     <w:pPr>
       <w:pStyle w:val="Footer"/>
     </w:pPr>
@@ -2305,14 +2313,14 @@
 <file path=word/footnotes.xml><?xml version="1.0" encoding="utf-8"?>
 <w:footnotes xmlns:wpc="http://schemas.microsoft.com/office/word/2010/wordprocessingCanvas" xmlns:cx="http://schemas.microsoft.com/office/drawing/2014/chartex" xmlns:mc="http://schemas.openxmlformats.org/markup-compatibility/2006" xmlns:o="urn:schemas-microsoft-com:office:office" xmlns:r="http://schemas.openxmlformats.org/officeDocument/2006/relationships" xmlns:m="http://schemas.openxmlformats.org/officeDocument/2006/math" xmlns:v="urn:schemas-microsoft-com:vml" xmlns:wp14="http://schemas.microsoft.com/office/word/2010/wordprocessingDrawing" xmlns:wp="http://schemas.openxmlformats.org/drawingml/2006/wordprocessingDrawing" xmlns:w10="urn:schemas-microsoft-com:office:word" xmlns:w="http://schemas.openxmlformats.org/wordprocessingml/2006/main" xmlns:w14="http://schemas.microsoft.com/office/word/2010/wordml" xmlns:w15="http://schemas.microsoft.com/office/word/2012/wordml" xmlns:w16se="http://schemas.microsoft.com/office/word/2015/wordml/symex" xmlns:wpg="http://schemas.microsoft.com/office/word/2010/wordprocessingGroup" xmlns:wpi="http://schemas.microsoft.com/office/word/2010/wordprocessingInk" xmlns:wne="http://schemas.microsoft.com/office/word/2006/wordml" xmlns:wps="http://schemas.microsoft.com/office/word/2010/wordprocessingShape" mc:Ignorable="w14 w15 w16se wp14">
   <w:footnote w:type="separator" w:id="-1">
-    <w:p>
+    <w:p xmlns:wp14="http://schemas.microsoft.com/office/word/2010/wordml" wp14:textId="77777777">
       <w:r>
         <w:separator/>
       </w:r>
     </w:p>
   </w:footnote>
   <w:footnote w:type="continuationSeparator" w:id="0">
-    <w:p>
+    <w:p xmlns:wp14="http://schemas.microsoft.com/office/word/2010/wordml" wp14:textId="77777777">
       <w:r>
         <w:continuationSeparator/>
       </w:r>
@@ -2334,7 +2342,7 @@
       <w:gridCol w:w="3600"/>
       <w:gridCol w:w="3600"/>
     </w:tblGrid>
-    <w:tr>
+    <w:tr xmlns:wp14="http://schemas.microsoft.com/office/word/2010/wordml" wp14:textId="77777777">
       <w:trPr>
         <w:trHeight w:val="300"/>
       </w:trPr>
@@ -2342,7 +2350,7 @@
         <w:tcPr>
           <w:tcW w:w="3600" w:type="dxa"/>
         </w:tcPr>
-        <w:p>
+        <w:p wp14:textId="77777777">
           <w:pPr>
             <w:pStyle w:val="Header"/>
             <w:ind w:left="-115"/>
@@ -2353,7 +2361,7 @@
         <w:tcPr>
           <w:tcW w:w="3600" w:type="dxa"/>
         </w:tcPr>
-        <w:p>
+        <w:p wp14:textId="77777777">
           <w:pPr>
             <w:pStyle w:val="Header"/>
             <w:jc w:val="center"/>
@@ -2364,7 +2372,7 @@
         <w:tcPr>
           <w:tcW w:w="3600" w:type="dxa"/>
         </w:tcPr>
-        <w:p>
+        <w:p wp14:textId="77777777">
           <w:pPr>
             <w:pStyle w:val="Header"/>
             <w:ind w:right="-115"/>
@@ -2374,7 +2382,7 @@
       </w:tc>
     </w:tr>
   </w:tbl>
-  <w:p>
+  <w:p xmlns:wp14="http://schemas.microsoft.com/office/word/2010/wordml" wp14:textId="77777777">
     <w:pPr>
       <w:pStyle w:val="Header"/>
     </w:pPr>
@@ -2572,11 +2580,11 @@
 </file>
 
 <file path=word/styles.xml><?xml version="1.0" encoding="utf-8"?>
-<w:styles xmlns:mc="http://schemas.openxmlformats.org/markup-compatibility/2006" xmlns:r="http://schemas.openxmlformats.org/officeDocument/2006/relationships" xmlns:w="http://schemas.openxmlformats.org/wordprocessingml/2006/main" xmlns:w14="http://schemas.microsoft.com/office/word/2010/wordml" xmlns:w15="http://schemas.microsoft.com/office/word/2012/wordml" xmlns:w16se="http://schemas.microsoft.com/office/word/2015/wordml/symex" mc:Ignorable="w14 w15 w16se">
+<w:styles xmlns:wp14="http://schemas.microsoft.com/office/word/2010/wordprocessingDrawing" xmlns:mc="http://schemas.openxmlformats.org/markup-compatibility/2006" xmlns:r="http://schemas.openxmlformats.org/officeDocument/2006/relationships" xmlns:w="http://schemas.openxmlformats.org/wordprocessingml/2006/main" xmlns:w14="http://schemas.microsoft.com/office/word/2010/wordml" xmlns:w15="http://schemas.microsoft.com/office/word/2012/wordml" xmlns:w16se="http://schemas.microsoft.com/office/word/2015/wordml/symex" mc:Ignorable="w14 w15 w16se wp14">
   <w:docDefaults>
     <w:rPrDefault>
       <w:rPr>
-        <w:rFonts w:ascii="Times New Roman" w:eastAsia="Times New Roman" w:hAnsi="Times New Roman" w:cs="Times New Roman"/>
+        <w:rFonts w:ascii="Times New Roman" w:hAnsi="Times New Roman" w:eastAsia="Times New Roman" w:cs="Times New Roman"/>
         <w:color w:val="000000"/>
         <w:sz w:val="24"/>
         <w:lang w:val="en-US" w:eastAsia="en-US" w:bidi="ar-SA"/>
@@ -2587,14 +2595,14 @@
   <w:latentStyles w:defLockedState="0" w:defUIPriority="99" w:defSemiHidden="0" w:defUnhideWhenUsed="0" w:defQFormat="0" w:count="371">
     <w:lsdException w:name="Normal" w:uiPriority="0" w:qFormat="1"/>
     <w:lsdException w:name="heading 1" w:uiPriority="9" w:qFormat="1"/>
-    <w:lsdException w:name="heading 2" w:semiHidden="1" w:uiPriority="9" w:unhideWhenUsed="1" w:qFormat="1"/>
-    <w:lsdException w:name="heading 3" w:semiHidden="1" w:uiPriority="9" w:unhideWhenUsed="1" w:qFormat="1"/>
-    <w:lsdException w:name="heading 4" w:semiHidden="1" w:uiPriority="9" w:unhideWhenUsed="1" w:qFormat="1"/>
-    <w:lsdException w:name="heading 5" w:semiHidden="1" w:uiPriority="9" w:unhideWhenUsed="1" w:qFormat="1"/>
-    <w:lsdException w:name="heading 6" w:semiHidden="1" w:uiPriority="9" w:unhideWhenUsed="1" w:qFormat="1"/>
-    <w:lsdException w:name="heading 7" w:semiHidden="1" w:uiPriority="9" w:unhideWhenUsed="1" w:qFormat="1"/>
-    <w:lsdException w:name="heading 8" w:semiHidden="1" w:uiPriority="9" w:unhideWhenUsed="1" w:qFormat="1"/>
-    <w:lsdException w:name="heading 9" w:semiHidden="1" w:uiPriority="9" w:unhideWhenUsed="1" w:qFormat="1"/>
+    <w:lsdException w:name="heading 2" w:uiPriority="9" w:semiHidden="1" w:unhideWhenUsed="1" w:qFormat="1"/>
+    <w:lsdException w:name="heading 3" w:uiPriority="9" w:semiHidden="1" w:unhideWhenUsed="1" w:qFormat="1"/>
+    <w:lsdException w:name="heading 4" w:uiPriority="9" w:semiHidden="1" w:unhideWhenUsed="1" w:qFormat="1"/>
+    <w:lsdException w:name="heading 5" w:uiPriority="9" w:semiHidden="1" w:unhideWhenUsed="1" w:qFormat="1"/>
+    <w:lsdException w:name="heading 6" w:uiPriority="9" w:semiHidden="1" w:unhideWhenUsed="1" w:qFormat="1"/>
+    <w:lsdException w:name="heading 7" w:uiPriority="9" w:semiHidden="1" w:unhideWhenUsed="1" w:qFormat="1"/>
+    <w:lsdException w:name="heading 8" w:uiPriority="9" w:semiHidden="1" w:unhideWhenUsed="1" w:qFormat="1"/>
+    <w:lsdException w:name="heading 9" w:uiPriority="9" w:semiHidden="1" w:unhideWhenUsed="1" w:qFormat="1"/>
     <w:lsdException w:name="index 1" w:semiHidden="1" w:unhideWhenUsed="1"/>
     <w:lsdException w:name="index 2" w:semiHidden="1" w:unhideWhenUsed="1"/>
     <w:lsdException w:name="index 3" w:semiHidden="1" w:unhideWhenUsed="1"/>
@@ -2604,22 +2612,22 @@
     <w:lsdException w:name="index 7" w:semiHidden="1" w:unhideWhenUsed="1"/>
     <w:lsdException w:name="index 8" w:semiHidden="1" w:unhideWhenUsed="1"/>
     <w:lsdException w:name="index 9" w:semiHidden="1" w:unhideWhenUsed="1"/>
-    <w:lsdException w:name="toc 1" w:semiHidden="1" w:uiPriority="39" w:unhideWhenUsed="1"/>
-    <w:lsdException w:name="toc 2" w:semiHidden="1" w:uiPriority="39" w:unhideWhenUsed="1"/>
-    <w:lsdException w:name="toc 3" w:semiHidden="1" w:uiPriority="39" w:unhideWhenUsed="1"/>
-    <w:lsdException w:name="toc 4" w:semiHidden="1" w:uiPriority="39" w:unhideWhenUsed="1"/>
-    <w:lsdException w:name="toc 5" w:semiHidden="1" w:uiPriority="39" w:unhideWhenUsed="1"/>
-    <w:lsdException w:name="toc 6" w:semiHidden="1" w:uiPriority="39" w:unhideWhenUsed="1"/>
-    <w:lsdException w:name="toc 7" w:semiHidden="1" w:uiPriority="39" w:unhideWhenUsed="1"/>
-    <w:lsdException w:name="toc 8" w:semiHidden="1" w:uiPriority="39" w:unhideWhenUsed="1"/>
-    <w:lsdException w:name="toc 9" w:semiHidden="1" w:uiPriority="39" w:unhideWhenUsed="1"/>
+    <w:lsdException w:name="toc 1" w:uiPriority="39" w:semiHidden="1" w:unhideWhenUsed="1"/>
+    <w:lsdException w:name="toc 2" w:uiPriority="39" w:semiHidden="1" w:unhideWhenUsed="1"/>
+    <w:lsdException w:name="toc 3" w:uiPriority="39" w:semiHidden="1" w:unhideWhenUsed="1"/>
+    <w:lsdException w:name="toc 4" w:uiPriority="39" w:semiHidden="1" w:unhideWhenUsed="1"/>
+    <w:lsdException w:name="toc 5" w:uiPriority="39" w:semiHidden="1" w:unhideWhenUsed="1"/>
+    <w:lsdException w:name="toc 6" w:uiPriority="39" w:semiHidden="1" w:unhideWhenUsed="1"/>
+    <w:lsdException w:name="toc 7" w:uiPriority="39" w:semiHidden="1" w:unhideWhenUsed="1"/>
+    <w:lsdException w:name="toc 8" w:uiPriority="39" w:semiHidden="1" w:unhideWhenUsed="1"/>
+    <w:lsdException w:name="toc 9" w:uiPriority="39" w:semiHidden="1" w:unhideWhenUsed="1"/>
     <w:lsdException w:name="Normal Indent" w:semiHidden="1" w:unhideWhenUsed="1"/>
     <w:lsdException w:name="footnote text" w:semiHidden="1" w:unhideWhenUsed="1"/>
     <w:lsdException w:name="annotation text" w:semiHidden="1" w:unhideWhenUsed="1"/>
     <w:lsdException w:name="header" w:semiHidden="1" w:unhideWhenUsed="1"/>
     <w:lsdException w:name="footer" w:semiHidden="1" w:unhideWhenUsed="1"/>
     <w:lsdException w:name="index heading" w:semiHidden="1" w:unhideWhenUsed="1"/>
-    <w:lsdException w:name="caption" w:semiHidden="1" w:uiPriority="35" w:unhideWhenUsed="1" w:qFormat="1"/>
+    <w:lsdException w:name="caption" w:uiPriority="35" w:semiHidden="1" w:unhideWhenUsed="1" w:qFormat="1"/>
     <w:lsdException w:name="table of figures" w:semiHidden="1" w:unhideWhenUsed="1"/>
     <w:lsdException w:name="envelope address" w:semiHidden="1" w:unhideWhenUsed="1"/>
     <w:lsdException w:name="envelope return" w:semiHidden="1" w:unhideWhenUsed="1"/>
@@ -2650,7 +2658,7 @@
     <w:lsdException w:name="Title" w:uiPriority="10" w:qFormat="1"/>
     <w:lsdException w:name="Closing" w:semiHidden="1" w:unhideWhenUsed="1"/>
     <w:lsdException w:name="Signature" w:semiHidden="1" w:unhideWhenUsed="1"/>
-    <w:lsdException w:name="Default Paragraph Font" w:semiHidden="1" w:uiPriority="1" w:unhideWhenUsed="1"/>
+    <w:lsdException w:name="Default Paragraph Font" w:uiPriority="1" w:semiHidden="1" w:unhideWhenUsed="1"/>
     <w:lsdException w:name="Body Text" w:semiHidden="1" w:unhideWhenUsed="1"/>
     <w:lsdException w:name="Body Text Indent" w:semiHidden="1" w:unhideWhenUsed="1"/>
     <w:lsdException w:name="List Continue" w:semiHidden="1" w:unhideWhenUsed="1"/>
@@ -2850,8 +2858,8 @@
     <w:lsdException w:name="Subtle Reference" w:uiPriority="31" w:qFormat="1"/>
     <w:lsdException w:name="Intense Reference" w:uiPriority="32" w:qFormat="1"/>
     <w:lsdException w:name="Book Title" w:uiPriority="33" w:qFormat="1"/>
-    <w:lsdException w:name="Bibliography" w:semiHidden="1" w:uiPriority="37" w:unhideWhenUsed="1"/>
-    <w:lsdException w:name="TOC Heading" w:semiHidden="1" w:uiPriority="39" w:unhideWhenUsed="1" w:qFormat="1"/>
+    <w:lsdException w:name="Bibliography" w:uiPriority="37" w:semiHidden="1" w:unhideWhenUsed="1"/>
+    <w:lsdException w:name="TOC Heading" w:uiPriority="39" w:semiHidden="1" w:unhideWhenUsed="1" w:qFormat="1"/>
     <w:lsdException w:name="Plain Table 1" w:uiPriority="41"/>
     <w:lsdException w:name="Plain Table 2" w:uiPriority="42"/>
     <w:lsdException w:name="Plain Table 3" w:uiPriority="43"/>
@@ -2957,7 +2965,7 @@
     <w:lsdException w:name="List Table 6 Colorful Accent 6" w:uiPriority="51"/>
     <w:lsdException w:name="List Table 7 Colorful Accent 6" w:uiPriority="52"/>
   </w:latentStyles>
-  <w:style w:type="paragraph" w:default="1" w:styleId="Normal">
+  <w:style w:type="paragraph" w:styleId="Normal" w:default="1">
     <w:name w:val="Normal"/>
   </w:style>
   <w:style w:type="paragraph" w:styleId="Heading1">
@@ -2974,7 +2982,7 @@
       <w:outlineLvl w:val="0"/>
     </w:pPr>
     <w:rPr>
-      <w:rFonts w:ascii="Arial" w:eastAsia="Arial" w:hAnsi="Arial" w:cs="Arial"/>
+      <w:rFonts w:ascii="Arial" w:hAnsi="Arial" w:eastAsia="Arial" w:cs="Arial"/>
       <w:sz w:val="40"/>
       <w:szCs w:val="40"/>
     </w:rPr>
@@ -2994,7 +3002,7 @@
       <w:outlineLvl w:val="1"/>
     </w:pPr>
     <w:rPr>
-      <w:rFonts w:ascii="Arial" w:eastAsia="Arial" w:hAnsi="Arial" w:cs="Arial"/>
+      <w:rFonts w:ascii="Arial" w:hAnsi="Arial" w:eastAsia="Arial" w:cs="Arial"/>
       <w:sz w:val="34"/>
     </w:rPr>
   </w:style>
@@ -3013,7 +3021,7 @@
       <w:outlineLvl w:val="2"/>
     </w:pPr>
     <w:rPr>
-      <w:rFonts w:ascii="Arial" w:eastAsia="Arial" w:hAnsi="Arial" w:cs="Arial"/>
+      <w:rFonts w:ascii="Arial" w:hAnsi="Arial" w:eastAsia="Arial" w:cs="Arial"/>
       <w:sz w:val="30"/>
       <w:szCs w:val="30"/>
     </w:rPr>
@@ -3033,7 +3041,7 @@
       <w:outlineLvl w:val="3"/>
     </w:pPr>
     <w:rPr>
-      <w:rFonts w:ascii="Arial" w:eastAsia="Arial" w:hAnsi="Arial" w:cs="Arial"/>
+      <w:rFonts w:ascii="Arial" w:hAnsi="Arial" w:eastAsia="Arial" w:cs="Arial"/>
       <w:b/>
       <w:bCs/>
       <w:sz w:val="26"/>
@@ -3055,7 +3063,7 @@
       <w:outlineLvl w:val="4"/>
     </w:pPr>
     <w:rPr>
-      <w:rFonts w:ascii="Arial" w:eastAsia="Arial" w:hAnsi="Arial" w:cs="Arial"/>
+      <w:rFonts w:ascii="Arial" w:hAnsi="Arial" w:eastAsia="Arial" w:cs="Arial"/>
       <w:b/>
       <w:bCs/>
       <w:szCs w:val="24"/>
@@ -3076,7 +3084,7 @@
       <w:outlineLvl w:val="5"/>
     </w:pPr>
     <w:rPr>
-      <w:rFonts w:ascii="Arial" w:eastAsia="Arial" w:hAnsi="Arial" w:cs="Arial"/>
+      <w:rFonts w:ascii="Arial" w:hAnsi="Arial" w:eastAsia="Arial" w:cs="Arial"/>
       <w:b/>
       <w:bCs/>
       <w:sz w:val="22"/>
@@ -3098,7 +3106,7 @@
       <w:outlineLvl w:val="6"/>
     </w:pPr>
     <w:rPr>
-      <w:rFonts w:ascii="Arial" w:eastAsia="Arial" w:hAnsi="Arial" w:cs="Arial"/>
+      <w:rFonts w:ascii="Arial" w:hAnsi="Arial" w:eastAsia="Arial" w:cs="Arial"/>
       <w:b/>
       <w:bCs/>
       <w:i/>
@@ -3122,7 +3130,7 @@
       <w:outlineLvl w:val="7"/>
     </w:pPr>
     <w:rPr>
-      <w:rFonts w:ascii="Arial" w:eastAsia="Arial" w:hAnsi="Arial" w:cs="Arial"/>
+      <w:rFonts w:ascii="Arial" w:hAnsi="Arial" w:eastAsia="Arial" w:cs="Arial"/>
       <w:i/>
       <w:iCs/>
       <w:sz w:val="22"/>
@@ -3144,20 +3152,20 @@
       <w:outlineLvl w:val="8"/>
     </w:pPr>
     <w:rPr>
-      <w:rFonts w:ascii="Arial" w:eastAsia="Arial" w:hAnsi="Arial" w:cs="Arial"/>
+      <w:rFonts w:ascii="Arial" w:hAnsi="Arial" w:eastAsia="Arial" w:cs="Arial"/>
       <w:i/>
       <w:iCs/>
       <w:sz w:val="21"/>
       <w:szCs w:val="21"/>
     </w:rPr>
   </w:style>
-  <w:style w:type="character" w:default="1" w:styleId="DefaultParagraphFont">
+  <w:style w:type="character" w:styleId="DefaultParagraphFont" w:default="1">
     <w:name w:val="Default Paragraph Font"/>
     <w:uiPriority w:val="1"/>
     <w:semiHidden/>
     <w:unhideWhenUsed/>
   </w:style>
-  <w:style w:type="table" w:default="1" w:styleId="TableNormal">
+  <w:style w:type="table" w:styleId="TableNormal" w:default="1">
     <w:name w:val="Normal Table"/>
     <w:uiPriority w:val="99"/>
     <w:semiHidden/>
@@ -3172,90 +3180,90 @@
       </w:tblCellMar>
     </w:tblPr>
   </w:style>
-  <w:style w:type="numbering" w:default="1" w:styleId="NoList">
+  <w:style w:type="numbering" w:styleId="NoList" w:default="1">
     <w:name w:val="No List"/>
     <w:uiPriority w:val="99"/>
     <w:semiHidden/>
     <w:unhideWhenUsed/>
   </w:style>
-  <w:style w:type="character" w:customStyle="1" w:styleId="Heading1Char">
+  <w:style w:type="character" w:styleId="Heading1Char" w:customStyle="1">
     <w:name w:val="Heading 1 Char"/>
     <w:basedOn w:val="DefaultParagraphFont"/>
     <w:link w:val="Heading1"/>
     <w:uiPriority w:val="9"/>
     <w:rPr>
-      <w:rFonts w:ascii="Arial" w:eastAsia="Arial" w:hAnsi="Arial" w:cs="Arial"/>
+      <w:rFonts w:ascii="Arial" w:hAnsi="Arial" w:eastAsia="Arial" w:cs="Arial"/>
       <w:sz w:val="40"/>
       <w:szCs w:val="40"/>
     </w:rPr>
   </w:style>
-  <w:style w:type="character" w:customStyle="1" w:styleId="Heading2Char">
+  <w:style w:type="character" w:styleId="Heading2Char" w:customStyle="1">
     <w:name w:val="Heading 2 Char"/>
     <w:basedOn w:val="DefaultParagraphFont"/>
     <w:link w:val="Heading2"/>
     <w:uiPriority w:val="9"/>
     <w:rPr>
-      <w:rFonts w:ascii="Arial" w:eastAsia="Arial" w:hAnsi="Arial" w:cs="Arial"/>
+      <w:rFonts w:ascii="Arial" w:hAnsi="Arial" w:eastAsia="Arial" w:cs="Arial"/>
       <w:sz w:val="34"/>
     </w:rPr>
   </w:style>
-  <w:style w:type="character" w:customStyle="1" w:styleId="Heading3Char">
+  <w:style w:type="character" w:styleId="Heading3Char" w:customStyle="1">
     <w:name w:val="Heading 3 Char"/>
     <w:basedOn w:val="DefaultParagraphFont"/>
     <w:link w:val="Heading3"/>
     <w:uiPriority w:val="9"/>
     <w:rPr>
-      <w:rFonts w:ascii="Arial" w:eastAsia="Arial" w:hAnsi="Arial" w:cs="Arial"/>
+      <w:rFonts w:ascii="Arial" w:hAnsi="Arial" w:eastAsia="Arial" w:cs="Arial"/>
       <w:sz w:val="30"/>
       <w:szCs w:val="30"/>
     </w:rPr>
   </w:style>
-  <w:style w:type="character" w:customStyle="1" w:styleId="Heading4Char">
+  <w:style w:type="character" w:styleId="Heading4Char" w:customStyle="1">
     <w:name w:val="Heading 4 Char"/>
     <w:basedOn w:val="DefaultParagraphFont"/>
     <w:link w:val="Heading4"/>
     <w:uiPriority w:val="9"/>
     <w:rPr>
-      <w:rFonts w:ascii="Arial" w:eastAsia="Arial" w:hAnsi="Arial" w:cs="Arial"/>
+      <w:rFonts w:ascii="Arial" w:hAnsi="Arial" w:eastAsia="Arial" w:cs="Arial"/>
       <w:b/>
       <w:bCs/>
       <w:sz w:val="26"/>
       <w:szCs w:val="26"/>
     </w:rPr>
   </w:style>
-  <w:style w:type="character" w:customStyle="1" w:styleId="Heading5Char">
+  <w:style w:type="character" w:styleId="Heading5Char" w:customStyle="1">
     <w:name w:val="Heading 5 Char"/>
     <w:basedOn w:val="DefaultParagraphFont"/>
     <w:link w:val="Heading5"/>
     <w:uiPriority w:val="9"/>
     <w:rPr>
-      <w:rFonts w:ascii="Arial" w:eastAsia="Arial" w:hAnsi="Arial" w:cs="Arial"/>
+      <w:rFonts w:ascii="Arial" w:hAnsi="Arial" w:eastAsia="Arial" w:cs="Arial"/>
       <w:b/>
       <w:bCs/>
       <w:sz w:val="24"/>
       <w:szCs w:val="24"/>
     </w:rPr>
   </w:style>
-  <w:style w:type="character" w:customStyle="1" w:styleId="Heading6Char">
+  <w:style w:type="character" w:styleId="Heading6Char" w:customStyle="1">
     <w:name w:val="Heading 6 Char"/>
     <w:basedOn w:val="DefaultParagraphFont"/>
     <w:link w:val="Heading6"/>
     <w:uiPriority w:val="9"/>
     <w:rPr>
-      <w:rFonts w:ascii="Arial" w:eastAsia="Arial" w:hAnsi="Arial" w:cs="Arial"/>
+      <w:rFonts w:ascii="Arial" w:hAnsi="Arial" w:eastAsia="Arial" w:cs="Arial"/>
       <w:b/>
       <w:bCs/>
       <w:sz w:val="22"/>
       <w:szCs w:val="22"/>
     </w:rPr>
   </w:style>
-  <w:style w:type="character" w:customStyle="1" w:styleId="Heading7Char">
+  <w:style w:type="character" w:styleId="Heading7Char" w:customStyle="1">
     <w:name w:val="Heading 7 Char"/>
     <w:basedOn w:val="DefaultParagraphFont"/>
     <w:link w:val="Heading7"/>
     <w:uiPriority w:val="9"/>
     <w:rPr>
-      <w:rFonts w:ascii="Arial" w:eastAsia="Arial" w:hAnsi="Arial" w:cs="Arial"/>
+      <w:rFonts w:ascii="Arial" w:hAnsi="Arial" w:eastAsia="Arial" w:cs="Arial"/>
       <w:b/>
       <w:bCs/>
       <w:i/>
@@ -3264,26 +3272,26 @@
       <w:szCs w:val="22"/>
     </w:rPr>
   </w:style>
-  <w:style w:type="character" w:customStyle="1" w:styleId="Heading8Char">
+  <w:style w:type="character" w:styleId="Heading8Char" w:customStyle="1">
     <w:name w:val="Heading 8 Char"/>
     <w:basedOn w:val="DefaultParagraphFont"/>
     <w:link w:val="Heading8"/>
     <w:uiPriority w:val="9"/>
     <w:rPr>
-      <w:rFonts w:ascii="Arial" w:eastAsia="Arial" w:hAnsi="Arial" w:cs="Arial"/>
+      <w:rFonts w:ascii="Arial" w:hAnsi="Arial" w:eastAsia="Arial" w:cs="Arial"/>
       <w:i/>
       <w:iCs/>
       <w:sz w:val="22"/>
       <w:szCs w:val="22"/>
     </w:rPr>
   </w:style>
-  <w:style w:type="character" w:customStyle="1" w:styleId="Heading9Char">
+  <w:style w:type="character" w:styleId="Heading9Char" w:customStyle="1">
     <w:name w:val="Heading 9 Char"/>
     <w:basedOn w:val="DefaultParagraphFont"/>
     <w:link w:val="Heading9"/>
     <w:uiPriority w:val="9"/>
     <w:rPr>
-      <w:rFonts w:ascii="Arial" w:eastAsia="Arial" w:hAnsi="Arial" w:cs="Arial"/>
+      <w:rFonts w:ascii="Arial" w:hAnsi="Arial" w:eastAsia="Arial" w:cs="Arial"/>
       <w:i/>
       <w:iCs/>
       <w:sz w:val="21"/>
@@ -3321,7 +3329,7 @@
       <w:szCs w:val="48"/>
     </w:rPr>
   </w:style>
-  <w:style w:type="character" w:customStyle="1" w:styleId="TitleChar">
+  <w:style w:type="character" w:styleId="TitleChar" w:customStyle="1">
     <w:name w:val="Title Char"/>
     <w:basedOn w:val="DefaultParagraphFont"/>
     <w:link w:val="Title"/>
@@ -3345,7 +3353,7 @@
       <w:szCs w:val="24"/>
     </w:rPr>
   </w:style>
-  <w:style w:type="character" w:customStyle="1" w:styleId="SubtitleChar">
+  <w:style w:type="character" w:styleId="SubtitleChar" w:customStyle="1">
     <w:name w:val="Subtitle Char"/>
     <w:basedOn w:val="DefaultParagraphFont"/>
     <w:link w:val="Subtitle"/>
@@ -3369,7 +3377,7 @@
       <w:i/>
     </w:rPr>
   </w:style>
-  <w:style w:type="character" w:customStyle="1" w:styleId="QuoteChar">
+  <w:style w:type="character" w:styleId="QuoteChar" w:customStyle="1">
     <w:name w:val="Quote Char"/>
     <w:link w:val="Quote"/>
     <w:uiPriority w:val="29"/>
@@ -3386,10 +3394,10 @@
     <w:qFormat/>
     <w:pPr>
       <w:pBdr>
-        <w:top w:val="single" w:sz="4" w:space="5" w:color="FFFFFF"/>
-        <w:left w:val="single" w:sz="4" w:space="10" w:color="FFFFFF"/>
-        <w:bottom w:val="single" w:sz="4" w:space="5" w:color="FFFFFF"/>
-        <w:right w:val="single" w:sz="4" w:space="10" w:color="FFFFFF"/>
+        <w:top w:val="single" w:color="FFFFFF" w:sz="4" w:space="5"/>
+        <w:left w:val="single" w:color="FFFFFF" w:sz="4" w:space="10"/>
+        <w:bottom w:val="single" w:color="FFFFFF" w:sz="4" w:space="5"/>
+        <w:right w:val="single" w:color="FFFFFF" w:sz="4" w:space="10"/>
       </w:pBdr>
       <w:shd w:val="clear" w:color="auto" w:fill="F2F2F2"/>
       <w:ind w:left="720" w:right="720"/>
@@ -3398,7 +3406,7 @@
       <w:i/>
     </w:rPr>
   </w:style>
-  <w:style w:type="character" w:customStyle="1" w:styleId="IntenseQuoteChar">
+  <w:style w:type="character" w:styleId="IntenseQuoteChar" w:customStyle="1">
     <w:name w:val="Intense Quote Char"/>
     <w:link w:val="IntenseQuote"/>
     <w:uiPriority w:val="30"/>
@@ -3425,7 +3433,7 @@
       <w:szCs w:val="18"/>
     </w:rPr>
   </w:style>
-  <w:style w:type="character" w:customStyle="1" w:styleId="CaptionChar">
+  <w:style w:type="character" w:styleId="CaptionChar" w:customStyle="1">
     <w:name w:val="Caption Char"/>
     <w:uiPriority w:val="99"/>
   </w:style>
@@ -3435,12 +3443,12 @@
     <w:uiPriority w:val="59"/>
     <w:tblPr>
       <w:tblBorders>
-        <w:top w:val="single" w:sz="4" w:space="0" w:color="AFAFAF" w:themeColor="text1" w:themeTint="50"/>
-        <w:left w:val="single" w:sz="4" w:space="0" w:color="AFAFAF" w:themeColor="text1" w:themeTint="50"/>
-        <w:bottom w:val="single" w:sz="4" w:space="0" w:color="AFAFAF" w:themeColor="text1" w:themeTint="50"/>
-        <w:right w:val="single" w:sz="4" w:space="0" w:color="AFAFAF" w:themeColor="text1" w:themeTint="50"/>
-        <w:insideH w:val="single" w:sz="4" w:space="0" w:color="AFAFAF" w:themeColor="text1" w:themeTint="50"/>
-        <w:insideV w:val="single" w:sz="4" w:space="0" w:color="AFAFAF" w:themeColor="text1" w:themeTint="50"/>
+        <w:top w:val="single" w:color="AFAFAF" w:themeColor="text1" w:themeTint="50" w:sz="4" w:space="0"/>
+        <w:left w:val="single" w:color="AFAFAF" w:themeColor="text1" w:themeTint="50" w:sz="4" w:space="0"/>
+        <w:bottom w:val="single" w:color="AFAFAF" w:themeColor="text1" w:themeTint="50" w:sz="4" w:space="0"/>
+        <w:right w:val="single" w:color="AFAFAF" w:themeColor="text1" w:themeTint="50" w:sz="4" w:space="0"/>
+        <w:insideH w:val="single" w:color="AFAFAF" w:themeColor="text1" w:themeTint="50" w:sz="4" w:space="0"/>
+        <w:insideV w:val="single" w:color="AFAFAF" w:themeColor="text1" w:themeTint="50" w:sz="4" w:space="0"/>
       </w:tblBorders>
     </w:tblPr>
   </w:style>
@@ -3450,12 +3458,12 @@
     <w:uiPriority w:val="59"/>
     <w:tblPr>
       <w:tblBorders>
-        <w:top w:val="single" w:sz="4" w:space="0" w:color="AFAFAF" w:themeColor="text1" w:themeTint="50"/>
-        <w:left w:val="single" w:sz="4" w:space="0" w:color="AFAFAF" w:themeColor="text1" w:themeTint="50"/>
-        <w:bottom w:val="single" w:sz="4" w:space="0" w:color="AFAFAF" w:themeColor="text1" w:themeTint="50"/>
-        <w:right w:val="single" w:sz="4" w:space="0" w:color="AFAFAF" w:themeColor="text1" w:themeTint="50"/>
-        <w:insideH w:val="single" w:sz="4" w:space="0" w:color="AFAFAF" w:themeColor="text1" w:themeTint="50"/>
-        <w:insideV w:val="single" w:sz="4" w:space="0" w:color="AFAFAF" w:themeColor="text1" w:themeTint="50"/>
+        <w:top w:val="single" w:color="AFAFAF" w:themeColor="text1" w:themeTint="50" w:sz="4" w:space="0"/>
+        <w:left w:val="single" w:color="AFAFAF" w:themeColor="text1" w:themeTint="50" w:sz="4" w:space="0"/>
+        <w:bottom w:val="single" w:color="AFAFAF" w:themeColor="text1" w:themeTint="50" w:sz="4" w:space="0"/>
+        <w:right w:val="single" w:color="AFAFAF" w:themeColor="text1" w:themeTint="50" w:sz="4" w:space="0"/>
+        <w:insideH w:val="single" w:color="AFAFAF" w:themeColor="text1" w:themeTint="50" w:sz="4" w:space="0"/>
+        <w:insideV w:val="single" w:color="AFAFAF" w:themeColor="text1" w:themeTint="50" w:sz="4" w:space="0"/>
       </w:tblBorders>
     </w:tblPr>
     <w:tblStylePr w:type="firstRow">
@@ -3509,10 +3517,10 @@
     <w:uiPriority w:val="59"/>
     <w:tblPr>
       <w:tblBorders>
-        <w:top w:val="single" w:sz="4" w:space="0" w:color="000000" w:themeColor="text1"/>
-        <w:left w:val="none" w:sz="4" w:space="0" w:color="000000" w:themeColor="text1"/>
-        <w:bottom w:val="single" w:sz="4" w:space="0" w:color="000000" w:themeColor="text1"/>
-        <w:right w:val="none" w:sz="4" w:space="0" w:color="000000" w:themeColor="text1"/>
+        <w:top w:val="single" w:color="000000" w:themeColor="text1" w:sz="4" w:space="0"/>
+        <w:left w:val="none" w:color="000000" w:themeColor="text1" w:sz="4" w:space="0"/>
+        <w:bottom w:val="single" w:color="000000" w:themeColor="text1" w:sz="4" w:space="0"/>
+        <w:right w:val="none" w:color="000000" w:themeColor="text1" w:sz="4" w:space="0"/>
       </w:tblBorders>
     </w:tblPr>
     <w:tblStylePr w:type="firstRow">
@@ -3525,8 +3533,8 @@
       <w:tblPr/>
       <w:tcPr>
         <w:tcBorders>
-          <w:top w:val="single" w:sz="4" w:space="0" w:color="000000" w:themeColor="text1"/>
-          <w:bottom w:val="single" w:sz="4" w:space="0" w:color="000000" w:themeColor="text1"/>
+          <w:top w:val="single" w:color="000000" w:themeColor="text1" w:sz="4" w:space="0"/>
+          <w:bottom w:val="single" w:color="000000" w:themeColor="text1" w:sz="4" w:space="0"/>
         </w:tcBorders>
       </w:tcPr>
     </w:tblStylePr>
@@ -3558,8 +3566,8 @@
       <w:tblPr/>
       <w:tcPr>
         <w:tcBorders>
-          <w:left w:val="single" w:sz="4" w:space="0" w:color="000000" w:themeColor="text1"/>
-          <w:right w:val="single" w:sz="4" w:space="0" w:color="000000" w:themeColor="text1"/>
+          <w:left w:val="single" w:color="000000" w:themeColor="text1" w:sz="4" w:space="0"/>
+          <w:right w:val="single" w:color="000000" w:themeColor="text1" w:sz="4" w:space="0"/>
         </w:tcBorders>
       </w:tcPr>
     </w:tblStylePr>
@@ -3567,8 +3575,8 @@
       <w:tblPr/>
       <w:tcPr>
         <w:tcBorders>
-          <w:left w:val="single" w:sz="4" w:space="0" w:color="000000" w:themeColor="text1"/>
-          <w:right w:val="single" w:sz="4" w:space="0" w:color="000000" w:themeColor="text1"/>
+          <w:left w:val="single" w:color="000000" w:themeColor="text1" w:sz="4" w:space="0"/>
+          <w:right w:val="single" w:color="000000" w:themeColor="text1" w:sz="4" w:space="0"/>
         </w:tcBorders>
       </w:tcPr>
     </w:tblStylePr>
@@ -3576,8 +3584,8 @@
       <w:tblPr/>
       <w:tcPr>
         <w:tcBorders>
-          <w:top w:val="single" w:sz="4" w:space="0" w:color="000000" w:themeColor="text1"/>
-          <w:bottom w:val="single" w:sz="4" w:space="0" w:color="000000" w:themeColor="text1"/>
+          <w:top w:val="single" w:color="000000" w:themeColor="text1" w:sz="4" w:space="0"/>
+          <w:bottom w:val="single" w:color="000000" w:themeColor="text1" w:sz="4" w:space="0"/>
         </w:tcBorders>
       </w:tcPr>
     </w:tblStylePr>
@@ -3599,10 +3607,10 @@
       <w:tblPr/>
       <w:tcPr>
         <w:tcBorders>
-          <w:top w:val="none" w:sz="4" w:space="0" w:color="000000"/>
-          <w:left w:val="none" w:sz="4" w:space="0" w:color="000000"/>
-          <w:bottom w:val="single" w:sz="4" w:space="0" w:color="404040"/>
-          <w:right w:val="none" w:sz="4" w:space="0" w:color="000000"/>
+          <w:top w:val="none" w:color="000000" w:sz="4" w:space="0"/>
+          <w:left w:val="none" w:color="000000" w:sz="4" w:space="0"/>
+          <w:bottom w:val="single" w:color="404040" w:sz="4" w:space="0"/>
+          <w:right w:val="none" w:color="000000" w:sz="4" w:space="0"/>
         </w:tcBorders>
       </w:tcPr>
     </w:tblStylePr>
@@ -3622,10 +3630,10 @@
       <w:tblPr/>
       <w:tcPr>
         <w:tcBorders>
-          <w:top w:val="none" w:sz="4" w:space="0" w:color="000000"/>
-          <w:left w:val="none" w:sz="4" w:space="0" w:color="000000"/>
-          <w:bottom w:val="none" w:sz="4" w:space="0" w:color="000000"/>
-          <w:right w:val="single" w:sz="4" w:space="0" w:color="404040"/>
+          <w:top w:val="none" w:color="000000" w:sz="4" w:space="0"/>
+          <w:left w:val="none" w:color="000000" w:sz="4" w:space="0"/>
+          <w:bottom w:val="none" w:color="000000" w:sz="4" w:space="0"/>
+          <w:right w:val="single" w:color="404040" w:sz="4" w:space="0"/>
         </w:tcBorders>
       </w:tcPr>
     </w:tblStylePr>
@@ -3730,9 +3738,9 @@
       <w:tblPr/>
       <w:tcPr>
         <w:tcBorders>
-          <w:left w:val="none" w:sz="4" w:space="0" w:color="000000"/>
-          <w:bottom w:val="single" w:sz="4" w:space="0" w:color="404040"/>
-          <w:right w:val="none" w:sz="4" w:space="0" w:color="000000"/>
+          <w:left w:val="none" w:color="000000" w:sz="4" w:space="0"/>
+          <w:bottom w:val="single" w:color="404040" w:sz="4" w:space="0"/>
+          <w:right w:val="none" w:color="000000" w:sz="4" w:space="0"/>
         </w:tcBorders>
         <w:shd w:val="clear" w:color="FFFFFF" w:fill="auto"/>
       </w:tcPr>
@@ -3745,9 +3753,9 @@
       <w:tblPr/>
       <w:tcPr>
         <w:tcBorders>
-          <w:top w:val="single" w:sz="4" w:space="0" w:color="404040"/>
-          <w:left w:val="none" w:sz="4" w:space="0" w:color="000000"/>
-          <w:right w:val="none" w:sz="4" w:space="0" w:color="000000"/>
+          <w:top w:val="single" w:color="404040" w:sz="4" w:space="0"/>
+          <w:left w:val="none" w:color="000000" w:sz="4" w:space="0"/>
+          <w:right w:val="none" w:color="000000" w:sz="4" w:space="0"/>
         </w:tcBorders>
         <w:shd w:val="clear" w:color="FFFFFF" w:fill="auto"/>
       </w:tcPr>
@@ -3763,7 +3771,7 @@
       <w:tblPr/>
       <w:tcPr>
         <w:tcBorders>
-          <w:right w:val="single" w:sz="4" w:space="0" w:color="404040"/>
+          <w:right w:val="single" w:color="404040" w:sz="4" w:space="0"/>
         </w:tcBorders>
         <w:shd w:val="clear" w:color="FFFFFF" w:fill="auto"/>
       </w:tcPr>
@@ -3776,7 +3784,7 @@
       <w:tblPr/>
       <w:tcPr>
         <w:tcBorders>
-          <w:left w:val="single" w:sz="4" w:space="0" w:color="404040"/>
+          <w:left w:val="single" w:color="404040" w:sz="4" w:space="0"/>
         </w:tcBorders>
         <w:shd w:val="clear" w:color="FFFFFF" w:fill="auto"/>
       </w:tcPr>
@@ -3812,12 +3820,12 @@
       <w:tblStyleRowBandSize w:val="1"/>
       <w:tblStyleColBandSize w:val="1"/>
       <w:tblBorders>
-        <w:top w:val="single" w:sz="4" w:space="0" w:color="989898" w:themeColor="text1" w:themeTint="67"/>
-        <w:left w:val="single" w:sz="4" w:space="0" w:color="989898" w:themeColor="text1" w:themeTint="67"/>
-        <w:bottom w:val="single" w:sz="4" w:space="0" w:color="989898" w:themeColor="text1" w:themeTint="67"/>
-        <w:right w:val="single" w:sz="4" w:space="0" w:color="989898" w:themeColor="text1" w:themeTint="67"/>
-        <w:insideH w:val="single" w:sz="4" w:space="0" w:color="989898" w:themeColor="text1" w:themeTint="67"/>
-        <w:insideV w:val="single" w:sz="4" w:space="0" w:color="989898" w:themeColor="text1" w:themeTint="67"/>
+        <w:top w:val="single" w:color="989898" w:themeColor="text1" w:themeTint="67" w:sz="4" w:space="0"/>
+        <w:left w:val="single" w:color="989898" w:themeColor="text1" w:themeTint="67" w:sz="4" w:space="0"/>
+        <w:bottom w:val="single" w:color="989898" w:themeColor="text1" w:themeTint="67" w:sz="4" w:space="0"/>
+        <w:right w:val="single" w:color="989898" w:themeColor="text1" w:themeTint="67" w:sz="4" w:space="0"/>
+        <w:insideH w:val="single" w:color="989898" w:themeColor="text1" w:themeTint="67" w:sz="4" w:space="0"/>
+        <w:insideV w:val="single" w:color="989898" w:themeColor="text1" w:themeTint="67" w:sz="4" w:space="0"/>
       </w:tblBorders>
     </w:tblPr>
     <w:tblStylePr w:type="firstRow">
@@ -3828,7 +3836,7 @@
       <w:tblPr/>
       <w:tcPr>
         <w:tcBorders>
-          <w:bottom w:val="single" w:sz="12" w:space="0" w:color="6A6A6A" w:themeColor="text1" w:themeTint="95"/>
+          <w:bottom w:val="single" w:color="6A6A6A" w:themeColor="text1" w:themeTint="95" w:sz="12" w:space="0"/>
         </w:tcBorders>
       </w:tcPr>
     </w:tblStylePr>
@@ -3859,10 +3867,10 @@
       <w:tblPr/>
       <w:tcPr>
         <w:tcBorders>
-          <w:top w:val="single" w:sz="4" w:space="0" w:color="989898" w:themeColor="text1" w:themeTint="67"/>
-          <w:left w:val="single" w:sz="4" w:space="0" w:color="989898" w:themeColor="text1" w:themeTint="67"/>
-          <w:bottom w:val="single" w:sz="4" w:space="0" w:color="989898" w:themeColor="text1" w:themeTint="67"/>
-          <w:right w:val="single" w:sz="4" w:space="0" w:color="989898" w:themeColor="text1" w:themeTint="67"/>
+          <w:top w:val="single" w:color="989898" w:themeColor="text1" w:themeTint="67" w:sz="4" w:space="0"/>
+          <w:left w:val="single" w:color="989898" w:themeColor="text1" w:themeTint="67" w:sz="4" w:space="0"/>
+          <w:bottom w:val="single" w:color="989898" w:themeColor="text1" w:themeTint="67" w:sz="4" w:space="0"/>
+          <w:right w:val="single" w:color="989898" w:themeColor="text1" w:themeTint="67" w:sz="4" w:space="0"/>
         </w:tcBorders>
       </w:tcPr>
     </w:tblStylePr>
@@ -3875,12 +3883,12 @@
       <w:tblStyleRowBandSize w:val="1"/>
       <w:tblStyleColBandSize w:val="1"/>
       <w:tblBorders>
-        <w:top w:val="single" w:sz="4" w:space="0" w:color="B7CBE4" w:themeColor="accent1" w:themeTint="67"/>
-        <w:left w:val="single" w:sz="4" w:space="0" w:color="B7CBE4" w:themeColor="accent1" w:themeTint="67"/>
-        <w:bottom w:val="single" w:sz="4" w:space="0" w:color="B7CBE4" w:themeColor="accent1" w:themeTint="67"/>
-        <w:right w:val="single" w:sz="4" w:space="0" w:color="B7CBE4" w:themeColor="accent1" w:themeTint="67"/>
-        <w:insideH w:val="single" w:sz="4" w:space="0" w:color="B7CBE4" w:themeColor="accent1" w:themeTint="67"/>
-        <w:insideV w:val="single" w:sz="4" w:space="0" w:color="B7CBE4" w:themeColor="accent1" w:themeTint="67"/>
+        <w:top w:val="single" w:color="B7CBE4" w:themeColor="accent1" w:themeTint="67" w:sz="4" w:space="0"/>
+        <w:left w:val="single" w:color="B7CBE4" w:themeColor="accent1" w:themeTint="67" w:sz="4" w:space="0"/>
+        <w:bottom w:val="single" w:color="B7CBE4" w:themeColor="accent1" w:themeTint="67" w:sz="4" w:space="0"/>
+        <w:right w:val="single" w:color="B7CBE4" w:themeColor="accent1" w:themeTint="67" w:sz="4" w:space="0"/>
+        <w:insideH w:val="single" w:color="B7CBE4" w:themeColor="accent1" w:themeTint="67" w:sz="4" w:space="0"/>
+        <w:insideV w:val="single" w:color="B7CBE4" w:themeColor="accent1" w:themeTint="67" w:sz="4" w:space="0"/>
       </w:tblBorders>
     </w:tblPr>
     <w:tblStylePr w:type="firstRow">
@@ -3891,7 +3899,7 @@
       <w:tblPr/>
       <w:tcPr>
         <w:tcBorders>
-          <w:bottom w:val="single" w:sz="12" w:space="0" w:color="97B4D8" w:themeColor="accent1" w:themeTint="95"/>
+          <w:bottom w:val="single" w:color="97B4D8" w:themeColor="accent1" w:themeTint="95" w:sz="12" w:space="0"/>
         </w:tcBorders>
       </w:tcPr>
     </w:tblStylePr>
@@ -3922,10 +3930,10 @@
       <w:tblPr/>
       <w:tcPr>
         <w:tcBorders>
-          <w:top w:val="single" w:sz="4" w:space="0" w:color="B7CBE4" w:themeColor="accent1" w:themeTint="67"/>
-          <w:left w:val="single" w:sz="4" w:space="0" w:color="B7CBE4" w:themeColor="accent1" w:themeTint="67"/>
-          <w:bottom w:val="single" w:sz="4" w:space="0" w:color="B7CBE4" w:themeColor="accent1" w:themeTint="67"/>
-          <w:right w:val="single" w:sz="4" w:space="0" w:color="B7CBE4" w:themeColor="accent1" w:themeTint="67"/>
+          <w:top w:val="single" w:color="B7CBE4" w:themeColor="accent1" w:themeTint="67" w:sz="4" w:space="0"/>
+          <w:left w:val="single" w:color="B7CBE4" w:themeColor="accent1" w:themeTint="67" w:sz="4" w:space="0"/>
+          <w:bottom w:val="single" w:color="B7CBE4" w:themeColor="accent1" w:themeTint="67" w:sz="4" w:space="0"/>
+          <w:right w:val="single" w:color="B7CBE4" w:themeColor="accent1" w:themeTint="67" w:sz="4" w:space="0"/>
         </w:tcBorders>
       </w:tcPr>
     </w:tblStylePr>
@@ -3938,12 +3946,12 @@
       <w:tblStyleRowBandSize w:val="1"/>
       <w:tblStyleColBandSize w:val="1"/>
       <w:tblBorders>
-        <w:top w:val="single" w:sz="4" w:space="0" w:color="E5B7B6" w:themeColor="accent2" w:themeTint="67"/>
-        <w:left w:val="single" w:sz="4" w:space="0" w:color="E5B7B6" w:themeColor="accent2" w:themeTint="67"/>
-        <w:bottom w:val="single" w:sz="4" w:space="0" w:color="E5B7B6" w:themeColor="accent2" w:themeTint="67"/>
-        <w:right w:val="single" w:sz="4" w:space="0" w:color="E5B7B6" w:themeColor="accent2" w:themeTint="67"/>
-        <w:insideH w:val="single" w:sz="4" w:space="0" w:color="E5B7B6" w:themeColor="accent2" w:themeTint="67"/>
-        <w:insideV w:val="single" w:sz="4" w:space="0" w:color="E5B7B6" w:themeColor="accent2" w:themeTint="67"/>
+        <w:top w:val="single" w:color="E5B7B6" w:themeColor="accent2" w:themeTint="67" w:sz="4" w:space="0"/>
+        <w:left w:val="single" w:color="E5B7B6" w:themeColor="accent2" w:themeTint="67" w:sz="4" w:space="0"/>
+        <w:bottom w:val="single" w:color="E5B7B6" w:themeColor="accent2" w:themeTint="67" w:sz="4" w:space="0"/>
+        <w:right w:val="single" w:color="E5B7B6" w:themeColor="accent2" w:themeTint="67" w:sz="4" w:space="0"/>
+        <w:insideH w:val="single" w:color="E5B7B6" w:themeColor="accent2" w:themeTint="67" w:sz="4" w:space="0"/>
+        <w:insideV w:val="single" w:color="E5B7B6" w:themeColor="accent2" w:themeTint="67" w:sz="4" w:space="0"/>
       </w:tblBorders>
     </w:tblPr>
     <w:tblStylePr w:type="firstRow">
@@ -3954,7 +3962,7 @@
       <w:tblPr/>
       <w:tcPr>
         <w:tcBorders>
-          <w:bottom w:val="single" w:sz="12" w:space="0" w:color="DA9896" w:themeColor="accent2" w:themeTint="95"/>
+          <w:bottom w:val="single" w:color="DA9896" w:themeColor="accent2" w:themeTint="95" w:sz="12" w:space="0"/>
         </w:tcBorders>
       </w:tcPr>
     </w:tblStylePr>
@@ -3985,10 +3993,10 @@
       <w:tblPr/>
       <w:tcPr>
         <w:tcBorders>
-          <w:top w:val="single" w:sz="4" w:space="0" w:color="E5B7B6" w:themeColor="accent2" w:themeTint="67"/>
-          <w:left w:val="single" w:sz="4" w:space="0" w:color="E5B7B6" w:themeColor="accent2" w:themeTint="67"/>
-          <w:bottom w:val="single" w:sz="4" w:space="0" w:color="E5B7B6" w:themeColor="accent2" w:themeTint="67"/>
-          <w:right w:val="single" w:sz="4" w:space="0" w:color="E5B7B6" w:themeColor="accent2" w:themeTint="67"/>
+          <w:top w:val="single" w:color="E5B7B6" w:themeColor="accent2" w:themeTint="67" w:sz="4" w:space="0"/>
+          <w:left w:val="single" w:color="E5B7B6" w:themeColor="accent2" w:themeTint="67" w:sz="4" w:space="0"/>
+          <w:bottom w:val="single" w:color="E5B7B6" w:themeColor="accent2" w:themeTint="67" w:sz="4" w:space="0"/>
+          <w:right w:val="single" w:color="E5B7B6" w:themeColor="accent2" w:themeTint="67" w:sz="4" w:space="0"/>
         </w:tcBorders>
       </w:tcPr>
     </w:tblStylePr>
@@ -4001,12 +4009,12 @@
       <w:tblStyleRowBandSize w:val="1"/>
       <w:tblStyleColBandSize w:val="1"/>
       <w:tblBorders>
-        <w:top w:val="single" w:sz="4" w:space="0" w:color="D6E3BB" w:themeColor="accent3" w:themeTint="67"/>
-        <w:left w:val="single" w:sz="4" w:space="0" w:color="D6E3BB" w:themeColor="accent3" w:themeTint="67"/>
-        <w:bottom w:val="single" w:sz="4" w:space="0" w:color="D6E3BB" w:themeColor="accent3" w:themeTint="67"/>
-        <w:right w:val="single" w:sz="4" w:space="0" w:color="D6E3BB" w:themeColor="accent3" w:themeTint="67"/>
-        <w:insideH w:val="single" w:sz="4" w:space="0" w:color="D6E3BB" w:themeColor="accent3" w:themeTint="67"/>
-        <w:insideV w:val="single" w:sz="4" w:space="0" w:color="D6E3BB" w:themeColor="accent3" w:themeTint="67"/>
+        <w:top w:val="single" w:color="D6E3BB" w:themeColor="accent3" w:themeTint="67" w:sz="4" w:space="0"/>
+        <w:left w:val="single" w:color="D6E3BB" w:themeColor="accent3" w:themeTint="67" w:sz="4" w:space="0"/>
+        <w:bottom w:val="single" w:color="D6E3BB" w:themeColor="accent3" w:themeTint="67" w:sz="4" w:space="0"/>
+        <w:right w:val="single" w:color="D6E3BB" w:themeColor="accent3" w:themeTint="67" w:sz="4" w:space="0"/>
+        <w:insideH w:val="single" w:color="D6E3BB" w:themeColor="accent3" w:themeTint="67" w:sz="4" w:space="0"/>
+        <w:insideV w:val="single" w:color="D6E3BB" w:themeColor="accent3" w:themeTint="67" w:sz="4" w:space="0"/>
       </w:tblBorders>
     </w:tblPr>
     <w:tblStylePr w:type="firstRow">
@@ -4017,7 +4025,7 @@
       <w:tblPr/>
       <w:tcPr>
         <w:tcBorders>
-          <w:bottom w:val="single" w:sz="12" w:space="0" w:color="C4D79D" w:themeColor="accent3" w:themeTint="95"/>
+          <w:bottom w:val="single" w:color="C4D79D" w:themeColor="accent3" w:themeTint="95" w:sz="12" w:space="0"/>
         </w:tcBorders>
       </w:tcPr>
     </w:tblStylePr>
@@ -4048,10 +4056,10 @@
       <w:tblPr/>
       <w:tcPr>
         <w:tcBorders>
-          <w:top w:val="single" w:sz="4" w:space="0" w:color="D6E3BB" w:themeColor="accent3" w:themeTint="67"/>
-          <w:left w:val="single" w:sz="4" w:space="0" w:color="D6E3BB" w:themeColor="accent3" w:themeTint="67"/>
-          <w:bottom w:val="single" w:sz="4" w:space="0" w:color="D6E3BB" w:themeColor="accent3" w:themeTint="67"/>
-          <w:right w:val="single" w:sz="4" w:space="0" w:color="D6E3BB" w:themeColor="accent3" w:themeTint="67"/>
+          <w:top w:val="single" w:color="D6E3BB" w:themeColor="accent3" w:themeTint="67" w:sz="4" w:space="0"/>
+          <w:left w:val="single" w:color="D6E3BB" w:themeColor="accent3" w:themeTint="67" w:sz="4" w:space="0"/>
+          <w:bottom w:val="single" w:color="D6E3BB" w:themeColor="accent3" w:themeTint="67" w:sz="4" w:space="0"/>
+          <w:right w:val="single" w:color="D6E3BB" w:themeColor="accent3" w:themeTint="67" w:sz="4" w:space="0"/>
         </w:tcBorders>
       </w:tcPr>
     </w:tblStylePr>
@@ -4064,12 +4072,12 @@
       <w:tblStyleRowBandSize w:val="1"/>
       <w:tblStyleColBandSize w:val="1"/>
       <w:tblBorders>
-        <w:top w:val="single" w:sz="4" w:space="0" w:color="CBC0D9" w:themeColor="accent4" w:themeTint="67"/>
-        <w:left w:val="single" w:sz="4" w:space="0" w:color="CBC0D9" w:themeColor="accent4" w:themeTint="67"/>
-        <w:bottom w:val="single" w:sz="4" w:space="0" w:color="CBC0D9" w:themeColor="accent4" w:themeTint="67"/>
-        <w:right w:val="single" w:sz="4" w:space="0" w:color="CBC0D9" w:themeColor="accent4" w:themeTint="67"/>
-        <w:insideH w:val="single" w:sz="4" w:space="0" w:color="CBC0D9" w:themeColor="accent4" w:themeTint="67"/>
-        <w:insideV w:val="single" w:sz="4" w:space="0" w:color="CBC0D9" w:themeColor="accent4" w:themeTint="67"/>
+        <w:top w:val="single" w:color="CBC0D9" w:themeColor="accent4" w:themeTint="67" w:sz="4" w:space="0"/>
+        <w:left w:val="single" w:color="CBC0D9" w:themeColor="accent4" w:themeTint="67" w:sz="4" w:space="0"/>
+        <w:bottom w:val="single" w:color="CBC0D9" w:themeColor="accent4" w:themeTint="67" w:sz="4" w:space="0"/>
+        <w:right w:val="single" w:color="CBC0D9" w:themeColor="accent4" w:themeTint="67" w:sz="4" w:space="0"/>
+        <w:insideH w:val="single" w:color="CBC0D9" w:themeColor="accent4" w:themeTint="67" w:sz="4" w:space="0"/>
+        <w:insideV w:val="single" w:color="CBC0D9" w:themeColor="accent4" w:themeTint="67" w:sz="4" w:space="0"/>
       </w:tblBorders>
     </w:tblPr>
     <w:tblStylePr w:type="firstRow">
@@ -4080,7 +4088,7 @@
       <w:tblPr/>
       <w:tcPr>
         <w:tcBorders>
-          <w:bottom w:val="single" w:sz="12" w:space="0" w:color="B4A4C8" w:themeColor="accent4" w:themeTint="95"/>
+          <w:bottom w:val="single" w:color="B4A4C8" w:themeColor="accent4" w:themeTint="95" w:sz="12" w:space="0"/>
         </w:tcBorders>
       </w:tcPr>
     </w:tblStylePr>
@@ -4111,10 +4119,10 @@
       <w:tblPr/>
       <w:tcPr>
         <w:tcBorders>
-          <w:top w:val="single" w:sz="4" w:space="0" w:color="CBC0D9" w:themeColor="accent4" w:themeTint="67"/>
-          <w:left w:val="single" w:sz="4" w:space="0" w:color="CBC0D9" w:themeColor="accent4" w:themeTint="67"/>
-          <w:bottom w:val="single" w:sz="4" w:space="0" w:color="CBC0D9" w:themeColor="accent4" w:themeTint="67"/>
-          <w:right w:val="single" w:sz="4" w:space="0" w:color="CBC0D9" w:themeColor="accent4" w:themeTint="67"/>
+          <w:top w:val="single" w:color="CBC0D9" w:themeColor="accent4" w:themeTint="67" w:sz="4" w:space="0"/>
+          <w:left w:val="single" w:color="CBC0D9" w:themeColor="accent4" w:themeTint="67" w:sz="4" w:space="0"/>
+          <w:bottom w:val="single" w:color="CBC0D9" w:themeColor="accent4" w:themeTint="67" w:sz="4" w:space="0"/>
+          <w:right w:val="single" w:color="CBC0D9" w:themeColor="accent4" w:themeTint="67" w:sz="4" w:space="0"/>
         </w:tcBorders>
       </w:tcPr>
     </w:tblStylePr>
@@ -4127,12 +4135,12 @@
       <w:tblStyleRowBandSize w:val="1"/>
       <w:tblStyleColBandSize w:val="1"/>
       <w:tblBorders>
-        <w:top w:val="single" w:sz="4" w:space="0" w:color="B6DDE8" w:themeColor="accent5" w:themeTint="67"/>
-        <w:left w:val="single" w:sz="4" w:space="0" w:color="B6DDE8" w:themeColor="accent5" w:themeTint="67"/>
-        <w:bottom w:val="single" w:sz="4" w:space="0" w:color="B6DDE8" w:themeColor="accent5" w:themeTint="67"/>
-        <w:right w:val="single" w:sz="4" w:space="0" w:color="B6DDE8" w:themeColor="accent5" w:themeTint="67"/>
-        <w:insideH w:val="single" w:sz="4" w:space="0" w:color="B6DDE8" w:themeColor="accent5" w:themeTint="67"/>
-        <w:insideV w:val="single" w:sz="4" w:space="0" w:color="B6DDE8" w:themeColor="accent5" w:themeTint="67"/>
+        <w:top w:val="single" w:color="B6DDE8" w:themeColor="accent5" w:themeTint="67" w:sz="4" w:space="0"/>
+        <w:left w:val="single" w:color="B6DDE8" w:themeColor="accent5" w:themeTint="67" w:sz="4" w:space="0"/>
+        <w:bottom w:val="single" w:color="B6DDE8" w:themeColor="accent5" w:themeTint="67" w:sz="4" w:space="0"/>
+        <w:right w:val="single" w:color="B6DDE8" w:themeColor="accent5" w:themeTint="67" w:sz="4" w:space="0"/>
+        <w:insideH w:val="single" w:color="B6DDE8" w:themeColor="accent5" w:themeTint="67" w:sz="4" w:space="0"/>
+        <w:insideV w:val="single" w:color="B6DDE8" w:themeColor="accent5" w:themeTint="67" w:sz="4" w:space="0"/>
       </w:tblBorders>
     </w:tblPr>
     <w:tblStylePr w:type="firstRow">
@@ -4143,7 +4151,7 @@
       <w:tblPr/>
       <w:tcPr>
         <w:tcBorders>
-          <w:bottom w:val="single" w:sz="12" w:space="0" w:color="95CEDD" w:themeColor="accent5" w:themeTint="95"/>
+          <w:bottom w:val="single" w:color="95CEDD" w:themeColor="accent5" w:themeTint="95" w:sz="12" w:space="0"/>
         </w:tcBorders>
       </w:tcPr>
     </w:tblStylePr>
@@ -4174,10 +4182,10 @@
       <w:tblPr/>
       <w:tcPr>
         <w:tcBorders>
-          <w:top w:val="single" w:sz="4" w:space="0" w:color="B6DDE8" w:themeColor="accent5" w:themeTint="67"/>
-          <w:left w:val="single" w:sz="4" w:space="0" w:color="B6DDE8" w:themeColor="accent5" w:themeTint="67"/>
-          <w:bottom w:val="single" w:sz="4" w:space="0" w:color="B6DDE8" w:themeColor="accent5" w:themeTint="67"/>
-          <w:right w:val="single" w:sz="4" w:space="0" w:color="B6DDE8" w:themeColor="accent5" w:themeTint="67"/>
+          <w:top w:val="single" w:color="B6DDE8" w:themeColor="accent5" w:themeTint="67" w:sz="4" w:space="0"/>
+          <w:left w:val="single" w:color="B6DDE8" w:themeColor="accent5" w:themeTint="67" w:sz="4" w:space="0"/>
+          <w:bottom w:val="single" w:color="B6DDE8" w:themeColor="accent5" w:themeTint="67" w:sz="4" w:space="0"/>
+          <w:right w:val="single" w:color="B6DDE8" w:themeColor="accent5" w:themeTint="67" w:sz="4" w:space="0"/>
         </w:tcBorders>
       </w:tcPr>
     </w:tblStylePr>
@@ -4190,12 +4198,12 @@
       <w:tblStyleRowBandSize w:val="1"/>
       <w:tblStyleColBandSize w:val="1"/>
       <w:tblBorders>
-        <w:top w:val="single" w:sz="4" w:space="0" w:color="FBD4B4" w:themeColor="accent6" w:themeTint="67"/>
-        <w:left w:val="single" w:sz="4" w:space="0" w:color="FBD4B4" w:themeColor="accent6" w:themeTint="67"/>
-        <w:bottom w:val="single" w:sz="4" w:space="0" w:color="FBD4B4" w:themeColor="accent6" w:themeTint="67"/>
-        <w:right w:val="single" w:sz="4" w:space="0" w:color="FBD4B4" w:themeColor="accent6" w:themeTint="67"/>
-        <w:insideH w:val="single" w:sz="4" w:space="0" w:color="FBD4B4" w:themeColor="accent6" w:themeTint="67"/>
-        <w:insideV w:val="single" w:sz="4" w:space="0" w:color="FBD4B4" w:themeColor="accent6" w:themeTint="67"/>
+        <w:top w:val="single" w:color="FBD4B4" w:themeColor="accent6" w:themeTint="67" w:sz="4" w:space="0"/>
+        <w:left w:val="single" w:color="FBD4B4" w:themeColor="accent6" w:themeTint="67" w:sz="4" w:space="0"/>
+        <w:bottom w:val="single" w:color="FBD4B4" w:themeColor="accent6" w:themeTint="67" w:sz="4" w:space="0"/>
+        <w:right w:val="single" w:color="FBD4B4" w:themeColor="accent6" w:themeTint="67" w:sz="4" w:space="0"/>
+        <w:insideH w:val="single" w:color="FBD4B4" w:themeColor="accent6" w:themeTint="67" w:sz="4" w:space="0"/>
+        <w:insideV w:val="single" w:color="FBD4B4" w:themeColor="accent6" w:themeTint="67" w:sz="4" w:space="0"/>
       </w:tblBorders>
     </w:tblPr>
     <w:tblStylePr w:type="firstRow">
@@ -4206,7 +4214,7 @@
       <w:tblPr/>
       <w:tcPr>
         <w:tcBorders>
-          <w:bottom w:val="single" w:sz="12" w:space="0" w:color="FAC192" w:themeColor="accent6" w:themeTint="95"/>
+          <w:bottom w:val="single" w:color="FAC192" w:themeColor="accent6" w:themeTint="95" w:sz="12" w:space="0"/>
         </w:tcBorders>
       </w:tcPr>
     </w:tblStylePr>
@@ -4237,10 +4245,10 @@
       <w:tblPr/>
       <w:tcPr>
         <w:tcBorders>
-          <w:top w:val="single" w:sz="4" w:space="0" w:color="FBD4B4" w:themeColor="accent6" w:themeTint="67"/>
-          <w:left w:val="single" w:sz="4" w:space="0" w:color="FBD4B4" w:themeColor="accent6" w:themeTint="67"/>
-          <w:bottom w:val="single" w:sz="4" w:space="0" w:color="FBD4B4" w:themeColor="accent6" w:themeTint="67"/>
-          <w:right w:val="single" w:sz="4" w:space="0" w:color="FBD4B4" w:themeColor="accent6" w:themeTint="67"/>
+          <w:top w:val="single" w:color="FBD4B4" w:themeColor="accent6" w:themeTint="67" w:sz="4" w:space="0"/>
+          <w:left w:val="single" w:color="FBD4B4" w:themeColor="accent6" w:themeTint="67" w:sz="4" w:space="0"/>
+          <w:bottom w:val="single" w:color="FBD4B4" w:themeColor="accent6" w:themeTint="67" w:sz="4" w:space="0"/>
+          <w:right w:val="single" w:color="FBD4B4" w:themeColor="accent6" w:themeTint="67" w:sz="4" w:space="0"/>
         </w:tcBorders>
       </w:tcPr>
     </w:tblStylePr>
@@ -4253,9 +4261,9 @@
       <w:tblStyleRowBandSize w:val="1"/>
       <w:tblStyleColBandSize w:val="1"/>
       <w:tblBorders>
-        <w:bottom w:val="single" w:sz="4" w:space="0" w:color="6A6A6A" w:themeColor="text1" w:themeTint="95"/>
-        <w:insideH w:val="single" w:sz="4" w:space="0" w:color="6A6A6A" w:themeColor="text1" w:themeTint="95"/>
-        <w:insideV w:val="single" w:sz="4" w:space="0" w:color="6A6A6A" w:themeColor="text1" w:themeTint="95"/>
+        <w:bottom w:val="single" w:color="6A6A6A" w:themeColor="text1" w:themeTint="95" w:sz="4" w:space="0"/>
+        <w:insideH w:val="single" w:color="6A6A6A" w:themeColor="text1" w:themeTint="95" w:sz="4" w:space="0"/>
+        <w:insideV w:val="single" w:color="6A6A6A" w:themeColor="text1" w:themeTint="95" w:sz="4" w:space="0"/>
       </w:tblBorders>
     </w:tblPr>
     <w:tblStylePr w:type="firstRow">
@@ -4266,10 +4274,10 @@
       <w:tblPr/>
       <w:tcPr>
         <w:tcBorders>
-          <w:top w:val="none" w:sz="4" w:space="0" w:color="000000"/>
-          <w:left w:val="none" w:sz="4" w:space="0" w:color="000000"/>
-          <w:bottom w:val="single" w:sz="12" w:space="0" w:color="6A6A6A" w:themeColor="text1" w:themeTint="95"/>
-          <w:right w:val="none" w:sz="4" w:space="0" w:color="000000"/>
+          <w:top w:val="none" w:color="000000" w:sz="4" w:space="0"/>
+          <w:left w:val="none" w:color="000000" w:sz="4" w:space="0"/>
+          <w:bottom w:val="single" w:color="6A6A6A" w:themeColor="text1" w:themeTint="95" w:sz="12" w:space="0"/>
+          <w:right w:val="none" w:color="000000" w:sz="4" w:space="0"/>
         </w:tcBorders>
         <w:shd w:val="clear" w:color="FFFFFF" w:fill="auto"/>
       </w:tcPr>
@@ -4282,10 +4290,10 @@
       <w:tblPr/>
       <w:tcPr>
         <w:tcBorders>
-          <w:top w:val="single" w:sz="4" w:space="0" w:color="6A6A6A" w:themeColor="text1" w:themeTint="95"/>
-          <w:left w:val="none" w:sz="4" w:space="0" w:color="000000"/>
-          <w:bottom w:val="none" w:sz="4" w:space="0" w:color="000000"/>
-          <w:right w:val="none" w:sz="4" w:space="0" w:color="000000"/>
+          <w:top w:val="single" w:color="6A6A6A" w:themeColor="text1" w:themeTint="95" w:sz="4" w:space="0"/>
+          <w:left w:val="none" w:color="000000" w:sz="4" w:space="0"/>
+          <w:bottom w:val="none" w:color="000000" w:sz="4" w:space="0"/>
+          <w:right w:val="none" w:color="000000" w:sz="4" w:space="0"/>
         </w:tcBorders>
         <w:shd w:val="clear" w:color="FFFFFF" w:fill="auto"/>
       </w:tcPr>
@@ -4333,9 +4341,9 @@
       <w:tblStyleRowBandSize w:val="1"/>
       <w:tblStyleColBandSize w:val="1"/>
       <w:tblBorders>
-        <w:bottom w:val="single" w:sz="4" w:space="0" w:color="5D8AC2" w:themeColor="accent1" w:themeTint="EA"/>
-        <w:insideH w:val="single" w:sz="4" w:space="0" w:color="5D8AC2" w:themeColor="accent1" w:themeTint="EA"/>
-        <w:insideV w:val="single" w:sz="4" w:space="0" w:color="5D8AC2" w:themeColor="accent1" w:themeTint="EA"/>
+        <w:bottom w:val="single" w:color="5D8AC2" w:themeColor="accent1" w:themeTint="EA" w:sz="4" w:space="0"/>
+        <w:insideH w:val="single" w:color="5D8AC2" w:themeColor="accent1" w:themeTint="EA" w:sz="4" w:space="0"/>
+        <w:insideV w:val="single" w:color="5D8AC2" w:themeColor="accent1" w:themeTint="EA" w:sz="4" w:space="0"/>
       </w:tblBorders>
     </w:tblPr>
     <w:tblStylePr w:type="firstRow">
@@ -4346,10 +4354,10 @@
       <w:tblPr/>
       <w:tcPr>
         <w:tcBorders>
-          <w:top w:val="none" w:sz="4" w:space="0" w:color="000000"/>
-          <w:left w:val="none" w:sz="4" w:space="0" w:color="000000"/>
-          <w:bottom w:val="single" w:sz="12" w:space="0" w:color="5D8AC2" w:themeColor="accent1" w:themeTint="EA"/>
-          <w:right w:val="none" w:sz="4" w:space="0" w:color="000000"/>
+          <w:top w:val="none" w:color="000000" w:sz="4" w:space="0"/>
+          <w:left w:val="none" w:color="000000" w:sz="4" w:space="0"/>
+          <w:bottom w:val="single" w:color="5D8AC2" w:themeColor="accent1" w:themeTint="EA" w:sz="12" w:space="0"/>
+          <w:right w:val="none" w:color="000000" w:sz="4" w:space="0"/>
         </w:tcBorders>
         <w:shd w:val="clear" w:color="FFFFFF" w:fill="auto"/>
       </w:tcPr>
@@ -4362,10 +4370,10 @@
       <w:tblPr/>
       <w:tcPr>
         <w:tcBorders>
-          <w:top w:val="single" w:sz="4" w:space="0" w:color="5D8AC2" w:themeColor="accent1" w:themeTint="EA"/>
-          <w:left w:val="none" w:sz="4" w:space="0" w:color="000000"/>
-          <w:bottom w:val="none" w:sz="4" w:space="0" w:color="000000"/>
-          <w:right w:val="none" w:sz="4" w:space="0" w:color="000000"/>
+          <w:top w:val="single" w:color="5D8AC2" w:themeColor="accent1" w:themeTint="EA" w:sz="4" w:space="0"/>
+          <w:left w:val="none" w:color="000000" w:sz="4" w:space="0"/>
+          <w:bottom w:val="none" w:color="000000" w:sz="4" w:space="0"/>
+          <w:right w:val="none" w:color="000000" w:sz="4" w:space="0"/>
         </w:tcBorders>
         <w:shd w:val="clear" w:color="FFFFFF" w:fill="auto"/>
       </w:tcPr>
@@ -4413,9 +4421,9 @@
       <w:tblStyleRowBandSize w:val="1"/>
       <w:tblStyleColBandSize w:val="1"/>
       <w:tblBorders>
-        <w:bottom w:val="single" w:sz="4" w:space="0" w:color="D99695" w:themeColor="accent2" w:themeTint="97"/>
-        <w:insideH w:val="single" w:sz="4" w:space="0" w:color="D99695" w:themeColor="accent2" w:themeTint="97"/>
-        <w:insideV w:val="single" w:sz="4" w:space="0" w:color="D99695" w:themeColor="accent2" w:themeTint="97"/>
+        <w:bottom w:val="single" w:color="D99695" w:themeColor="accent2" w:themeTint="97" w:sz="4" w:space="0"/>
+        <w:insideH w:val="single" w:color="D99695" w:themeColor="accent2" w:themeTint="97" w:sz="4" w:space="0"/>
+        <w:insideV w:val="single" w:color="D99695" w:themeColor="accent2" w:themeTint="97" w:sz="4" w:space="0"/>
       </w:tblBorders>
     </w:tblPr>
     <w:tblStylePr w:type="firstRow">
@@ -4426,10 +4434,10 @@
       <w:tblPr/>
       <w:tcPr>
         <w:tcBorders>
-          <w:top w:val="none" w:sz="4" w:space="0" w:color="000000"/>
-          <w:left w:val="none" w:sz="4" w:space="0" w:color="000000"/>
-          <w:bottom w:val="single" w:sz="12" w:space="0" w:color="D99695" w:themeColor="accent2" w:themeTint="97"/>
-          <w:right w:val="none" w:sz="4" w:space="0" w:color="000000"/>
+          <w:top w:val="none" w:color="000000" w:sz="4" w:space="0"/>
+          <w:left w:val="none" w:color="000000" w:sz="4" w:space="0"/>
+          <w:bottom w:val="single" w:color="D99695" w:themeColor="accent2" w:themeTint="97" w:sz="12" w:space="0"/>
+          <w:right w:val="none" w:color="000000" w:sz="4" w:space="0"/>
         </w:tcBorders>
         <w:shd w:val="clear" w:color="FFFFFF" w:fill="auto"/>
       </w:tcPr>
@@ -4442,10 +4450,10 @@
       <w:tblPr/>
       <w:tcPr>
         <w:tcBorders>
-          <w:top w:val="single" w:sz="4" w:space="0" w:color="D99695" w:themeColor="accent2" w:themeTint="97"/>
-          <w:left w:val="none" w:sz="4" w:space="0" w:color="000000"/>
-          <w:bottom w:val="none" w:sz="4" w:space="0" w:color="000000"/>
-          <w:right w:val="none" w:sz="4" w:space="0" w:color="000000"/>
+          <w:top w:val="single" w:color="D99695" w:themeColor="accent2" w:themeTint="97" w:sz="4" w:space="0"/>
+          <w:left w:val="none" w:color="000000" w:sz="4" w:space="0"/>
+          <w:bottom w:val="none" w:color="000000" w:sz="4" w:space="0"/>
+          <w:right w:val="none" w:color="000000" w:sz="4" w:space="0"/>
         </w:tcBorders>
         <w:shd w:val="clear" w:color="FFFFFF" w:fill="auto"/>
       </w:tcPr>
@@ -4493,9 +4501,9 @@
       <w:tblStyleRowBandSize w:val="1"/>
       <w:tblStyleColBandSize w:val="1"/>
       <w:tblBorders>
-        <w:bottom w:val="single" w:sz="4" w:space="0" w:color="9ABB59" w:themeColor="accent3" w:themeTint="FE"/>
-        <w:insideH w:val="single" w:sz="4" w:space="0" w:color="9ABB59" w:themeColor="accent3" w:themeTint="FE"/>
-        <w:insideV w:val="single" w:sz="4" w:space="0" w:color="9ABB59" w:themeColor="accent3" w:themeTint="FE"/>
+        <w:bottom w:val="single" w:color="9ABB59" w:themeColor="accent3" w:themeTint="FE" w:sz="4" w:space="0"/>
+        <w:insideH w:val="single" w:color="9ABB59" w:themeColor="accent3" w:themeTint="FE" w:sz="4" w:space="0"/>
+        <w:insideV w:val="single" w:color="9ABB59" w:themeColor="accent3" w:themeTint="FE" w:sz="4" w:space="0"/>
       </w:tblBorders>
     </w:tblPr>
     <w:tblStylePr w:type="firstRow">
@@ -4506,10 +4514,10 @@
       <w:tblPr/>
       <w:tcPr>
         <w:tcBorders>
-          <w:top w:val="none" w:sz="4" w:space="0" w:color="000000"/>
-          <w:left w:val="none" w:sz="4" w:space="0" w:color="000000"/>
-          <w:bottom w:val="single" w:sz="12" w:space="0" w:color="9ABB59" w:themeColor="accent3" w:themeTint="FE"/>
-          <w:right w:val="none" w:sz="4" w:space="0" w:color="000000"/>
+          <w:top w:val="none" w:color="000000" w:sz="4" w:space="0"/>
+          <w:left w:val="none" w:color="000000" w:sz="4" w:space="0"/>
+          <w:bottom w:val="single" w:color="9ABB59" w:themeColor="accent3" w:themeTint="FE" w:sz="12" w:space="0"/>
+          <w:right w:val="none" w:color="000000" w:sz="4" w:space="0"/>
         </w:tcBorders>
         <w:shd w:val="clear" w:color="FFFFFF" w:fill="auto"/>
       </w:tcPr>
@@ -4522,10 +4530,10 @@
       <w:tblPr/>
       <w:tcPr>
         <w:tcBorders>
-          <w:top w:val="single" w:sz="4" w:space="0" w:color="9ABB59" w:themeColor="accent3" w:themeTint="FE"/>
-          <w:left w:val="none" w:sz="4" w:space="0" w:color="000000"/>
-          <w:bottom w:val="none" w:sz="4" w:space="0" w:color="000000"/>
-          <w:right w:val="none" w:sz="4" w:space="0" w:color="000000"/>
+          <w:top w:val="single" w:color="9ABB59" w:themeColor="accent3" w:themeTint="FE" w:sz="4" w:space="0"/>
+          <w:left w:val="none" w:color="000000" w:sz="4" w:space="0"/>
+          <w:bottom w:val="none" w:color="000000" w:sz="4" w:space="0"/>
+          <w:right w:val="none" w:color="000000" w:sz="4" w:space="0"/>
         </w:tcBorders>
         <w:shd w:val="clear" w:color="FFFFFF" w:fill="auto"/>
       </w:tcPr>
@@ -4573,9 +4581,9 @@
       <w:tblStyleRowBandSize w:val="1"/>
       <w:tblStyleColBandSize w:val="1"/>
       <w:tblBorders>
-        <w:bottom w:val="single" w:sz="4" w:space="0" w:color="B2A1C6" w:themeColor="accent4" w:themeTint="9A"/>
-        <w:insideH w:val="single" w:sz="4" w:space="0" w:color="B2A1C6" w:themeColor="accent4" w:themeTint="9A"/>
-        <w:insideV w:val="single" w:sz="4" w:space="0" w:color="B2A1C6" w:themeColor="accent4" w:themeTint="9A"/>
+        <w:bottom w:val="single" w:color="B2A1C6" w:themeColor="accent4" w:themeTint="9A" w:sz="4" w:space="0"/>
+        <w:insideH w:val="single" w:color="B2A1C6" w:themeColor="accent4" w:themeTint="9A" w:sz="4" w:space="0"/>
+        <w:insideV w:val="single" w:color="B2A1C6" w:themeColor="accent4" w:themeTint="9A" w:sz="4" w:space="0"/>
       </w:tblBorders>
     </w:tblPr>
     <w:tblStylePr w:type="firstRow">
@@ -4586,10 +4594,10 @@
       <w:tblPr/>
       <w:tcPr>
         <w:tcBorders>
-          <w:top w:val="none" w:sz="4" w:space="0" w:color="000000"/>
-          <w:left w:val="none" w:sz="4" w:space="0" w:color="000000"/>
-          <w:bottom w:val="single" w:sz="12" w:space="0" w:color="B2A1C6" w:themeColor="accent4" w:themeTint="9A"/>
-          <w:right w:val="none" w:sz="4" w:space="0" w:color="000000"/>
+          <w:top w:val="none" w:color="000000" w:sz="4" w:space="0"/>
+          <w:left w:val="none" w:color="000000" w:sz="4" w:space="0"/>
+          <w:bottom w:val="single" w:color="B2A1C6" w:themeColor="accent4" w:themeTint="9A" w:sz="12" w:space="0"/>
+          <w:right w:val="none" w:color="000000" w:sz="4" w:space="0"/>
         </w:tcBorders>
         <w:shd w:val="clear" w:color="FFFFFF" w:fill="auto"/>
       </w:tcPr>
@@ -4602,10 +4610,10 @@
       <w:tblPr/>
       <w:tcPr>
         <w:tcBorders>
-          <w:top w:val="single" w:sz="4" w:space="0" w:color="B2A1C6" w:themeColor="accent4" w:themeTint="9A"/>
-          <w:left w:val="none" w:sz="4" w:space="0" w:color="000000"/>
-          <w:bottom w:val="none" w:sz="4" w:space="0" w:color="000000"/>
-          <w:right w:val="none" w:sz="4" w:space="0" w:color="000000"/>
+          <w:top w:val="single" w:color="B2A1C6" w:themeColor="accent4" w:themeTint="9A" w:sz="4" w:space="0"/>
+          <w:left w:val="none" w:color="000000" w:sz="4" w:space="0"/>
+          <w:bottom w:val="none" w:color="000000" w:sz="4" w:space="0"/>
+          <w:right w:val="none" w:color="000000" w:sz="4" w:space="0"/>
         </w:tcBorders>
         <w:shd w:val="clear" w:color="FFFFFF" w:fill="auto"/>
       </w:tcPr>
@@ -4653,9 +4661,9 @@
       <w:tblStyleRowBandSize w:val="1"/>
       <w:tblStyleColBandSize w:val="1"/>
       <w:tblBorders>
-        <w:bottom w:val="single" w:sz="4" w:space="0" w:color="4BACC6" w:themeColor="accent5"/>
-        <w:insideH w:val="single" w:sz="4" w:space="0" w:color="4BACC6" w:themeColor="accent5"/>
-        <w:insideV w:val="single" w:sz="4" w:space="0" w:color="4BACC6" w:themeColor="accent5"/>
+        <w:bottom w:val="single" w:color="4BACC6" w:themeColor="accent5" w:sz="4" w:space="0"/>
+        <w:insideH w:val="single" w:color="4BACC6" w:themeColor="accent5" w:sz="4" w:space="0"/>
+        <w:insideV w:val="single" w:color="4BACC6" w:themeColor="accent5" w:sz="4" w:space="0"/>
       </w:tblBorders>
     </w:tblPr>
     <w:tblStylePr w:type="firstRow">
@@ -4666,10 +4674,10 @@
       <w:tblPr/>
       <w:tcPr>
         <w:tcBorders>
-          <w:top w:val="none" w:sz="4" w:space="0" w:color="000000"/>
-          <w:left w:val="none" w:sz="4" w:space="0" w:color="000000"/>
-          <w:bottom w:val="single" w:sz="12" w:space="0" w:color="4BACC6" w:themeColor="accent5"/>
-          <w:right w:val="none" w:sz="4" w:space="0" w:color="000000"/>
+          <w:top w:val="none" w:color="000000" w:sz="4" w:space="0"/>
+          <w:left w:val="none" w:color="000000" w:sz="4" w:space="0"/>
+          <w:bottom w:val="single" w:color="4BACC6" w:themeColor="accent5" w:sz="12" w:space="0"/>
+          <w:right w:val="none" w:color="000000" w:sz="4" w:space="0"/>
         </w:tcBorders>
         <w:shd w:val="clear" w:color="FFFFFF" w:fill="auto"/>
       </w:tcPr>
@@ -4682,10 +4690,10 @@
       <w:tblPr/>
       <w:tcPr>
         <w:tcBorders>
-          <w:top w:val="single" w:sz="4" w:space="0" w:color="4BACC6" w:themeColor="accent5"/>
-          <w:left w:val="none" w:sz="4" w:space="0" w:color="000000"/>
-          <w:bottom w:val="none" w:sz="4" w:space="0" w:color="000000"/>
-          <w:right w:val="none" w:sz="4" w:space="0" w:color="000000"/>
+          <w:top w:val="single" w:color="4BACC6" w:themeColor="accent5" w:sz="4" w:space="0"/>
+          <w:left w:val="none" w:color="000000" w:sz="4" w:space="0"/>
+          <w:bottom w:val="none" w:color="000000" w:sz="4" w:space="0"/>
+          <w:right w:val="none" w:color="000000" w:sz="4" w:space="0"/>
         </w:tcBorders>
         <w:shd w:val="clear" w:color="FFFFFF" w:fill="auto"/>
       </w:tcPr>
@@ -4733,9 +4741,9 @@
       <w:tblStyleRowBandSize w:val="1"/>
       <w:tblStyleColBandSize w:val="1"/>
       <w:tblBorders>
-        <w:bottom w:val="single" w:sz="4" w:space="0" w:color="F79646" w:themeColor="accent6"/>
-        <w:insideH w:val="single" w:sz="4" w:space="0" w:color="F79646" w:themeColor="accent6"/>
-        <w:insideV w:val="single" w:sz="4" w:space="0" w:color="F79646" w:themeColor="accent6"/>
+        <w:bottom w:val="single" w:color="F79646" w:themeColor="accent6" w:sz="4" w:space="0"/>
+        <w:insideH w:val="single" w:color="F79646" w:themeColor="accent6" w:sz="4" w:space="0"/>
+        <w:insideV w:val="single" w:color="F79646" w:themeColor="accent6" w:sz="4" w:space="0"/>
       </w:tblBorders>
     </w:tblPr>
     <w:tblStylePr w:type="firstRow">
@@ -4746,10 +4754,10 @@
       <w:tblPr/>
       <w:tcPr>
         <w:tcBorders>
-          <w:top w:val="none" w:sz="4" w:space="0" w:color="000000"/>
-          <w:left w:val="none" w:sz="4" w:space="0" w:color="000000"/>
-          <w:bottom w:val="single" w:sz="12" w:space="0" w:color="F79646" w:themeColor="accent6"/>
-          <w:right w:val="none" w:sz="4" w:space="0" w:color="000000"/>
+          <w:top w:val="none" w:color="000000" w:sz="4" w:space="0"/>
+          <w:left w:val="none" w:color="000000" w:sz="4" w:space="0"/>
+          <w:bottom w:val="single" w:color="F79646" w:themeColor="accent6" w:sz="12" w:space="0"/>
+          <w:right w:val="none" w:color="000000" w:sz="4" w:space="0"/>
         </w:tcBorders>
         <w:shd w:val="clear" w:color="FFFFFF" w:fill="auto"/>
       </w:tcPr>
@@ -4762,10 +4770,10 @@
       <w:tblPr/>
       <w:tcPr>
         <w:tcBorders>
-          <w:top w:val="single" w:sz="4" w:space="0" w:color="F79646" w:themeColor="accent6"/>
-          <w:left w:val="none" w:sz="4" w:space="0" w:color="000000"/>
-          <w:bottom w:val="none" w:sz="4" w:space="0" w:color="000000"/>
-          <w:right w:val="none" w:sz="4" w:space="0" w:color="000000"/>
+          <w:top w:val="single" w:color="F79646" w:themeColor="accent6" w:sz="4" w:space="0"/>
+          <w:left w:val="none" w:color="000000" w:sz="4" w:space="0"/>
+          <w:bottom w:val="none" w:color="000000" w:sz="4" w:space="0"/>
+          <w:right w:val="none" w:color="000000" w:sz="4" w:space="0"/>
         </w:tcBorders>
         <w:shd w:val="clear" w:color="FFFFFF" w:fill="auto"/>
       </w:tcPr>
@@ -4813,9 +4821,9 @@
       <w:tblStyleRowBandSize w:val="1"/>
       <w:tblStyleColBandSize w:val="1"/>
       <w:tblBorders>
-        <w:bottom w:val="single" w:sz="4" w:space="0" w:color="6A6A6A" w:themeColor="text1" w:themeTint="95"/>
-        <w:insideH w:val="single" w:sz="4" w:space="0" w:color="6A6A6A" w:themeColor="text1" w:themeTint="95"/>
-        <w:insideV w:val="single" w:sz="4" w:space="0" w:color="6A6A6A" w:themeColor="text1" w:themeTint="95"/>
+        <w:bottom w:val="single" w:color="6A6A6A" w:themeColor="text1" w:themeTint="95" w:sz="4" w:space="0"/>
+        <w:insideH w:val="single" w:color="6A6A6A" w:themeColor="text1" w:themeTint="95" w:sz="4" w:space="0"/>
+        <w:insideV w:val="single" w:color="6A6A6A" w:themeColor="text1" w:themeTint="95" w:sz="4" w:space="0"/>
       </w:tblBorders>
     </w:tblPr>
     <w:tblStylePr w:type="firstRow">
@@ -4826,10 +4834,10 @@
       <w:tblPr/>
       <w:tcPr>
         <w:tcBorders>
-          <w:top w:val="none" w:sz="4" w:space="0" w:color="000000"/>
-          <w:left w:val="none" w:sz="4" w:space="0" w:color="000000"/>
-          <w:bottom w:val="none" w:sz="4" w:space="0" w:color="000000"/>
-          <w:right w:val="none" w:sz="4" w:space="0" w:color="000000"/>
+          <w:top w:val="none" w:color="000000" w:sz="4" w:space="0"/>
+          <w:left w:val="none" w:color="000000" w:sz="4" w:space="0"/>
+          <w:bottom w:val="none" w:color="000000" w:sz="4" w:space="0"/>
+          <w:right w:val="none" w:color="000000" w:sz="4" w:space="0"/>
         </w:tcBorders>
         <w:shd w:val="clear" w:color="FFFFFF" w:fill="auto"/>
       </w:tcPr>
@@ -4842,10 +4850,10 @@
       <w:tblPr/>
       <w:tcPr>
         <w:tcBorders>
-          <w:top w:val="none" w:sz="4" w:space="0" w:color="000000"/>
-          <w:left w:val="none" w:sz="4" w:space="0" w:color="000000"/>
-          <w:bottom w:val="none" w:sz="4" w:space="0" w:color="000000"/>
-          <w:right w:val="none" w:sz="4" w:space="0" w:color="000000"/>
+          <w:top w:val="none" w:color="000000" w:sz="4" w:space="0"/>
+          <w:left w:val="none" w:color="000000" w:sz="4" w:space="0"/>
+          <w:bottom w:val="none" w:color="000000" w:sz="4" w:space="0"/>
+          <w:right w:val="none" w:color="000000" w:sz="4" w:space="0"/>
         </w:tcBorders>
         <w:shd w:val="clear" w:color="FFFFFF" w:fill="auto"/>
       </w:tcPr>
@@ -4861,10 +4869,10 @@
       <w:tblPr/>
       <w:tcPr>
         <w:tcBorders>
-          <w:top w:val="none" w:sz="4" w:space="0" w:color="000000"/>
-          <w:left w:val="none" w:sz="4" w:space="0" w:color="000000"/>
-          <w:bottom w:val="none" w:sz="4" w:space="0" w:color="000000"/>
-          <w:right w:val="none" w:sz="4" w:space="0" w:color="000000"/>
+          <w:top w:val="none" w:color="000000" w:sz="4" w:space="0"/>
+          <w:left w:val="none" w:color="000000" w:sz="4" w:space="0"/>
+          <w:bottom w:val="none" w:color="000000" w:sz="4" w:space="0"/>
+          <w:right w:val="none" w:color="000000" w:sz="4" w:space="0"/>
         </w:tcBorders>
         <w:shd w:val="clear" w:color="FFFFFF" w:fill="auto"/>
       </w:tcPr>
@@ -4877,10 +4885,10 @@
       <w:tblPr/>
       <w:tcPr>
         <w:tcBorders>
-          <w:top w:val="none" w:sz="4" w:space="0" w:color="000000"/>
-          <w:left w:val="none" w:sz="4" w:space="0" w:color="000000"/>
-          <w:bottom w:val="none" w:sz="4" w:space="0" w:color="000000"/>
-          <w:right w:val="none" w:sz="4" w:space="0" w:color="000000"/>
+          <w:top w:val="none" w:color="000000" w:sz="4" w:space="0"/>
+          <w:left w:val="none" w:color="000000" w:sz="4" w:space="0"/>
+          <w:bottom w:val="none" w:color="000000" w:sz="4" w:space="0"/>
+          <w:right w:val="none" w:color="000000" w:sz="4" w:space="0"/>
         </w:tcBorders>
         <w:shd w:val="clear" w:color="FFFFFF" w:fill="auto"/>
       </w:tcPr>
@@ -4916,9 +4924,9 @@
       <w:tblStyleRowBandSize w:val="1"/>
       <w:tblStyleColBandSize w:val="1"/>
       <w:tblBorders>
-        <w:bottom w:val="single" w:sz="4" w:space="0" w:color="5D8AC2" w:themeColor="accent1" w:themeTint="EA"/>
-        <w:insideH w:val="single" w:sz="4" w:space="0" w:color="5D8AC2" w:themeColor="accent1" w:themeTint="EA"/>
-        <w:insideV w:val="single" w:sz="4" w:space="0" w:color="5D8AC2" w:themeColor="accent1" w:themeTint="EA"/>
+        <w:bottom w:val="single" w:color="5D8AC2" w:themeColor="accent1" w:themeTint="EA" w:sz="4" w:space="0"/>
+        <w:insideH w:val="single" w:color="5D8AC2" w:themeColor="accent1" w:themeTint="EA" w:sz="4" w:space="0"/>
+        <w:insideV w:val="single" w:color="5D8AC2" w:themeColor="accent1" w:themeTint="EA" w:sz="4" w:space="0"/>
       </w:tblBorders>
     </w:tblPr>
     <w:tblStylePr w:type="firstRow">
@@ -4929,10 +4937,10 @@
       <w:tblPr/>
       <w:tcPr>
         <w:tcBorders>
-          <w:top w:val="none" w:sz="4" w:space="0" w:color="000000"/>
-          <w:left w:val="none" w:sz="4" w:space="0" w:color="000000"/>
-          <w:bottom w:val="none" w:sz="4" w:space="0" w:color="000000"/>
-          <w:right w:val="none" w:sz="4" w:space="0" w:color="000000"/>
+          <w:top w:val="none" w:color="000000" w:sz="4" w:space="0"/>
+          <w:left w:val="none" w:color="000000" w:sz="4" w:space="0"/>
+          <w:bottom w:val="none" w:color="000000" w:sz="4" w:space="0"/>
+          <w:right w:val="none" w:color="000000" w:sz="4" w:space="0"/>
         </w:tcBorders>
         <w:shd w:val="clear" w:color="FFFFFF" w:fill="auto"/>
       </w:tcPr>
@@ -4945,10 +4953,10 @@
       <w:tblPr/>
       <w:tcPr>
         <w:tcBorders>
-          <w:top w:val="none" w:sz="4" w:space="0" w:color="000000"/>
-          <w:left w:val="none" w:sz="4" w:space="0" w:color="000000"/>
-          <w:bottom w:val="none" w:sz="4" w:space="0" w:color="000000"/>
-          <w:right w:val="none" w:sz="4" w:space="0" w:color="000000"/>
+          <w:top w:val="none" w:color="000000" w:sz="4" w:space="0"/>
+          <w:left w:val="none" w:color="000000" w:sz="4" w:space="0"/>
+          <w:bottom w:val="none" w:color="000000" w:sz="4" w:space="0"/>
+          <w:right w:val="none" w:color="000000" w:sz="4" w:space="0"/>
         </w:tcBorders>
         <w:shd w:val="clear" w:color="FFFFFF" w:fill="auto"/>
       </w:tcPr>
@@ -4964,10 +4972,10 @@
       <w:tblPr/>
       <w:tcPr>
         <w:tcBorders>
-          <w:top w:val="none" w:sz="4" w:space="0" w:color="000000"/>
-          <w:left w:val="none" w:sz="4" w:space="0" w:color="000000"/>
-          <w:bottom w:val="none" w:sz="4" w:space="0" w:color="000000"/>
-          <w:right w:val="none" w:sz="4" w:space="0" w:color="000000"/>
+          <w:top w:val="none" w:color="000000" w:sz="4" w:space="0"/>
+          <w:left w:val="none" w:color="000000" w:sz="4" w:space="0"/>
+          <w:bottom w:val="none" w:color="000000" w:sz="4" w:space="0"/>
+          <w:right w:val="none" w:color="000000" w:sz="4" w:space="0"/>
         </w:tcBorders>
         <w:shd w:val="clear" w:color="FFFFFF" w:fill="auto"/>
       </w:tcPr>
@@ -4980,10 +4988,10 @@
       <w:tblPr/>
       <w:tcPr>
         <w:tcBorders>
-          <w:top w:val="none" w:sz="4" w:space="0" w:color="000000"/>
-          <w:left w:val="none" w:sz="4" w:space="0" w:color="000000"/>
-          <w:bottom w:val="none" w:sz="4" w:space="0" w:color="000000"/>
-          <w:right w:val="none" w:sz="4" w:space="0" w:color="000000"/>
+          <w:top w:val="none" w:color="000000" w:sz="4" w:space="0"/>
+          <w:left w:val="none" w:color="000000" w:sz="4" w:space="0"/>
+          <w:bottom w:val="none" w:color="000000" w:sz="4" w:space="0"/>
+          <w:right w:val="none" w:color="000000" w:sz="4" w:space="0"/>
         </w:tcBorders>
         <w:shd w:val="clear" w:color="FFFFFF" w:fill="auto"/>
       </w:tcPr>
@@ -5019,9 +5027,9 @@
       <w:tblStyleRowBandSize w:val="1"/>
       <w:tblStyleColBandSize w:val="1"/>
       <w:tblBorders>
-        <w:bottom w:val="single" w:sz="4" w:space="0" w:color="D99695" w:themeColor="accent2" w:themeTint="97"/>
-        <w:insideH w:val="single" w:sz="4" w:space="0" w:color="D99695" w:themeColor="accent2" w:themeTint="97"/>
-        <w:insideV w:val="single" w:sz="4" w:space="0" w:color="D99695" w:themeColor="accent2" w:themeTint="97"/>
+        <w:bottom w:val="single" w:color="D99695" w:themeColor="accent2" w:themeTint="97" w:sz="4" w:space="0"/>
+        <w:insideH w:val="single" w:color="D99695" w:themeColor="accent2" w:themeTint="97" w:sz="4" w:space="0"/>
+        <w:insideV w:val="single" w:color="D99695" w:themeColor="accent2" w:themeTint="97" w:sz="4" w:space="0"/>
       </w:tblBorders>
     </w:tblPr>
     <w:tblStylePr w:type="firstRow">
@@ -5032,10 +5040,10 @@
       <w:tblPr/>
       <w:tcPr>
         <w:tcBorders>
-          <w:top w:val="none" w:sz="4" w:space="0" w:color="000000"/>
-          <w:left w:val="none" w:sz="4" w:space="0" w:color="000000"/>
-          <w:bottom w:val="none" w:sz="4" w:space="0" w:color="000000"/>
-          <w:right w:val="none" w:sz="4" w:space="0" w:color="000000"/>
+          <w:top w:val="none" w:color="000000" w:sz="4" w:space="0"/>
+          <w:left w:val="none" w:color="000000" w:sz="4" w:space="0"/>
+          <w:bottom w:val="none" w:color="000000" w:sz="4" w:space="0"/>
+          <w:right w:val="none" w:color="000000" w:sz="4" w:space="0"/>
         </w:tcBorders>
         <w:shd w:val="clear" w:color="FFFFFF" w:fill="auto"/>
       </w:tcPr>
@@ -5048,10 +5056,10 @@
       <w:tblPr/>
       <w:tcPr>
         <w:tcBorders>
-          <w:top w:val="none" w:sz="4" w:space="0" w:color="000000"/>
-          <w:left w:val="none" w:sz="4" w:space="0" w:color="000000"/>
-          <w:bottom w:val="none" w:sz="4" w:space="0" w:color="000000"/>
-          <w:right w:val="none" w:sz="4" w:space="0" w:color="000000"/>
+          <w:top w:val="none" w:color="000000" w:sz="4" w:space="0"/>
+          <w:left w:val="none" w:color="000000" w:sz="4" w:space="0"/>
+          <w:bottom w:val="none" w:color="000000" w:sz="4" w:space="0"/>
+          <w:right w:val="none" w:color="000000" w:sz="4" w:space="0"/>
         </w:tcBorders>
         <w:shd w:val="clear" w:color="FFFFFF" w:fill="auto"/>
       </w:tcPr>
@@ -5067,10 +5075,10 @@
       <w:tblPr/>
       <w:tcPr>
         <w:tcBorders>
-          <w:top w:val="none" w:sz="4" w:space="0" w:color="000000"/>
-          <w:left w:val="none" w:sz="4" w:space="0" w:color="000000"/>
-          <w:bottom w:val="none" w:sz="4" w:space="0" w:color="000000"/>
-          <w:right w:val="none" w:sz="4" w:space="0" w:color="000000"/>
+          <w:top w:val="none" w:color="000000" w:sz="4" w:space="0"/>
+          <w:left w:val="none" w:color="000000" w:sz="4" w:space="0"/>
+          <w:bottom w:val="none" w:color="000000" w:sz="4" w:space="0"/>
+          <w:right w:val="none" w:color="000000" w:sz="4" w:space="0"/>
         </w:tcBorders>
         <w:shd w:val="clear" w:color="FFFFFF" w:fill="auto"/>
       </w:tcPr>
@@ -5083,10 +5091,10 @@
       <w:tblPr/>
       <w:tcPr>
         <w:tcBorders>
-          <w:top w:val="none" w:sz="4" w:space="0" w:color="000000"/>
-          <w:left w:val="none" w:sz="4" w:space="0" w:color="000000"/>
-          <w:bottom w:val="none" w:sz="4" w:space="0" w:color="000000"/>
-          <w:right w:val="none" w:sz="4" w:space="0" w:color="000000"/>
+          <w:top w:val="none" w:color="000000" w:sz="4" w:space="0"/>
+          <w:left w:val="none" w:color="000000" w:sz="4" w:space="0"/>
+          <w:bottom w:val="none" w:color="000000" w:sz="4" w:space="0"/>
+          <w:right w:val="none" w:color="000000" w:sz="4" w:space="0"/>
         </w:tcBorders>
         <w:shd w:val="clear" w:color="FFFFFF" w:fill="auto"/>
       </w:tcPr>
@@ -5122,9 +5130,9 @@
       <w:tblStyleRowBandSize w:val="1"/>
       <w:tblStyleColBandSize w:val="1"/>
       <w:tblBorders>
-        <w:bottom w:val="single" w:sz="4" w:space="0" w:color="9ABB59" w:themeColor="accent3" w:themeTint="FE"/>
-        <w:insideH w:val="single" w:sz="4" w:space="0" w:color="9ABB59" w:themeColor="accent3" w:themeTint="FE"/>
-        <w:insideV w:val="single" w:sz="4" w:space="0" w:color="9ABB59" w:themeColor="accent3" w:themeTint="FE"/>
+        <w:bottom w:val="single" w:color="9ABB59" w:themeColor="accent3" w:themeTint="FE" w:sz="4" w:space="0"/>
+        <w:insideH w:val="single" w:color="9ABB59" w:themeColor="accent3" w:themeTint="FE" w:sz="4" w:space="0"/>
+        <w:insideV w:val="single" w:color="9ABB59" w:themeColor="accent3" w:themeTint="FE" w:sz="4" w:space="0"/>
       </w:tblBorders>
     </w:tblPr>
     <w:tblStylePr w:type="firstRow">
@@ -5135,10 +5143,10 @@
       <w:tblPr/>
       <w:tcPr>
         <w:tcBorders>
-          <w:top w:val="none" w:sz="4" w:space="0" w:color="000000"/>
-          <w:left w:val="none" w:sz="4" w:space="0" w:color="000000"/>
-          <w:bottom w:val="none" w:sz="4" w:space="0" w:color="000000"/>
-          <w:right w:val="none" w:sz="4" w:space="0" w:color="000000"/>
+          <w:top w:val="none" w:color="000000" w:sz="4" w:space="0"/>
+          <w:left w:val="none" w:color="000000" w:sz="4" w:space="0"/>
+          <w:bottom w:val="none" w:color="000000" w:sz="4" w:space="0"/>
+          <w:right w:val="none" w:color="000000" w:sz="4" w:space="0"/>
         </w:tcBorders>
         <w:shd w:val="clear" w:color="FFFFFF" w:fill="auto"/>
       </w:tcPr>
@@ -5151,10 +5159,10 @@
       <w:tblPr/>
       <w:tcPr>
         <w:tcBorders>
-          <w:top w:val="none" w:sz="4" w:space="0" w:color="000000"/>
-          <w:left w:val="none" w:sz="4" w:space="0" w:color="000000"/>
-          <w:bottom w:val="none" w:sz="4" w:space="0" w:color="000000"/>
-          <w:right w:val="none" w:sz="4" w:space="0" w:color="000000"/>
+          <w:top w:val="none" w:color="000000" w:sz="4" w:space="0"/>
+          <w:left w:val="none" w:color="000000" w:sz="4" w:space="0"/>
+          <w:bottom w:val="none" w:color="000000" w:sz="4" w:space="0"/>
+          <w:right w:val="none" w:color="000000" w:sz="4" w:space="0"/>
         </w:tcBorders>
         <w:shd w:val="clear" w:color="FFFFFF" w:fill="auto"/>
       </w:tcPr>
@@ -5170,10 +5178,10 @@
       <w:tblPr/>
       <w:tcPr>
         <w:tcBorders>
-          <w:top w:val="none" w:sz="4" w:space="0" w:color="000000"/>
-          <w:left w:val="none" w:sz="4" w:space="0" w:color="000000"/>
-          <w:bottom w:val="none" w:sz="4" w:space="0" w:color="000000"/>
-          <w:right w:val="none" w:sz="4" w:space="0" w:color="000000"/>
+          <w:top w:val="none" w:color="000000" w:sz="4" w:space="0"/>
+          <w:left w:val="none" w:color="000000" w:sz="4" w:space="0"/>
+          <w:bottom w:val="none" w:color="000000" w:sz="4" w:space="0"/>
+          <w:right w:val="none" w:color="000000" w:sz="4" w:space="0"/>
         </w:tcBorders>
         <w:shd w:val="clear" w:color="FFFFFF" w:fill="auto"/>
       </w:tcPr>
@@ -5186,10 +5194,10 @@
       <w:tblPr/>
       <w:tcPr>
         <w:tcBorders>
-          <w:top w:val="none" w:sz="4" w:space="0" w:color="000000"/>
-          <w:left w:val="none" w:sz="4" w:space="0" w:color="000000"/>
-          <w:bottom w:val="none" w:sz="4" w:space="0" w:color="000000"/>
-          <w:right w:val="none" w:sz="4" w:space="0" w:color="000000"/>
+          <w:top w:val="none" w:color="000000" w:sz="4" w:space="0"/>
+          <w:left w:val="none" w:color="000000" w:sz="4" w:space="0"/>
+          <w:bottom w:val="none" w:color="000000" w:sz="4" w:space="0"/>
+          <w:right w:val="none" w:color="000000" w:sz="4" w:space="0"/>
         </w:tcBorders>
         <w:shd w:val="clear" w:color="FFFFFF" w:fill="auto"/>
       </w:tcPr>
@@ -5225,9 +5233,9 @@
       <w:tblStyleRowBandSize w:val="1"/>
       <w:tblStyleColBandSize w:val="1"/>
       <w:tblBorders>
-        <w:bottom w:val="single" w:sz="4" w:space="0" w:color="B2A1C6" w:themeColor="accent4" w:themeTint="9A"/>
-        <w:insideH w:val="single" w:sz="4" w:space="0" w:color="B2A1C6" w:themeColor="accent4" w:themeTint="9A"/>
-        <w:insideV w:val="single" w:sz="4" w:space="0" w:color="B2A1C6" w:themeColor="accent4" w:themeTint="9A"/>
+        <w:bottom w:val="single" w:color="B2A1C6" w:themeColor="accent4" w:themeTint="9A" w:sz="4" w:space="0"/>
+        <w:insideH w:val="single" w:color="B2A1C6" w:themeColor="accent4" w:themeTint="9A" w:sz="4" w:space="0"/>
+        <w:insideV w:val="single" w:color="B2A1C6" w:themeColor="accent4" w:themeTint="9A" w:sz="4" w:space="0"/>
       </w:tblBorders>
     </w:tblPr>
     <w:tblStylePr w:type="firstRow">
@@ -5238,10 +5246,10 @@
       <w:tblPr/>
       <w:tcPr>
         <w:tcBorders>
-          <w:top w:val="none" w:sz="4" w:space="0" w:color="000000"/>
-          <w:left w:val="none" w:sz="4" w:space="0" w:color="000000"/>
-          <w:bottom w:val="none" w:sz="4" w:space="0" w:color="000000"/>
-          <w:right w:val="none" w:sz="4" w:space="0" w:color="000000"/>
+          <w:top w:val="none" w:color="000000" w:sz="4" w:space="0"/>
+          <w:left w:val="none" w:color="000000" w:sz="4" w:space="0"/>
+          <w:bottom w:val="none" w:color="000000" w:sz="4" w:space="0"/>
+          <w:right w:val="none" w:color="000000" w:sz="4" w:space="0"/>
         </w:tcBorders>
         <w:shd w:val="clear" w:color="FFFFFF" w:fill="auto"/>
       </w:tcPr>
@@ -5254,10 +5262,10 @@
       <w:tblPr/>
       <w:tcPr>
         <w:tcBorders>
-          <w:top w:val="none" w:sz="4" w:space="0" w:color="000000"/>
-          <w:left w:val="none" w:sz="4" w:space="0" w:color="000000"/>
-          <w:bottom w:val="none" w:sz="4" w:space="0" w:color="000000"/>
-          <w:right w:val="none" w:sz="4" w:space="0" w:color="000000"/>
+          <w:top w:val="none" w:color="000000" w:sz="4" w:space="0"/>
+          <w:left w:val="none" w:color="000000" w:sz="4" w:space="0"/>
+          <w:bottom w:val="none" w:color="000000" w:sz="4" w:space="0"/>
+          <w:right w:val="none" w:color="000000" w:sz="4" w:space="0"/>
         </w:tcBorders>
         <w:shd w:val="clear" w:color="FFFFFF" w:fill="auto"/>
       </w:tcPr>
@@ -5273,10 +5281,10 @@
       <w:tblPr/>
       <w:tcPr>
         <w:tcBorders>
-          <w:top w:val="none" w:sz="4" w:space="0" w:color="000000"/>
-          <w:left w:val="none" w:sz="4" w:space="0" w:color="000000"/>
-          <w:bottom w:val="none" w:sz="4" w:space="0" w:color="000000"/>
-          <w:right w:val="none" w:sz="4" w:space="0" w:color="000000"/>
+          <w:top w:val="none" w:color="000000" w:sz="4" w:space="0"/>
+          <w:left w:val="none" w:color="000000" w:sz="4" w:space="0"/>
+          <w:bottom w:val="none" w:color="000000" w:sz="4" w:space="0"/>
+          <w:right w:val="none" w:color="000000" w:sz="4" w:space="0"/>
         </w:tcBorders>
         <w:shd w:val="clear" w:color="FFFFFF" w:fill="auto"/>
       </w:tcPr>
@@ -5289,10 +5297,10 @@
       <w:tblPr/>
       <w:tcPr>
         <w:tcBorders>
-          <w:top w:val="none" w:sz="4" w:space="0" w:color="000000"/>
-          <w:left w:val="none" w:sz="4" w:space="0" w:color="000000"/>
-          <w:bottom w:val="none" w:sz="4" w:space="0" w:color="000000"/>
-          <w:right w:val="none" w:sz="4" w:space="0" w:color="000000"/>
+          <w:top w:val="none" w:color="000000" w:sz="4" w:space="0"/>
+          <w:left w:val="none" w:color="000000" w:sz="4" w:space="0"/>
+          <w:bottom w:val="none" w:color="000000" w:sz="4" w:space="0"/>
+          <w:right w:val="none" w:color="000000" w:sz="4" w:space="0"/>
         </w:tcBorders>
         <w:shd w:val="clear" w:color="FFFFFF" w:fill="auto"/>
       </w:tcPr>
@@ -5328,9 +5336,9 @@
       <w:tblStyleRowBandSize w:val="1"/>
       <w:tblStyleColBandSize w:val="1"/>
       <w:tblBorders>
-        <w:bottom w:val="single" w:sz="4" w:space="0" w:color="4BACC6" w:themeColor="accent5"/>
-        <w:insideH w:val="single" w:sz="4" w:space="0" w:color="4BACC6" w:themeColor="accent5"/>
-        <w:insideV w:val="single" w:sz="4" w:space="0" w:color="4BACC6" w:themeColor="accent5"/>
+        <w:bottom w:val="single" w:color="4BACC6" w:themeColor="accent5" w:sz="4" w:space="0"/>
+        <w:insideH w:val="single" w:color="4BACC6" w:themeColor="accent5" w:sz="4" w:space="0"/>
+        <w:insideV w:val="single" w:color="4BACC6" w:themeColor="accent5" w:sz="4" w:space="0"/>
       </w:tblBorders>
     </w:tblPr>
     <w:tblStylePr w:type="firstRow">
@@ -5341,10 +5349,10 @@
       <w:tblPr/>
       <w:tcPr>
         <w:tcBorders>
-          <w:top w:val="none" w:sz="4" w:space="0" w:color="000000"/>
-          <w:left w:val="none" w:sz="4" w:space="0" w:color="000000"/>
-          <w:bottom w:val="none" w:sz="4" w:space="0" w:color="000000"/>
-          <w:right w:val="none" w:sz="4" w:space="0" w:color="000000"/>
+          <w:top w:val="none" w:color="000000" w:sz="4" w:space="0"/>
+          <w:left w:val="none" w:color="000000" w:sz="4" w:space="0"/>
+          <w:bottom w:val="none" w:color="000000" w:sz="4" w:space="0"/>
+          <w:right w:val="none" w:color="000000" w:sz="4" w:space="0"/>
         </w:tcBorders>
         <w:shd w:val="clear" w:color="FFFFFF" w:fill="auto"/>
       </w:tcPr>
@@ -5357,10 +5365,10 @@
       <w:tblPr/>
       <w:tcPr>
         <w:tcBorders>
-          <w:top w:val="none" w:sz="4" w:space="0" w:color="000000"/>
-          <w:left w:val="none" w:sz="4" w:space="0" w:color="000000"/>
-          <w:bottom w:val="none" w:sz="4" w:space="0" w:color="000000"/>
-          <w:right w:val="none" w:sz="4" w:space="0" w:color="000000"/>
+          <w:top w:val="none" w:color="000000" w:sz="4" w:space="0"/>
+          <w:left w:val="none" w:color="000000" w:sz="4" w:space="0"/>
+          <w:bottom w:val="none" w:color="000000" w:sz="4" w:space="0"/>
+          <w:right w:val="none" w:color="000000" w:sz="4" w:space="0"/>
         </w:tcBorders>
         <w:shd w:val="clear" w:color="FFFFFF" w:fill="auto"/>
       </w:tcPr>
@@ -5376,10 +5384,10 @@
       <w:tblPr/>
       <w:tcPr>
         <w:tcBorders>
-          <w:top w:val="none" w:sz="4" w:space="0" w:color="000000"/>
-          <w:left w:val="none" w:sz="4" w:space="0" w:color="000000"/>
-          <w:bottom w:val="none" w:sz="4" w:space="0" w:color="000000"/>
-          <w:right w:val="none" w:sz="4" w:space="0" w:color="000000"/>
+          <w:top w:val="none" w:color="000000" w:sz="4" w:space="0"/>
+          <w:left w:val="none" w:color="000000" w:sz="4" w:space="0"/>
+          <w:bottom w:val="none" w:color="000000" w:sz="4" w:space="0"/>
+          <w:right w:val="none" w:color="000000" w:sz="4" w:space="0"/>
         </w:tcBorders>
         <w:shd w:val="clear" w:color="FFFFFF" w:fill="auto"/>
       </w:tcPr>
@@ -5392,10 +5400,10 @@
       <w:tblPr/>
       <w:tcPr>
         <w:tcBorders>
-          <w:top w:val="none" w:sz="4" w:space="0" w:color="000000"/>
-          <w:left w:val="none" w:sz="4" w:space="0" w:color="000000"/>
-          <w:bottom w:val="none" w:sz="4" w:space="0" w:color="000000"/>
-          <w:right w:val="none" w:sz="4" w:space="0" w:color="000000"/>
+          <w:top w:val="none" w:color="000000" w:sz="4" w:space="0"/>
+          <w:left w:val="none" w:color="000000" w:sz="4" w:space="0"/>
+          <w:bottom w:val="none" w:color="000000" w:sz="4" w:space="0"/>
+          <w:right w:val="none" w:color="000000" w:sz="4" w:space="0"/>
         </w:tcBorders>
         <w:shd w:val="clear" w:color="FFFFFF" w:fill="auto"/>
       </w:tcPr>
@@ -5431,9 +5439,9 @@
       <w:tblStyleRowBandSize w:val="1"/>
       <w:tblStyleColBandSize w:val="1"/>
       <w:tblBorders>
-        <w:bottom w:val="single" w:sz="4" w:space="0" w:color="F79646" w:themeColor="accent6"/>
-        <w:insideH w:val="single" w:sz="4" w:space="0" w:color="F79646" w:themeColor="accent6"/>
-        <w:insideV w:val="single" w:sz="4" w:space="0" w:color="F79646" w:themeColor="accent6"/>
+        <w:bottom w:val="single" w:color="F79646" w:themeColor="accent6" w:sz="4" w:space="0"/>
+        <w:insideH w:val="single" w:color="F79646" w:themeColor="accent6" w:sz="4" w:space="0"/>
+        <w:insideV w:val="single" w:color="F79646" w:themeColor="accent6" w:sz="4" w:space="0"/>
       </w:tblBorders>
     </w:tblPr>
     <w:tblStylePr w:type="firstRow">
@@ -5444,10 +5452,10 @@
       <w:tblPr/>
       <w:tcPr>
         <w:tcBorders>
-          <w:top w:val="none" w:sz="4" w:space="0" w:color="000000"/>
-          <w:left w:val="none" w:sz="4" w:space="0" w:color="000000"/>
-          <w:bottom w:val="none" w:sz="4" w:space="0" w:color="000000"/>
-          <w:right w:val="none" w:sz="4" w:space="0" w:color="000000"/>
+          <w:top w:val="none" w:color="000000" w:sz="4" w:space="0"/>
+          <w:left w:val="none" w:color="000000" w:sz="4" w:space="0"/>
+          <w:bottom w:val="none" w:color="000000" w:sz="4" w:space="0"/>
+          <w:right w:val="none" w:color="000000" w:sz="4" w:space="0"/>
         </w:tcBorders>
         <w:shd w:val="clear" w:color="FFFFFF" w:fill="auto"/>
       </w:tcPr>
@@ -5460,10 +5468,10 @@
       <w:tblPr/>
       <w:tcPr>
         <w:tcBorders>
-          <w:top w:val="none" w:sz="4" w:space="0" w:color="000000"/>
-          <w:left w:val="none" w:sz="4" w:space="0" w:color="000000"/>
-          <w:bottom w:val="none" w:sz="4" w:space="0" w:color="000000"/>
-          <w:right w:val="none" w:sz="4" w:space="0" w:color="000000"/>
+          <w:top w:val="none" w:color="000000" w:sz="4" w:space="0"/>
+          <w:left w:val="none" w:color="000000" w:sz="4" w:space="0"/>
+          <w:bottom w:val="none" w:color="000000" w:sz="4" w:space="0"/>
+          <w:right w:val="none" w:color="000000" w:sz="4" w:space="0"/>
         </w:tcBorders>
         <w:shd w:val="clear" w:color="FFFFFF" w:fill="auto"/>
       </w:tcPr>
@@ -5479,10 +5487,10 @@
       <w:tblPr/>
       <w:tcPr>
         <w:tcBorders>
-          <w:top w:val="none" w:sz="4" w:space="0" w:color="000000"/>
-          <w:left w:val="none" w:sz="4" w:space="0" w:color="000000"/>
-          <w:bottom w:val="none" w:sz="4" w:space="0" w:color="000000"/>
-          <w:right w:val="none" w:sz="4" w:space="0" w:color="000000"/>
+          <w:top w:val="none" w:color="000000" w:sz="4" w:space="0"/>
+          <w:left w:val="none" w:color="000000" w:sz="4" w:space="0"/>
+          <w:bottom w:val="none" w:color="000000" w:sz="4" w:space="0"/>
+          <w:right w:val="none" w:color="000000" w:sz="4" w:space="0"/>
         </w:tcBorders>
         <w:shd w:val="clear" w:color="FFFFFF" w:fill="auto"/>
       </w:tcPr>
@@ -5495,10 +5503,10 @@
       <w:tblPr/>
       <w:tcPr>
         <w:tcBorders>
-          <w:top w:val="none" w:sz="4" w:space="0" w:color="000000"/>
-          <w:left w:val="none" w:sz="4" w:space="0" w:color="000000"/>
-          <w:bottom w:val="none" w:sz="4" w:space="0" w:color="000000"/>
-          <w:right w:val="none" w:sz="4" w:space="0" w:color="000000"/>
+          <w:top w:val="none" w:color="000000" w:sz="4" w:space="0"/>
+          <w:left w:val="none" w:color="000000" w:sz="4" w:space="0"/>
+          <w:bottom w:val="none" w:color="000000" w:sz="4" w:space="0"/>
+          <w:right w:val="none" w:color="000000" w:sz="4" w:space="0"/>
         </w:tcBorders>
         <w:shd w:val="clear" w:color="FFFFFF" w:fill="auto"/>
       </w:tcPr>
@@ -5534,12 +5542,12 @@
       <w:tblStyleRowBandSize w:val="1"/>
       <w:tblStyleColBandSize w:val="1"/>
       <w:tblBorders>
-        <w:top w:val="single" w:sz="4" w:space="0" w:color="6F6F6F" w:themeColor="text1" w:themeTint="90"/>
-        <w:left w:val="single" w:sz="4" w:space="0" w:color="6F6F6F" w:themeColor="text1" w:themeTint="90"/>
-        <w:bottom w:val="single" w:sz="4" w:space="0" w:color="6F6F6F" w:themeColor="text1" w:themeTint="90"/>
-        <w:right w:val="single" w:sz="4" w:space="0" w:color="6F6F6F" w:themeColor="text1" w:themeTint="90"/>
-        <w:insideH w:val="single" w:sz="4" w:space="0" w:color="6F6F6F" w:themeColor="text1" w:themeTint="90"/>
-        <w:insideV w:val="single" w:sz="4" w:space="0" w:color="6F6F6F" w:themeColor="text1" w:themeTint="90"/>
+        <w:top w:val="single" w:color="6F6F6F" w:themeColor="text1" w:themeTint="90" w:sz="4" w:space="0"/>
+        <w:left w:val="single" w:color="6F6F6F" w:themeColor="text1" w:themeTint="90" w:sz="4" w:space="0"/>
+        <w:bottom w:val="single" w:color="6F6F6F" w:themeColor="text1" w:themeTint="90" w:sz="4" w:space="0"/>
+        <w:right w:val="single" w:color="6F6F6F" w:themeColor="text1" w:themeTint="90" w:sz="4" w:space="0"/>
+        <w:insideH w:val="single" w:color="6F6F6F" w:themeColor="text1" w:themeTint="90" w:sz="4" w:space="0"/>
+        <w:insideV w:val="single" w:color="6F6F6F" w:themeColor="text1" w:themeTint="90" w:sz="4" w:space="0"/>
       </w:tblBorders>
     </w:tblPr>
     <w:tblStylePr w:type="firstRow">
@@ -5552,10 +5560,10 @@
       <w:tblPr/>
       <w:tcPr>
         <w:tcBorders>
-          <w:top w:val="single" w:sz="4" w:space="0" w:color="000000" w:themeColor="text1"/>
-          <w:left w:val="single" w:sz="4" w:space="0" w:color="000000" w:themeColor="text1"/>
-          <w:bottom w:val="single" w:sz="4" w:space="0" w:color="000000" w:themeColor="text1"/>
-          <w:right w:val="single" w:sz="4" w:space="0" w:color="000000" w:themeColor="text1"/>
+          <w:top w:val="single" w:color="000000" w:themeColor="text1" w:sz="4" w:space="0"/>
+          <w:left w:val="single" w:color="000000" w:themeColor="text1" w:sz="4" w:space="0"/>
+          <w:bottom w:val="single" w:color="000000" w:themeColor="text1" w:sz="4" w:space="0"/>
+          <w:right w:val="single" w:color="000000" w:themeColor="text1" w:sz="4" w:space="0"/>
         </w:tcBorders>
         <w:shd w:val="clear" w:color="000000" w:themeColor="text1" w:fill="000000" w:themeFill="text1"/>
       </w:tcPr>
@@ -5568,7 +5576,7 @@
       <w:tblPr/>
       <w:tcPr>
         <w:tcBorders>
-          <w:top w:val="single" w:sz="4" w:space="0" w:color="000000" w:themeColor="text1"/>
+          <w:top w:val="single" w:color="000000" w:themeColor="text1" w:sz="4" w:space="0"/>
         </w:tcBorders>
       </w:tcPr>
     </w:tblStylePr>
@@ -5615,12 +5623,12 @@
       <w:tblStyleRowBandSize w:val="1"/>
       <w:tblStyleColBandSize w:val="1"/>
       <w:tblBorders>
-        <w:top w:val="single" w:sz="4" w:space="0" w:color="9BB7D9" w:themeColor="accent1" w:themeTint="90"/>
-        <w:left w:val="single" w:sz="4" w:space="0" w:color="9BB7D9" w:themeColor="accent1" w:themeTint="90"/>
-        <w:bottom w:val="single" w:sz="4" w:space="0" w:color="9BB7D9" w:themeColor="accent1" w:themeTint="90"/>
-        <w:right w:val="single" w:sz="4" w:space="0" w:color="9BB7D9" w:themeColor="accent1" w:themeTint="90"/>
-        <w:insideH w:val="single" w:sz="4" w:space="0" w:color="9BB7D9" w:themeColor="accent1" w:themeTint="90"/>
-        <w:insideV w:val="single" w:sz="4" w:space="0" w:color="9BB7D9" w:themeColor="accent1" w:themeTint="90"/>
+        <w:top w:val="single" w:color="9BB7D9" w:themeColor="accent1" w:themeTint="90" w:sz="4" w:space="0"/>
+        <w:left w:val="single" w:color="9BB7D9" w:themeColor="accent1" w:themeTint="90" w:sz="4" w:space="0"/>
+        <w:bottom w:val="single" w:color="9BB7D9" w:themeColor="accent1" w:themeTint="90" w:sz="4" w:space="0"/>
+        <w:right w:val="single" w:color="9BB7D9" w:themeColor="accent1" w:themeTint="90" w:sz="4" w:space="0"/>
+        <w:insideH w:val="single" w:color="9BB7D9" w:themeColor="accent1" w:themeTint="90" w:sz="4" w:space="0"/>
+        <w:insideV w:val="single" w:color="9BB7D9" w:themeColor="accent1" w:themeTint="90" w:sz="4" w:space="0"/>
       </w:tblBorders>
     </w:tblPr>
     <w:tblStylePr w:type="firstRow">
@@ -5633,10 +5641,10 @@
       <w:tblPr/>
       <w:tcPr>
         <w:tcBorders>
-          <w:top w:val="single" w:sz="4" w:space="0" w:color="5D8AC2" w:themeColor="accent1" w:themeTint="EA"/>
-          <w:left w:val="single" w:sz="4" w:space="0" w:color="5D8AC2" w:themeColor="accent1" w:themeTint="EA"/>
-          <w:bottom w:val="single" w:sz="4" w:space="0" w:color="5D8AC2" w:themeColor="accent1" w:themeTint="EA"/>
-          <w:right w:val="single" w:sz="4" w:space="0" w:color="5D8AC2" w:themeColor="accent1" w:themeTint="EA"/>
+          <w:top w:val="single" w:color="5D8AC2" w:themeColor="accent1" w:themeTint="EA" w:sz="4" w:space="0"/>
+          <w:left w:val="single" w:color="5D8AC2" w:themeColor="accent1" w:themeTint="EA" w:sz="4" w:space="0"/>
+          <w:bottom w:val="single" w:color="5D8AC2" w:themeColor="accent1" w:themeTint="EA" w:sz="4" w:space="0"/>
+          <w:right w:val="single" w:color="5D8AC2" w:themeColor="accent1" w:themeTint="EA" w:sz="4" w:space="0"/>
         </w:tcBorders>
         <w:shd w:val="clear" w:color="5D8AC2" w:themeColor="accent1" w:themeTint="EA" w:fill="5D8AC2" w:themeFill="accent1" w:themeFillTint="EA"/>
       </w:tcPr>
@@ -5649,7 +5657,7 @@
       <w:tblPr/>
       <w:tcPr>
         <w:tcBorders>
-          <w:top w:val="single" w:sz="4" w:space="0" w:color="5D8AC2" w:themeColor="accent1" w:themeTint="EA"/>
+          <w:top w:val="single" w:color="5D8AC2" w:themeColor="accent1" w:themeTint="EA" w:sz="4" w:space="0"/>
         </w:tcBorders>
       </w:tcPr>
     </w:tblStylePr>
@@ -5696,12 +5704,12 @@
       <w:tblStyleRowBandSize w:val="1"/>
       <w:tblStyleColBandSize w:val="1"/>
       <w:tblBorders>
-        <w:top w:val="single" w:sz="4" w:space="0" w:color="DB9B9A" w:themeColor="accent2" w:themeTint="90"/>
-        <w:left w:val="single" w:sz="4" w:space="0" w:color="DB9B9A" w:themeColor="accent2" w:themeTint="90"/>
-        <w:bottom w:val="single" w:sz="4" w:space="0" w:color="DB9B9A" w:themeColor="accent2" w:themeTint="90"/>
-        <w:right w:val="single" w:sz="4" w:space="0" w:color="DB9B9A" w:themeColor="accent2" w:themeTint="90"/>
-        <w:insideH w:val="single" w:sz="4" w:space="0" w:color="DB9B9A" w:themeColor="accent2" w:themeTint="90"/>
-        <w:insideV w:val="single" w:sz="4" w:space="0" w:color="DB9B9A" w:themeColor="accent2" w:themeTint="90"/>
+        <w:top w:val="single" w:color="DB9B9A" w:themeColor="accent2" w:themeTint="90" w:sz="4" w:space="0"/>
+        <w:left w:val="single" w:color="DB9B9A" w:themeColor="accent2" w:themeTint="90" w:sz="4" w:space="0"/>
+        <w:bottom w:val="single" w:color="DB9B9A" w:themeColor="accent2" w:themeTint="90" w:sz="4" w:space="0"/>
+        <w:right w:val="single" w:color="DB9B9A" w:themeColor="accent2" w:themeTint="90" w:sz="4" w:space="0"/>
+        <w:insideH w:val="single" w:color="DB9B9A" w:themeColor="accent2" w:themeTint="90" w:sz="4" w:space="0"/>
+        <w:insideV w:val="single" w:color="DB9B9A" w:themeColor="accent2" w:themeTint="90" w:sz="4" w:space="0"/>
       </w:tblBorders>
     </w:tblPr>
     <w:tblStylePr w:type="firstRow">
@@ -5714,10 +5722,10 @@
       <w:tblPr/>
       <w:tcPr>
         <w:tcBorders>
-          <w:top w:val="single" w:sz="4" w:space="0" w:color="D99695" w:themeColor="accent2" w:themeTint="97"/>
-          <w:left w:val="single" w:sz="4" w:space="0" w:color="D99695" w:themeColor="accent2" w:themeTint="97"/>
-          <w:bottom w:val="single" w:sz="4" w:space="0" w:color="D99695" w:themeColor="accent2" w:themeTint="97"/>
-          <w:right w:val="single" w:sz="4" w:space="0" w:color="D99695" w:themeColor="accent2" w:themeTint="97"/>
+          <w:top w:val="single" w:color="D99695" w:themeColor="accent2" w:themeTint="97" w:sz="4" w:space="0"/>
+          <w:left w:val="single" w:color="D99695" w:themeColor="accent2" w:themeTint="97" w:sz="4" w:space="0"/>
+          <w:bottom w:val="single" w:color="D99695" w:themeColor="accent2" w:themeTint="97" w:sz="4" w:space="0"/>
+          <w:right w:val="single" w:color="D99695" w:themeColor="accent2" w:themeTint="97" w:sz="4" w:space="0"/>
         </w:tcBorders>
         <w:shd w:val="clear" w:color="D99695" w:themeColor="accent2" w:themeTint="97" w:fill="D99695" w:themeFill="accent2" w:themeFillTint="97"/>
       </w:tcPr>
@@ -5730,7 +5738,7 @@
       <w:tblPr/>
       <w:tcPr>
         <w:tcBorders>
-          <w:top w:val="single" w:sz="4" w:space="0" w:color="D99695" w:themeColor="accent2" w:themeTint="97"/>
+          <w:top w:val="single" w:color="D99695" w:themeColor="accent2" w:themeTint="97" w:sz="4" w:space="0"/>
         </w:tcBorders>
       </w:tcPr>
     </w:tblStylePr>
@@ -5777,12 +5785,12 @@
       <w:tblStyleRowBandSize w:val="1"/>
       <w:tblStyleColBandSize w:val="1"/>
       <w:tblBorders>
-        <w:top w:val="single" w:sz="4" w:space="0" w:color="C6D8A1" w:themeColor="accent3" w:themeTint="90"/>
-        <w:left w:val="single" w:sz="4" w:space="0" w:color="C6D8A1" w:themeColor="accent3" w:themeTint="90"/>
-        <w:bottom w:val="single" w:sz="4" w:space="0" w:color="C6D8A1" w:themeColor="accent3" w:themeTint="90"/>
-        <w:right w:val="single" w:sz="4" w:space="0" w:color="C6D8A1" w:themeColor="accent3" w:themeTint="90"/>
-        <w:insideH w:val="single" w:sz="4" w:space="0" w:color="C6D8A1" w:themeColor="accent3" w:themeTint="90"/>
-        <w:insideV w:val="single" w:sz="4" w:space="0" w:color="C6D8A1" w:themeColor="accent3" w:themeTint="90"/>
+        <w:top w:val="single" w:color="C6D8A1" w:themeColor="accent3" w:themeTint="90" w:sz="4" w:space="0"/>
+        <w:left w:val="single" w:color="C6D8A1" w:themeColor="accent3" w:themeTint="90" w:sz="4" w:space="0"/>
+        <w:bottom w:val="single" w:color="C6D8A1" w:themeColor="accent3" w:themeTint="90" w:sz="4" w:space="0"/>
+        <w:right w:val="single" w:color="C6D8A1" w:themeColor="accent3" w:themeTint="90" w:sz="4" w:space="0"/>
+        <w:insideH w:val="single" w:color="C6D8A1" w:themeColor="accent3" w:themeTint="90" w:sz="4" w:space="0"/>
+        <w:insideV w:val="single" w:color="C6D8A1" w:themeColor="accent3" w:themeTint="90" w:sz="4" w:space="0"/>
       </w:tblBorders>
     </w:tblPr>
     <w:tblStylePr w:type="firstRow">
@@ -5795,10 +5803,10 @@
       <w:tblPr/>
       <w:tcPr>
         <w:tcBorders>
-          <w:top w:val="single" w:sz="4" w:space="0" w:color="9ABB59" w:themeColor="accent3" w:themeTint="FE"/>
-          <w:left w:val="single" w:sz="4" w:space="0" w:color="9ABB59" w:themeColor="accent3" w:themeTint="FE"/>
-          <w:bottom w:val="single" w:sz="4" w:space="0" w:color="9ABB59" w:themeColor="accent3" w:themeTint="FE"/>
-          <w:right w:val="single" w:sz="4" w:space="0" w:color="9ABB59" w:themeColor="accent3" w:themeTint="FE"/>
+          <w:top w:val="single" w:color="9ABB59" w:themeColor="accent3" w:themeTint="FE" w:sz="4" w:space="0"/>
+          <w:left w:val="single" w:color="9ABB59" w:themeColor="accent3" w:themeTint="FE" w:sz="4" w:space="0"/>
+          <w:bottom w:val="single" w:color="9ABB59" w:themeColor="accent3" w:themeTint="FE" w:sz="4" w:space="0"/>
+          <w:right w:val="single" w:color="9ABB59" w:themeColor="accent3" w:themeTint="FE" w:sz="4" w:space="0"/>
         </w:tcBorders>
         <w:shd w:val="clear" w:color="9ABB59" w:themeColor="accent3" w:themeTint="FE" w:fill="9ABB59" w:themeFill="accent3" w:themeFillTint="FE"/>
       </w:tcPr>
@@ -5811,7 +5819,7 @@
       <w:tblPr/>
       <w:tcPr>
         <w:tcBorders>
-          <w:top w:val="single" w:sz="4" w:space="0" w:color="9ABB59" w:themeColor="accent3" w:themeTint="FE"/>
+          <w:top w:val="single" w:color="9ABB59" w:themeColor="accent3" w:themeTint="FE" w:sz="4" w:space="0"/>
         </w:tcBorders>
       </w:tcPr>
     </w:tblStylePr>
@@ -5858,12 +5866,12 @@
       <w:tblStyleRowBandSize w:val="1"/>
       <w:tblStyleColBandSize w:val="1"/>
       <w:tblBorders>
-        <w:top w:val="single" w:sz="4" w:space="0" w:color="B7A7CA" w:themeColor="accent4" w:themeTint="90"/>
-        <w:left w:val="single" w:sz="4" w:space="0" w:color="B7A7CA" w:themeColor="accent4" w:themeTint="90"/>
-        <w:bottom w:val="single" w:sz="4" w:space="0" w:color="B7A7CA" w:themeColor="accent4" w:themeTint="90"/>
-        <w:right w:val="single" w:sz="4" w:space="0" w:color="B7A7CA" w:themeColor="accent4" w:themeTint="90"/>
-        <w:insideH w:val="single" w:sz="4" w:space="0" w:color="B7A7CA" w:themeColor="accent4" w:themeTint="90"/>
-        <w:insideV w:val="single" w:sz="4" w:space="0" w:color="B7A7CA" w:themeColor="accent4" w:themeTint="90"/>
+        <w:top w:val="single" w:color="B7A7CA" w:themeColor="accent4" w:themeTint="90" w:sz="4" w:space="0"/>
+        <w:left w:val="single" w:color="B7A7CA" w:themeColor="accent4" w:themeTint="90" w:sz="4" w:space="0"/>
+        <w:bottom w:val="single" w:color="B7A7CA" w:themeColor="accent4" w:themeTint="90" w:sz="4" w:space="0"/>
+        <w:right w:val="single" w:color="B7A7CA" w:themeColor="accent4" w:themeTint="90" w:sz="4" w:space="0"/>
+        <w:insideH w:val="single" w:color="B7A7CA" w:themeColor="accent4" w:themeTint="90" w:sz="4" w:space="0"/>
+        <w:insideV w:val="single" w:color="B7A7CA" w:themeColor="accent4" w:themeTint="90" w:sz="4" w:space="0"/>
       </w:tblBorders>
     </w:tblPr>
     <w:tblStylePr w:type="firstRow">
@@ -5876,10 +5884,10 @@
       <w:tblPr/>
       <w:tcPr>
         <w:tcBorders>
-          <w:top w:val="single" w:sz="4" w:space="0" w:color="B2A1C6" w:themeColor="accent4" w:themeTint="9A"/>
-          <w:left w:val="single" w:sz="4" w:space="0" w:color="B2A1C6" w:themeColor="accent4" w:themeTint="9A"/>
-          <w:bottom w:val="single" w:sz="4" w:space="0" w:color="B2A1C6" w:themeColor="accent4" w:themeTint="9A"/>
-          <w:right w:val="single" w:sz="4" w:space="0" w:color="B2A1C6" w:themeColor="accent4" w:themeTint="9A"/>
+          <w:top w:val="single" w:color="B2A1C6" w:themeColor="accent4" w:themeTint="9A" w:sz="4" w:space="0"/>
+          <w:left w:val="single" w:color="B2A1C6" w:themeColor="accent4" w:themeTint="9A" w:sz="4" w:space="0"/>
+          <w:bottom w:val="single" w:color="B2A1C6" w:themeColor="accent4" w:themeTint="9A" w:sz="4" w:space="0"/>
+          <w:right w:val="single" w:color="B2A1C6" w:themeColor="accent4" w:themeTint="9A" w:sz="4" w:space="0"/>
         </w:tcBorders>
         <w:shd w:val="clear" w:color="B2A1C6" w:themeColor="accent4" w:themeTint="9A" w:fill="B2A1C6" w:themeFill="accent4" w:themeFillTint="9A"/>
       </w:tcPr>
@@ -5892,7 +5900,7 @@
       <w:tblPr/>
       <w:tcPr>
         <w:tcBorders>
-          <w:top w:val="single" w:sz="4" w:space="0" w:color="B2A1C6" w:themeColor="accent4" w:themeTint="9A"/>
+          <w:top w:val="single" w:color="B2A1C6" w:themeColor="accent4" w:themeTint="9A" w:sz="4" w:space="0"/>
         </w:tcBorders>
       </w:tcPr>
     </w:tblStylePr>
@@ -5939,12 +5947,12 @@
       <w:tblStyleRowBandSize w:val="1"/>
       <w:tblStyleColBandSize w:val="1"/>
       <w:tblBorders>
-        <w:top w:val="single" w:sz="4" w:space="0" w:color="99D0DE" w:themeColor="accent5" w:themeTint="90"/>
-        <w:left w:val="single" w:sz="4" w:space="0" w:color="99D0DE" w:themeColor="accent5" w:themeTint="90"/>
-        <w:bottom w:val="single" w:sz="4" w:space="0" w:color="99D0DE" w:themeColor="accent5" w:themeTint="90"/>
-        <w:right w:val="single" w:sz="4" w:space="0" w:color="99D0DE" w:themeColor="accent5" w:themeTint="90"/>
-        <w:insideH w:val="single" w:sz="4" w:space="0" w:color="99D0DE" w:themeColor="accent5" w:themeTint="90"/>
-        <w:insideV w:val="single" w:sz="4" w:space="0" w:color="99D0DE" w:themeColor="accent5" w:themeTint="90"/>
+        <w:top w:val="single" w:color="99D0DE" w:themeColor="accent5" w:themeTint="90" w:sz="4" w:space="0"/>
+        <w:left w:val="single" w:color="99D0DE" w:themeColor="accent5" w:themeTint="90" w:sz="4" w:space="0"/>
+        <w:bottom w:val="single" w:color="99D0DE" w:themeColor="accent5" w:themeTint="90" w:sz="4" w:space="0"/>
+        <w:right w:val="single" w:color="99D0DE" w:themeColor="accent5" w:themeTint="90" w:sz="4" w:space="0"/>
+        <w:insideH w:val="single" w:color="99D0DE" w:themeColor="accent5" w:themeTint="90" w:sz="4" w:space="0"/>
+        <w:insideV w:val="single" w:color="99D0DE" w:themeColor="accent5" w:themeTint="90" w:sz="4" w:space="0"/>
       </w:tblBorders>
     </w:tblPr>
     <w:tblStylePr w:type="firstRow">
@@ -5957,10 +5965,10 @@
       <w:tblPr/>
       <w:tcPr>
         <w:tcBorders>
-          <w:top w:val="single" w:sz="4" w:space="0" w:color="4BACC6" w:themeColor="accent5"/>
-          <w:left w:val="single" w:sz="4" w:space="0" w:color="4BACC6" w:themeColor="accent5"/>
-          <w:bottom w:val="single" w:sz="4" w:space="0" w:color="4BACC6" w:themeColor="accent5"/>
-          <w:right w:val="single" w:sz="4" w:space="0" w:color="4BACC6" w:themeColor="accent5"/>
+          <w:top w:val="single" w:color="4BACC6" w:themeColor="accent5" w:sz="4" w:space="0"/>
+          <w:left w:val="single" w:color="4BACC6" w:themeColor="accent5" w:sz="4" w:space="0"/>
+          <w:bottom w:val="single" w:color="4BACC6" w:themeColor="accent5" w:sz="4" w:space="0"/>
+          <w:right w:val="single" w:color="4BACC6" w:themeColor="accent5" w:sz="4" w:space="0"/>
         </w:tcBorders>
         <w:shd w:val="clear" w:color="4BACC6" w:themeColor="accent5" w:fill="4BACC6" w:themeFill="accent5"/>
       </w:tcPr>
@@ -5973,7 +5981,7 @@
       <w:tblPr/>
       <w:tcPr>
         <w:tcBorders>
-          <w:top w:val="single" w:sz="4" w:space="0" w:color="4BACC6" w:themeColor="accent5"/>
+          <w:top w:val="single" w:color="4BACC6" w:themeColor="accent5" w:sz="4" w:space="0"/>
         </w:tcBorders>
       </w:tcPr>
     </w:tblStylePr>
@@ -6020,12 +6028,12 @@
       <w:tblStyleRowBandSize w:val="1"/>
       <w:tblStyleColBandSize w:val="1"/>
       <w:tblBorders>
-        <w:top w:val="single" w:sz="4" w:space="0" w:color="FAC396" w:themeColor="accent6" w:themeTint="90"/>
-        <w:left w:val="single" w:sz="4" w:space="0" w:color="FAC396" w:themeColor="accent6" w:themeTint="90"/>
-        <w:bottom w:val="single" w:sz="4" w:space="0" w:color="FAC396" w:themeColor="accent6" w:themeTint="90"/>
-        <w:right w:val="single" w:sz="4" w:space="0" w:color="FAC396" w:themeColor="accent6" w:themeTint="90"/>
-        <w:insideH w:val="single" w:sz="4" w:space="0" w:color="FAC396" w:themeColor="accent6" w:themeTint="90"/>
-        <w:insideV w:val="single" w:sz="4" w:space="0" w:color="FAC396" w:themeColor="accent6" w:themeTint="90"/>
+        <w:top w:val="single" w:color="FAC396" w:themeColor="accent6" w:themeTint="90" w:sz="4" w:space="0"/>
+        <w:left w:val="single" w:color="FAC396" w:themeColor="accent6" w:themeTint="90" w:sz="4" w:space="0"/>
+        <w:bottom w:val="single" w:color="FAC396" w:themeColor="accent6" w:themeTint="90" w:sz="4" w:space="0"/>
+        <w:right w:val="single" w:color="FAC396" w:themeColor="accent6" w:themeTint="90" w:sz="4" w:space="0"/>
+        <w:insideH w:val="single" w:color="FAC396" w:themeColor="accent6" w:themeTint="90" w:sz="4" w:space="0"/>
+        <w:insideV w:val="single" w:color="FAC396" w:themeColor="accent6" w:themeTint="90" w:sz="4" w:space="0"/>
       </w:tblBorders>
     </w:tblPr>
     <w:tblStylePr w:type="firstRow">
@@ -6038,10 +6046,10 @@
       <w:tblPr/>
       <w:tcPr>
         <w:tcBorders>
-          <w:top w:val="single" w:sz="4" w:space="0" w:color="F79646" w:themeColor="accent6"/>
-          <w:left w:val="single" w:sz="4" w:space="0" w:color="F79646" w:themeColor="accent6"/>
-          <w:bottom w:val="single" w:sz="4" w:space="0" w:color="F79646" w:themeColor="accent6"/>
-          <w:right w:val="single" w:sz="4" w:space="0" w:color="F79646" w:themeColor="accent6"/>
+          <w:top w:val="single" w:color="F79646" w:themeColor="accent6" w:sz="4" w:space="0"/>
+          <w:left w:val="single" w:color="F79646" w:themeColor="accent6" w:sz="4" w:space="0"/>
+          <w:bottom w:val="single" w:color="F79646" w:themeColor="accent6" w:sz="4" w:space="0"/>
+          <w:right w:val="single" w:color="F79646" w:themeColor="accent6" w:sz="4" w:space="0"/>
         </w:tcBorders>
         <w:shd w:val="clear" w:color="F79646" w:themeColor="accent6" w:fill="F79646" w:themeFill="accent6"/>
       </w:tcPr>
@@ -6054,7 +6062,7 @@
       <w:tblPr/>
       <w:tcPr>
         <w:tcBorders>
-          <w:top w:val="single" w:sz="4" w:space="0" w:color="F79646" w:themeColor="accent6"/>
+          <w:top w:val="single" w:color="F79646" w:themeColor="accent6" w:sz="4" w:space="0"/>
         </w:tcBorders>
       </w:tcPr>
     </w:tblStylePr>
@@ -6101,12 +6109,12 @@
       <w:tblStyleRowBandSize w:val="1"/>
       <w:tblStyleColBandSize w:val="1"/>
       <w:tblBorders>
-        <w:top w:val="single" w:sz="4" w:space="0" w:color="FFFFFF" w:themeColor="light1"/>
-        <w:left w:val="single" w:sz="4" w:space="0" w:color="FFFFFF" w:themeColor="light1"/>
-        <w:bottom w:val="single" w:sz="4" w:space="0" w:color="FFFFFF" w:themeColor="light1"/>
-        <w:right w:val="single" w:sz="4" w:space="0" w:color="FFFFFF" w:themeColor="light1"/>
-        <w:insideH w:val="single" w:sz="4" w:space="0" w:color="FFFFFF" w:themeColor="light1"/>
-        <w:insideV w:val="single" w:sz="4" w:space="0" w:color="FFFFFF" w:themeColor="light1"/>
+        <w:top w:val="single" w:color="FFFFFF" w:themeColor="light1" w:sz="4" w:space="0"/>
+        <w:left w:val="single" w:color="FFFFFF" w:themeColor="light1" w:sz="4" w:space="0"/>
+        <w:bottom w:val="single" w:color="FFFFFF" w:themeColor="light1" w:sz="4" w:space="0"/>
+        <w:right w:val="single" w:color="FFFFFF" w:themeColor="light1" w:sz="4" w:space="0"/>
+        <w:insideH w:val="single" w:color="FFFFFF" w:themeColor="light1" w:sz="4" w:space="0"/>
+        <w:insideV w:val="single" w:color="FFFFFF" w:themeColor="light1" w:sz="4" w:space="0"/>
       </w:tblBorders>
       <w:shd w:val="clear" w:color="BFBFBF" w:themeColor="text1" w:themeTint="40" w:fill="BFBFBF" w:themeFill="text1" w:themeFillTint="40"/>
     </w:tblPr>
@@ -6132,7 +6140,7 @@
       <w:tblPr/>
       <w:tcPr>
         <w:tcBorders>
-          <w:top w:val="single" w:sz="4" w:space="0" w:color="FFFFFF" w:themeColor="light1"/>
+          <w:top w:val="single" w:color="FFFFFF" w:themeColor="light1" w:sz="4" w:space="0"/>
         </w:tcBorders>
         <w:shd w:val="clear" w:color="000000" w:themeColor="text1" w:fill="000000" w:themeFill="text1"/>
       </w:tcPr>
@@ -6174,7 +6182,7 @@
       </w:tcPr>
     </w:tblStylePr>
   </w:style>
-  <w:style w:type="table" w:customStyle="1" w:styleId="GridTable5Dark-Accent1">
+  <w:style w:type="table" w:styleId="GridTable5Dark-Accent1" w:customStyle="1">
     <w:name w:val="Grid Table 5 Dark- Accent 1"/>
     <w:basedOn w:val="TableNormal"/>
     <w:uiPriority w:val="99"/>
@@ -6182,12 +6190,12 @@
       <w:tblStyleRowBandSize w:val="1"/>
       <w:tblStyleColBandSize w:val="1"/>
       <w:tblBorders>
-        <w:top w:val="single" w:sz="4" w:space="0" w:color="FFFFFF" w:themeColor="light1"/>
-        <w:left w:val="single" w:sz="4" w:space="0" w:color="FFFFFF" w:themeColor="light1"/>
-        <w:bottom w:val="single" w:sz="4" w:space="0" w:color="FFFFFF" w:themeColor="light1"/>
-        <w:right w:val="single" w:sz="4" w:space="0" w:color="FFFFFF" w:themeColor="light1"/>
-        <w:insideH w:val="single" w:sz="4" w:space="0" w:color="FFFFFF" w:themeColor="light1"/>
-        <w:insideV w:val="single" w:sz="4" w:space="0" w:color="FFFFFF" w:themeColor="light1"/>
+        <w:top w:val="single" w:color="FFFFFF" w:themeColor="light1" w:sz="4" w:space="0"/>
+        <w:left w:val="single" w:color="FFFFFF" w:themeColor="light1" w:sz="4" w:space="0"/>
+        <w:bottom w:val="single" w:color="FFFFFF" w:themeColor="light1" w:sz="4" w:space="0"/>
+        <w:right w:val="single" w:color="FFFFFF" w:themeColor="light1" w:sz="4" w:space="0"/>
+        <w:insideH w:val="single" w:color="FFFFFF" w:themeColor="light1" w:sz="4" w:space="0"/>
+        <w:insideV w:val="single" w:color="FFFFFF" w:themeColor="light1" w:sz="4" w:space="0"/>
       </w:tblBorders>
       <w:shd w:val="clear" w:color="DAE5F1" w:themeColor="accent1" w:themeTint="34" w:fill="DAE5F1" w:themeFill="accent1" w:themeFillTint="34"/>
     </w:tblPr>
@@ -6213,7 +6221,7 @@
       <w:tblPr/>
       <w:tcPr>
         <w:tcBorders>
-          <w:top w:val="single" w:sz="4" w:space="0" w:color="FFFFFF" w:themeColor="light1"/>
+          <w:top w:val="single" w:color="FFFFFF" w:themeColor="light1" w:sz="4" w:space="0"/>
         </w:tcBorders>
         <w:shd w:val="clear" w:color="4F81BD" w:themeColor="accent1" w:fill="4F81BD" w:themeFill="accent1"/>
       </w:tcPr>
@@ -6263,12 +6271,12 @@
       <w:tblStyleRowBandSize w:val="1"/>
       <w:tblStyleColBandSize w:val="1"/>
       <w:tblBorders>
-        <w:top w:val="single" w:sz="4" w:space="0" w:color="FFFFFF" w:themeColor="light1"/>
-        <w:left w:val="single" w:sz="4" w:space="0" w:color="FFFFFF" w:themeColor="light1"/>
-        <w:bottom w:val="single" w:sz="4" w:space="0" w:color="FFFFFF" w:themeColor="light1"/>
-        <w:right w:val="single" w:sz="4" w:space="0" w:color="FFFFFF" w:themeColor="light1"/>
-        <w:insideH w:val="single" w:sz="4" w:space="0" w:color="FFFFFF" w:themeColor="light1"/>
-        <w:insideV w:val="single" w:sz="4" w:space="0" w:color="FFFFFF" w:themeColor="light1"/>
+        <w:top w:val="single" w:color="FFFFFF" w:themeColor="light1" w:sz="4" w:space="0"/>
+        <w:left w:val="single" w:color="FFFFFF" w:themeColor="light1" w:sz="4" w:space="0"/>
+        <w:bottom w:val="single" w:color="FFFFFF" w:themeColor="light1" w:sz="4" w:space="0"/>
+        <w:right w:val="single" w:color="FFFFFF" w:themeColor="light1" w:sz="4" w:space="0"/>
+        <w:insideH w:val="single" w:color="FFFFFF" w:themeColor="light1" w:sz="4" w:space="0"/>
+        <w:insideV w:val="single" w:color="FFFFFF" w:themeColor="light1" w:sz="4" w:space="0"/>
       </w:tblBorders>
       <w:shd w:val="clear" w:color="F2DCDC" w:themeColor="accent2" w:themeTint="32" w:fill="F2DCDC" w:themeFill="accent2" w:themeFillTint="32"/>
     </w:tblPr>
@@ -6294,7 +6302,7 @@
       <w:tblPr/>
       <w:tcPr>
         <w:tcBorders>
-          <w:top w:val="single" w:sz="4" w:space="0" w:color="FFFFFF" w:themeColor="light1"/>
+          <w:top w:val="single" w:color="FFFFFF" w:themeColor="light1" w:sz="4" w:space="0"/>
         </w:tcBorders>
         <w:shd w:val="clear" w:color="C0504D" w:themeColor="accent2" w:fill="C0504D" w:themeFill="accent2"/>
       </w:tcPr>
@@ -6344,12 +6352,12 @@
       <w:tblStyleRowBandSize w:val="1"/>
       <w:tblStyleColBandSize w:val="1"/>
       <w:tblBorders>
-        <w:top w:val="single" w:sz="4" w:space="0" w:color="FFFFFF" w:themeColor="light1"/>
-        <w:left w:val="single" w:sz="4" w:space="0" w:color="FFFFFF" w:themeColor="light1"/>
-        <w:bottom w:val="single" w:sz="4" w:space="0" w:color="FFFFFF" w:themeColor="light1"/>
-        <w:right w:val="single" w:sz="4" w:space="0" w:color="FFFFFF" w:themeColor="light1"/>
-        <w:insideH w:val="single" w:sz="4" w:space="0" w:color="FFFFFF" w:themeColor="light1"/>
-        <w:insideV w:val="single" w:sz="4" w:space="0" w:color="FFFFFF" w:themeColor="light1"/>
+        <w:top w:val="single" w:color="FFFFFF" w:themeColor="light1" w:sz="4" w:space="0"/>
+        <w:left w:val="single" w:color="FFFFFF" w:themeColor="light1" w:sz="4" w:space="0"/>
+        <w:bottom w:val="single" w:color="FFFFFF" w:themeColor="light1" w:sz="4" w:space="0"/>
+        <w:right w:val="single" w:color="FFFFFF" w:themeColor="light1" w:sz="4" w:space="0"/>
+        <w:insideH w:val="single" w:color="FFFFFF" w:themeColor="light1" w:sz="4" w:space="0"/>
+        <w:insideV w:val="single" w:color="FFFFFF" w:themeColor="light1" w:sz="4" w:space="0"/>
       </w:tblBorders>
       <w:shd w:val="clear" w:color="EAF1DC" w:themeColor="accent3" w:themeTint="34" w:fill="EAF1DC" w:themeFill="accent3" w:themeFillTint="34"/>
     </w:tblPr>
@@ -6375,7 +6383,7 @@
       <w:tblPr/>
       <w:tcPr>
         <w:tcBorders>
-          <w:top w:val="single" w:sz="4" w:space="0" w:color="FFFFFF" w:themeColor="light1"/>
+          <w:top w:val="single" w:color="FFFFFF" w:themeColor="light1" w:sz="4" w:space="0"/>
         </w:tcBorders>
         <w:shd w:val="clear" w:color="9BBB59" w:themeColor="accent3" w:fill="9BBB59" w:themeFill="accent3"/>
       </w:tcPr>
@@ -6417,7 +6425,7 @@
       </w:tcPr>
     </w:tblStylePr>
   </w:style>
-  <w:style w:type="table" w:customStyle="1" w:styleId="GridTable5Dark-Accent4">
+  <w:style w:type="table" w:styleId="GridTable5Dark-Accent4" w:customStyle="1">
     <w:name w:val="Grid Table 5 Dark- Accent 4"/>
     <w:basedOn w:val="TableNormal"/>
     <w:uiPriority w:val="99"/>
@@ -6425,12 +6433,12 @@
       <w:tblStyleRowBandSize w:val="1"/>
       <w:tblStyleColBandSize w:val="1"/>
       <w:tblBorders>
-        <w:top w:val="single" w:sz="4" w:space="0" w:color="FFFFFF" w:themeColor="light1"/>
-        <w:left w:val="single" w:sz="4" w:space="0" w:color="FFFFFF" w:themeColor="light1"/>
-        <w:bottom w:val="single" w:sz="4" w:space="0" w:color="FFFFFF" w:themeColor="light1"/>
-        <w:right w:val="single" w:sz="4" w:space="0" w:color="FFFFFF" w:themeColor="light1"/>
-        <w:insideH w:val="single" w:sz="4" w:space="0" w:color="FFFFFF" w:themeColor="light1"/>
-        <w:insideV w:val="single" w:sz="4" w:space="0" w:color="FFFFFF" w:themeColor="light1"/>
+        <w:top w:val="single" w:color="FFFFFF" w:themeColor="light1" w:sz="4" w:space="0"/>
+        <w:left w:val="single" w:color="FFFFFF" w:themeColor="light1" w:sz="4" w:space="0"/>
+        <w:bottom w:val="single" w:color="FFFFFF" w:themeColor="light1" w:sz="4" w:space="0"/>
+        <w:right w:val="single" w:color="FFFFFF" w:themeColor="light1" w:sz="4" w:space="0"/>
+        <w:insideH w:val="single" w:color="FFFFFF" w:themeColor="light1" w:sz="4" w:space="0"/>
+        <w:insideV w:val="single" w:color="FFFFFF" w:themeColor="light1" w:sz="4" w:space="0"/>
       </w:tblBorders>
       <w:shd w:val="clear" w:color="E5DFEC" w:themeColor="accent4" w:themeTint="34" w:fill="E5DFEC" w:themeFill="accent4" w:themeFillTint="34"/>
     </w:tblPr>
@@ -6456,7 +6464,7 @@
       <w:tblPr/>
       <w:tcPr>
         <w:tcBorders>
-          <w:top w:val="single" w:sz="4" w:space="0" w:color="FFFFFF" w:themeColor="light1"/>
+          <w:top w:val="single" w:color="FFFFFF" w:themeColor="light1" w:sz="4" w:space="0"/>
         </w:tcBorders>
         <w:shd w:val="clear" w:color="8064A2" w:themeColor="accent4" w:fill="8064A2" w:themeFill="accent4"/>
       </w:tcPr>
@@ -6506,12 +6514,12 @@
       <w:tblStyleRowBandSize w:val="1"/>
       <w:tblStyleColBandSize w:val="1"/>
       <w:tblBorders>
-        <w:top w:val="single" w:sz="4" w:space="0" w:color="FFFFFF" w:themeColor="light1"/>
-        <w:left w:val="single" w:sz="4" w:space="0" w:color="FFFFFF" w:themeColor="light1"/>
-        <w:bottom w:val="single" w:sz="4" w:space="0" w:color="FFFFFF" w:themeColor="light1"/>
-        <w:right w:val="single" w:sz="4" w:space="0" w:color="FFFFFF" w:themeColor="light1"/>
-        <w:insideH w:val="single" w:sz="4" w:space="0" w:color="FFFFFF" w:themeColor="light1"/>
-        <w:insideV w:val="single" w:sz="4" w:space="0" w:color="FFFFFF" w:themeColor="light1"/>
+        <w:top w:val="single" w:color="FFFFFF" w:themeColor="light1" w:sz="4" w:space="0"/>
+        <w:left w:val="single" w:color="FFFFFF" w:themeColor="light1" w:sz="4" w:space="0"/>
+        <w:bottom w:val="single" w:color="FFFFFF" w:themeColor="light1" w:sz="4" w:space="0"/>
+        <w:right w:val="single" w:color="FFFFFF" w:themeColor="light1" w:sz="4" w:space="0"/>
+        <w:insideH w:val="single" w:color="FFFFFF" w:themeColor="light1" w:sz="4" w:space="0"/>
+        <w:insideV w:val="single" w:color="FFFFFF" w:themeColor="light1" w:sz="4" w:space="0"/>
       </w:tblBorders>
       <w:shd w:val="clear" w:color="DAEEF3" w:themeColor="accent5" w:themeTint="34" w:fill="DAEEF3" w:themeFill="accent5" w:themeFillTint="34"/>
     </w:tblPr>
@@ -6537,7 +6545,7 @@
       <w:tblPr/>
       <w:tcPr>
         <w:tcBorders>
-          <w:top w:val="single" w:sz="4" w:space="0" w:color="FFFFFF" w:themeColor="light1"/>
+          <w:top w:val="single" w:color="FFFFFF" w:themeColor="light1" w:sz="4" w:space="0"/>
         </w:tcBorders>
         <w:shd w:val="clear" w:color="4BACC6" w:themeColor="accent5" w:fill="4BACC6" w:themeFill="accent5"/>
       </w:tcPr>
@@ -6587,12 +6595,12 @@
       <w:tblStyleRowBandSize w:val="1"/>
       <w:tblStyleColBandSize w:val="1"/>
       <w:tblBorders>
-        <w:top w:val="single" w:sz="4" w:space="0" w:color="FFFFFF" w:themeColor="light1"/>
-        <w:left w:val="single" w:sz="4" w:space="0" w:color="FFFFFF" w:themeColor="light1"/>
-        <w:bottom w:val="single" w:sz="4" w:space="0" w:color="FFFFFF" w:themeColor="light1"/>
-        <w:right w:val="single" w:sz="4" w:space="0" w:color="FFFFFF" w:themeColor="light1"/>
-        <w:insideH w:val="single" w:sz="4" w:space="0" w:color="FFFFFF" w:themeColor="light1"/>
-        <w:insideV w:val="single" w:sz="4" w:space="0" w:color="FFFFFF" w:themeColor="light1"/>
+        <w:top w:val="single" w:color="FFFFFF" w:themeColor="light1" w:sz="4" w:space="0"/>
+        <w:left w:val="single" w:color="FFFFFF" w:themeColor="light1" w:sz="4" w:space="0"/>
+        <w:bottom w:val="single" w:color="FFFFFF" w:themeColor="light1" w:sz="4" w:space="0"/>
+        <w:right w:val="single" w:color="FFFFFF" w:themeColor="light1" w:sz="4" w:space="0"/>
+        <w:insideH w:val="single" w:color="FFFFFF" w:themeColor="light1" w:sz="4" w:space="0"/>
+        <w:insideV w:val="single" w:color="FFFFFF" w:themeColor="light1" w:sz="4" w:space="0"/>
       </w:tblBorders>
       <w:shd w:val="clear" w:color="FDE9D8" w:themeColor="accent6" w:themeTint="34" w:fill="FDE9D8" w:themeFill="accent6" w:themeFillTint="34"/>
     </w:tblPr>
@@ -6618,7 +6626,7 @@
       <w:tblPr/>
       <w:tcPr>
         <w:tcBorders>
-          <w:top w:val="single" w:sz="4" w:space="0" w:color="FFFFFF" w:themeColor="light1"/>
+          <w:top w:val="single" w:color="FFFFFF" w:themeColor="light1" w:sz="4" w:space="0"/>
         </w:tcBorders>
         <w:shd w:val="clear" w:color="F79646" w:themeColor="accent6" w:fill="F79646" w:themeFill="accent6"/>
       </w:tcPr>
@@ -6668,12 +6676,12 @@
       <w:tblStyleRowBandSize w:val="1"/>
       <w:tblStyleColBandSize w:val="1"/>
       <w:tblBorders>
-        <w:top w:val="single" w:sz="4" w:space="0" w:color="7F7F7F" w:themeColor="text1" w:themeTint="80"/>
-        <w:left w:val="single" w:sz="4" w:space="0" w:color="7F7F7F" w:themeColor="text1" w:themeTint="80"/>
-        <w:bottom w:val="single" w:sz="4" w:space="0" w:color="7F7F7F" w:themeColor="text1" w:themeTint="80"/>
-        <w:right w:val="single" w:sz="4" w:space="0" w:color="7F7F7F" w:themeColor="text1" w:themeTint="80"/>
-        <w:insideH w:val="single" w:sz="4" w:space="0" w:color="7F7F7F" w:themeColor="text1" w:themeTint="80"/>
-        <w:insideV w:val="single" w:sz="4" w:space="0" w:color="7F7F7F" w:themeColor="text1" w:themeTint="80"/>
+        <w:top w:val="single" w:color="7F7F7F" w:themeColor="text1" w:themeTint="80" w:sz="4" w:space="0"/>
+        <w:left w:val="single" w:color="7F7F7F" w:themeColor="text1" w:themeTint="80" w:sz="4" w:space="0"/>
+        <w:bottom w:val="single" w:color="7F7F7F" w:themeColor="text1" w:themeTint="80" w:sz="4" w:space="0"/>
+        <w:right w:val="single" w:color="7F7F7F" w:themeColor="text1" w:themeTint="80" w:sz="4" w:space="0"/>
+        <w:insideH w:val="single" w:color="7F7F7F" w:themeColor="text1" w:themeTint="80" w:sz="4" w:space="0"/>
+        <w:insideV w:val="single" w:color="7F7F7F" w:themeColor="text1" w:themeTint="80" w:sz="4" w:space="0"/>
       </w:tblBorders>
     </w:tblPr>
     <w:tblStylePr w:type="firstRow">
@@ -6684,7 +6692,7 @@
       <w:tblPr/>
       <w:tcPr>
         <w:tcBorders>
-          <w:bottom w:val="single" w:sz="12" w:space="0" w:color="7F7F7F" w:themeColor="text1" w:themeTint="80"/>
+          <w:bottom w:val="single" w:color="7F7F7F" w:themeColor="text1" w:themeTint="80" w:sz="12" w:space="0"/>
         </w:tcBorders>
       </w:tcPr>
     </w:tblStylePr>
@@ -6739,12 +6747,12 @@
       <w:tblStyleRowBandSize w:val="1"/>
       <w:tblStyleColBandSize w:val="1"/>
       <w:tblBorders>
-        <w:top w:val="single" w:sz="4" w:space="0" w:color="A6BFDD" w:themeColor="accent1" w:themeTint="80"/>
-        <w:left w:val="single" w:sz="4" w:space="0" w:color="A6BFDD" w:themeColor="accent1" w:themeTint="80"/>
-        <w:bottom w:val="single" w:sz="4" w:space="0" w:color="A6BFDD" w:themeColor="accent1" w:themeTint="80"/>
-        <w:right w:val="single" w:sz="4" w:space="0" w:color="A6BFDD" w:themeColor="accent1" w:themeTint="80"/>
-        <w:insideH w:val="single" w:sz="4" w:space="0" w:color="A6BFDD" w:themeColor="accent1" w:themeTint="80"/>
-        <w:insideV w:val="single" w:sz="4" w:space="0" w:color="A6BFDD" w:themeColor="accent1" w:themeTint="80"/>
+        <w:top w:val="single" w:color="A6BFDD" w:themeColor="accent1" w:themeTint="80" w:sz="4" w:space="0"/>
+        <w:left w:val="single" w:color="A6BFDD" w:themeColor="accent1" w:themeTint="80" w:sz="4" w:space="0"/>
+        <w:bottom w:val="single" w:color="A6BFDD" w:themeColor="accent1" w:themeTint="80" w:sz="4" w:space="0"/>
+        <w:right w:val="single" w:color="A6BFDD" w:themeColor="accent1" w:themeTint="80" w:sz="4" w:space="0"/>
+        <w:insideH w:val="single" w:color="A6BFDD" w:themeColor="accent1" w:themeTint="80" w:sz="4" w:space="0"/>
+        <w:insideV w:val="single" w:color="A6BFDD" w:themeColor="accent1" w:themeTint="80" w:sz="4" w:space="0"/>
       </w:tblBorders>
     </w:tblPr>
     <w:tblStylePr w:type="firstRow">
@@ -6755,7 +6763,7 @@
       <w:tblPr/>
       <w:tcPr>
         <w:tcBorders>
-          <w:bottom w:val="single" w:sz="12" w:space="0" w:color="A6BFDD" w:themeColor="accent1" w:themeTint="80"/>
+          <w:bottom w:val="single" w:color="A6BFDD" w:themeColor="accent1" w:themeTint="80" w:sz="12" w:space="0"/>
         </w:tcBorders>
       </w:tcPr>
     </w:tblStylePr>
@@ -6810,12 +6818,12 @@
       <w:tblStyleRowBandSize w:val="1"/>
       <w:tblStyleColBandSize w:val="1"/>
       <w:tblBorders>
-        <w:top w:val="single" w:sz="4" w:space="0" w:color="D99695" w:themeColor="accent2" w:themeTint="97"/>
-        <w:left w:val="single" w:sz="4" w:space="0" w:color="D99695" w:themeColor="accent2" w:themeTint="97"/>
-        <w:bottom w:val="single" w:sz="4" w:space="0" w:color="D99695" w:themeColor="accent2" w:themeTint="97"/>
-        <w:right w:val="single" w:sz="4" w:space="0" w:color="D99695" w:themeColor="accent2" w:themeTint="97"/>
-        <w:insideH w:val="single" w:sz="4" w:space="0" w:color="D99695" w:themeColor="accent2" w:themeTint="97"/>
-        <w:insideV w:val="single" w:sz="4" w:space="0" w:color="D99695" w:themeColor="accent2" w:themeTint="97"/>
+        <w:top w:val="single" w:color="D99695" w:themeColor="accent2" w:themeTint="97" w:sz="4" w:space="0"/>
+        <w:left w:val="single" w:color="D99695" w:themeColor="accent2" w:themeTint="97" w:sz="4" w:space="0"/>
+        <w:bottom w:val="single" w:color="D99695" w:themeColor="accent2" w:themeTint="97" w:sz="4" w:space="0"/>
+        <w:right w:val="single" w:color="D99695" w:themeColor="accent2" w:themeTint="97" w:sz="4" w:space="0"/>
+        <w:insideH w:val="single" w:color="D99695" w:themeColor="accent2" w:themeTint="97" w:sz="4" w:space="0"/>
+        <w:insideV w:val="single" w:color="D99695" w:themeColor="accent2" w:themeTint="97" w:sz="4" w:space="0"/>
       </w:tblBorders>
     </w:tblPr>
     <w:tblStylePr w:type="firstRow">
@@ -6826,7 +6834,7 @@
       <w:tblPr/>
       <w:tcPr>
         <w:tcBorders>
-          <w:bottom w:val="single" w:sz="12" w:space="0" w:color="D99695" w:themeColor="accent2" w:themeTint="97"/>
+          <w:bottom w:val="single" w:color="D99695" w:themeColor="accent2" w:themeTint="97" w:sz="12" w:space="0"/>
         </w:tcBorders>
       </w:tcPr>
     </w:tblStylePr>
@@ -6881,12 +6889,12 @@
       <w:tblStyleRowBandSize w:val="1"/>
       <w:tblStyleColBandSize w:val="1"/>
       <w:tblBorders>
-        <w:top w:val="single" w:sz="4" w:space="0" w:color="9ABB59" w:themeColor="accent3" w:themeTint="FE"/>
-        <w:left w:val="single" w:sz="4" w:space="0" w:color="9ABB59" w:themeColor="accent3" w:themeTint="FE"/>
-        <w:bottom w:val="single" w:sz="4" w:space="0" w:color="9ABB59" w:themeColor="accent3" w:themeTint="FE"/>
-        <w:right w:val="single" w:sz="4" w:space="0" w:color="9ABB59" w:themeColor="accent3" w:themeTint="FE"/>
-        <w:insideH w:val="single" w:sz="4" w:space="0" w:color="9ABB59" w:themeColor="accent3" w:themeTint="FE"/>
-        <w:insideV w:val="single" w:sz="4" w:space="0" w:color="9ABB59" w:themeColor="accent3" w:themeTint="FE"/>
+        <w:top w:val="single" w:color="9ABB59" w:themeColor="accent3" w:themeTint="FE" w:sz="4" w:space="0"/>
+        <w:left w:val="single" w:color="9ABB59" w:themeColor="accent3" w:themeTint="FE" w:sz="4" w:space="0"/>
+        <w:bottom w:val="single" w:color="9ABB59" w:themeColor="accent3" w:themeTint="FE" w:sz="4" w:space="0"/>
+        <w:right w:val="single" w:color="9ABB59" w:themeColor="accent3" w:themeTint="FE" w:sz="4" w:space="0"/>
+        <w:insideH w:val="single" w:color="9ABB59" w:themeColor="accent3" w:themeTint="FE" w:sz="4" w:space="0"/>
+        <w:insideV w:val="single" w:color="9ABB59" w:themeColor="accent3" w:themeTint="FE" w:sz="4" w:space="0"/>
       </w:tblBorders>
     </w:tblPr>
     <w:tblStylePr w:type="firstRow">
@@ -6897,7 +6905,7 @@
       <w:tblPr/>
       <w:tcPr>
         <w:tcBorders>
-          <w:bottom w:val="single" w:sz="12" w:space="0" w:color="9ABB59" w:themeColor="accent3" w:themeTint="FE"/>
+          <w:bottom w:val="single" w:color="9ABB59" w:themeColor="accent3" w:themeTint="FE" w:sz="12" w:space="0"/>
         </w:tcBorders>
       </w:tcPr>
     </w:tblStylePr>
@@ -6952,12 +6960,12 @@
       <w:tblStyleRowBandSize w:val="1"/>
       <w:tblStyleColBandSize w:val="1"/>
       <w:tblBorders>
-        <w:top w:val="single" w:sz="4" w:space="0" w:color="B2A1C6" w:themeColor="accent4" w:themeTint="9A"/>
-        <w:left w:val="single" w:sz="4" w:space="0" w:color="B2A1C6" w:themeColor="accent4" w:themeTint="9A"/>
-        <w:bottom w:val="single" w:sz="4" w:space="0" w:color="B2A1C6" w:themeColor="accent4" w:themeTint="9A"/>
-        <w:right w:val="single" w:sz="4" w:space="0" w:color="B2A1C6" w:themeColor="accent4" w:themeTint="9A"/>
-        <w:insideH w:val="single" w:sz="4" w:space="0" w:color="B2A1C6" w:themeColor="accent4" w:themeTint="9A"/>
-        <w:insideV w:val="single" w:sz="4" w:space="0" w:color="B2A1C6" w:themeColor="accent4" w:themeTint="9A"/>
+        <w:top w:val="single" w:color="B2A1C6" w:themeColor="accent4" w:themeTint="9A" w:sz="4" w:space="0"/>
+        <w:left w:val="single" w:color="B2A1C6" w:themeColor="accent4" w:themeTint="9A" w:sz="4" w:space="0"/>
+        <w:bottom w:val="single" w:color="B2A1C6" w:themeColor="accent4" w:themeTint="9A" w:sz="4" w:space="0"/>
+        <w:right w:val="single" w:color="B2A1C6" w:themeColor="accent4" w:themeTint="9A" w:sz="4" w:space="0"/>
+        <w:insideH w:val="single" w:color="B2A1C6" w:themeColor="accent4" w:themeTint="9A" w:sz="4" w:space="0"/>
+        <w:insideV w:val="single" w:color="B2A1C6" w:themeColor="accent4" w:themeTint="9A" w:sz="4" w:space="0"/>
       </w:tblBorders>
     </w:tblPr>
     <w:tblStylePr w:type="firstRow">
@@ -6968,7 +6976,7 @@
       <w:tblPr/>
       <w:tcPr>
         <w:tcBorders>
-          <w:bottom w:val="single" w:sz="12" w:space="0" w:color="B2A1C6" w:themeColor="accent4" w:themeTint="9A"/>
+          <w:bottom w:val="single" w:color="B2A1C6" w:themeColor="accent4" w:themeTint="9A" w:sz="12" w:space="0"/>
         </w:tcBorders>
       </w:tcPr>
     </w:tblStylePr>
@@ -7023,12 +7031,12 @@
       <w:tblStyleRowBandSize w:val="1"/>
       <w:tblStyleColBandSize w:val="1"/>
       <w:tblBorders>
-        <w:top w:val="single" w:sz="4" w:space="0" w:color="4BACC6" w:themeColor="accent5"/>
-        <w:left w:val="single" w:sz="4" w:space="0" w:color="4BACC6" w:themeColor="accent5"/>
-        <w:bottom w:val="single" w:sz="4" w:space="0" w:color="4BACC6" w:themeColor="accent5"/>
-        <w:right w:val="single" w:sz="4" w:space="0" w:color="4BACC6" w:themeColor="accent5"/>
-        <w:insideH w:val="single" w:sz="4" w:space="0" w:color="4BACC6" w:themeColor="accent5"/>
-        <w:insideV w:val="single" w:sz="4" w:space="0" w:color="4BACC6" w:themeColor="accent5"/>
+        <w:top w:val="single" w:color="4BACC6" w:themeColor="accent5" w:sz="4" w:space="0"/>
+        <w:left w:val="single" w:color="4BACC6" w:themeColor="accent5" w:sz="4" w:space="0"/>
+        <w:bottom w:val="single" w:color="4BACC6" w:themeColor="accent5" w:sz="4" w:space="0"/>
+        <w:right w:val="single" w:color="4BACC6" w:themeColor="accent5" w:sz="4" w:space="0"/>
+        <w:insideH w:val="single" w:color="4BACC6" w:themeColor="accent5" w:sz="4" w:space="0"/>
+        <w:insideV w:val="single" w:color="4BACC6" w:themeColor="accent5" w:sz="4" w:space="0"/>
       </w:tblBorders>
     </w:tblPr>
     <w:tblStylePr w:type="firstRow">
@@ -7039,7 +7047,7 @@
       <w:tblPr/>
       <w:tcPr>
         <w:tcBorders>
-          <w:bottom w:val="single" w:sz="12" w:space="0" w:color="4BACC6" w:themeColor="accent5"/>
+          <w:bottom w:val="single" w:color="4BACC6" w:themeColor="accent5" w:sz="12" w:space="0"/>
         </w:tcBorders>
       </w:tcPr>
     </w:tblStylePr>
@@ -7094,12 +7102,12 @@
       <w:tblStyleRowBandSize w:val="1"/>
       <w:tblStyleColBandSize w:val="1"/>
       <w:tblBorders>
-        <w:top w:val="single" w:sz="4" w:space="0" w:color="F79646" w:themeColor="accent6"/>
-        <w:left w:val="single" w:sz="4" w:space="0" w:color="F79646" w:themeColor="accent6"/>
-        <w:bottom w:val="single" w:sz="4" w:space="0" w:color="F79646" w:themeColor="accent6"/>
-        <w:right w:val="single" w:sz="4" w:space="0" w:color="F79646" w:themeColor="accent6"/>
-        <w:insideH w:val="single" w:sz="4" w:space="0" w:color="F79646" w:themeColor="accent6"/>
-        <w:insideV w:val="single" w:sz="4" w:space="0" w:color="F79646" w:themeColor="accent6"/>
+        <w:top w:val="single" w:color="F79646" w:themeColor="accent6" w:sz="4" w:space="0"/>
+        <w:left w:val="single" w:color="F79646" w:themeColor="accent6" w:sz="4" w:space="0"/>
+        <w:bottom w:val="single" w:color="F79646" w:themeColor="accent6" w:sz="4" w:space="0"/>
+        <w:right w:val="single" w:color="F79646" w:themeColor="accent6" w:sz="4" w:space="0"/>
+        <w:insideH w:val="single" w:color="F79646" w:themeColor="accent6" w:sz="4" w:space="0"/>
+        <w:insideV w:val="single" w:color="F79646" w:themeColor="accent6" w:sz="4" w:space="0"/>
       </w:tblBorders>
     </w:tblPr>
     <w:tblStylePr w:type="firstRow">
@@ -7110,7 +7118,7 @@
       <w:tblPr/>
       <w:tcPr>
         <w:tcBorders>
-          <w:bottom w:val="single" w:sz="12" w:space="0" w:color="F79646" w:themeColor="accent6"/>
+          <w:bottom w:val="single" w:color="F79646" w:themeColor="accent6" w:sz="12" w:space="0"/>
         </w:tcBorders>
       </w:tcPr>
     </w:tblStylePr>
@@ -7165,10 +7173,10 @@
       <w:tblStyleRowBandSize w:val="1"/>
       <w:tblStyleColBandSize w:val="1"/>
       <w:tblBorders>
-        <w:bottom w:val="single" w:sz="4" w:space="0" w:color="7F7F7F" w:themeColor="text1" w:themeTint="80"/>
-        <w:right w:val="single" w:sz="4" w:space="0" w:color="7F7F7F" w:themeColor="text1" w:themeTint="80"/>
-        <w:insideH w:val="single" w:sz="4" w:space="0" w:color="7F7F7F" w:themeColor="text1" w:themeTint="80"/>
-        <w:insideV w:val="single" w:sz="4" w:space="0" w:color="7F7F7F" w:themeColor="text1" w:themeTint="80"/>
+        <w:bottom w:val="single" w:color="7F7F7F" w:themeColor="text1" w:themeTint="80" w:sz="4" w:space="0"/>
+        <w:right w:val="single" w:color="7F7F7F" w:themeColor="text1" w:themeTint="80" w:sz="4" w:space="0"/>
+        <w:insideH w:val="single" w:color="7F7F7F" w:themeColor="text1" w:themeTint="80" w:sz="4" w:space="0"/>
+        <w:insideV w:val="single" w:color="7F7F7F" w:themeColor="text1" w:themeTint="80" w:sz="4" w:space="0"/>
       </w:tblBorders>
     </w:tblPr>
     <w:tblStylePr w:type="firstRow">
@@ -7181,10 +7189,10 @@
       <w:tblPr/>
       <w:tcPr>
         <w:tcBorders>
-          <w:top w:val="none" w:sz="0" w:space="0" w:color="auto"/>
-          <w:left w:val="none" w:sz="0" w:space="0" w:color="auto"/>
-          <w:bottom w:val="single" w:sz="4" w:space="0" w:color="7F7F7F" w:themeColor="text1" w:themeTint="80"/>
-          <w:right w:val="none" w:sz="0" w:space="0" w:color="auto"/>
+          <w:top w:val="none" w:color="auto" w:sz="0" w:space="0"/>
+          <w:left w:val="none" w:color="auto" w:sz="0" w:space="0"/>
+          <w:bottom w:val="single" w:color="7F7F7F" w:themeColor="text1" w:themeTint="80" w:sz="4" w:space="0"/>
+          <w:right w:val="none" w:color="auto" w:sz="0" w:space="0"/>
         </w:tcBorders>
         <w:shd w:val="clear" w:color="FFFFFF" w:themeColor="light1" w:fill="FFFFFF" w:themeFill="light1"/>
       </w:tcPr>
@@ -7199,10 +7207,10 @@
       <w:tblPr/>
       <w:tcPr>
         <w:tcBorders>
-          <w:top w:val="single" w:sz="4" w:space="0" w:color="7F7F7F" w:themeColor="text1" w:themeTint="80"/>
-          <w:left w:val="none" w:sz="0" w:space="0" w:color="auto"/>
-          <w:bottom w:val="none" w:sz="0" w:space="0" w:color="auto"/>
-          <w:right w:val="none" w:sz="0" w:space="0" w:color="auto"/>
+          <w:top w:val="single" w:color="7F7F7F" w:themeColor="text1" w:themeTint="80" w:sz="4" w:space="0"/>
+          <w:left w:val="none" w:color="auto" w:sz="0" w:space="0"/>
+          <w:bottom w:val="none" w:color="auto" w:sz="0" w:space="0"/>
+          <w:right w:val="none" w:color="auto" w:sz="0" w:space="0"/>
         </w:tcBorders>
         <w:shd w:val="clear" w:color="FFFFFF" w:themeColor="light1" w:fill="FFFFFF" w:themeFill="light1"/>
       </w:tcPr>
@@ -7220,10 +7228,10 @@
       <w:tblPr/>
       <w:tcPr>
         <w:tcBorders>
-          <w:top w:val="none" w:sz="0" w:space="0" w:color="auto"/>
-          <w:left w:val="none" w:sz="0" w:space="0" w:color="auto"/>
-          <w:bottom w:val="none" w:sz="0" w:space="0" w:color="auto"/>
-          <w:right w:val="single" w:sz="4" w:space="0" w:color="7F7F7F" w:themeColor="text1" w:themeTint="80"/>
+          <w:top w:val="none" w:color="auto" w:sz="0" w:space="0"/>
+          <w:left w:val="none" w:color="auto" w:sz="0" w:space="0"/>
+          <w:bottom w:val="none" w:color="auto" w:sz="0" w:space="0"/>
+          <w:right w:val="single" w:color="7F7F7F" w:themeColor="text1" w:themeTint="80" w:sz="4" w:space="0"/>
         </w:tcBorders>
         <w:shd w:val="clear" w:color="FFFFFF" w:fill="auto"/>
       </w:tcPr>
@@ -7238,10 +7246,10 @@
       <w:tblPr/>
       <w:tcPr>
         <w:tcBorders>
-          <w:top w:val="none" w:sz="0" w:space="0" w:color="auto"/>
-          <w:left w:val="single" w:sz="4" w:space="0" w:color="7F7F7F" w:themeColor="text1" w:themeTint="80"/>
-          <w:bottom w:val="none" w:sz="0" w:space="0" w:color="auto"/>
-          <w:right w:val="none" w:sz="0" w:space="0" w:color="auto"/>
+          <w:top w:val="none" w:color="auto" w:sz="0" w:space="0"/>
+          <w:left w:val="single" w:color="7F7F7F" w:themeColor="text1" w:themeTint="80" w:sz="4" w:space="0"/>
+          <w:bottom w:val="none" w:color="auto" w:sz="0" w:space="0"/>
+          <w:right w:val="none" w:color="auto" w:sz="0" w:space="0"/>
         </w:tcBorders>
         <w:shd w:val="clear" w:color="FFFFFF" w:fill="auto"/>
       </w:tcPr>
@@ -7279,10 +7287,10 @@
       <w:tblStyleRowBandSize w:val="1"/>
       <w:tblStyleColBandSize w:val="1"/>
       <w:tblBorders>
-        <w:bottom w:val="single" w:sz="4" w:space="0" w:color="A6BFDD" w:themeColor="accent1" w:themeTint="80"/>
-        <w:right w:val="single" w:sz="4" w:space="0" w:color="A6BFDD" w:themeColor="accent1" w:themeTint="80"/>
-        <w:insideH w:val="single" w:sz="4" w:space="0" w:color="A6BFDD" w:themeColor="accent1" w:themeTint="80"/>
-        <w:insideV w:val="single" w:sz="4" w:space="0" w:color="A6BFDD" w:themeColor="accent1" w:themeTint="80"/>
+        <w:bottom w:val="single" w:color="A6BFDD" w:themeColor="accent1" w:themeTint="80" w:sz="4" w:space="0"/>
+        <w:right w:val="single" w:color="A6BFDD" w:themeColor="accent1" w:themeTint="80" w:sz="4" w:space="0"/>
+        <w:insideH w:val="single" w:color="A6BFDD" w:themeColor="accent1" w:themeTint="80" w:sz="4" w:space="0"/>
+        <w:insideV w:val="single" w:color="A6BFDD" w:themeColor="accent1" w:themeTint="80" w:sz="4" w:space="0"/>
       </w:tblBorders>
     </w:tblPr>
     <w:tblStylePr w:type="firstRow">
@@ -7295,10 +7303,10 @@
       <w:tblPr/>
       <w:tcPr>
         <w:tcBorders>
-          <w:top w:val="none" w:sz="0" w:space="0" w:color="auto"/>
-          <w:left w:val="none" w:sz="0" w:space="0" w:color="auto"/>
-          <w:bottom w:val="single" w:sz="4" w:space="0" w:color="A6BFDD" w:themeColor="accent1" w:themeTint="80"/>
-          <w:right w:val="none" w:sz="0" w:space="0" w:color="auto"/>
+          <w:top w:val="none" w:color="auto" w:sz="0" w:space="0"/>
+          <w:left w:val="none" w:color="auto" w:sz="0" w:space="0"/>
+          <w:bottom w:val="single" w:color="A6BFDD" w:themeColor="accent1" w:themeTint="80" w:sz="4" w:space="0"/>
+          <w:right w:val="none" w:color="auto" w:sz="0" w:space="0"/>
         </w:tcBorders>
         <w:shd w:val="clear" w:color="FFFFFF" w:themeColor="light1" w:fill="FFFFFF" w:themeFill="light1"/>
       </w:tcPr>
@@ -7313,10 +7321,10 @@
       <w:tblPr/>
       <w:tcPr>
         <w:tcBorders>
-          <w:top w:val="single" w:sz="4" w:space="0" w:color="A6BFDD" w:themeColor="accent1" w:themeTint="80"/>
-          <w:left w:val="none" w:sz="0" w:space="0" w:color="auto"/>
-          <w:bottom w:val="none" w:sz="0" w:space="0" w:color="auto"/>
-          <w:right w:val="none" w:sz="0" w:space="0" w:color="auto"/>
+          <w:top w:val="single" w:color="A6BFDD" w:themeColor="accent1" w:themeTint="80" w:sz="4" w:space="0"/>
+          <w:left w:val="none" w:color="auto" w:sz="0" w:space="0"/>
+          <w:bottom w:val="none" w:color="auto" w:sz="0" w:space="0"/>
+          <w:right w:val="none" w:color="auto" w:sz="0" w:space="0"/>
         </w:tcBorders>
         <w:shd w:val="clear" w:color="FFFFFF" w:themeColor="light1" w:fill="FFFFFF" w:themeFill="light1"/>
       </w:tcPr>
@@ -7334,10 +7342,10 @@
       <w:tblPr/>
       <w:tcPr>
         <w:tcBorders>
-          <w:top w:val="none" w:sz="0" w:space="0" w:color="auto"/>
-          <w:left w:val="none" w:sz="0" w:space="0" w:color="auto"/>
-          <w:bottom w:val="none" w:sz="0" w:space="0" w:color="auto"/>
-          <w:right w:val="single" w:sz="4" w:space="0" w:color="A6BFDD" w:themeColor="accent1" w:themeTint="80"/>
+          <w:top w:val="none" w:color="auto" w:sz="0" w:space="0"/>
+          <w:left w:val="none" w:color="auto" w:sz="0" w:space="0"/>
+          <w:bottom w:val="none" w:color="auto" w:sz="0" w:space="0"/>
+          <w:right w:val="single" w:color="A6BFDD" w:themeColor="accent1" w:themeTint="80" w:sz="4" w:space="0"/>
         </w:tcBorders>
         <w:shd w:val="clear" w:color="FFFFFF" w:fill="auto"/>
       </w:tcPr>
@@ -7352,10 +7360,10 @@
       <w:tblPr/>
       <w:tcPr>
         <w:tcBorders>
-          <w:top w:val="none" w:sz="0" w:space="0" w:color="auto"/>
-          <w:left w:val="single" w:sz="4" w:space="0" w:color="A6BFDD" w:themeColor="accent1" w:themeTint="80"/>
-          <w:bottom w:val="none" w:sz="0" w:space="0" w:color="auto"/>
-          <w:right w:val="none" w:sz="0" w:space="0" w:color="auto"/>
+          <w:top w:val="none" w:color="auto" w:sz="0" w:space="0"/>
+          <w:left w:val="single" w:color="A6BFDD" w:themeColor="accent1" w:themeTint="80" w:sz="4" w:space="0"/>
+          <w:bottom w:val="none" w:color="auto" w:sz="0" w:space="0"/>
+          <w:right w:val="none" w:color="auto" w:sz="0" w:space="0"/>
         </w:tcBorders>
         <w:shd w:val="clear" w:color="FFFFFF" w:fill="auto"/>
       </w:tcPr>
@@ -7393,10 +7401,10 @@
       <w:tblStyleRowBandSize w:val="1"/>
       <w:tblStyleColBandSize w:val="1"/>
       <w:tblBorders>
-        <w:bottom w:val="single" w:sz="4" w:space="0" w:color="D99695" w:themeColor="accent2" w:themeTint="97"/>
-        <w:right w:val="single" w:sz="4" w:space="0" w:color="D99695" w:themeColor="accent2" w:themeTint="97"/>
-        <w:insideH w:val="single" w:sz="4" w:space="0" w:color="D99695" w:themeColor="accent2" w:themeTint="97"/>
-        <w:insideV w:val="single" w:sz="4" w:space="0" w:color="D99695" w:themeColor="accent2" w:themeTint="97"/>
+        <w:bottom w:val="single" w:color="D99695" w:themeColor="accent2" w:themeTint="97" w:sz="4" w:space="0"/>
+        <w:right w:val="single" w:color="D99695" w:themeColor="accent2" w:themeTint="97" w:sz="4" w:space="0"/>
+        <w:insideH w:val="single" w:color="D99695" w:themeColor="accent2" w:themeTint="97" w:sz="4" w:space="0"/>
+        <w:insideV w:val="single" w:color="D99695" w:themeColor="accent2" w:themeTint="97" w:sz="4" w:space="0"/>
       </w:tblBorders>
     </w:tblPr>
     <w:tblStylePr w:type="firstRow">
@@ -7409,10 +7417,10 @@
       <w:tblPr/>
       <w:tcPr>
         <w:tcBorders>
-          <w:top w:val="none" w:sz="0" w:space="0" w:color="auto"/>
-          <w:left w:val="none" w:sz="0" w:space="0" w:color="auto"/>
-          <w:bottom w:val="single" w:sz="4" w:space="0" w:color="D99695" w:themeColor="accent2" w:themeTint="97"/>
-          <w:right w:val="none" w:sz="0" w:space="0" w:color="auto"/>
+          <w:top w:val="none" w:color="auto" w:sz="0" w:space="0"/>
+          <w:left w:val="none" w:color="auto" w:sz="0" w:space="0"/>
+          <w:bottom w:val="single" w:color="D99695" w:themeColor="accent2" w:themeTint="97" w:sz="4" w:space="0"/>
+          <w:right w:val="none" w:color="auto" w:sz="0" w:space="0"/>
         </w:tcBorders>
         <w:shd w:val="clear" w:color="FFFFFF" w:themeColor="light1" w:fill="FFFFFF" w:themeFill="light1"/>
       </w:tcPr>
@@ -7427,10 +7435,10 @@
       <w:tblPr/>
       <w:tcPr>
         <w:tcBorders>
-          <w:top w:val="single" w:sz="4" w:space="0" w:color="D99695" w:themeColor="accent2" w:themeTint="97"/>
-          <w:left w:val="none" w:sz="0" w:space="0" w:color="auto"/>
-          <w:bottom w:val="none" w:sz="0" w:space="0" w:color="auto"/>
-          <w:right w:val="none" w:sz="0" w:space="0" w:color="auto"/>
+          <w:top w:val="single" w:color="D99695" w:themeColor="accent2" w:themeTint="97" w:sz="4" w:space="0"/>
+          <w:left w:val="none" w:color="auto" w:sz="0" w:space="0"/>
+          <w:bottom w:val="none" w:color="auto" w:sz="0" w:space="0"/>
+          <w:right w:val="none" w:color="auto" w:sz="0" w:space="0"/>
         </w:tcBorders>
         <w:shd w:val="clear" w:color="FFFFFF" w:themeColor="light1" w:fill="FFFFFF" w:themeFill="light1"/>
       </w:tcPr>
@@ -7448,10 +7456,10 @@
       <w:tblPr/>
       <w:tcPr>
         <w:tcBorders>
-          <w:top w:val="none" w:sz="0" w:space="0" w:color="auto"/>
-          <w:left w:val="none" w:sz="0" w:space="0" w:color="auto"/>
-          <w:bottom w:val="none" w:sz="0" w:space="0" w:color="auto"/>
-          <w:right w:val="single" w:sz="4" w:space="0" w:color="D99695" w:themeColor="accent2" w:themeTint="97"/>
+          <w:top w:val="none" w:color="auto" w:sz="0" w:space="0"/>
+          <w:left w:val="none" w:color="auto" w:sz="0" w:space="0"/>
+          <w:bottom w:val="none" w:color="auto" w:sz="0" w:space="0"/>
+          <w:right w:val="single" w:color="D99695" w:themeColor="accent2" w:themeTint="97" w:sz="4" w:space="0"/>
         </w:tcBorders>
         <w:shd w:val="clear" w:color="FFFFFF" w:fill="auto"/>
       </w:tcPr>
@@ -7466,10 +7474,10 @@
       <w:tblPr/>
       <w:tcPr>
         <w:tcBorders>
-          <w:top w:val="none" w:sz="0" w:space="0" w:color="auto"/>
-          <w:left w:val="single" w:sz="4" w:space="0" w:color="D99695" w:themeColor="accent2" w:themeTint="97"/>
-          <w:bottom w:val="none" w:sz="0" w:space="0" w:color="auto"/>
-          <w:right w:val="none" w:sz="0" w:space="0" w:color="auto"/>
+          <w:top w:val="none" w:color="auto" w:sz="0" w:space="0"/>
+          <w:left w:val="single" w:color="D99695" w:themeColor="accent2" w:themeTint="97" w:sz="4" w:space="0"/>
+          <w:bottom w:val="none" w:color="auto" w:sz="0" w:space="0"/>
+          <w:right w:val="none" w:color="auto" w:sz="0" w:space="0"/>
         </w:tcBorders>
         <w:shd w:val="clear" w:color="FFFFFF" w:fill="auto"/>
       </w:tcPr>
@@ -7507,10 +7515,10 @@
       <w:tblStyleRowBandSize w:val="1"/>
       <w:tblStyleColBandSize w:val="1"/>
       <w:tblBorders>
-        <w:bottom w:val="single" w:sz="4" w:space="0" w:color="9ABB59" w:themeColor="accent3" w:themeTint="FE"/>
-        <w:right w:val="single" w:sz="4" w:space="0" w:color="9ABB59" w:themeColor="accent3" w:themeTint="FE"/>
-        <w:insideH w:val="single" w:sz="4" w:space="0" w:color="9ABB59" w:themeColor="accent3" w:themeTint="FE"/>
-        <w:insideV w:val="single" w:sz="4" w:space="0" w:color="9ABB59" w:themeColor="accent3" w:themeTint="FE"/>
+        <w:bottom w:val="single" w:color="9ABB59" w:themeColor="accent3" w:themeTint="FE" w:sz="4" w:space="0"/>
+        <w:right w:val="single" w:color="9ABB59" w:themeColor="accent3" w:themeTint="FE" w:sz="4" w:space="0"/>
+        <w:insideH w:val="single" w:color="9ABB59" w:themeColor="accent3" w:themeTint="FE" w:sz="4" w:space="0"/>
+        <w:insideV w:val="single" w:color="9ABB59" w:themeColor="accent3" w:themeTint="FE" w:sz="4" w:space="0"/>
       </w:tblBorders>
     </w:tblPr>
     <w:tblStylePr w:type="firstRow">
@@ -7523,10 +7531,10 @@
       <w:tblPr/>
       <w:tcPr>
         <w:tcBorders>
-          <w:top w:val="none" w:sz="0" w:space="0" w:color="auto"/>
-          <w:left w:val="none" w:sz="0" w:space="0" w:color="auto"/>
-          <w:bottom w:val="single" w:sz="4" w:space="0" w:color="9ABB59" w:themeColor="accent3" w:themeTint="FE"/>
-          <w:right w:val="none" w:sz="0" w:space="0" w:color="auto"/>
+          <w:top w:val="none" w:color="auto" w:sz="0" w:space="0"/>
+          <w:left w:val="none" w:color="auto" w:sz="0" w:space="0"/>
+          <w:bottom w:val="single" w:color="9ABB59" w:themeColor="accent3" w:themeTint="FE" w:sz="4" w:space="0"/>
+          <w:right w:val="none" w:color="auto" w:sz="0" w:space="0"/>
         </w:tcBorders>
         <w:shd w:val="clear" w:color="FFFFFF" w:themeColor="light1" w:fill="FFFFFF" w:themeFill="light1"/>
       </w:tcPr>
@@ -7541,10 +7549,10 @@
       <w:tblPr/>
       <w:tcPr>
         <w:tcBorders>
-          <w:top w:val="single" w:sz="4" w:space="0" w:color="9ABB59" w:themeColor="accent3" w:themeTint="FE"/>
-          <w:left w:val="none" w:sz="0" w:space="0" w:color="auto"/>
-          <w:bottom w:val="none" w:sz="0" w:space="0" w:color="auto"/>
-          <w:right w:val="none" w:sz="0" w:space="0" w:color="auto"/>
+          <w:top w:val="single" w:color="9ABB59" w:themeColor="accent3" w:themeTint="FE" w:sz="4" w:space="0"/>
+          <w:left w:val="none" w:color="auto" w:sz="0" w:space="0"/>
+          <w:bottom w:val="none" w:color="auto" w:sz="0" w:space="0"/>
+          <w:right w:val="none" w:color="auto" w:sz="0" w:space="0"/>
         </w:tcBorders>
         <w:shd w:val="clear" w:color="FFFFFF" w:themeColor="light1" w:fill="FFFFFF" w:themeFill="light1"/>
       </w:tcPr>
@@ -7562,10 +7570,10 @@
       <w:tblPr/>
       <w:tcPr>
         <w:tcBorders>
-          <w:top w:val="none" w:sz="0" w:space="0" w:color="auto"/>
-          <w:left w:val="none" w:sz="0" w:space="0" w:color="auto"/>
-          <w:bottom w:val="none" w:sz="0" w:space="0" w:color="auto"/>
-          <w:right w:val="single" w:sz="4" w:space="0" w:color="9ABB59" w:themeColor="accent3" w:themeTint="FE"/>
+          <w:top w:val="none" w:color="auto" w:sz="0" w:space="0"/>
+          <w:left w:val="none" w:color="auto" w:sz="0" w:space="0"/>
+          <w:bottom w:val="none" w:color="auto" w:sz="0" w:space="0"/>
+          <w:right w:val="single" w:color="9ABB59" w:themeColor="accent3" w:themeTint="FE" w:sz="4" w:space="0"/>
         </w:tcBorders>
         <w:shd w:val="clear" w:color="FFFFFF" w:fill="auto"/>
       </w:tcPr>
@@ -7580,10 +7588,10 @@
       <w:tblPr/>
       <w:tcPr>
         <w:tcBorders>
-          <w:top w:val="none" w:sz="0" w:space="0" w:color="auto"/>
-          <w:left w:val="single" w:sz="4" w:space="0" w:color="9ABB59" w:themeColor="accent3" w:themeTint="FE"/>
-          <w:bottom w:val="none" w:sz="0" w:space="0" w:color="auto"/>
-          <w:right w:val="none" w:sz="0" w:space="0" w:color="auto"/>
+          <w:top w:val="none" w:color="auto" w:sz="0" w:space="0"/>
+          <w:left w:val="single" w:color="9ABB59" w:themeColor="accent3" w:themeTint="FE" w:sz="4" w:space="0"/>
+          <w:bottom w:val="none" w:color="auto" w:sz="0" w:space="0"/>
+          <w:right w:val="none" w:color="auto" w:sz="0" w:space="0"/>
         </w:tcBorders>
         <w:shd w:val="clear" w:color="FFFFFF" w:fill="auto"/>
       </w:tcPr>
@@ -7621,10 +7629,10 @@
       <w:tblStyleRowBandSize w:val="1"/>
       <w:tblStyleColBandSize w:val="1"/>
       <w:tblBorders>
-        <w:bottom w:val="single" w:sz="4" w:space="0" w:color="B2A1C6" w:themeColor="accent4" w:themeTint="9A"/>
-        <w:right w:val="single" w:sz="4" w:space="0" w:color="B2A1C6" w:themeColor="accent4" w:themeTint="9A"/>
-        <w:insideH w:val="single" w:sz="4" w:space="0" w:color="B2A1C6" w:themeColor="accent4" w:themeTint="9A"/>
-        <w:insideV w:val="single" w:sz="4" w:space="0" w:color="B2A1C6" w:themeColor="accent4" w:themeTint="9A"/>
+        <w:bottom w:val="single" w:color="B2A1C6" w:themeColor="accent4" w:themeTint="9A" w:sz="4" w:space="0"/>
+        <w:right w:val="single" w:color="B2A1C6" w:themeColor="accent4" w:themeTint="9A" w:sz="4" w:space="0"/>
+        <w:insideH w:val="single" w:color="B2A1C6" w:themeColor="accent4" w:themeTint="9A" w:sz="4" w:space="0"/>
+        <w:insideV w:val="single" w:color="B2A1C6" w:themeColor="accent4" w:themeTint="9A" w:sz="4" w:space="0"/>
       </w:tblBorders>
     </w:tblPr>
     <w:tblStylePr w:type="firstRow">
@@ -7637,10 +7645,10 @@
       <w:tblPr/>
       <w:tcPr>
         <w:tcBorders>
-          <w:top w:val="none" w:sz="0" w:space="0" w:color="auto"/>
-          <w:left w:val="none" w:sz="0" w:space="0" w:color="auto"/>
-          <w:bottom w:val="single" w:sz="4" w:space="0" w:color="B2A1C6" w:themeColor="accent4" w:themeTint="9A"/>
-          <w:right w:val="none" w:sz="0" w:space="0" w:color="auto"/>
+          <w:top w:val="none" w:color="auto" w:sz="0" w:space="0"/>
+          <w:left w:val="none" w:color="auto" w:sz="0" w:space="0"/>
+          <w:bottom w:val="single" w:color="B2A1C6" w:themeColor="accent4" w:themeTint="9A" w:sz="4" w:space="0"/>
+          <w:right w:val="none" w:color="auto" w:sz="0" w:space="0"/>
         </w:tcBorders>
         <w:shd w:val="clear" w:color="FFFFFF" w:themeColor="light1" w:fill="FFFFFF" w:themeFill="light1"/>
       </w:tcPr>
@@ -7655,10 +7663,10 @@
       <w:tblPr/>
       <w:tcPr>
         <w:tcBorders>
-          <w:top w:val="single" w:sz="4" w:space="0" w:color="B2A1C6" w:themeColor="accent4" w:themeTint="9A"/>
-          <w:left w:val="none" w:sz="0" w:space="0" w:color="auto"/>
-          <w:bottom w:val="none" w:sz="0" w:space="0" w:color="auto"/>
-          <w:right w:val="none" w:sz="0" w:space="0" w:color="auto"/>
+          <w:top w:val="single" w:color="B2A1C6" w:themeColor="accent4" w:themeTint="9A" w:sz="4" w:space="0"/>
+          <w:left w:val="none" w:color="auto" w:sz="0" w:space="0"/>
+          <w:bottom w:val="none" w:color="auto" w:sz="0" w:space="0"/>
+          <w:right w:val="none" w:color="auto" w:sz="0" w:space="0"/>
         </w:tcBorders>
         <w:shd w:val="clear" w:color="FFFFFF" w:themeColor="light1" w:fill="FFFFFF" w:themeFill="light1"/>
       </w:tcPr>
@@ -7676,10 +7684,10 @@
       <w:tblPr/>
       <w:tcPr>
         <w:tcBorders>
-          <w:top w:val="none" w:sz="0" w:space="0" w:color="auto"/>
-          <w:left w:val="none" w:sz="0" w:space="0" w:color="auto"/>
-          <w:bottom w:val="none" w:sz="0" w:space="0" w:color="auto"/>
-          <w:right w:val="single" w:sz="4" w:space="0" w:color="B2A1C6" w:themeColor="accent4" w:themeTint="9A"/>
+          <w:top w:val="none" w:color="auto" w:sz="0" w:space="0"/>
+          <w:left w:val="none" w:color="auto" w:sz="0" w:space="0"/>
+          <w:bottom w:val="none" w:color="auto" w:sz="0" w:space="0"/>
+          <w:right w:val="single" w:color="B2A1C6" w:themeColor="accent4" w:themeTint="9A" w:sz="4" w:space="0"/>
         </w:tcBorders>
         <w:shd w:val="clear" w:color="FFFFFF" w:fill="auto"/>
       </w:tcPr>
@@ -7694,10 +7702,10 @@
       <w:tblPr/>
       <w:tcPr>
         <w:tcBorders>
-          <w:top w:val="none" w:sz="0" w:space="0" w:color="auto"/>
-          <w:left w:val="single" w:sz="4" w:space="0" w:color="B2A1C6" w:themeColor="accent4" w:themeTint="9A"/>
-          <w:bottom w:val="none" w:sz="0" w:space="0" w:color="auto"/>
-          <w:right w:val="none" w:sz="0" w:space="0" w:color="auto"/>
+          <w:top w:val="none" w:color="auto" w:sz="0" w:space="0"/>
+          <w:left w:val="single" w:color="B2A1C6" w:themeColor="accent4" w:themeTint="9A" w:sz="4" w:space="0"/>
+          <w:bottom w:val="none" w:color="auto" w:sz="0" w:space="0"/>
+          <w:right w:val="none" w:color="auto" w:sz="0" w:space="0"/>
         </w:tcBorders>
         <w:shd w:val="clear" w:color="FFFFFF" w:fill="auto"/>
       </w:tcPr>
@@ -7735,10 +7743,10 @@
       <w:tblStyleRowBandSize w:val="1"/>
       <w:tblStyleColBandSize w:val="1"/>
       <w:tblBorders>
-        <w:bottom w:val="single" w:sz="4" w:space="0" w:color="99D0DE" w:themeColor="accent5" w:themeTint="90"/>
-        <w:right w:val="single" w:sz="4" w:space="0" w:color="99D0DE" w:themeColor="accent5" w:themeTint="90"/>
-        <w:insideH w:val="single" w:sz="4" w:space="0" w:color="99D0DE" w:themeColor="accent5" w:themeTint="90"/>
-        <w:insideV w:val="single" w:sz="4" w:space="0" w:color="99D0DE" w:themeColor="accent5" w:themeTint="90"/>
+        <w:bottom w:val="single" w:color="99D0DE" w:themeColor="accent5" w:themeTint="90" w:sz="4" w:space="0"/>
+        <w:right w:val="single" w:color="99D0DE" w:themeColor="accent5" w:themeTint="90" w:sz="4" w:space="0"/>
+        <w:insideH w:val="single" w:color="99D0DE" w:themeColor="accent5" w:themeTint="90" w:sz="4" w:space="0"/>
+        <w:insideV w:val="single" w:color="99D0DE" w:themeColor="accent5" w:themeTint="90" w:sz="4" w:space="0"/>
       </w:tblBorders>
     </w:tblPr>
     <w:tblStylePr w:type="firstRow">
@@ -7751,10 +7759,10 @@
       <w:tblPr/>
       <w:tcPr>
         <w:tcBorders>
-          <w:top w:val="none" w:sz="0" w:space="0" w:color="auto"/>
-          <w:left w:val="none" w:sz="0" w:space="0" w:color="auto"/>
-          <w:bottom w:val="single" w:sz="4" w:space="0" w:color="99D0DE" w:themeColor="accent5" w:themeTint="90"/>
-          <w:right w:val="none" w:sz="0" w:space="0" w:color="auto"/>
+          <w:top w:val="none" w:color="auto" w:sz="0" w:space="0"/>
+          <w:left w:val="none" w:color="auto" w:sz="0" w:space="0"/>
+          <w:bottom w:val="single" w:color="99D0DE" w:themeColor="accent5" w:themeTint="90" w:sz="4" w:space="0"/>
+          <w:right w:val="none" w:color="auto" w:sz="0" w:space="0"/>
         </w:tcBorders>
         <w:shd w:val="clear" w:color="FFFFFF" w:themeColor="light1" w:fill="FFFFFF" w:themeFill="light1"/>
       </w:tcPr>
@@ -7769,10 +7777,10 @@
       <w:tblPr/>
       <w:tcPr>
         <w:tcBorders>
-          <w:top w:val="single" w:sz="4" w:space="0" w:color="99D0DE" w:themeColor="accent5" w:themeTint="90"/>
-          <w:left w:val="none" w:sz="0" w:space="0" w:color="auto"/>
-          <w:bottom w:val="none" w:sz="0" w:space="0" w:color="auto"/>
-          <w:right w:val="none" w:sz="0" w:space="0" w:color="auto"/>
+          <w:top w:val="single" w:color="99D0DE" w:themeColor="accent5" w:themeTint="90" w:sz="4" w:space="0"/>
+          <w:left w:val="none" w:color="auto" w:sz="0" w:space="0"/>
+          <w:bottom w:val="none" w:color="auto" w:sz="0" w:space="0"/>
+          <w:right w:val="none" w:color="auto" w:sz="0" w:space="0"/>
         </w:tcBorders>
         <w:shd w:val="clear" w:color="FFFFFF" w:themeColor="light1" w:fill="FFFFFF" w:themeFill="light1"/>
       </w:tcPr>
@@ -7790,10 +7798,10 @@
       <w:tblPr/>
       <w:tcPr>
         <w:tcBorders>
-          <w:top w:val="none" w:sz="0" w:space="0" w:color="auto"/>
-          <w:left w:val="none" w:sz="0" w:space="0" w:color="auto"/>
-          <w:bottom w:val="none" w:sz="0" w:space="0" w:color="auto"/>
-          <w:right w:val="single" w:sz="4" w:space="0" w:color="99D0DE" w:themeColor="accent5" w:themeTint="90"/>
+          <w:top w:val="none" w:color="auto" w:sz="0" w:space="0"/>
+          <w:left w:val="none" w:color="auto" w:sz="0" w:space="0"/>
+          <w:bottom w:val="none" w:color="auto" w:sz="0" w:space="0"/>
+          <w:right w:val="single" w:color="99D0DE" w:themeColor="accent5" w:themeTint="90" w:sz="4" w:space="0"/>
         </w:tcBorders>
         <w:shd w:val="clear" w:color="FFFFFF" w:fill="auto"/>
       </w:tcPr>
@@ -7808,10 +7816,10 @@
       <w:tblPr/>
       <w:tcPr>
         <w:tcBorders>
-          <w:top w:val="none" w:sz="0" w:space="0" w:color="auto"/>
-          <w:left w:val="single" w:sz="4" w:space="0" w:color="99D0DE" w:themeColor="accent5" w:themeTint="90"/>
-          <w:bottom w:val="none" w:sz="0" w:space="0" w:color="auto"/>
-          <w:right w:val="none" w:sz="0" w:space="0" w:color="auto"/>
+          <w:top w:val="none" w:color="auto" w:sz="0" w:space="0"/>
+          <w:left w:val="single" w:color="99D0DE" w:themeColor="accent5" w:themeTint="90" w:sz="4" w:space="0"/>
+          <w:bottom w:val="none" w:color="auto" w:sz="0" w:space="0"/>
+          <w:right w:val="none" w:color="auto" w:sz="0" w:space="0"/>
         </w:tcBorders>
         <w:shd w:val="clear" w:color="FFFFFF" w:fill="auto"/>
       </w:tcPr>
@@ -7849,10 +7857,10 @@
       <w:tblStyleRowBandSize w:val="1"/>
       <w:tblStyleColBandSize w:val="1"/>
       <w:tblBorders>
-        <w:bottom w:val="single" w:sz="4" w:space="0" w:color="FAC396" w:themeColor="accent6" w:themeTint="90"/>
-        <w:right w:val="single" w:sz="4" w:space="0" w:color="FAC396" w:themeColor="accent6" w:themeTint="90"/>
-        <w:insideH w:val="single" w:sz="4" w:space="0" w:color="FAC396" w:themeColor="accent6" w:themeTint="90"/>
-        <w:insideV w:val="single" w:sz="4" w:space="0" w:color="FAC396" w:themeColor="accent6" w:themeTint="90"/>
+        <w:bottom w:val="single" w:color="FAC396" w:themeColor="accent6" w:themeTint="90" w:sz="4" w:space="0"/>
+        <w:right w:val="single" w:color="FAC396" w:themeColor="accent6" w:themeTint="90" w:sz="4" w:space="0"/>
+        <w:insideH w:val="single" w:color="FAC396" w:themeColor="accent6" w:themeTint="90" w:sz="4" w:space="0"/>
+        <w:insideV w:val="single" w:color="FAC396" w:themeColor="accent6" w:themeTint="90" w:sz="4" w:space="0"/>
       </w:tblBorders>
     </w:tblPr>
     <w:tblStylePr w:type="firstRow">
@@ -7865,10 +7873,10 @@
       <w:tblPr/>
       <w:tcPr>
         <w:tcBorders>
-          <w:top w:val="none" w:sz="0" w:space="0" w:color="auto"/>
-          <w:left w:val="none" w:sz="0" w:space="0" w:color="auto"/>
-          <w:bottom w:val="single" w:sz="4" w:space="0" w:color="FAC396" w:themeColor="accent6" w:themeTint="90"/>
-          <w:right w:val="none" w:sz="0" w:space="0" w:color="auto"/>
+          <w:top w:val="none" w:color="auto" w:sz="0" w:space="0"/>
+          <w:left w:val="none" w:color="auto" w:sz="0" w:space="0"/>
+          <w:bottom w:val="single" w:color="FAC396" w:themeColor="accent6" w:themeTint="90" w:sz="4" w:space="0"/>
+          <w:right w:val="none" w:color="auto" w:sz="0" w:space="0"/>
         </w:tcBorders>
         <w:shd w:val="clear" w:color="FFFFFF" w:themeColor="light1" w:fill="FFFFFF" w:themeFill="light1"/>
       </w:tcPr>
@@ -7883,10 +7891,10 @@
       <w:tblPr/>
       <w:tcPr>
         <w:tcBorders>
-          <w:top w:val="single" w:sz="4" w:space="0" w:color="FAC396" w:themeColor="accent6" w:themeTint="90"/>
-          <w:left w:val="none" w:sz="0" w:space="0" w:color="auto"/>
-          <w:bottom w:val="none" w:sz="0" w:space="0" w:color="auto"/>
-          <w:right w:val="none" w:sz="0" w:space="0" w:color="auto"/>
+          <w:top w:val="single" w:color="FAC396" w:themeColor="accent6" w:themeTint="90" w:sz="4" w:space="0"/>
+          <w:left w:val="none" w:color="auto" w:sz="0" w:space="0"/>
+          <w:bottom w:val="none" w:color="auto" w:sz="0" w:space="0"/>
+          <w:right w:val="none" w:color="auto" w:sz="0" w:space="0"/>
         </w:tcBorders>
         <w:shd w:val="clear" w:color="FFFFFF" w:themeColor="light1" w:fill="FFFFFF" w:themeFill="light1"/>
       </w:tcPr>
@@ -7904,10 +7912,10 @@
       <w:tblPr/>
       <w:tcPr>
         <w:tcBorders>
-          <w:top w:val="none" w:sz="0" w:space="0" w:color="auto"/>
-          <w:left w:val="none" w:sz="0" w:space="0" w:color="auto"/>
-          <w:bottom w:val="none" w:sz="0" w:space="0" w:color="auto"/>
-          <w:right w:val="single" w:sz="4" w:space="0" w:color="FAC396" w:themeColor="accent6" w:themeTint="90"/>
+          <w:top w:val="none" w:color="auto" w:sz="0" w:space="0"/>
+          <w:left w:val="none" w:color="auto" w:sz="0" w:space="0"/>
+          <w:bottom w:val="none" w:color="auto" w:sz="0" w:space="0"/>
+          <w:right w:val="single" w:color="FAC396" w:themeColor="accent6" w:themeTint="90" w:sz="4" w:space="0"/>
         </w:tcBorders>
         <w:shd w:val="clear" w:color="FFFFFF" w:fill="auto"/>
       </w:tcPr>
@@ -7922,10 +7930,10 @@
       <w:tblPr/>
       <w:tcPr>
         <w:tcBorders>
-          <w:top w:val="none" w:sz="0" w:space="0" w:color="auto"/>
-          <w:left w:val="single" w:sz="4" w:space="0" w:color="FAC396" w:themeColor="accent6" w:themeTint="90"/>
-          <w:bottom w:val="none" w:sz="0" w:space="0" w:color="auto"/>
-          <w:right w:val="none" w:sz="0" w:space="0" w:color="auto"/>
+          <w:top w:val="none" w:color="auto" w:sz="0" w:space="0"/>
+          <w:left w:val="single" w:color="FAC396" w:themeColor="accent6" w:themeTint="90" w:sz="4" w:space="0"/>
+          <w:bottom w:val="none" w:color="auto" w:sz="0" w:space="0"/>
+          <w:right w:val="none" w:color="auto" w:sz="0" w:space="0"/>
         </w:tcBorders>
         <w:shd w:val="clear" w:color="FFFFFF" w:fill="auto"/>
       </w:tcPr>
@@ -7971,10 +7979,10 @@
       <w:tblPr/>
       <w:tcPr>
         <w:tcBorders>
-          <w:top w:val="none" w:sz="4" w:space="0" w:color="000000"/>
-          <w:left w:val="none" w:sz="4" w:space="0" w:color="000000"/>
-          <w:bottom w:val="single" w:sz="4" w:space="0" w:color="000000" w:themeColor="text1"/>
-          <w:right w:val="none" w:sz="4" w:space="0" w:color="000000"/>
+          <w:top w:val="none" w:color="000000" w:sz="4" w:space="0"/>
+          <w:left w:val="none" w:color="000000" w:sz="4" w:space="0"/>
+          <w:bottom w:val="single" w:color="000000" w:themeColor="text1" w:sz="4" w:space="0"/>
+          <w:right w:val="none" w:color="000000" w:sz="4" w:space="0"/>
         </w:tcBorders>
       </w:tcPr>
     </w:tblStylePr>
@@ -7986,10 +7994,10 @@
       <w:tblPr/>
       <w:tcPr>
         <w:tcBorders>
-          <w:top w:val="single" w:sz="4" w:space="0" w:color="000000" w:themeColor="text1"/>
-          <w:left w:val="none" w:sz="4" w:space="0" w:color="000000"/>
-          <w:bottom w:val="none" w:sz="4" w:space="0" w:color="000000"/>
-          <w:right w:val="none" w:sz="4" w:space="0" w:color="000000"/>
+          <w:top w:val="single" w:color="000000" w:themeColor="text1" w:sz="4" w:space="0"/>
+          <w:left w:val="none" w:color="000000" w:sz="4" w:space="0"/>
+          <w:bottom w:val="none" w:color="000000" w:sz="4" w:space="0"/>
+          <w:right w:val="none" w:color="000000" w:sz="4" w:space="0"/>
         </w:tcBorders>
       </w:tcPr>
     </w:tblStylePr>
@@ -8034,10 +8042,10 @@
       <w:tblPr/>
       <w:tcPr>
         <w:tcBorders>
-          <w:top w:val="none" w:sz="4" w:space="0" w:color="000000"/>
-          <w:left w:val="none" w:sz="4" w:space="0" w:color="000000"/>
-          <w:bottom w:val="single" w:sz="4" w:space="0" w:color="4F81BD" w:themeColor="accent1"/>
-          <w:right w:val="none" w:sz="4" w:space="0" w:color="000000"/>
+          <w:top w:val="none" w:color="000000" w:sz="4" w:space="0"/>
+          <w:left w:val="none" w:color="000000" w:sz="4" w:space="0"/>
+          <w:bottom w:val="single" w:color="4F81BD" w:themeColor="accent1" w:sz="4" w:space="0"/>
+          <w:right w:val="none" w:color="000000" w:sz="4" w:space="0"/>
         </w:tcBorders>
       </w:tcPr>
     </w:tblStylePr>
@@ -8049,10 +8057,10 @@
       <w:tblPr/>
       <w:tcPr>
         <w:tcBorders>
-          <w:top w:val="single" w:sz="4" w:space="0" w:color="4F81BD" w:themeColor="accent1"/>
-          <w:left w:val="none" w:sz="4" w:space="0" w:color="000000"/>
-          <w:bottom w:val="none" w:sz="4" w:space="0" w:color="000000"/>
-          <w:right w:val="none" w:sz="4" w:space="0" w:color="000000"/>
+          <w:top w:val="single" w:color="4F81BD" w:themeColor="accent1" w:sz="4" w:space="0"/>
+          <w:left w:val="none" w:color="000000" w:sz="4" w:space="0"/>
+          <w:bottom w:val="none" w:color="000000" w:sz="4" w:space="0"/>
+          <w:right w:val="none" w:color="000000" w:sz="4" w:space="0"/>
         </w:tcBorders>
       </w:tcPr>
     </w:tblStylePr>
@@ -8097,10 +8105,10 @@
       <w:tblPr/>
       <w:tcPr>
         <w:tcBorders>
-          <w:top w:val="none" w:sz="4" w:space="0" w:color="000000"/>
-          <w:left w:val="none" w:sz="4" w:space="0" w:color="000000"/>
-          <w:bottom w:val="single" w:sz="4" w:space="0" w:color="C0504D" w:themeColor="accent2"/>
-          <w:right w:val="none" w:sz="4" w:space="0" w:color="000000"/>
+          <w:top w:val="none" w:color="000000" w:sz="4" w:space="0"/>
+          <w:left w:val="none" w:color="000000" w:sz="4" w:space="0"/>
+          <w:bottom w:val="single" w:color="C0504D" w:themeColor="accent2" w:sz="4" w:space="0"/>
+          <w:right w:val="none" w:color="000000" w:sz="4" w:space="0"/>
         </w:tcBorders>
       </w:tcPr>
     </w:tblStylePr>
@@ -8112,10 +8120,10 @@
       <w:tblPr/>
       <w:tcPr>
         <w:tcBorders>
-          <w:top w:val="single" w:sz="4" w:space="0" w:color="C0504D" w:themeColor="accent2"/>
-          <w:left w:val="none" w:sz="4" w:space="0" w:color="000000"/>
-          <w:bottom w:val="none" w:sz="4" w:space="0" w:color="000000"/>
-          <w:right w:val="none" w:sz="4" w:space="0" w:color="000000"/>
+          <w:top w:val="single" w:color="C0504D" w:themeColor="accent2" w:sz="4" w:space="0"/>
+          <w:left w:val="none" w:color="000000" w:sz="4" w:space="0"/>
+          <w:bottom w:val="none" w:color="000000" w:sz="4" w:space="0"/>
+          <w:right w:val="none" w:color="000000" w:sz="4" w:space="0"/>
         </w:tcBorders>
       </w:tcPr>
     </w:tblStylePr>
@@ -8160,10 +8168,10 @@
       <w:tblPr/>
       <w:tcPr>
         <w:tcBorders>
-          <w:top w:val="none" w:sz="4" w:space="0" w:color="000000"/>
-          <w:left w:val="none" w:sz="4" w:space="0" w:color="000000"/>
-          <w:bottom w:val="single" w:sz="4" w:space="0" w:color="9BBB59" w:themeColor="accent3"/>
-          <w:right w:val="none" w:sz="4" w:space="0" w:color="000000"/>
+          <w:top w:val="none" w:color="000000" w:sz="4" w:space="0"/>
+          <w:left w:val="none" w:color="000000" w:sz="4" w:space="0"/>
+          <w:bottom w:val="single" w:color="9BBB59" w:themeColor="accent3" w:sz="4" w:space="0"/>
+          <w:right w:val="none" w:color="000000" w:sz="4" w:space="0"/>
         </w:tcBorders>
       </w:tcPr>
     </w:tblStylePr>
@@ -8175,10 +8183,10 @@
       <w:tblPr/>
       <w:tcPr>
         <w:tcBorders>
-          <w:top w:val="single" w:sz="4" w:space="0" w:color="9BBB59" w:themeColor="accent3"/>
-          <w:left w:val="none" w:sz="4" w:space="0" w:color="000000"/>
-          <w:bottom w:val="none" w:sz="4" w:space="0" w:color="000000"/>
-          <w:right w:val="none" w:sz="4" w:space="0" w:color="000000"/>
+          <w:top w:val="single" w:color="9BBB59" w:themeColor="accent3" w:sz="4" w:space="0"/>
+          <w:left w:val="none" w:color="000000" w:sz="4" w:space="0"/>
+          <w:bottom w:val="none" w:color="000000" w:sz="4" w:space="0"/>
+          <w:right w:val="none" w:color="000000" w:sz="4" w:space="0"/>
         </w:tcBorders>
       </w:tcPr>
     </w:tblStylePr>
@@ -8223,10 +8231,10 @@
       <w:tblPr/>
       <w:tcPr>
         <w:tcBorders>
-          <w:top w:val="none" w:sz="4" w:space="0" w:color="000000"/>
-          <w:left w:val="none" w:sz="4" w:space="0" w:color="000000"/>
-          <w:bottom w:val="single" w:sz="4" w:space="0" w:color="8064A2" w:themeColor="accent4"/>
-          <w:right w:val="none" w:sz="4" w:space="0" w:color="000000"/>
+          <w:top w:val="none" w:color="000000" w:sz="4" w:space="0"/>
+          <w:left w:val="none" w:color="000000" w:sz="4" w:space="0"/>
+          <w:bottom w:val="single" w:color="8064A2" w:themeColor="accent4" w:sz="4" w:space="0"/>
+          <w:right w:val="none" w:color="000000" w:sz="4" w:space="0"/>
         </w:tcBorders>
       </w:tcPr>
     </w:tblStylePr>
@@ -8238,10 +8246,10 @@
       <w:tblPr/>
       <w:tcPr>
         <w:tcBorders>
-          <w:top w:val="single" w:sz="4" w:space="0" w:color="8064A2" w:themeColor="accent4"/>
-          <w:left w:val="none" w:sz="4" w:space="0" w:color="000000"/>
-          <w:bottom w:val="none" w:sz="4" w:space="0" w:color="000000"/>
-          <w:right w:val="none" w:sz="4" w:space="0" w:color="000000"/>
+          <w:top w:val="single" w:color="8064A2" w:themeColor="accent4" w:sz="4" w:space="0"/>
+          <w:left w:val="none" w:color="000000" w:sz="4" w:space="0"/>
+          <w:bottom w:val="none" w:color="000000" w:sz="4" w:space="0"/>
+          <w:right w:val="none" w:color="000000" w:sz="4" w:space="0"/>
         </w:tcBorders>
       </w:tcPr>
     </w:tblStylePr>
@@ -8286,10 +8294,10 @@
       <w:tblPr/>
       <w:tcPr>
         <w:tcBorders>
-          <w:top w:val="none" w:sz="4" w:space="0" w:color="000000"/>
-          <w:left w:val="none" w:sz="4" w:space="0" w:color="000000"/>
-          <w:bottom w:val="single" w:sz="4" w:space="0" w:color="4BACC6" w:themeColor="accent5"/>
-          <w:right w:val="none" w:sz="4" w:space="0" w:color="000000"/>
+          <w:top w:val="none" w:color="000000" w:sz="4" w:space="0"/>
+          <w:left w:val="none" w:color="000000" w:sz="4" w:space="0"/>
+          <w:bottom w:val="single" w:color="4BACC6" w:themeColor="accent5" w:sz="4" w:space="0"/>
+          <w:right w:val="none" w:color="000000" w:sz="4" w:space="0"/>
         </w:tcBorders>
       </w:tcPr>
     </w:tblStylePr>
@@ -8301,10 +8309,10 @@
       <w:tblPr/>
       <w:tcPr>
         <w:tcBorders>
-          <w:top w:val="single" w:sz="4" w:space="0" w:color="4BACC6" w:themeColor="accent5"/>
-          <w:left w:val="none" w:sz="4" w:space="0" w:color="000000"/>
-          <w:bottom w:val="none" w:sz="4" w:space="0" w:color="000000"/>
-          <w:right w:val="none" w:sz="4" w:space="0" w:color="000000"/>
+          <w:top w:val="single" w:color="4BACC6" w:themeColor="accent5" w:sz="4" w:space="0"/>
+          <w:left w:val="none" w:color="000000" w:sz="4" w:space="0"/>
+          <w:bottom w:val="none" w:color="000000" w:sz="4" w:space="0"/>
+          <w:right w:val="none" w:color="000000" w:sz="4" w:space="0"/>
         </w:tcBorders>
       </w:tcPr>
     </w:tblStylePr>
@@ -8349,10 +8357,10 @@
       <w:tblPr/>
       <w:tcPr>
         <w:tcBorders>
-          <w:top w:val="none" w:sz="4" w:space="0" w:color="000000"/>
-          <w:left w:val="none" w:sz="4" w:space="0" w:color="000000"/>
-          <w:bottom w:val="single" w:sz="4" w:space="0" w:color="F79646" w:themeColor="accent6"/>
-          <w:right w:val="none" w:sz="4" w:space="0" w:color="000000"/>
+          <w:top w:val="none" w:color="000000" w:sz="4" w:space="0"/>
+          <w:left w:val="none" w:color="000000" w:sz="4" w:space="0"/>
+          <w:bottom w:val="single" w:color="F79646" w:themeColor="accent6" w:sz="4" w:space="0"/>
+          <w:right w:val="none" w:color="000000" w:sz="4" w:space="0"/>
         </w:tcBorders>
       </w:tcPr>
     </w:tblStylePr>
@@ -8364,10 +8372,10 @@
       <w:tblPr/>
       <w:tcPr>
         <w:tcBorders>
-          <w:top w:val="single" w:sz="4" w:space="0" w:color="F79646" w:themeColor="accent6"/>
-          <w:left w:val="none" w:sz="4" w:space="0" w:color="000000"/>
-          <w:bottom w:val="none" w:sz="4" w:space="0" w:color="000000"/>
-          <w:right w:val="none" w:sz="4" w:space="0" w:color="000000"/>
+          <w:top w:val="single" w:color="F79646" w:themeColor="accent6" w:sz="4" w:space="0"/>
+          <w:left w:val="none" w:color="000000" w:sz="4" w:space="0"/>
+          <w:bottom w:val="none" w:color="000000" w:sz="4" w:space="0"/>
+          <w:right w:val="none" w:color="000000" w:sz="4" w:space="0"/>
         </w:tcBorders>
       </w:tcPr>
     </w:tblStylePr>
@@ -8404,9 +8412,9 @@
       <w:tblStyleRowBandSize w:val="1"/>
       <w:tblStyleColBandSize w:val="1"/>
       <w:tblBorders>
-        <w:top w:val="single" w:sz="4" w:space="0" w:color="6F6F6F" w:themeColor="text1" w:themeTint="90"/>
-        <w:bottom w:val="single" w:sz="4" w:space="0" w:color="6F6F6F" w:themeColor="text1" w:themeTint="90"/>
-        <w:insideH w:val="single" w:sz="4" w:space="0" w:color="6F6F6F" w:themeColor="text1" w:themeTint="90"/>
+        <w:top w:val="single" w:color="6F6F6F" w:themeColor="text1" w:themeTint="90" w:sz="4" w:space="0"/>
+        <w:bottom w:val="single" w:color="6F6F6F" w:themeColor="text1" w:themeTint="90" w:sz="4" w:space="0"/>
+        <w:insideH w:val="single" w:color="6F6F6F" w:themeColor="text1" w:themeTint="90" w:sz="4" w:space="0"/>
       </w:tblBorders>
     </w:tblPr>
     <w:tblStylePr w:type="firstRow">
@@ -8419,10 +8427,10 @@
       <w:tblPr/>
       <w:tcPr>
         <w:tcBorders>
-          <w:top w:val="single" w:sz="4" w:space="0" w:color="6F6F6F" w:themeColor="text1" w:themeTint="90"/>
-          <w:left w:val="none" w:sz="4" w:space="0" w:color="000000"/>
-          <w:bottom w:val="single" w:sz="4" w:space="0" w:color="6F6F6F" w:themeColor="text1" w:themeTint="90"/>
-          <w:right w:val="none" w:sz="4" w:space="0" w:color="000000"/>
+          <w:top w:val="single" w:color="6F6F6F" w:themeColor="text1" w:themeTint="90" w:sz="4" w:space="0"/>
+          <w:left w:val="none" w:color="000000" w:sz="4" w:space="0"/>
+          <w:bottom w:val="single" w:color="6F6F6F" w:themeColor="text1" w:themeTint="90" w:sz="4" w:space="0"/>
+          <w:right w:val="none" w:color="000000" w:sz="4" w:space="0"/>
         </w:tcBorders>
       </w:tcPr>
     </w:tblStylePr>
@@ -8436,10 +8444,10 @@
       <w:tblPr/>
       <w:tcPr>
         <w:tcBorders>
-          <w:top w:val="single" w:sz="4" w:space="0" w:color="6F6F6F" w:themeColor="text1" w:themeTint="90"/>
-          <w:left w:val="none" w:sz="4" w:space="0" w:color="000000"/>
-          <w:bottom w:val="single" w:sz="4" w:space="0" w:color="6F6F6F" w:themeColor="text1" w:themeTint="90"/>
-          <w:right w:val="none" w:sz="4" w:space="0" w:color="000000"/>
+          <w:top w:val="single" w:color="6F6F6F" w:themeColor="text1" w:themeTint="90" w:sz="4" w:space="0"/>
+          <w:left w:val="none" w:color="000000" w:sz="4" w:space="0"/>
+          <w:bottom w:val="single" w:color="6F6F6F" w:themeColor="text1" w:themeTint="90" w:sz="4" w:space="0"/>
+          <w:right w:val="none" w:color="000000" w:sz="4" w:space="0"/>
         </w:tcBorders>
       </w:tcPr>
     </w:tblStylePr>
@@ -8490,9 +8498,9 @@
       <w:tblStyleRowBandSize w:val="1"/>
       <w:tblStyleColBandSize w:val="1"/>
       <w:tblBorders>
-        <w:top w:val="single" w:sz="4" w:space="0" w:color="9BB7D9" w:themeColor="accent1" w:themeTint="90"/>
-        <w:bottom w:val="single" w:sz="4" w:space="0" w:color="9BB7D9" w:themeColor="accent1" w:themeTint="90"/>
-        <w:insideH w:val="single" w:sz="4" w:space="0" w:color="9BB7D9" w:themeColor="accent1" w:themeTint="90"/>
+        <w:top w:val="single" w:color="9BB7D9" w:themeColor="accent1" w:themeTint="90" w:sz="4" w:space="0"/>
+        <w:bottom w:val="single" w:color="9BB7D9" w:themeColor="accent1" w:themeTint="90" w:sz="4" w:space="0"/>
+        <w:insideH w:val="single" w:color="9BB7D9" w:themeColor="accent1" w:themeTint="90" w:sz="4" w:space="0"/>
       </w:tblBorders>
     </w:tblPr>
     <w:tblStylePr w:type="firstRow">
@@ -8505,10 +8513,10 @@
       <w:tblPr/>
       <w:tcPr>
         <w:tcBorders>
-          <w:top w:val="single" w:sz="4" w:space="0" w:color="9BB7D9" w:themeColor="accent1" w:themeTint="90"/>
-          <w:left w:val="none" w:sz="4" w:space="0" w:color="000000"/>
-          <w:bottom w:val="single" w:sz="4" w:space="0" w:color="9BB7D9" w:themeColor="accent1" w:themeTint="90"/>
-          <w:right w:val="none" w:sz="4" w:space="0" w:color="000000"/>
+          <w:top w:val="single" w:color="9BB7D9" w:themeColor="accent1" w:themeTint="90" w:sz="4" w:space="0"/>
+          <w:left w:val="none" w:color="000000" w:sz="4" w:space="0"/>
+          <w:bottom w:val="single" w:color="9BB7D9" w:themeColor="accent1" w:themeTint="90" w:sz="4" w:space="0"/>
+          <w:right w:val="none" w:color="000000" w:sz="4" w:space="0"/>
         </w:tcBorders>
       </w:tcPr>
     </w:tblStylePr>
@@ -8522,10 +8530,10 @@
       <w:tblPr/>
       <w:tcPr>
         <w:tcBorders>
-          <w:top w:val="single" w:sz="4" w:space="0" w:color="9BB7D9" w:themeColor="accent1" w:themeTint="90"/>
-          <w:left w:val="none" w:sz="4" w:space="0" w:color="000000"/>
-          <w:bottom w:val="single" w:sz="4" w:space="0" w:color="9BB7D9" w:themeColor="accent1" w:themeTint="90"/>
-          <w:right w:val="none" w:sz="4" w:space="0" w:color="000000"/>
+          <w:top w:val="single" w:color="9BB7D9" w:themeColor="accent1" w:themeTint="90" w:sz="4" w:space="0"/>
+          <w:left w:val="none" w:color="000000" w:sz="4" w:space="0"/>
+          <w:bottom w:val="single" w:color="9BB7D9" w:themeColor="accent1" w:themeTint="90" w:sz="4" w:space="0"/>
+          <w:right w:val="none" w:color="000000" w:sz="4" w:space="0"/>
         </w:tcBorders>
       </w:tcPr>
     </w:tblStylePr>
@@ -8576,9 +8584,9 @@
       <w:tblStyleRowBandSize w:val="1"/>
       <w:tblStyleColBandSize w:val="1"/>
       <w:tblBorders>
-        <w:top w:val="single" w:sz="4" w:space="0" w:color="DB9B9A" w:themeColor="accent2" w:themeTint="90"/>
-        <w:bottom w:val="single" w:sz="4" w:space="0" w:color="DB9B9A" w:themeColor="accent2" w:themeTint="90"/>
-        <w:insideH w:val="single" w:sz="4" w:space="0" w:color="DB9B9A" w:themeColor="accent2" w:themeTint="90"/>
+        <w:top w:val="single" w:color="DB9B9A" w:themeColor="accent2" w:themeTint="90" w:sz="4" w:space="0"/>
+        <w:bottom w:val="single" w:color="DB9B9A" w:themeColor="accent2" w:themeTint="90" w:sz="4" w:space="0"/>
+        <w:insideH w:val="single" w:color="DB9B9A" w:themeColor="accent2" w:themeTint="90" w:sz="4" w:space="0"/>
       </w:tblBorders>
     </w:tblPr>
     <w:tblStylePr w:type="firstRow">
@@ -8591,10 +8599,10 @@
       <w:tblPr/>
       <w:tcPr>
         <w:tcBorders>
-          <w:top w:val="single" w:sz="4" w:space="0" w:color="DB9B9A" w:themeColor="accent2" w:themeTint="90"/>
-          <w:left w:val="none" w:sz="4" w:space="0" w:color="000000"/>
-          <w:bottom w:val="single" w:sz="4" w:space="0" w:color="DB9B9A" w:themeColor="accent2" w:themeTint="90"/>
-          <w:right w:val="none" w:sz="4" w:space="0" w:color="000000"/>
+          <w:top w:val="single" w:color="DB9B9A" w:themeColor="accent2" w:themeTint="90" w:sz="4" w:space="0"/>
+          <w:left w:val="none" w:color="000000" w:sz="4" w:space="0"/>
+          <w:bottom w:val="single" w:color="DB9B9A" w:themeColor="accent2" w:themeTint="90" w:sz="4" w:space="0"/>
+          <w:right w:val="none" w:color="000000" w:sz="4" w:space="0"/>
         </w:tcBorders>
       </w:tcPr>
     </w:tblStylePr>
@@ -8608,10 +8616,10 @@
       <w:tblPr/>
       <w:tcPr>
         <w:tcBorders>
-          <w:top w:val="single" w:sz="4" w:space="0" w:color="DB9B9A" w:themeColor="accent2" w:themeTint="90"/>
-          <w:left w:val="none" w:sz="4" w:space="0" w:color="000000"/>
-          <w:bottom w:val="single" w:sz="4" w:space="0" w:color="DB9B9A" w:themeColor="accent2" w:themeTint="90"/>
-          <w:right w:val="none" w:sz="4" w:space="0" w:color="000000"/>
+          <w:top w:val="single" w:color="DB9B9A" w:themeColor="accent2" w:themeTint="90" w:sz="4" w:space="0"/>
+          <w:left w:val="none" w:color="000000" w:sz="4" w:space="0"/>
+          <w:bottom w:val="single" w:color="DB9B9A" w:themeColor="accent2" w:themeTint="90" w:sz="4" w:space="0"/>
+          <w:right w:val="none" w:color="000000" w:sz="4" w:space="0"/>
         </w:tcBorders>
       </w:tcPr>
     </w:tblStylePr>
@@ -8662,9 +8670,9 @@
       <w:tblStyleRowBandSize w:val="1"/>
       <w:tblStyleColBandSize w:val="1"/>
       <w:tblBorders>
-        <w:top w:val="single" w:sz="4" w:space="0" w:color="C6D8A1" w:themeColor="accent3" w:themeTint="90"/>
-        <w:bottom w:val="single" w:sz="4" w:space="0" w:color="C6D8A1" w:themeColor="accent3" w:themeTint="90"/>
-        <w:insideH w:val="single" w:sz="4" w:space="0" w:color="C6D8A1" w:themeColor="accent3" w:themeTint="90"/>
+        <w:top w:val="single" w:color="C6D8A1" w:themeColor="accent3" w:themeTint="90" w:sz="4" w:space="0"/>
+        <w:bottom w:val="single" w:color="C6D8A1" w:themeColor="accent3" w:themeTint="90" w:sz="4" w:space="0"/>
+        <w:insideH w:val="single" w:color="C6D8A1" w:themeColor="accent3" w:themeTint="90" w:sz="4" w:space="0"/>
       </w:tblBorders>
     </w:tblPr>
     <w:tblStylePr w:type="firstRow">
@@ -8677,10 +8685,10 @@
       <w:tblPr/>
       <w:tcPr>
         <w:tcBorders>
-          <w:top w:val="single" w:sz="4" w:space="0" w:color="C6D8A1" w:themeColor="accent3" w:themeTint="90"/>
-          <w:left w:val="none" w:sz="4" w:space="0" w:color="000000"/>
-          <w:bottom w:val="single" w:sz="4" w:space="0" w:color="C6D8A1" w:themeColor="accent3" w:themeTint="90"/>
-          <w:right w:val="none" w:sz="4" w:space="0" w:color="000000"/>
+          <w:top w:val="single" w:color="C6D8A1" w:themeColor="accent3" w:themeTint="90" w:sz="4" w:space="0"/>
+          <w:left w:val="none" w:color="000000" w:sz="4" w:space="0"/>
+          <w:bottom w:val="single" w:color="C6D8A1" w:themeColor="accent3" w:themeTint="90" w:sz="4" w:space="0"/>
+          <w:right w:val="none" w:color="000000" w:sz="4" w:space="0"/>
         </w:tcBorders>
       </w:tcPr>
     </w:tblStylePr>
@@ -8694,10 +8702,10 @@
       <w:tblPr/>
       <w:tcPr>
         <w:tcBorders>
-          <w:top w:val="single" w:sz="4" w:space="0" w:color="C6D8A1" w:themeColor="accent3" w:themeTint="90"/>
-          <w:left w:val="none" w:sz="4" w:space="0" w:color="000000"/>
-          <w:bottom w:val="single" w:sz="4" w:space="0" w:color="C6D8A1" w:themeColor="accent3" w:themeTint="90"/>
-          <w:right w:val="none" w:sz="4" w:space="0" w:color="000000"/>
+          <w:top w:val="single" w:color="C6D8A1" w:themeColor="accent3" w:themeTint="90" w:sz="4" w:space="0"/>
+          <w:left w:val="none" w:color="000000" w:sz="4" w:space="0"/>
+          <w:bottom w:val="single" w:color="C6D8A1" w:themeColor="accent3" w:themeTint="90" w:sz="4" w:space="0"/>
+          <w:right w:val="none" w:color="000000" w:sz="4" w:space="0"/>
         </w:tcBorders>
       </w:tcPr>
     </w:tblStylePr>
@@ -8748,9 +8756,9 @@
       <w:tblStyleRowBandSize w:val="1"/>
       <w:tblStyleColBandSize w:val="1"/>
       <w:tblBorders>
-        <w:top w:val="single" w:sz="4" w:space="0" w:color="B7A7CA" w:themeColor="accent4" w:themeTint="90"/>
-        <w:bottom w:val="single" w:sz="4" w:space="0" w:color="B7A7CA" w:themeColor="accent4" w:themeTint="90"/>
-        <w:insideH w:val="single" w:sz="4" w:space="0" w:color="B7A7CA" w:themeColor="accent4" w:themeTint="90"/>
+        <w:top w:val="single" w:color="B7A7CA" w:themeColor="accent4" w:themeTint="90" w:sz="4" w:space="0"/>
+        <w:bottom w:val="single" w:color="B7A7CA" w:themeColor="accent4" w:themeTint="90" w:sz="4" w:space="0"/>
+        <w:insideH w:val="single" w:color="B7A7CA" w:themeColor="accent4" w:themeTint="90" w:sz="4" w:space="0"/>
       </w:tblBorders>
     </w:tblPr>
     <w:tblStylePr w:type="firstRow">
@@ -8763,10 +8771,10 @@
       <w:tblPr/>
       <w:tcPr>
         <w:tcBorders>
-          <w:top w:val="single" w:sz="4" w:space="0" w:color="B7A7CA" w:themeColor="accent4" w:themeTint="90"/>
-          <w:left w:val="none" w:sz="4" w:space="0" w:color="000000"/>
-          <w:bottom w:val="single" w:sz="4" w:space="0" w:color="B7A7CA" w:themeColor="accent4" w:themeTint="90"/>
-          <w:right w:val="none" w:sz="4" w:space="0" w:color="000000"/>
+          <w:top w:val="single" w:color="B7A7CA" w:themeColor="accent4" w:themeTint="90" w:sz="4" w:space="0"/>
+          <w:left w:val="none" w:color="000000" w:sz="4" w:space="0"/>
+          <w:bottom w:val="single" w:color="B7A7CA" w:themeColor="accent4" w:themeTint="90" w:sz="4" w:space="0"/>
+          <w:right w:val="none" w:color="000000" w:sz="4" w:space="0"/>
         </w:tcBorders>
       </w:tcPr>
     </w:tblStylePr>
@@ -8780,10 +8788,10 @@
       <w:tblPr/>
       <w:tcPr>
         <w:tcBorders>
-          <w:top w:val="single" w:sz="4" w:space="0" w:color="B7A7CA" w:themeColor="accent4" w:themeTint="90"/>
-          <w:left w:val="none" w:sz="4" w:space="0" w:color="000000"/>
-          <w:bottom w:val="single" w:sz="4" w:space="0" w:color="B7A7CA" w:themeColor="accent4" w:themeTint="90"/>
-          <w:right w:val="none" w:sz="4" w:space="0" w:color="000000"/>
+          <w:top w:val="single" w:color="B7A7CA" w:themeColor="accent4" w:themeTint="90" w:sz="4" w:space="0"/>
+          <w:left w:val="none" w:color="000000" w:sz="4" w:space="0"/>
+          <w:bottom w:val="single" w:color="B7A7CA" w:themeColor="accent4" w:themeTint="90" w:sz="4" w:space="0"/>
+          <w:right w:val="none" w:color="000000" w:sz="4" w:space="0"/>
         </w:tcBorders>
       </w:tcPr>
     </w:tblStylePr>
@@ -8834,9 +8842,9 @@
       <w:tblStyleRowBandSize w:val="1"/>
       <w:tblStyleColBandSize w:val="1"/>
       <w:tblBorders>
-        <w:top w:val="single" w:sz="4" w:space="0" w:color="99D0DE" w:themeColor="accent5" w:themeTint="90"/>
-        <w:bottom w:val="single" w:sz="4" w:space="0" w:color="99D0DE" w:themeColor="accent5" w:themeTint="90"/>
-        <w:insideH w:val="single" w:sz="4" w:space="0" w:color="99D0DE" w:themeColor="accent5" w:themeTint="90"/>
+        <w:top w:val="single" w:color="99D0DE" w:themeColor="accent5" w:themeTint="90" w:sz="4" w:space="0"/>
+        <w:bottom w:val="single" w:color="99D0DE" w:themeColor="accent5" w:themeTint="90" w:sz="4" w:space="0"/>
+        <w:insideH w:val="single" w:color="99D0DE" w:themeColor="accent5" w:themeTint="90" w:sz="4" w:space="0"/>
       </w:tblBorders>
     </w:tblPr>
     <w:tblStylePr w:type="firstRow">
@@ -8849,10 +8857,10 @@
       <w:tblPr/>
       <w:tcPr>
         <w:tcBorders>
-          <w:top w:val="single" w:sz="4" w:space="0" w:color="99D0DE" w:themeColor="accent5" w:themeTint="90"/>
-          <w:left w:val="none" w:sz="4" w:space="0" w:color="000000"/>
-          <w:bottom w:val="single" w:sz="4" w:space="0" w:color="99D0DE" w:themeColor="accent5" w:themeTint="90"/>
-          <w:right w:val="none" w:sz="4" w:space="0" w:color="000000"/>
+          <w:top w:val="single" w:color="99D0DE" w:themeColor="accent5" w:themeTint="90" w:sz="4" w:space="0"/>
+          <w:left w:val="none" w:color="000000" w:sz="4" w:space="0"/>
+          <w:bottom w:val="single" w:color="99D0DE" w:themeColor="accent5" w:themeTint="90" w:sz="4" w:space="0"/>
+          <w:right w:val="none" w:color="000000" w:sz="4" w:space="0"/>
         </w:tcBorders>
       </w:tcPr>
     </w:tblStylePr>
@@ -8866,10 +8874,10 @@
       <w:tblPr/>
       <w:tcPr>
         <w:tcBorders>
-          <w:top w:val="single" w:sz="4" w:space="0" w:color="99D0DE" w:themeColor="accent5" w:themeTint="90"/>
-          <w:left w:val="none" w:sz="4" w:space="0" w:color="000000"/>
-          <w:bottom w:val="single" w:sz="4" w:space="0" w:color="99D0DE" w:themeColor="accent5" w:themeTint="90"/>
-          <w:right w:val="none" w:sz="4" w:space="0" w:color="000000"/>
+          <w:top w:val="single" w:color="99D0DE" w:themeColor="accent5" w:themeTint="90" w:sz="4" w:space="0"/>
+          <w:left w:val="none" w:color="000000" w:sz="4" w:space="0"/>
+          <w:bottom w:val="single" w:color="99D0DE" w:themeColor="accent5" w:themeTint="90" w:sz="4" w:space="0"/>
+          <w:right w:val="none" w:color="000000" w:sz="4" w:space="0"/>
         </w:tcBorders>
       </w:tcPr>
     </w:tblStylePr>
@@ -8920,9 +8928,9 @@
       <w:tblStyleRowBandSize w:val="1"/>
       <w:tblStyleColBandSize w:val="1"/>
       <w:tblBorders>
-        <w:top w:val="single" w:sz="4" w:space="0" w:color="FAC396" w:themeColor="accent6" w:themeTint="90"/>
-        <w:bottom w:val="single" w:sz="4" w:space="0" w:color="FAC396" w:themeColor="accent6" w:themeTint="90"/>
-        <w:insideH w:val="single" w:sz="4" w:space="0" w:color="FAC396" w:themeColor="accent6" w:themeTint="90"/>
+        <w:top w:val="single" w:color="FAC396" w:themeColor="accent6" w:themeTint="90" w:sz="4" w:space="0"/>
+        <w:bottom w:val="single" w:color="FAC396" w:themeColor="accent6" w:themeTint="90" w:sz="4" w:space="0"/>
+        <w:insideH w:val="single" w:color="FAC396" w:themeColor="accent6" w:themeTint="90" w:sz="4" w:space="0"/>
       </w:tblBorders>
     </w:tblPr>
     <w:tblStylePr w:type="firstRow">
@@ -8935,10 +8943,10 @@
       <w:tblPr/>
       <w:tcPr>
         <w:tcBorders>
-          <w:top w:val="single" w:sz="4" w:space="0" w:color="FAC396" w:themeColor="accent6" w:themeTint="90"/>
-          <w:left w:val="none" w:sz="4" w:space="0" w:color="000000"/>
-          <w:bottom w:val="single" w:sz="4" w:space="0" w:color="FAC396" w:themeColor="accent6" w:themeTint="90"/>
-          <w:right w:val="none" w:sz="4" w:space="0" w:color="000000"/>
+          <w:top w:val="single" w:color="FAC396" w:themeColor="accent6" w:themeTint="90" w:sz="4" w:space="0"/>
+          <w:left w:val="none" w:color="000000" w:sz="4" w:space="0"/>
+          <w:bottom w:val="single" w:color="FAC396" w:themeColor="accent6" w:themeTint="90" w:sz="4" w:space="0"/>
+          <w:right w:val="none" w:color="000000" w:sz="4" w:space="0"/>
         </w:tcBorders>
       </w:tcPr>
     </w:tblStylePr>
@@ -8952,10 +8960,10 @@
       <w:tblPr/>
       <w:tcPr>
         <w:tcBorders>
-          <w:top w:val="single" w:sz="4" w:space="0" w:color="FAC396" w:themeColor="accent6" w:themeTint="90"/>
-          <w:left w:val="none" w:sz="4" w:space="0" w:color="000000"/>
-          <w:bottom w:val="single" w:sz="4" w:space="0" w:color="FAC396" w:themeColor="accent6" w:themeTint="90"/>
-          <w:right w:val="none" w:sz="4" w:space="0" w:color="000000"/>
+          <w:top w:val="single" w:color="FAC396" w:themeColor="accent6" w:themeTint="90" w:sz="4" w:space="0"/>
+          <w:left w:val="none" w:color="000000" w:sz="4" w:space="0"/>
+          <w:bottom w:val="single" w:color="FAC396" w:themeColor="accent6" w:themeTint="90" w:sz="4" w:space="0"/>
+          <w:right w:val="none" w:color="000000" w:sz="4" w:space="0"/>
         </w:tcBorders>
       </w:tcPr>
     </w:tblStylePr>
@@ -9006,10 +9014,10 @@
       <w:tblStyleRowBandSize w:val="1"/>
       <w:tblStyleColBandSize w:val="1"/>
       <w:tblBorders>
-        <w:top w:val="single" w:sz="4" w:space="0" w:color="000000" w:themeColor="text1"/>
-        <w:left w:val="single" w:sz="4" w:space="0" w:color="000000" w:themeColor="text1"/>
-        <w:bottom w:val="single" w:sz="4" w:space="0" w:color="000000" w:themeColor="text1"/>
-        <w:right w:val="single" w:sz="4" w:space="0" w:color="000000" w:themeColor="text1"/>
+        <w:top w:val="single" w:color="000000" w:themeColor="text1" w:sz="4" w:space="0"/>
+        <w:left w:val="single" w:color="000000" w:themeColor="text1" w:sz="4" w:space="0"/>
+        <w:bottom w:val="single" w:color="000000" w:themeColor="text1" w:sz="4" w:space="0"/>
+        <w:right w:val="single" w:color="000000" w:themeColor="text1" w:sz="4" w:space="0"/>
       </w:tblBorders>
     </w:tblPr>
     <w:tblStylePr w:type="firstRow">
@@ -9051,8 +9059,8 @@
       <w:tblPr/>
       <w:tcPr>
         <w:tcBorders>
-          <w:left w:val="single" w:sz="4" w:space="0" w:color="000000" w:themeColor="text1"/>
-          <w:right w:val="single" w:sz="4" w:space="0" w:color="000000" w:themeColor="text1"/>
+          <w:left w:val="single" w:color="000000" w:themeColor="text1" w:sz="4" w:space="0"/>
+          <w:right w:val="single" w:color="000000" w:themeColor="text1" w:sz="4" w:space="0"/>
         </w:tcBorders>
       </w:tcPr>
     </w:tblStylePr>
@@ -9065,8 +9073,8 @@
       <w:tblPr/>
       <w:tcPr>
         <w:tcBorders>
-          <w:top w:val="single" w:sz="4" w:space="0" w:color="000000" w:themeColor="text1"/>
-          <w:bottom w:val="single" w:sz="4" w:space="0" w:color="000000" w:themeColor="text1"/>
+          <w:top w:val="single" w:color="000000" w:themeColor="text1" w:sz="4" w:space="0"/>
+          <w:bottom w:val="single" w:color="000000" w:themeColor="text1" w:sz="4" w:space="0"/>
         </w:tcBorders>
       </w:tcPr>
     </w:tblStylePr>
@@ -9079,10 +9087,10 @@
       <w:tblStyleRowBandSize w:val="1"/>
       <w:tblStyleColBandSize w:val="1"/>
       <w:tblBorders>
-        <w:top w:val="single" w:sz="4" w:space="0" w:color="4F81BD" w:themeColor="accent1"/>
-        <w:left w:val="single" w:sz="4" w:space="0" w:color="4F81BD" w:themeColor="accent1"/>
-        <w:bottom w:val="single" w:sz="4" w:space="0" w:color="4F81BD" w:themeColor="accent1"/>
-        <w:right w:val="single" w:sz="4" w:space="0" w:color="4F81BD" w:themeColor="accent1"/>
+        <w:top w:val="single" w:color="4F81BD" w:themeColor="accent1" w:sz="4" w:space="0"/>
+        <w:left w:val="single" w:color="4F81BD" w:themeColor="accent1" w:sz="4" w:space="0"/>
+        <w:bottom w:val="single" w:color="4F81BD" w:themeColor="accent1" w:sz="4" w:space="0"/>
+        <w:right w:val="single" w:color="4F81BD" w:themeColor="accent1" w:sz="4" w:space="0"/>
       </w:tblBorders>
     </w:tblPr>
     <w:tblStylePr w:type="firstRow">
@@ -9124,8 +9132,8 @@
       <w:tblPr/>
       <w:tcPr>
         <w:tcBorders>
-          <w:left w:val="single" w:sz="4" w:space="0" w:color="4F81BD" w:themeColor="accent1"/>
-          <w:right w:val="single" w:sz="4" w:space="0" w:color="4F81BD" w:themeColor="accent1"/>
+          <w:left w:val="single" w:color="4F81BD" w:themeColor="accent1" w:sz="4" w:space="0"/>
+          <w:right w:val="single" w:color="4F81BD" w:themeColor="accent1" w:sz="4" w:space="0"/>
         </w:tcBorders>
       </w:tcPr>
     </w:tblStylePr>
@@ -9138,8 +9146,8 @@
       <w:tblPr/>
       <w:tcPr>
         <w:tcBorders>
-          <w:top w:val="single" w:sz="4" w:space="0" w:color="4F81BD" w:themeColor="accent1"/>
-          <w:bottom w:val="single" w:sz="4" w:space="0" w:color="4F81BD" w:themeColor="accent1"/>
+          <w:top w:val="single" w:color="4F81BD" w:themeColor="accent1" w:sz="4" w:space="0"/>
+          <w:bottom w:val="single" w:color="4F81BD" w:themeColor="accent1" w:sz="4" w:space="0"/>
         </w:tcBorders>
       </w:tcPr>
     </w:tblStylePr>
@@ -9152,10 +9160,10 @@
       <w:tblStyleRowBandSize w:val="1"/>
       <w:tblStyleColBandSize w:val="1"/>
       <w:tblBorders>
-        <w:top w:val="single" w:sz="4" w:space="0" w:color="D99695" w:themeColor="accent2" w:themeTint="97"/>
-        <w:left w:val="single" w:sz="4" w:space="0" w:color="D99695" w:themeColor="accent2" w:themeTint="97"/>
-        <w:bottom w:val="single" w:sz="4" w:space="0" w:color="D99695" w:themeColor="accent2" w:themeTint="97"/>
-        <w:right w:val="single" w:sz="4" w:space="0" w:color="D99695" w:themeColor="accent2" w:themeTint="97"/>
+        <w:top w:val="single" w:color="D99695" w:themeColor="accent2" w:themeTint="97" w:sz="4" w:space="0"/>
+        <w:left w:val="single" w:color="D99695" w:themeColor="accent2" w:themeTint="97" w:sz="4" w:space="0"/>
+        <w:bottom w:val="single" w:color="D99695" w:themeColor="accent2" w:themeTint="97" w:sz="4" w:space="0"/>
+        <w:right w:val="single" w:color="D99695" w:themeColor="accent2" w:themeTint="97" w:sz="4" w:space="0"/>
       </w:tblBorders>
     </w:tblPr>
     <w:tblStylePr w:type="firstRow">
@@ -9197,8 +9205,8 @@
       <w:tblPr/>
       <w:tcPr>
         <w:tcBorders>
-          <w:left w:val="single" w:sz="4" w:space="0" w:color="D99695" w:themeColor="accent2" w:themeTint="97"/>
-          <w:right w:val="single" w:sz="4" w:space="0" w:color="D99695" w:themeColor="accent2" w:themeTint="97"/>
+          <w:left w:val="single" w:color="D99695" w:themeColor="accent2" w:themeTint="97" w:sz="4" w:space="0"/>
+          <w:right w:val="single" w:color="D99695" w:themeColor="accent2" w:themeTint="97" w:sz="4" w:space="0"/>
         </w:tcBorders>
       </w:tcPr>
     </w:tblStylePr>
@@ -9211,8 +9219,8 @@
       <w:tblPr/>
       <w:tcPr>
         <w:tcBorders>
-          <w:top w:val="single" w:sz="4" w:space="0" w:color="D99695" w:themeColor="accent2" w:themeTint="97"/>
-          <w:bottom w:val="single" w:sz="4" w:space="0" w:color="D99695" w:themeColor="accent2" w:themeTint="97"/>
+          <w:top w:val="single" w:color="D99695" w:themeColor="accent2" w:themeTint="97" w:sz="4" w:space="0"/>
+          <w:bottom w:val="single" w:color="D99695" w:themeColor="accent2" w:themeTint="97" w:sz="4" w:space="0"/>
         </w:tcBorders>
       </w:tcPr>
     </w:tblStylePr>
@@ -9225,10 +9233,10 @@
       <w:tblStyleRowBandSize w:val="1"/>
       <w:tblStyleColBandSize w:val="1"/>
       <w:tblBorders>
-        <w:top w:val="single" w:sz="4" w:space="0" w:color="C3D69B" w:themeColor="accent3" w:themeTint="98"/>
-        <w:left w:val="single" w:sz="4" w:space="0" w:color="C3D69B" w:themeColor="accent3" w:themeTint="98"/>
-        <w:bottom w:val="single" w:sz="4" w:space="0" w:color="C3D69B" w:themeColor="accent3" w:themeTint="98"/>
-        <w:right w:val="single" w:sz="4" w:space="0" w:color="C3D69B" w:themeColor="accent3" w:themeTint="98"/>
+        <w:top w:val="single" w:color="C3D69B" w:themeColor="accent3" w:themeTint="98" w:sz="4" w:space="0"/>
+        <w:left w:val="single" w:color="C3D69B" w:themeColor="accent3" w:themeTint="98" w:sz="4" w:space="0"/>
+        <w:bottom w:val="single" w:color="C3D69B" w:themeColor="accent3" w:themeTint="98" w:sz="4" w:space="0"/>
+        <w:right w:val="single" w:color="C3D69B" w:themeColor="accent3" w:themeTint="98" w:sz="4" w:space="0"/>
       </w:tblBorders>
     </w:tblPr>
     <w:tblStylePr w:type="firstRow">
@@ -9270,8 +9278,8 @@
       <w:tblPr/>
       <w:tcPr>
         <w:tcBorders>
-          <w:left w:val="single" w:sz="4" w:space="0" w:color="C3D69B" w:themeColor="accent3" w:themeTint="98"/>
-          <w:right w:val="single" w:sz="4" w:space="0" w:color="C3D69B" w:themeColor="accent3" w:themeTint="98"/>
+          <w:left w:val="single" w:color="C3D69B" w:themeColor="accent3" w:themeTint="98" w:sz="4" w:space="0"/>
+          <w:right w:val="single" w:color="C3D69B" w:themeColor="accent3" w:themeTint="98" w:sz="4" w:space="0"/>
         </w:tcBorders>
       </w:tcPr>
     </w:tblStylePr>
@@ -9284,8 +9292,8 @@
       <w:tblPr/>
       <w:tcPr>
         <w:tcBorders>
-          <w:top w:val="single" w:sz="4" w:space="0" w:color="C3D69B" w:themeColor="accent3" w:themeTint="98"/>
-          <w:bottom w:val="single" w:sz="4" w:space="0" w:color="C3D69B" w:themeColor="accent3" w:themeTint="98"/>
+          <w:top w:val="single" w:color="C3D69B" w:themeColor="accent3" w:themeTint="98" w:sz="4" w:space="0"/>
+          <w:bottom w:val="single" w:color="C3D69B" w:themeColor="accent3" w:themeTint="98" w:sz="4" w:space="0"/>
         </w:tcBorders>
       </w:tcPr>
     </w:tblStylePr>
@@ -9298,10 +9306,10 @@
       <w:tblStyleRowBandSize w:val="1"/>
       <w:tblStyleColBandSize w:val="1"/>
       <w:tblBorders>
-        <w:top w:val="single" w:sz="4" w:space="0" w:color="B2A1C6" w:themeColor="accent4" w:themeTint="9A"/>
-        <w:left w:val="single" w:sz="4" w:space="0" w:color="B2A1C6" w:themeColor="accent4" w:themeTint="9A"/>
-        <w:bottom w:val="single" w:sz="4" w:space="0" w:color="B2A1C6" w:themeColor="accent4" w:themeTint="9A"/>
-        <w:right w:val="single" w:sz="4" w:space="0" w:color="B2A1C6" w:themeColor="accent4" w:themeTint="9A"/>
+        <w:top w:val="single" w:color="B2A1C6" w:themeColor="accent4" w:themeTint="9A" w:sz="4" w:space="0"/>
+        <w:left w:val="single" w:color="B2A1C6" w:themeColor="accent4" w:themeTint="9A" w:sz="4" w:space="0"/>
+        <w:bottom w:val="single" w:color="B2A1C6" w:themeColor="accent4" w:themeTint="9A" w:sz="4" w:space="0"/>
+        <w:right w:val="single" w:color="B2A1C6" w:themeColor="accent4" w:themeTint="9A" w:sz="4" w:space="0"/>
       </w:tblBorders>
     </w:tblPr>
     <w:tblStylePr w:type="firstRow">
@@ -9343,8 +9351,8 @@
       <w:tblPr/>
       <w:tcPr>
         <w:tcBorders>
-          <w:left w:val="single" w:sz="4" w:space="0" w:color="B2A1C6" w:themeColor="accent4" w:themeTint="9A"/>
-          <w:right w:val="single" w:sz="4" w:space="0" w:color="B2A1C6" w:themeColor="accent4" w:themeTint="9A"/>
+          <w:left w:val="single" w:color="B2A1C6" w:themeColor="accent4" w:themeTint="9A" w:sz="4" w:space="0"/>
+          <w:right w:val="single" w:color="B2A1C6" w:themeColor="accent4" w:themeTint="9A" w:sz="4" w:space="0"/>
         </w:tcBorders>
       </w:tcPr>
     </w:tblStylePr>
@@ -9357,8 +9365,8 @@
       <w:tblPr/>
       <w:tcPr>
         <w:tcBorders>
-          <w:top w:val="single" w:sz="4" w:space="0" w:color="B2A1C6" w:themeColor="accent4" w:themeTint="9A"/>
-          <w:bottom w:val="single" w:sz="4" w:space="0" w:color="B2A1C6" w:themeColor="accent4" w:themeTint="9A"/>
+          <w:top w:val="single" w:color="B2A1C6" w:themeColor="accent4" w:themeTint="9A" w:sz="4" w:space="0"/>
+          <w:bottom w:val="single" w:color="B2A1C6" w:themeColor="accent4" w:themeTint="9A" w:sz="4" w:space="0"/>
         </w:tcBorders>
       </w:tcPr>
     </w:tblStylePr>
@@ -9371,10 +9379,10 @@
       <w:tblStyleRowBandSize w:val="1"/>
       <w:tblStyleColBandSize w:val="1"/>
       <w:tblBorders>
-        <w:top w:val="single" w:sz="4" w:space="0" w:color="92CCDC" w:themeColor="accent5" w:themeTint="9A"/>
-        <w:left w:val="single" w:sz="4" w:space="0" w:color="92CCDC" w:themeColor="accent5" w:themeTint="9A"/>
-        <w:bottom w:val="single" w:sz="4" w:space="0" w:color="92CCDC" w:themeColor="accent5" w:themeTint="9A"/>
-        <w:right w:val="single" w:sz="4" w:space="0" w:color="92CCDC" w:themeColor="accent5" w:themeTint="9A"/>
+        <w:top w:val="single" w:color="92CCDC" w:themeColor="accent5" w:themeTint="9A" w:sz="4" w:space="0"/>
+        <w:left w:val="single" w:color="92CCDC" w:themeColor="accent5" w:themeTint="9A" w:sz="4" w:space="0"/>
+        <w:bottom w:val="single" w:color="92CCDC" w:themeColor="accent5" w:themeTint="9A" w:sz="4" w:space="0"/>
+        <w:right w:val="single" w:color="92CCDC" w:themeColor="accent5" w:themeTint="9A" w:sz="4" w:space="0"/>
       </w:tblBorders>
     </w:tblPr>
     <w:tblStylePr w:type="firstRow">
@@ -9416,8 +9424,8 @@
       <w:tblPr/>
       <w:tcPr>
         <w:tcBorders>
-          <w:left w:val="single" w:sz="4" w:space="0" w:color="92CCDC" w:themeColor="accent5" w:themeTint="9A"/>
-          <w:right w:val="single" w:sz="4" w:space="0" w:color="92CCDC" w:themeColor="accent5" w:themeTint="9A"/>
+          <w:left w:val="single" w:color="92CCDC" w:themeColor="accent5" w:themeTint="9A" w:sz="4" w:space="0"/>
+          <w:right w:val="single" w:color="92CCDC" w:themeColor="accent5" w:themeTint="9A" w:sz="4" w:space="0"/>
         </w:tcBorders>
       </w:tcPr>
     </w:tblStylePr>
@@ -9430,8 +9438,8 @@
       <w:tblPr/>
       <w:tcPr>
         <w:tcBorders>
-          <w:top w:val="single" w:sz="4" w:space="0" w:color="92CCDC" w:themeColor="accent5" w:themeTint="9A"/>
-          <w:bottom w:val="single" w:sz="4" w:space="0" w:color="92CCDC" w:themeColor="accent5" w:themeTint="9A"/>
+          <w:top w:val="single" w:color="92CCDC" w:themeColor="accent5" w:themeTint="9A" w:sz="4" w:space="0"/>
+          <w:bottom w:val="single" w:color="92CCDC" w:themeColor="accent5" w:themeTint="9A" w:sz="4" w:space="0"/>
         </w:tcBorders>
       </w:tcPr>
     </w:tblStylePr>
@@ -9444,10 +9452,10 @@
       <w:tblStyleRowBandSize w:val="1"/>
       <w:tblStyleColBandSize w:val="1"/>
       <w:tblBorders>
-        <w:top w:val="single" w:sz="4" w:space="0" w:color="FAC090" w:themeColor="accent6" w:themeTint="98"/>
-        <w:left w:val="single" w:sz="4" w:space="0" w:color="FAC090" w:themeColor="accent6" w:themeTint="98"/>
-        <w:bottom w:val="single" w:sz="4" w:space="0" w:color="FAC090" w:themeColor="accent6" w:themeTint="98"/>
-        <w:right w:val="single" w:sz="4" w:space="0" w:color="FAC090" w:themeColor="accent6" w:themeTint="98"/>
+        <w:top w:val="single" w:color="FAC090" w:themeColor="accent6" w:themeTint="98" w:sz="4" w:space="0"/>
+        <w:left w:val="single" w:color="FAC090" w:themeColor="accent6" w:themeTint="98" w:sz="4" w:space="0"/>
+        <w:bottom w:val="single" w:color="FAC090" w:themeColor="accent6" w:themeTint="98" w:sz="4" w:space="0"/>
+        <w:right w:val="single" w:color="FAC090" w:themeColor="accent6" w:themeTint="98" w:sz="4" w:space="0"/>
       </w:tblBorders>
     </w:tblPr>
     <w:tblStylePr w:type="firstRow">
@@ -9489,8 +9497,8 @@
       <w:tblPr/>
       <w:tcPr>
         <w:tcBorders>
-          <w:left w:val="single" w:sz="4" w:space="0" w:color="FAC090" w:themeColor="accent6" w:themeTint="98"/>
-          <w:right w:val="single" w:sz="4" w:space="0" w:color="FAC090" w:themeColor="accent6" w:themeTint="98"/>
+          <w:left w:val="single" w:color="FAC090" w:themeColor="accent6" w:themeTint="98" w:sz="4" w:space="0"/>
+          <w:right w:val="single" w:color="FAC090" w:themeColor="accent6" w:themeTint="98" w:sz="4" w:space="0"/>
         </w:tcBorders>
       </w:tcPr>
     </w:tblStylePr>
@@ -9503,8 +9511,8 @@
       <w:tblPr/>
       <w:tcPr>
         <w:tcBorders>
-          <w:top w:val="single" w:sz="4" w:space="0" w:color="FAC090" w:themeColor="accent6" w:themeTint="98"/>
-          <w:bottom w:val="single" w:sz="4" w:space="0" w:color="FAC090" w:themeColor="accent6" w:themeTint="98"/>
+          <w:top w:val="single" w:color="FAC090" w:themeColor="accent6" w:themeTint="98" w:sz="4" w:space="0"/>
+          <w:bottom w:val="single" w:color="FAC090" w:themeColor="accent6" w:themeTint="98" w:sz="4" w:space="0"/>
         </w:tcBorders>
       </w:tcPr>
     </w:tblStylePr>
@@ -9517,11 +9525,11 @@
       <w:tblStyleRowBandSize w:val="1"/>
       <w:tblStyleColBandSize w:val="1"/>
       <w:tblBorders>
-        <w:top w:val="single" w:sz="4" w:space="0" w:color="000000" w:themeColor="text1"/>
-        <w:left w:val="single" w:sz="4" w:space="0" w:color="000000" w:themeColor="text1"/>
-        <w:bottom w:val="single" w:sz="4" w:space="0" w:color="000000" w:themeColor="text1"/>
-        <w:right w:val="single" w:sz="4" w:space="0" w:color="000000" w:themeColor="text1"/>
-        <w:insideH w:val="single" w:sz="4" w:space="0" w:color="000000" w:themeColor="text1"/>
+        <w:top w:val="single" w:color="000000" w:themeColor="text1" w:sz="4" w:space="0"/>
+        <w:left w:val="single" w:color="000000" w:themeColor="text1" w:sz="4" w:space="0"/>
+        <w:bottom w:val="single" w:color="000000" w:themeColor="text1" w:sz="4" w:space="0"/>
+        <w:right w:val="single" w:color="000000" w:themeColor="text1" w:sz="4" w:space="0"/>
+        <w:insideH w:val="single" w:color="000000" w:themeColor="text1" w:sz="4" w:space="0"/>
       </w:tblBorders>
     </w:tblPr>
     <w:tblStylePr w:type="firstRow">
@@ -9585,11 +9593,11 @@
       <w:tblStyleRowBandSize w:val="1"/>
       <w:tblStyleColBandSize w:val="1"/>
       <w:tblBorders>
-        <w:top w:val="single" w:sz="4" w:space="0" w:color="9BB7D9" w:themeColor="accent1" w:themeTint="90"/>
-        <w:left w:val="single" w:sz="4" w:space="0" w:color="9BB7D9" w:themeColor="accent1" w:themeTint="90"/>
-        <w:bottom w:val="single" w:sz="4" w:space="0" w:color="9BB7D9" w:themeColor="accent1" w:themeTint="90"/>
-        <w:right w:val="single" w:sz="4" w:space="0" w:color="9BB7D9" w:themeColor="accent1" w:themeTint="90"/>
-        <w:insideH w:val="single" w:sz="4" w:space="0" w:color="9BB7D9" w:themeColor="accent1" w:themeTint="90"/>
+        <w:top w:val="single" w:color="9BB7D9" w:themeColor="accent1" w:themeTint="90" w:sz="4" w:space="0"/>
+        <w:left w:val="single" w:color="9BB7D9" w:themeColor="accent1" w:themeTint="90" w:sz="4" w:space="0"/>
+        <w:bottom w:val="single" w:color="9BB7D9" w:themeColor="accent1" w:themeTint="90" w:sz="4" w:space="0"/>
+        <w:right w:val="single" w:color="9BB7D9" w:themeColor="accent1" w:themeTint="90" w:sz="4" w:space="0"/>
+        <w:insideH w:val="single" w:color="9BB7D9" w:themeColor="accent1" w:themeTint="90" w:sz="4" w:space="0"/>
       </w:tblBorders>
     </w:tblPr>
     <w:tblStylePr w:type="firstRow">
@@ -9653,11 +9661,11 @@
       <w:tblStyleRowBandSize w:val="1"/>
       <w:tblStyleColBandSize w:val="1"/>
       <w:tblBorders>
-        <w:top w:val="single" w:sz="4" w:space="0" w:color="DB9B9A" w:themeColor="accent2" w:themeTint="90"/>
-        <w:left w:val="single" w:sz="4" w:space="0" w:color="DB9B9A" w:themeColor="accent2" w:themeTint="90"/>
-        <w:bottom w:val="single" w:sz="4" w:space="0" w:color="DB9B9A" w:themeColor="accent2" w:themeTint="90"/>
-        <w:right w:val="single" w:sz="4" w:space="0" w:color="DB9B9A" w:themeColor="accent2" w:themeTint="90"/>
-        <w:insideH w:val="single" w:sz="4" w:space="0" w:color="DB9B9A" w:themeColor="accent2" w:themeTint="90"/>
+        <w:top w:val="single" w:color="DB9B9A" w:themeColor="accent2" w:themeTint="90" w:sz="4" w:space="0"/>
+        <w:left w:val="single" w:color="DB9B9A" w:themeColor="accent2" w:themeTint="90" w:sz="4" w:space="0"/>
+        <w:bottom w:val="single" w:color="DB9B9A" w:themeColor="accent2" w:themeTint="90" w:sz="4" w:space="0"/>
+        <w:right w:val="single" w:color="DB9B9A" w:themeColor="accent2" w:themeTint="90" w:sz="4" w:space="0"/>
+        <w:insideH w:val="single" w:color="DB9B9A" w:themeColor="accent2" w:themeTint="90" w:sz="4" w:space="0"/>
       </w:tblBorders>
     </w:tblPr>
     <w:tblStylePr w:type="firstRow">
@@ -9721,11 +9729,11 @@
       <w:tblStyleRowBandSize w:val="1"/>
       <w:tblStyleColBandSize w:val="1"/>
       <w:tblBorders>
-        <w:top w:val="single" w:sz="4" w:space="0" w:color="C6D8A1" w:themeColor="accent3" w:themeTint="90"/>
-        <w:left w:val="single" w:sz="4" w:space="0" w:color="C6D8A1" w:themeColor="accent3" w:themeTint="90"/>
-        <w:bottom w:val="single" w:sz="4" w:space="0" w:color="C6D8A1" w:themeColor="accent3" w:themeTint="90"/>
-        <w:right w:val="single" w:sz="4" w:space="0" w:color="C6D8A1" w:themeColor="accent3" w:themeTint="90"/>
-        <w:insideH w:val="single" w:sz="4" w:space="0" w:color="C6D8A1" w:themeColor="accent3" w:themeTint="90"/>
+        <w:top w:val="single" w:color="C6D8A1" w:themeColor="accent3" w:themeTint="90" w:sz="4" w:space="0"/>
+        <w:left w:val="single" w:color="C6D8A1" w:themeColor="accent3" w:themeTint="90" w:sz="4" w:space="0"/>
+        <w:bottom w:val="single" w:color="C6D8A1" w:themeColor="accent3" w:themeTint="90" w:sz="4" w:space="0"/>
+        <w:right w:val="single" w:color="C6D8A1" w:themeColor="accent3" w:themeTint="90" w:sz="4" w:space="0"/>
+        <w:insideH w:val="single" w:color="C6D8A1" w:themeColor="accent3" w:themeTint="90" w:sz="4" w:space="0"/>
       </w:tblBorders>
     </w:tblPr>
     <w:tblStylePr w:type="firstRow">
@@ -9789,11 +9797,11 @@
       <w:tblStyleRowBandSize w:val="1"/>
       <w:tblStyleColBandSize w:val="1"/>
       <w:tblBorders>
-        <w:top w:val="single" w:sz="4" w:space="0" w:color="B7A7CA" w:themeColor="accent4" w:themeTint="90"/>
-        <w:left w:val="single" w:sz="4" w:space="0" w:color="B7A7CA" w:themeColor="accent4" w:themeTint="90"/>
-        <w:bottom w:val="single" w:sz="4" w:space="0" w:color="B7A7CA" w:themeColor="accent4" w:themeTint="90"/>
-        <w:right w:val="single" w:sz="4" w:space="0" w:color="B7A7CA" w:themeColor="accent4" w:themeTint="90"/>
-        <w:insideH w:val="single" w:sz="4" w:space="0" w:color="B7A7CA" w:themeColor="accent4" w:themeTint="90"/>
+        <w:top w:val="single" w:color="B7A7CA" w:themeColor="accent4" w:themeTint="90" w:sz="4" w:space="0"/>
+        <w:left w:val="single" w:color="B7A7CA" w:themeColor="accent4" w:themeTint="90" w:sz="4" w:space="0"/>
+        <w:bottom w:val="single" w:color="B7A7CA" w:themeColor="accent4" w:themeTint="90" w:sz="4" w:space="0"/>
+        <w:right w:val="single" w:color="B7A7CA" w:themeColor="accent4" w:themeTint="90" w:sz="4" w:space="0"/>
+        <w:insideH w:val="single" w:color="B7A7CA" w:themeColor="accent4" w:themeTint="90" w:sz="4" w:space="0"/>
       </w:tblBorders>
     </w:tblPr>
     <w:tblStylePr w:type="firstRow">
@@ -9857,11 +9865,11 @@
       <w:tblStyleRowBandSize w:val="1"/>
       <w:tblStyleColBandSize w:val="1"/>
       <w:tblBorders>
-        <w:top w:val="single" w:sz="4" w:space="0" w:color="99D0DE" w:themeColor="accent5" w:themeTint="90"/>
-        <w:left w:val="single" w:sz="4" w:space="0" w:color="99D0DE" w:themeColor="accent5" w:themeTint="90"/>
-        <w:bottom w:val="single" w:sz="4" w:space="0" w:color="99D0DE" w:themeColor="accent5" w:themeTint="90"/>
-        <w:right w:val="single" w:sz="4" w:space="0" w:color="99D0DE" w:themeColor="accent5" w:themeTint="90"/>
-        <w:insideH w:val="single" w:sz="4" w:space="0" w:color="99D0DE" w:themeColor="accent5" w:themeTint="90"/>
+        <w:top w:val="single" w:color="99D0DE" w:themeColor="accent5" w:themeTint="90" w:sz="4" w:space="0"/>
+        <w:left w:val="single" w:color="99D0DE" w:themeColor="accent5" w:themeTint="90" w:sz="4" w:space="0"/>
+        <w:bottom w:val="single" w:color="99D0DE" w:themeColor="accent5" w:themeTint="90" w:sz="4" w:space="0"/>
+        <w:right w:val="single" w:color="99D0DE" w:themeColor="accent5" w:themeTint="90" w:sz="4" w:space="0"/>
+        <w:insideH w:val="single" w:color="99D0DE" w:themeColor="accent5" w:themeTint="90" w:sz="4" w:space="0"/>
       </w:tblBorders>
     </w:tblPr>
     <w:tblStylePr w:type="firstRow">
@@ -9925,11 +9933,11 @@
       <w:tblStyleRowBandSize w:val="1"/>
       <w:tblStyleColBandSize w:val="1"/>
       <w:tblBorders>
-        <w:top w:val="single" w:sz="4" w:space="0" w:color="FAC396" w:themeColor="accent6" w:themeTint="90"/>
-        <w:left w:val="single" w:sz="4" w:space="0" w:color="FAC396" w:themeColor="accent6" w:themeTint="90"/>
-        <w:bottom w:val="single" w:sz="4" w:space="0" w:color="FAC396" w:themeColor="accent6" w:themeTint="90"/>
-        <w:right w:val="single" w:sz="4" w:space="0" w:color="FAC396" w:themeColor="accent6" w:themeTint="90"/>
-        <w:insideH w:val="single" w:sz="4" w:space="0" w:color="FAC396" w:themeColor="accent6" w:themeTint="90"/>
+        <w:top w:val="single" w:color="FAC396" w:themeColor="accent6" w:themeTint="90" w:sz="4" w:space="0"/>
+        <w:left w:val="single" w:color="FAC396" w:themeColor="accent6" w:themeTint="90" w:sz="4" w:space="0"/>
+        <w:bottom w:val="single" w:color="FAC396" w:themeColor="accent6" w:themeTint="90" w:sz="4" w:space="0"/>
+        <w:right w:val="single" w:color="FAC396" w:themeColor="accent6" w:themeTint="90" w:sz="4" w:space="0"/>
+        <w:insideH w:val="single" w:color="FAC396" w:themeColor="accent6" w:themeTint="90" w:sz="4" w:space="0"/>
       </w:tblBorders>
     </w:tblPr>
     <w:tblStylePr w:type="firstRow">
@@ -9993,10 +10001,10 @@
       <w:tblStyleRowBandSize w:val="1"/>
       <w:tblStyleColBandSize w:val="1"/>
       <w:tblBorders>
-        <w:top w:val="single" w:sz="32" w:space="0" w:color="7F7F7F" w:themeColor="text1" w:themeTint="80"/>
-        <w:left w:val="single" w:sz="32" w:space="0" w:color="7F7F7F" w:themeColor="text1" w:themeTint="80"/>
-        <w:bottom w:val="single" w:sz="32" w:space="0" w:color="7F7F7F" w:themeColor="text1" w:themeTint="80"/>
-        <w:right w:val="single" w:sz="32" w:space="0" w:color="7F7F7F" w:themeColor="text1" w:themeTint="80"/>
+        <w:top w:val="single" w:color="7F7F7F" w:themeColor="text1" w:themeTint="80" w:sz="32" w:space="0"/>
+        <w:left w:val="single" w:color="7F7F7F" w:themeColor="text1" w:themeTint="80" w:sz="32" w:space="0"/>
+        <w:bottom w:val="single" w:color="7F7F7F" w:themeColor="text1" w:themeTint="80" w:sz="32" w:space="0"/>
+        <w:right w:val="single" w:color="7F7F7F" w:themeColor="text1" w:themeTint="80" w:sz="32" w:space="0"/>
       </w:tblBorders>
       <w:shd w:val="clear" w:color="7F7F7F" w:themeColor="text1" w:themeTint="80" w:fill="7F7F7F" w:themeFill="text1" w:themeFillTint="80"/>
     </w:tblPr>
@@ -10010,8 +10018,8 @@
       <w:tblPr/>
       <w:tcPr>
         <w:tcBorders>
-          <w:top w:val="single" w:sz="32" w:space="0" w:color="7F7F7F" w:themeColor="text1" w:themeTint="80"/>
-          <w:bottom w:val="single" w:sz="12" w:space="0" w:color="FFFFFF" w:themeColor="light1"/>
+          <w:top w:val="single" w:color="7F7F7F" w:themeColor="text1" w:themeTint="80" w:sz="32" w:space="0"/>
+          <w:bottom w:val="single" w:color="FFFFFF" w:themeColor="light1" w:sz="12" w:space="0"/>
         </w:tcBorders>
         <w:shd w:val="clear" w:color="7F7F7F" w:themeColor="text1" w:themeTint="80" w:fill="7F7F7F" w:themeFill="text1" w:themeFillTint="80"/>
       </w:tcPr>
@@ -10034,8 +10042,8 @@
       <w:tblPr/>
       <w:tcPr>
         <w:tcBorders>
-          <w:left w:val="single" w:sz="32" w:space="0" w:color="7F7F7F" w:themeColor="text1" w:themeTint="80"/>
-          <w:right w:val="single" w:sz="4" w:space="0" w:color="FFFFFF" w:themeColor="light1"/>
+          <w:left w:val="single" w:color="7F7F7F" w:themeColor="text1" w:themeTint="80" w:sz="32" w:space="0"/>
+          <w:right w:val="single" w:color="FFFFFF" w:themeColor="light1" w:sz="4" w:space="0"/>
         </w:tcBorders>
       </w:tcPr>
     </w:tblStylePr>
@@ -10043,8 +10051,8 @@
       <w:tblPr/>
       <w:tcPr>
         <w:tcBorders>
-          <w:left w:val="single" w:sz="4" w:space="0" w:color="FFFFFF" w:themeColor="light1"/>
-          <w:right w:val="single" w:sz="32" w:space="0" w:color="7F7F7F" w:themeColor="text1" w:themeTint="80"/>
+          <w:left w:val="single" w:color="FFFFFF" w:themeColor="light1" w:sz="4" w:space="0"/>
+          <w:right w:val="single" w:color="7F7F7F" w:themeColor="text1" w:themeTint="80" w:sz="32" w:space="0"/>
         </w:tcBorders>
       </w:tcPr>
     </w:tblStylePr>
@@ -10052,8 +10060,8 @@
       <w:tblPr/>
       <w:tcPr>
         <w:tcBorders>
-          <w:left w:val="single" w:sz="4" w:space="0" w:color="FFFFFF" w:themeColor="light1"/>
-          <w:right w:val="single" w:sz="4" w:space="0" w:color="FFFFFF" w:themeColor="light1"/>
+          <w:left w:val="single" w:color="FFFFFF" w:themeColor="light1" w:sz="4" w:space="0"/>
+          <w:right w:val="single" w:color="FFFFFF" w:themeColor="light1" w:sz="4" w:space="0"/>
         </w:tcBorders>
         <w:shd w:val="clear" w:color="7F7F7F" w:themeColor="text1" w:themeTint="80" w:fill="7F7F7F" w:themeFill="text1" w:themeFillTint="80"/>
       </w:tcPr>
@@ -10062,8 +10070,8 @@
       <w:tblPr/>
       <w:tcPr>
         <w:tcBorders>
-          <w:left w:val="single" w:sz="4" w:space="0" w:color="FFFFFF" w:themeColor="light1"/>
-          <w:right w:val="single" w:sz="4" w:space="0" w:color="FFFFFF" w:themeColor="light1"/>
+          <w:left w:val="single" w:color="FFFFFF" w:themeColor="light1" w:sz="4" w:space="0"/>
+          <w:right w:val="single" w:color="FFFFFF" w:themeColor="light1" w:sz="4" w:space="0"/>
         </w:tcBorders>
       </w:tcPr>
     </w:tblStylePr>
@@ -10071,8 +10079,8 @@
       <w:tblPr/>
       <w:tcPr>
         <w:tcBorders>
-          <w:top w:val="single" w:sz="4" w:space="0" w:color="FFFFFF" w:themeColor="light1"/>
-          <w:bottom w:val="single" w:sz="4" w:space="0" w:color="FFFFFF" w:themeColor="light1"/>
+          <w:top w:val="single" w:color="FFFFFF" w:themeColor="light1" w:sz="4" w:space="0"/>
+          <w:bottom w:val="single" w:color="FFFFFF" w:themeColor="light1" w:sz="4" w:space="0"/>
         </w:tcBorders>
         <w:shd w:val="clear" w:color="7F7F7F" w:themeColor="text1" w:themeTint="80" w:fill="7F7F7F" w:themeFill="text1" w:themeFillTint="80"/>
       </w:tcPr>
@@ -10081,8 +10089,8 @@
       <w:tblPr/>
       <w:tcPr>
         <w:tcBorders>
-          <w:top w:val="single" w:sz="4" w:space="0" w:color="FFFFFF" w:themeColor="light1"/>
-          <w:bottom w:val="single" w:sz="4" w:space="0" w:color="FFFFFF" w:themeColor="light1"/>
+          <w:top w:val="single" w:color="FFFFFF" w:themeColor="light1" w:sz="4" w:space="0"/>
+          <w:bottom w:val="single" w:color="FFFFFF" w:themeColor="light1" w:sz="4" w:space="0"/>
         </w:tcBorders>
         <w:shd w:val="clear" w:color="7F7F7F" w:themeColor="text1" w:themeTint="80" w:fill="7F7F7F" w:themeFill="text1" w:themeFillTint="80"/>
       </w:tcPr>
@@ -10096,10 +10104,10 @@
       <w:tblStyleRowBandSize w:val="1"/>
       <w:tblStyleColBandSize w:val="1"/>
       <w:tblBorders>
-        <w:top w:val="single" w:sz="32" w:space="0" w:color="4F81BD" w:themeColor="accent1"/>
-        <w:left w:val="single" w:sz="32" w:space="0" w:color="4F81BD" w:themeColor="accent1"/>
-        <w:bottom w:val="single" w:sz="32" w:space="0" w:color="4F81BD" w:themeColor="accent1"/>
-        <w:right w:val="single" w:sz="32" w:space="0" w:color="4F81BD" w:themeColor="accent1"/>
+        <w:top w:val="single" w:color="4F81BD" w:themeColor="accent1" w:sz="32" w:space="0"/>
+        <w:left w:val="single" w:color="4F81BD" w:themeColor="accent1" w:sz="32" w:space="0"/>
+        <w:bottom w:val="single" w:color="4F81BD" w:themeColor="accent1" w:sz="32" w:space="0"/>
+        <w:right w:val="single" w:color="4F81BD" w:themeColor="accent1" w:sz="32" w:space="0"/>
       </w:tblBorders>
       <w:shd w:val="clear" w:color="4F81BD" w:themeColor="accent1" w:fill="4F81BD" w:themeFill="accent1"/>
     </w:tblPr>
@@ -10113,8 +10121,8 @@
       <w:tblPr/>
       <w:tcPr>
         <w:tcBorders>
-          <w:top w:val="single" w:sz="32" w:space="0" w:color="4F81BD" w:themeColor="accent1"/>
-          <w:bottom w:val="single" w:sz="12" w:space="0" w:color="FFFFFF" w:themeColor="light1"/>
+          <w:top w:val="single" w:color="4F81BD" w:themeColor="accent1" w:sz="32" w:space="0"/>
+          <w:bottom w:val="single" w:color="FFFFFF" w:themeColor="light1" w:sz="12" w:space="0"/>
         </w:tcBorders>
         <w:shd w:val="clear" w:color="4F81BD" w:themeColor="accent1" w:fill="4F81BD" w:themeFill="accent1"/>
       </w:tcPr>
@@ -10137,8 +10145,8 @@
       <w:tblPr/>
       <w:tcPr>
         <w:tcBorders>
-          <w:left w:val="single" w:sz="32" w:space="0" w:color="4F81BD" w:themeColor="accent1"/>
-          <w:right w:val="single" w:sz="4" w:space="0" w:color="FFFFFF" w:themeColor="light1"/>
+          <w:left w:val="single" w:color="4F81BD" w:themeColor="accent1" w:sz="32" w:space="0"/>
+          <w:right w:val="single" w:color="FFFFFF" w:themeColor="light1" w:sz="4" w:space="0"/>
         </w:tcBorders>
       </w:tcPr>
     </w:tblStylePr>
@@ -10146,8 +10154,8 @@
       <w:tblPr/>
       <w:tcPr>
         <w:tcBorders>
-          <w:left w:val="single" w:sz="4" w:space="0" w:color="FFFFFF" w:themeColor="light1"/>
-          <w:right w:val="single" w:sz="32" w:space="0" w:color="4F81BD" w:themeColor="accent1"/>
+          <w:left w:val="single" w:color="FFFFFF" w:themeColor="light1" w:sz="4" w:space="0"/>
+          <w:right w:val="single" w:color="4F81BD" w:themeColor="accent1" w:sz="32" w:space="0"/>
         </w:tcBorders>
       </w:tcPr>
     </w:tblStylePr>
@@ -10155,8 +10163,8 @@
       <w:tblPr/>
       <w:tcPr>
         <w:tcBorders>
-          <w:left w:val="single" w:sz="4" w:space="0" w:color="FFFFFF" w:themeColor="light1"/>
-          <w:right w:val="single" w:sz="4" w:space="0" w:color="FFFFFF" w:themeColor="light1"/>
+          <w:left w:val="single" w:color="FFFFFF" w:themeColor="light1" w:sz="4" w:space="0"/>
+          <w:right w:val="single" w:color="FFFFFF" w:themeColor="light1" w:sz="4" w:space="0"/>
         </w:tcBorders>
         <w:shd w:val="clear" w:color="4F81BD" w:themeColor="accent1" w:fill="4F81BD" w:themeFill="accent1"/>
       </w:tcPr>
@@ -10165,8 +10173,8 @@
       <w:tblPr/>
       <w:tcPr>
         <w:tcBorders>
-          <w:left w:val="single" w:sz="4" w:space="0" w:color="FFFFFF" w:themeColor="light1"/>
-          <w:right w:val="single" w:sz="4" w:space="0" w:color="FFFFFF" w:themeColor="light1"/>
+          <w:left w:val="single" w:color="FFFFFF" w:themeColor="light1" w:sz="4" w:space="0"/>
+          <w:right w:val="single" w:color="FFFFFF" w:themeColor="light1" w:sz="4" w:space="0"/>
         </w:tcBorders>
       </w:tcPr>
     </w:tblStylePr>
@@ -10174,8 +10182,8 @@
       <w:tblPr/>
       <w:tcPr>
         <w:tcBorders>
-          <w:top w:val="single" w:sz="4" w:space="0" w:color="FFFFFF" w:themeColor="light1"/>
-          <w:bottom w:val="single" w:sz="4" w:space="0" w:color="FFFFFF" w:themeColor="light1"/>
+          <w:top w:val="single" w:color="FFFFFF" w:themeColor="light1" w:sz="4" w:space="0"/>
+          <w:bottom w:val="single" w:color="FFFFFF" w:themeColor="light1" w:sz="4" w:space="0"/>
         </w:tcBorders>
         <w:shd w:val="clear" w:color="4F81BD" w:themeColor="accent1" w:fill="4F81BD" w:themeFill="accent1"/>
       </w:tcPr>
@@ -10184,8 +10192,8 @@
       <w:tblPr/>
       <w:tcPr>
         <w:tcBorders>
-          <w:top w:val="single" w:sz="4" w:space="0" w:color="FFFFFF" w:themeColor="light1"/>
-          <w:bottom w:val="single" w:sz="4" w:space="0" w:color="FFFFFF" w:themeColor="light1"/>
+          <w:top w:val="single" w:color="FFFFFF" w:themeColor="light1" w:sz="4" w:space="0"/>
+          <w:bottom w:val="single" w:color="FFFFFF" w:themeColor="light1" w:sz="4" w:space="0"/>
         </w:tcBorders>
         <w:shd w:val="clear" w:color="4F81BD" w:themeColor="accent1" w:fill="4F81BD" w:themeFill="accent1"/>
       </w:tcPr>
@@ -10199,10 +10207,10 @@
       <w:tblStyleRowBandSize w:val="1"/>
       <w:tblStyleColBandSize w:val="1"/>
       <w:tblBorders>
-        <w:top w:val="single" w:sz="32" w:space="0" w:color="D99695" w:themeColor="accent2" w:themeTint="97"/>
-        <w:left w:val="single" w:sz="32" w:space="0" w:color="D99695" w:themeColor="accent2" w:themeTint="97"/>
-        <w:bottom w:val="single" w:sz="32" w:space="0" w:color="D99695" w:themeColor="accent2" w:themeTint="97"/>
-        <w:right w:val="single" w:sz="32" w:space="0" w:color="D99695" w:themeColor="accent2" w:themeTint="97"/>
+        <w:top w:val="single" w:color="D99695" w:themeColor="accent2" w:themeTint="97" w:sz="32" w:space="0"/>
+        <w:left w:val="single" w:color="D99695" w:themeColor="accent2" w:themeTint="97" w:sz="32" w:space="0"/>
+        <w:bottom w:val="single" w:color="D99695" w:themeColor="accent2" w:themeTint="97" w:sz="32" w:space="0"/>
+        <w:right w:val="single" w:color="D99695" w:themeColor="accent2" w:themeTint="97" w:sz="32" w:space="0"/>
       </w:tblBorders>
       <w:shd w:val="clear" w:color="D99695" w:themeColor="accent2" w:themeTint="97" w:fill="D99695" w:themeFill="accent2" w:themeFillTint="97"/>
     </w:tblPr>
@@ -10216,8 +10224,8 @@
       <w:tblPr/>
       <w:tcPr>
         <w:tcBorders>
-          <w:top w:val="single" w:sz="32" w:space="0" w:color="D99695" w:themeColor="accent2" w:themeTint="97"/>
-          <w:bottom w:val="single" w:sz="12" w:space="0" w:color="FFFFFF" w:themeColor="light1"/>
+          <w:top w:val="single" w:color="D99695" w:themeColor="accent2" w:themeTint="97" w:sz="32" w:space="0"/>
+          <w:bottom w:val="single" w:color="FFFFFF" w:themeColor="light1" w:sz="12" w:space="0"/>
         </w:tcBorders>
         <w:shd w:val="clear" w:color="D99695" w:themeColor="accent2" w:themeTint="97" w:fill="D99695" w:themeFill="accent2" w:themeFillTint="97"/>
       </w:tcPr>
@@ -10240,8 +10248,8 @@
       <w:tblPr/>
       <w:tcPr>
         <w:tcBorders>
-          <w:left w:val="single" w:sz="32" w:space="0" w:color="D99695" w:themeColor="accent2" w:themeTint="97"/>
-          <w:right w:val="single" w:sz="4" w:space="0" w:color="FFFFFF" w:themeColor="light1"/>
+          <w:left w:val="single" w:color="D99695" w:themeColor="accent2" w:themeTint="97" w:sz="32" w:space="0"/>
+          <w:right w:val="single" w:color="FFFFFF" w:themeColor="light1" w:sz="4" w:space="0"/>
         </w:tcBorders>
       </w:tcPr>
     </w:tblStylePr>
@@ -10249,8 +10257,8 @@
       <w:tblPr/>
       <w:tcPr>
         <w:tcBorders>
-          <w:left w:val="single" w:sz="4" w:space="0" w:color="FFFFFF" w:themeColor="light1"/>
-          <w:right w:val="single" w:sz="32" w:space="0" w:color="D99695" w:themeColor="accent2" w:themeTint="97"/>
+          <w:left w:val="single" w:color="FFFFFF" w:themeColor="light1" w:sz="4" w:space="0"/>
+          <w:right w:val="single" w:color="D99695" w:themeColor="accent2" w:themeTint="97" w:sz="32" w:space="0"/>
         </w:tcBorders>
       </w:tcPr>
     </w:tblStylePr>
@@ -10258,8 +10266,8 @@
       <w:tblPr/>
       <w:tcPr>
         <w:tcBorders>
-          <w:left w:val="single" w:sz="4" w:space="0" w:color="FFFFFF" w:themeColor="light1"/>
-          <w:right w:val="single" w:sz="4" w:space="0" w:color="FFFFFF" w:themeColor="light1"/>
+          <w:left w:val="single" w:color="FFFFFF" w:themeColor="light1" w:sz="4" w:space="0"/>
+          <w:right w:val="single" w:color="FFFFFF" w:themeColor="light1" w:sz="4" w:space="0"/>
         </w:tcBorders>
         <w:shd w:val="clear" w:color="D99695" w:themeColor="accent2" w:themeTint="97" w:fill="D99695" w:themeFill="accent2" w:themeFillTint="97"/>
       </w:tcPr>
@@ -10268,8 +10276,8 @@
       <w:tblPr/>
       <w:tcPr>
         <w:tcBorders>
-          <w:left w:val="single" w:sz="4" w:space="0" w:color="FFFFFF" w:themeColor="light1"/>
-          <w:right w:val="single" w:sz="4" w:space="0" w:color="FFFFFF" w:themeColor="light1"/>
+          <w:left w:val="single" w:color="FFFFFF" w:themeColor="light1" w:sz="4" w:space="0"/>
+          <w:right w:val="single" w:color="FFFFFF" w:themeColor="light1" w:sz="4" w:space="0"/>
         </w:tcBorders>
       </w:tcPr>
     </w:tblStylePr>
@@ -10277,8 +10285,8 @@
       <w:tblPr/>
       <w:tcPr>
         <w:tcBorders>
-          <w:top w:val="single" w:sz="4" w:space="0" w:color="FFFFFF" w:themeColor="light1"/>
-          <w:bottom w:val="single" w:sz="4" w:space="0" w:color="FFFFFF" w:themeColor="light1"/>
+          <w:top w:val="single" w:color="FFFFFF" w:themeColor="light1" w:sz="4" w:space="0"/>
+          <w:bottom w:val="single" w:color="FFFFFF" w:themeColor="light1" w:sz="4" w:space="0"/>
         </w:tcBorders>
         <w:shd w:val="clear" w:color="D99695" w:themeColor="accent2" w:themeTint="97" w:fill="D99695" w:themeFill="accent2" w:themeFillTint="97"/>
       </w:tcPr>
@@ -10287,8 +10295,8 @@
       <w:tblPr/>
       <w:tcPr>
         <w:tcBorders>
-          <w:top w:val="single" w:sz="4" w:space="0" w:color="FFFFFF" w:themeColor="light1"/>
-          <w:bottom w:val="single" w:sz="4" w:space="0" w:color="FFFFFF" w:themeColor="light1"/>
+          <w:top w:val="single" w:color="FFFFFF" w:themeColor="light1" w:sz="4" w:space="0"/>
+          <w:bottom w:val="single" w:color="FFFFFF" w:themeColor="light1" w:sz="4" w:space="0"/>
         </w:tcBorders>
         <w:shd w:val="clear" w:color="D99695" w:themeColor="accent2" w:themeTint="97" w:fill="D99695" w:themeFill="accent2" w:themeFillTint="97"/>
       </w:tcPr>
@@ -10302,10 +10310,10 @@
       <w:tblStyleRowBandSize w:val="1"/>
       <w:tblStyleColBandSize w:val="1"/>
       <w:tblBorders>
-        <w:top w:val="single" w:sz="32" w:space="0" w:color="C3D69B" w:themeColor="accent3" w:themeTint="98"/>
-        <w:left w:val="single" w:sz="32" w:space="0" w:color="C3D69B" w:themeColor="accent3" w:themeTint="98"/>
-        <w:bottom w:val="single" w:sz="32" w:space="0" w:color="C3D69B" w:themeColor="accent3" w:themeTint="98"/>
-        <w:right w:val="single" w:sz="32" w:space="0" w:color="C3D69B" w:themeColor="accent3" w:themeTint="98"/>
+        <w:top w:val="single" w:color="C3D69B" w:themeColor="accent3" w:themeTint="98" w:sz="32" w:space="0"/>
+        <w:left w:val="single" w:color="C3D69B" w:themeColor="accent3" w:themeTint="98" w:sz="32" w:space="0"/>
+        <w:bottom w:val="single" w:color="C3D69B" w:themeColor="accent3" w:themeTint="98" w:sz="32" w:space="0"/>
+        <w:right w:val="single" w:color="C3D69B" w:themeColor="accent3" w:themeTint="98" w:sz="32" w:space="0"/>
       </w:tblBorders>
       <w:shd w:val="clear" w:color="C3D69B" w:themeColor="accent3" w:themeTint="98" w:fill="C3D69B" w:themeFill="accent3" w:themeFillTint="98"/>
     </w:tblPr>
@@ -10319,8 +10327,8 @@
       <w:tblPr/>
       <w:tcPr>
         <w:tcBorders>
-          <w:top w:val="single" w:sz="32" w:space="0" w:color="C3D69B" w:themeColor="accent3" w:themeTint="98"/>
-          <w:bottom w:val="single" w:sz="12" w:space="0" w:color="FFFFFF" w:themeColor="light1"/>
+          <w:top w:val="single" w:color="C3D69B" w:themeColor="accent3" w:themeTint="98" w:sz="32" w:space="0"/>
+          <w:bottom w:val="single" w:color="FFFFFF" w:themeColor="light1" w:sz="12" w:space="0"/>
         </w:tcBorders>
         <w:shd w:val="clear" w:color="C3D69B" w:themeColor="accent3" w:themeTint="98" w:fill="C3D69B" w:themeFill="accent3" w:themeFillTint="98"/>
       </w:tcPr>
@@ -10343,8 +10351,8 @@
       <w:tblPr/>
       <w:tcPr>
         <w:tcBorders>
-          <w:left w:val="single" w:sz="32" w:space="0" w:color="C3D69B" w:themeColor="accent3" w:themeTint="98"/>
-          <w:right w:val="single" w:sz="4" w:space="0" w:color="FFFFFF" w:themeColor="light1"/>
+          <w:left w:val="single" w:color="C3D69B" w:themeColor="accent3" w:themeTint="98" w:sz="32" w:space="0"/>
+          <w:right w:val="single" w:color="FFFFFF" w:themeColor="light1" w:sz="4" w:space="0"/>
         </w:tcBorders>
       </w:tcPr>
     </w:tblStylePr>
@@ -10352,8 +10360,8 @@
       <w:tblPr/>
       <w:tcPr>
         <w:tcBorders>
-          <w:left w:val="single" w:sz="4" w:space="0" w:color="FFFFFF" w:themeColor="light1"/>
-          <w:right w:val="single" w:sz="32" w:space="0" w:color="C3D69B" w:themeColor="accent3" w:themeTint="98"/>
+          <w:left w:val="single" w:color="FFFFFF" w:themeColor="light1" w:sz="4" w:space="0"/>
+          <w:right w:val="single" w:color="C3D69B" w:themeColor="accent3" w:themeTint="98" w:sz="32" w:space="0"/>
         </w:tcBorders>
       </w:tcPr>
     </w:tblStylePr>
@@ -10361,8 +10369,8 @@
       <w:tblPr/>
       <w:tcPr>
         <w:tcBorders>
-          <w:left w:val="single" w:sz="4" w:space="0" w:color="FFFFFF" w:themeColor="light1"/>
-          <w:right w:val="single" w:sz="4" w:space="0" w:color="FFFFFF" w:themeColor="light1"/>
+          <w:left w:val="single" w:color="FFFFFF" w:themeColor="light1" w:sz="4" w:space="0"/>
+          <w:right w:val="single" w:color="FFFFFF" w:themeColor="light1" w:sz="4" w:space="0"/>
         </w:tcBorders>
         <w:shd w:val="clear" w:color="C3D69B" w:themeColor="accent3" w:themeTint="98" w:fill="C3D69B" w:themeFill="accent3" w:themeFillTint="98"/>
       </w:tcPr>
@@ -10371,8 +10379,8 @@
       <w:tblPr/>
       <w:tcPr>
         <w:tcBorders>
-          <w:left w:val="single" w:sz="4" w:space="0" w:color="FFFFFF" w:themeColor="light1"/>
-          <w:right w:val="single" w:sz="4" w:space="0" w:color="FFFFFF" w:themeColor="light1"/>
+          <w:left w:val="single" w:color="FFFFFF" w:themeColor="light1" w:sz="4" w:space="0"/>
+          <w:right w:val="single" w:color="FFFFFF" w:themeColor="light1" w:sz="4" w:space="0"/>
         </w:tcBorders>
       </w:tcPr>
     </w:tblStylePr>
@@ -10380,8 +10388,8 @@
       <w:tblPr/>
       <w:tcPr>
         <w:tcBorders>
-          <w:top w:val="single" w:sz="4" w:space="0" w:color="FFFFFF" w:themeColor="light1"/>
-          <w:bottom w:val="single" w:sz="4" w:space="0" w:color="FFFFFF" w:themeColor="light1"/>
+          <w:top w:val="single" w:color="FFFFFF" w:themeColor="light1" w:sz="4" w:space="0"/>
+          <w:bottom w:val="single" w:color="FFFFFF" w:themeColor="light1" w:sz="4" w:space="0"/>
         </w:tcBorders>
         <w:shd w:val="clear" w:color="C3D69B" w:themeColor="accent3" w:themeTint="98" w:fill="C3D69B" w:themeFill="accent3" w:themeFillTint="98"/>
       </w:tcPr>
@@ -10390,8 +10398,8 @@
       <w:tblPr/>
       <w:tcPr>
         <w:tcBorders>
-          <w:top w:val="single" w:sz="4" w:space="0" w:color="FFFFFF" w:themeColor="light1"/>
-          <w:bottom w:val="single" w:sz="4" w:space="0" w:color="FFFFFF" w:themeColor="light1"/>
+          <w:top w:val="single" w:color="FFFFFF" w:themeColor="light1" w:sz="4" w:space="0"/>
+          <w:bottom w:val="single" w:color="FFFFFF" w:themeColor="light1" w:sz="4" w:space="0"/>
         </w:tcBorders>
         <w:shd w:val="clear" w:color="C3D69B" w:themeColor="accent3" w:themeTint="98" w:fill="C3D69B" w:themeFill="accent3" w:themeFillTint="98"/>
       </w:tcPr>
@@ -10405,10 +10413,10 @@
       <w:tblStyleRowBandSize w:val="1"/>
       <w:tblStyleColBandSize w:val="1"/>
       <w:tblBorders>
-        <w:top w:val="single" w:sz="32" w:space="0" w:color="B2A1C6" w:themeColor="accent4" w:themeTint="9A"/>
-        <w:left w:val="single" w:sz="32" w:space="0" w:color="B2A1C6" w:themeColor="accent4" w:themeTint="9A"/>
-        <w:bottom w:val="single" w:sz="32" w:space="0" w:color="B2A1C6" w:themeColor="accent4" w:themeTint="9A"/>
-        <w:right w:val="single" w:sz="32" w:space="0" w:color="B2A1C6" w:themeColor="accent4" w:themeTint="9A"/>
+        <w:top w:val="single" w:color="B2A1C6" w:themeColor="accent4" w:themeTint="9A" w:sz="32" w:space="0"/>
+        <w:left w:val="single" w:color="B2A1C6" w:themeColor="accent4" w:themeTint="9A" w:sz="32" w:space="0"/>
+        <w:bottom w:val="single" w:color="B2A1C6" w:themeColor="accent4" w:themeTint="9A" w:sz="32" w:space="0"/>
+        <w:right w:val="single" w:color="B2A1C6" w:themeColor="accent4" w:themeTint="9A" w:sz="32" w:space="0"/>
       </w:tblBorders>
       <w:shd w:val="clear" w:color="B2A1C6" w:themeColor="accent4" w:themeTint="9A" w:fill="B2A1C6" w:themeFill="accent4" w:themeFillTint="9A"/>
     </w:tblPr>
@@ -10422,8 +10430,8 @@
       <w:tblPr/>
       <w:tcPr>
         <w:tcBorders>
-          <w:top w:val="single" w:sz="32" w:space="0" w:color="B2A1C6" w:themeColor="accent4" w:themeTint="9A"/>
-          <w:bottom w:val="single" w:sz="12" w:space="0" w:color="FFFFFF" w:themeColor="light1"/>
+          <w:top w:val="single" w:color="B2A1C6" w:themeColor="accent4" w:themeTint="9A" w:sz="32" w:space="0"/>
+          <w:bottom w:val="single" w:color="FFFFFF" w:themeColor="light1" w:sz="12" w:space="0"/>
         </w:tcBorders>
         <w:shd w:val="clear" w:color="B2A1C6" w:themeColor="accent4" w:themeTint="9A" w:fill="B2A1C6" w:themeFill="accent4" w:themeFillTint="9A"/>
       </w:tcPr>
@@ -10446,8 +10454,8 @@
       <w:tblPr/>
       <w:tcPr>
         <w:tcBorders>
-          <w:left w:val="single" w:sz="32" w:space="0" w:color="B2A1C6" w:themeColor="accent4" w:themeTint="9A"/>
-          <w:right w:val="single" w:sz="4" w:space="0" w:color="FFFFFF" w:themeColor="light1"/>
+          <w:left w:val="single" w:color="B2A1C6" w:themeColor="accent4" w:themeTint="9A" w:sz="32" w:space="0"/>
+          <w:right w:val="single" w:color="FFFFFF" w:themeColor="light1" w:sz="4" w:space="0"/>
         </w:tcBorders>
       </w:tcPr>
     </w:tblStylePr>
@@ -10455,8 +10463,8 @@
       <w:tblPr/>
       <w:tcPr>
         <w:tcBorders>
-          <w:left w:val="single" w:sz="4" w:space="0" w:color="FFFFFF" w:themeColor="light1"/>
-          <w:right w:val="single" w:sz="32" w:space="0" w:color="B2A1C6" w:themeColor="accent4" w:themeTint="9A"/>
+          <w:left w:val="single" w:color="FFFFFF" w:themeColor="light1" w:sz="4" w:space="0"/>
+          <w:right w:val="single" w:color="B2A1C6" w:themeColor="accent4" w:themeTint="9A" w:sz="32" w:space="0"/>
         </w:tcBorders>
       </w:tcPr>
     </w:tblStylePr>
@@ -10464,8 +10472,8 @@
       <w:tblPr/>
       <w:tcPr>
         <w:tcBorders>
-          <w:left w:val="single" w:sz="4" w:space="0" w:color="FFFFFF" w:themeColor="light1"/>
-          <w:right w:val="single" w:sz="4" w:space="0" w:color="FFFFFF" w:themeColor="light1"/>
+          <w:left w:val="single" w:color="FFFFFF" w:themeColor="light1" w:sz="4" w:space="0"/>
+          <w:right w:val="single" w:color="FFFFFF" w:themeColor="light1" w:sz="4" w:space="0"/>
         </w:tcBorders>
         <w:shd w:val="clear" w:color="B2A1C6" w:themeColor="accent4" w:themeTint="9A" w:fill="B2A1C6" w:themeFill="accent4" w:themeFillTint="9A"/>
       </w:tcPr>
@@ -10474,8 +10482,8 @@
       <w:tblPr/>
       <w:tcPr>
         <w:tcBorders>
-          <w:left w:val="single" w:sz="4" w:space="0" w:color="FFFFFF" w:themeColor="light1"/>
-          <w:right w:val="single" w:sz="4" w:space="0" w:color="FFFFFF" w:themeColor="light1"/>
+          <w:left w:val="single" w:color="FFFFFF" w:themeColor="light1" w:sz="4" w:space="0"/>
+          <w:right w:val="single" w:color="FFFFFF" w:themeColor="light1" w:sz="4" w:space="0"/>
         </w:tcBorders>
       </w:tcPr>
     </w:tblStylePr>
@@ -10483,8 +10491,8 @@
       <w:tblPr/>
       <w:tcPr>
         <w:tcBorders>
-          <w:top w:val="single" w:sz="4" w:space="0" w:color="FFFFFF" w:themeColor="light1"/>
-          <w:bottom w:val="single" w:sz="4" w:space="0" w:color="FFFFFF" w:themeColor="light1"/>
+          <w:top w:val="single" w:color="FFFFFF" w:themeColor="light1" w:sz="4" w:space="0"/>
+          <w:bottom w:val="single" w:color="FFFFFF" w:themeColor="light1" w:sz="4" w:space="0"/>
         </w:tcBorders>
         <w:shd w:val="clear" w:color="B2A1C6" w:themeColor="accent4" w:themeTint="9A" w:fill="B2A1C6" w:themeFill="accent4" w:themeFillTint="9A"/>
       </w:tcPr>
@@ -10493,8 +10501,8 @@
       <w:tblPr/>
       <w:tcPr>
         <w:tcBorders>
-          <w:top w:val="single" w:sz="4" w:space="0" w:color="FFFFFF" w:themeColor="light1"/>
-          <w:bottom w:val="single" w:sz="4" w:space="0" w:color="FFFFFF" w:themeColor="light1"/>
+          <w:top w:val="single" w:color="FFFFFF" w:themeColor="light1" w:sz="4" w:space="0"/>
+          <w:bottom w:val="single" w:color="FFFFFF" w:themeColor="light1" w:sz="4" w:space="0"/>
         </w:tcBorders>
         <w:shd w:val="clear" w:color="B2A1C6" w:themeColor="accent4" w:themeTint="9A" w:fill="B2A1C6" w:themeFill="accent4" w:themeFillTint="9A"/>
       </w:tcPr>
@@ -10508,10 +10516,10 @@
       <w:tblStyleRowBandSize w:val="1"/>
       <w:tblStyleColBandSize w:val="1"/>
       <w:tblBorders>
-        <w:top w:val="single" w:sz="32" w:space="0" w:color="92CCDC" w:themeColor="accent5" w:themeTint="9A"/>
-        <w:left w:val="single" w:sz="32" w:space="0" w:color="92CCDC" w:themeColor="accent5" w:themeTint="9A"/>
-        <w:bottom w:val="single" w:sz="32" w:space="0" w:color="92CCDC" w:themeColor="accent5" w:themeTint="9A"/>
-        <w:right w:val="single" w:sz="32" w:space="0" w:color="92CCDC" w:themeColor="accent5" w:themeTint="9A"/>
+        <w:top w:val="single" w:color="92CCDC" w:themeColor="accent5" w:themeTint="9A" w:sz="32" w:space="0"/>
+        <w:left w:val="single" w:color="92CCDC" w:themeColor="accent5" w:themeTint="9A" w:sz="32" w:space="0"/>
+        <w:bottom w:val="single" w:color="92CCDC" w:themeColor="accent5" w:themeTint="9A" w:sz="32" w:space="0"/>
+        <w:right w:val="single" w:color="92CCDC" w:themeColor="accent5" w:themeTint="9A" w:sz="32" w:space="0"/>
       </w:tblBorders>
       <w:shd w:val="clear" w:color="92CCDC" w:themeColor="accent5" w:themeTint="9A" w:fill="92CCDC" w:themeFill="accent5" w:themeFillTint="9A"/>
     </w:tblPr>
@@ -10525,8 +10533,8 @@
       <w:tblPr/>
       <w:tcPr>
         <w:tcBorders>
-          <w:top w:val="single" w:sz="32" w:space="0" w:color="92CCDC" w:themeColor="accent5" w:themeTint="9A"/>
-          <w:bottom w:val="single" w:sz="12" w:space="0" w:color="FFFFFF" w:themeColor="light1"/>
+          <w:top w:val="single" w:color="92CCDC" w:themeColor="accent5" w:themeTint="9A" w:sz="32" w:space="0"/>
+          <w:bottom w:val="single" w:color="FFFFFF" w:themeColor="light1" w:sz="12" w:space="0"/>
         </w:tcBorders>
         <w:shd w:val="clear" w:color="92CCDC" w:themeColor="accent5" w:themeTint="9A" w:fill="92CCDC" w:themeFill="accent5" w:themeFillTint="9A"/>
       </w:tcPr>
@@ -10549,8 +10557,8 @@
       <w:tblPr/>
       <w:tcPr>
         <w:tcBorders>
-          <w:left w:val="single" w:sz="32" w:space="0" w:color="92CCDC" w:themeColor="accent5" w:themeTint="9A"/>
-          <w:right w:val="single" w:sz="4" w:space="0" w:color="FFFFFF" w:themeColor="light1"/>
+          <w:left w:val="single" w:color="92CCDC" w:themeColor="accent5" w:themeTint="9A" w:sz="32" w:space="0"/>
+          <w:right w:val="single" w:color="FFFFFF" w:themeColor="light1" w:sz="4" w:space="0"/>
         </w:tcBorders>
       </w:tcPr>
     </w:tblStylePr>
@@ -10558,8 +10566,8 @@
       <w:tblPr/>
       <w:tcPr>
         <w:tcBorders>
-          <w:left w:val="single" w:sz="4" w:space="0" w:color="FFFFFF" w:themeColor="light1"/>
-          <w:right w:val="single" w:sz="32" w:space="0" w:color="92CCDC" w:themeColor="accent5" w:themeTint="9A"/>
+          <w:left w:val="single" w:color="FFFFFF" w:themeColor="light1" w:sz="4" w:space="0"/>
+          <w:right w:val="single" w:color="92CCDC" w:themeColor="accent5" w:themeTint="9A" w:sz="32" w:space="0"/>
         </w:tcBorders>
       </w:tcPr>
     </w:tblStylePr>
@@ -10567,8 +10575,8 @@
       <w:tblPr/>
       <w:tcPr>
         <w:tcBorders>
-          <w:left w:val="single" w:sz="4" w:space="0" w:color="FFFFFF" w:themeColor="light1"/>
-          <w:right w:val="single" w:sz="4" w:space="0" w:color="FFFFFF" w:themeColor="light1"/>
+          <w:left w:val="single" w:color="FFFFFF" w:themeColor="light1" w:sz="4" w:space="0"/>
+          <w:right w:val="single" w:color="FFFFFF" w:themeColor="light1" w:sz="4" w:space="0"/>
         </w:tcBorders>
         <w:shd w:val="clear" w:color="92CCDC" w:themeColor="accent5" w:themeTint="9A" w:fill="92CCDC" w:themeFill="accent5" w:themeFillTint="9A"/>
       </w:tcPr>
@@ -10577,8 +10585,8 @@
       <w:tblPr/>
       <w:tcPr>
         <w:tcBorders>
-          <w:left w:val="single" w:sz="4" w:space="0" w:color="FFFFFF" w:themeColor="light1"/>
-          <w:right w:val="single" w:sz="4" w:space="0" w:color="FFFFFF" w:themeColor="light1"/>
+          <w:left w:val="single" w:color="FFFFFF" w:themeColor="light1" w:sz="4" w:space="0"/>
+          <w:right w:val="single" w:color="FFFFFF" w:themeColor="light1" w:sz="4" w:space="0"/>
         </w:tcBorders>
       </w:tcPr>
     </w:tblStylePr>
@@ -10586,8 +10594,8 @@
       <w:tblPr/>
       <w:tcPr>
         <w:tcBorders>
-          <w:top w:val="single" w:sz="4" w:space="0" w:color="FFFFFF" w:themeColor="light1"/>
-          <w:bottom w:val="single" w:sz="4" w:space="0" w:color="FFFFFF" w:themeColor="light1"/>
+          <w:top w:val="single" w:color="FFFFFF" w:themeColor="light1" w:sz="4" w:space="0"/>
+          <w:bottom w:val="single" w:color="FFFFFF" w:themeColor="light1" w:sz="4" w:space="0"/>
         </w:tcBorders>
         <w:shd w:val="clear" w:color="92CCDC" w:themeColor="accent5" w:themeTint="9A" w:fill="92CCDC" w:themeFill="accent5" w:themeFillTint="9A"/>
       </w:tcPr>
@@ -10596,8 +10604,8 @@
       <w:tblPr/>
       <w:tcPr>
         <w:tcBorders>
-          <w:top w:val="single" w:sz="4" w:space="0" w:color="FFFFFF" w:themeColor="light1"/>
-          <w:bottom w:val="single" w:sz="4" w:space="0" w:color="FFFFFF" w:themeColor="light1"/>
+          <w:top w:val="single" w:color="FFFFFF" w:themeColor="light1" w:sz="4" w:space="0"/>
+          <w:bottom w:val="single" w:color="FFFFFF" w:themeColor="light1" w:sz="4" w:space="0"/>
         </w:tcBorders>
         <w:shd w:val="clear" w:color="92CCDC" w:themeColor="accent5" w:themeTint="9A" w:fill="92CCDC" w:themeFill="accent5" w:themeFillTint="9A"/>
       </w:tcPr>
@@ -10611,10 +10619,10 @@
       <w:tblStyleRowBandSize w:val="1"/>
       <w:tblStyleColBandSize w:val="1"/>
       <w:tblBorders>
-        <w:top w:val="single" w:sz="32" w:space="0" w:color="FAC090" w:themeColor="accent6" w:themeTint="98"/>
-        <w:left w:val="single" w:sz="32" w:space="0" w:color="FAC090" w:themeColor="accent6" w:themeTint="98"/>
-        <w:bottom w:val="single" w:sz="32" w:space="0" w:color="FAC090" w:themeColor="accent6" w:themeTint="98"/>
-        <w:right w:val="single" w:sz="32" w:space="0" w:color="FAC090" w:themeColor="accent6" w:themeTint="98"/>
+        <w:top w:val="single" w:color="FAC090" w:themeColor="accent6" w:themeTint="98" w:sz="32" w:space="0"/>
+        <w:left w:val="single" w:color="FAC090" w:themeColor="accent6" w:themeTint="98" w:sz="32" w:space="0"/>
+        <w:bottom w:val="single" w:color="FAC090" w:themeColor="accent6" w:themeTint="98" w:sz="32" w:space="0"/>
+        <w:right w:val="single" w:color="FAC090" w:themeColor="accent6" w:themeTint="98" w:sz="32" w:space="0"/>
       </w:tblBorders>
       <w:shd w:val="clear" w:color="FAC090" w:themeColor="accent6" w:themeTint="98" w:fill="FAC090" w:themeFill="accent6" w:themeFillTint="98"/>
     </w:tblPr>
@@ -10628,8 +10636,8 @@
       <w:tblPr/>
       <w:tcPr>
         <w:tcBorders>
-          <w:top w:val="single" w:sz="32" w:space="0" w:color="FAC090" w:themeColor="accent6" w:themeTint="98"/>
-          <w:bottom w:val="single" w:sz="12" w:space="0" w:color="FFFFFF" w:themeColor="light1"/>
+          <w:top w:val="single" w:color="FAC090" w:themeColor="accent6" w:themeTint="98" w:sz="32" w:space="0"/>
+          <w:bottom w:val="single" w:color="FFFFFF" w:themeColor="light1" w:sz="12" w:space="0"/>
         </w:tcBorders>
         <w:shd w:val="clear" w:color="FAC090" w:themeColor="accent6" w:themeTint="98" w:fill="FAC090" w:themeFill="accent6" w:themeFillTint="98"/>
       </w:tcPr>
@@ -10652,8 +10660,8 @@
       <w:tblPr/>
       <w:tcPr>
         <w:tcBorders>
-          <w:left w:val="single" w:sz="32" w:space="0" w:color="FAC090" w:themeColor="accent6" w:themeTint="98"/>
-          <w:right w:val="single" w:sz="4" w:space="0" w:color="FFFFFF" w:themeColor="light1"/>
+          <w:left w:val="single" w:color="FAC090" w:themeColor="accent6" w:themeTint="98" w:sz="32" w:space="0"/>
+          <w:right w:val="single" w:color="FFFFFF" w:themeColor="light1" w:sz="4" w:space="0"/>
         </w:tcBorders>
       </w:tcPr>
     </w:tblStylePr>
@@ -10661,8 +10669,8 @@
       <w:tblPr/>
       <w:tcPr>
         <w:tcBorders>
-          <w:left w:val="single" w:sz="4" w:space="0" w:color="FFFFFF" w:themeColor="light1"/>
-          <w:right w:val="single" w:sz="32" w:space="0" w:color="FAC090" w:themeColor="accent6" w:themeTint="98"/>
+          <w:left w:val="single" w:color="FFFFFF" w:themeColor="light1" w:sz="4" w:space="0"/>
+          <w:right w:val="single" w:color="FAC090" w:themeColor="accent6" w:themeTint="98" w:sz="32" w:space="0"/>
         </w:tcBorders>
       </w:tcPr>
     </w:tblStylePr>
@@ -10670,8 +10678,8 @@
       <w:tblPr/>
       <w:tcPr>
         <w:tcBorders>
-          <w:left w:val="single" w:sz="4" w:space="0" w:color="FFFFFF" w:themeColor="light1"/>
-          <w:right w:val="single" w:sz="4" w:space="0" w:color="FFFFFF" w:themeColor="light1"/>
+          <w:left w:val="single" w:color="FFFFFF" w:themeColor="light1" w:sz="4" w:space="0"/>
+          <w:right w:val="single" w:color="FFFFFF" w:themeColor="light1" w:sz="4" w:space="0"/>
         </w:tcBorders>
         <w:shd w:val="clear" w:color="FAC090" w:themeColor="accent6" w:themeTint="98" w:fill="FAC090" w:themeFill="accent6" w:themeFillTint="98"/>
       </w:tcPr>
@@ -10680,8 +10688,8 @@
       <w:tblPr/>
       <w:tcPr>
         <w:tcBorders>
-          <w:left w:val="single" w:sz="4" w:space="0" w:color="FFFFFF" w:themeColor="light1"/>
-          <w:right w:val="single" w:sz="4" w:space="0" w:color="FFFFFF" w:themeColor="light1"/>
+          <w:left w:val="single" w:color="FFFFFF" w:themeColor="light1" w:sz="4" w:space="0"/>
+          <w:right w:val="single" w:color="FFFFFF" w:themeColor="light1" w:sz="4" w:space="0"/>
         </w:tcBorders>
       </w:tcPr>
     </w:tblStylePr>
@@ -10689,8 +10697,8 @@
       <w:tblPr/>
       <w:tcPr>
         <w:tcBorders>
-          <w:top w:val="single" w:sz="4" w:space="0" w:color="FFFFFF" w:themeColor="light1"/>
-          <w:bottom w:val="single" w:sz="4" w:space="0" w:color="FFFFFF" w:themeColor="light1"/>
+          <w:top w:val="single" w:color="FFFFFF" w:themeColor="light1" w:sz="4" w:space="0"/>
+          <w:bottom w:val="single" w:color="FFFFFF" w:themeColor="light1" w:sz="4" w:space="0"/>
         </w:tcBorders>
         <w:shd w:val="clear" w:color="FAC090" w:themeColor="accent6" w:themeTint="98" w:fill="FAC090" w:themeFill="accent6" w:themeFillTint="98"/>
       </w:tcPr>
@@ -10699,8 +10707,8 @@
       <w:tblPr/>
       <w:tcPr>
         <w:tcBorders>
-          <w:top w:val="single" w:sz="4" w:space="0" w:color="FFFFFF" w:themeColor="light1"/>
-          <w:bottom w:val="single" w:sz="4" w:space="0" w:color="FFFFFF" w:themeColor="light1"/>
+          <w:top w:val="single" w:color="FFFFFF" w:themeColor="light1" w:sz="4" w:space="0"/>
+          <w:bottom w:val="single" w:color="FFFFFF" w:themeColor="light1" w:sz="4" w:space="0"/>
         </w:tcBorders>
         <w:shd w:val="clear" w:color="FAC090" w:themeColor="accent6" w:themeTint="98" w:fill="FAC090" w:themeFill="accent6" w:themeFillTint="98"/>
       </w:tcPr>
@@ -10714,8 +10722,8 @@
       <w:tblStyleRowBandSize w:val="1"/>
       <w:tblStyleColBandSize w:val="1"/>
       <w:tblBorders>
-        <w:top w:val="single" w:sz="4" w:space="0" w:color="7F7F7F" w:themeColor="text1" w:themeTint="80"/>
-        <w:bottom w:val="single" w:sz="4" w:space="0" w:color="7F7F7F" w:themeColor="text1" w:themeTint="80"/>
+        <w:top w:val="single" w:color="7F7F7F" w:themeColor="text1" w:themeTint="80" w:sz="4" w:space="0"/>
+        <w:bottom w:val="single" w:color="7F7F7F" w:themeColor="text1" w:themeTint="80" w:sz="4" w:space="0"/>
       </w:tblBorders>
     </w:tblPr>
     <w:tblStylePr w:type="firstRow">
@@ -10726,7 +10734,7 @@
       <w:tblPr/>
       <w:tcPr>
         <w:tcBorders>
-          <w:bottom w:val="single" w:sz="4" w:space="0" w:color="7F7F7F" w:themeColor="text1" w:themeTint="80"/>
+          <w:bottom w:val="single" w:color="7F7F7F" w:themeColor="text1" w:themeTint="80" w:sz="4" w:space="0"/>
         </w:tcBorders>
       </w:tcPr>
     </w:tblStylePr>
@@ -10738,7 +10746,7 @@
       <w:tblPr/>
       <w:tcPr>
         <w:tcBorders>
-          <w:top w:val="single" w:sz="4" w:space="0" w:color="7F7F7F" w:themeColor="text1" w:themeTint="80"/>
+          <w:top w:val="single" w:color="7F7F7F" w:themeColor="text1" w:themeTint="80" w:sz="4" w:space="0"/>
         </w:tcBorders>
       </w:tcPr>
     </w:tblStylePr>
@@ -10787,8 +10795,8 @@
       <w:tblStyleRowBandSize w:val="1"/>
       <w:tblStyleColBandSize w:val="1"/>
       <w:tblBorders>
-        <w:top w:val="single" w:sz="4" w:space="0" w:color="4F81BD" w:themeColor="accent1"/>
-        <w:bottom w:val="single" w:sz="4" w:space="0" w:color="4F81BD" w:themeColor="accent1"/>
+        <w:top w:val="single" w:color="4F81BD" w:themeColor="accent1" w:sz="4" w:space="0"/>
+        <w:bottom w:val="single" w:color="4F81BD" w:themeColor="accent1" w:sz="4" w:space="0"/>
       </w:tblBorders>
     </w:tblPr>
     <w:tblStylePr w:type="firstRow">
@@ -10799,7 +10807,7 @@
       <w:tblPr/>
       <w:tcPr>
         <w:tcBorders>
-          <w:bottom w:val="single" w:sz="4" w:space="0" w:color="4F81BD" w:themeColor="accent1"/>
+          <w:bottom w:val="single" w:color="4F81BD" w:themeColor="accent1" w:sz="4" w:space="0"/>
         </w:tcBorders>
       </w:tcPr>
     </w:tblStylePr>
@@ -10811,7 +10819,7 @@
       <w:tblPr/>
       <w:tcPr>
         <w:tcBorders>
-          <w:top w:val="single" w:sz="4" w:space="0" w:color="4F81BD" w:themeColor="accent1"/>
+          <w:top w:val="single" w:color="4F81BD" w:themeColor="accent1" w:sz="4" w:space="0"/>
         </w:tcBorders>
       </w:tcPr>
     </w:tblStylePr>
@@ -10860,8 +10868,8 @@
       <w:tblStyleRowBandSize w:val="1"/>
       <w:tblStyleColBandSize w:val="1"/>
       <w:tblBorders>
-        <w:top w:val="single" w:sz="4" w:space="0" w:color="D99695" w:themeColor="accent2" w:themeTint="97"/>
-        <w:bottom w:val="single" w:sz="4" w:space="0" w:color="D99695" w:themeColor="accent2" w:themeTint="97"/>
+        <w:top w:val="single" w:color="D99695" w:themeColor="accent2" w:themeTint="97" w:sz="4" w:space="0"/>
+        <w:bottom w:val="single" w:color="D99695" w:themeColor="accent2" w:themeTint="97" w:sz="4" w:space="0"/>
       </w:tblBorders>
     </w:tblPr>
     <w:tblStylePr w:type="firstRow">
@@ -10872,7 +10880,7 @@
       <w:tblPr/>
       <w:tcPr>
         <w:tcBorders>
-          <w:bottom w:val="single" w:sz="4" w:space="0" w:color="D99695" w:themeColor="accent2" w:themeTint="97"/>
+          <w:bottom w:val="single" w:color="D99695" w:themeColor="accent2" w:themeTint="97" w:sz="4" w:space="0"/>
         </w:tcBorders>
       </w:tcPr>
     </w:tblStylePr>
@@ -10884,7 +10892,7 @@
       <w:tblPr/>
       <w:tcPr>
         <w:tcBorders>
-          <w:top w:val="single" w:sz="4" w:space="0" w:color="D99695" w:themeColor="accent2" w:themeTint="97"/>
+          <w:top w:val="single" w:color="D99695" w:themeColor="accent2" w:themeTint="97" w:sz="4" w:space="0"/>
         </w:tcBorders>
       </w:tcPr>
     </w:tblStylePr>
@@ -10933,8 +10941,8 @@
       <w:tblStyleRowBandSize w:val="1"/>
       <w:tblStyleColBandSize w:val="1"/>
       <w:tblBorders>
-        <w:top w:val="single" w:sz="4" w:space="0" w:color="C3D69B" w:themeColor="accent3" w:themeTint="98"/>
-        <w:bottom w:val="single" w:sz="4" w:space="0" w:color="C3D69B" w:themeColor="accent3" w:themeTint="98"/>
+        <w:top w:val="single" w:color="C3D69B" w:themeColor="accent3" w:themeTint="98" w:sz="4" w:space="0"/>
+        <w:bottom w:val="single" w:color="C3D69B" w:themeColor="accent3" w:themeTint="98" w:sz="4" w:space="0"/>
       </w:tblBorders>
     </w:tblPr>
     <w:tblStylePr w:type="firstRow">
@@ -10945,7 +10953,7 @@
       <w:tblPr/>
       <w:tcPr>
         <w:tcBorders>
-          <w:bottom w:val="single" w:sz="4" w:space="0" w:color="C3D69B" w:themeColor="accent3" w:themeTint="98"/>
+          <w:bottom w:val="single" w:color="C3D69B" w:themeColor="accent3" w:themeTint="98" w:sz="4" w:space="0"/>
         </w:tcBorders>
       </w:tcPr>
     </w:tblStylePr>
@@ -10957,7 +10965,7 @@
       <w:tblPr/>
       <w:tcPr>
         <w:tcBorders>
-          <w:top w:val="single" w:sz="4" w:space="0" w:color="C3D69B" w:themeColor="accent3" w:themeTint="98"/>
+          <w:top w:val="single" w:color="C3D69B" w:themeColor="accent3" w:themeTint="98" w:sz="4" w:space="0"/>
         </w:tcBorders>
       </w:tcPr>
     </w:tblStylePr>
@@ -11006,8 +11014,8 @@
       <w:tblStyleRowBandSize w:val="1"/>
       <w:tblStyleColBandSize w:val="1"/>
       <w:tblBorders>
-        <w:top w:val="single" w:sz="4" w:space="0" w:color="B2A1C6" w:themeColor="accent4" w:themeTint="9A"/>
-        <w:bottom w:val="single" w:sz="4" w:space="0" w:color="B2A1C6" w:themeColor="accent4" w:themeTint="9A"/>
+        <w:top w:val="single" w:color="B2A1C6" w:themeColor="accent4" w:themeTint="9A" w:sz="4" w:space="0"/>
+        <w:bottom w:val="single" w:color="B2A1C6" w:themeColor="accent4" w:themeTint="9A" w:sz="4" w:space="0"/>
       </w:tblBorders>
     </w:tblPr>
     <w:tblStylePr w:type="firstRow">
@@ -11018,7 +11026,7 @@
       <w:tblPr/>
       <w:tcPr>
         <w:tcBorders>
-          <w:bottom w:val="single" w:sz="4" w:space="0" w:color="B2A1C6" w:themeColor="accent4" w:themeTint="9A"/>
+          <w:bottom w:val="single" w:color="B2A1C6" w:themeColor="accent4" w:themeTint="9A" w:sz="4" w:space="0"/>
         </w:tcBorders>
       </w:tcPr>
     </w:tblStylePr>
@@ -11030,7 +11038,7 @@
       <w:tblPr/>
       <w:tcPr>
         <w:tcBorders>
-          <w:top w:val="single" w:sz="4" w:space="0" w:color="B2A1C6" w:themeColor="accent4" w:themeTint="9A"/>
+          <w:top w:val="single" w:color="B2A1C6" w:themeColor="accent4" w:themeTint="9A" w:sz="4" w:space="0"/>
         </w:tcBorders>
       </w:tcPr>
     </w:tblStylePr>
@@ -11079,8 +11087,8 @@
       <w:tblStyleRowBandSize w:val="1"/>
       <w:tblStyleColBandSize w:val="1"/>
       <w:tblBorders>
-        <w:top w:val="single" w:sz="4" w:space="0" w:color="92CCDC" w:themeColor="accent5" w:themeTint="9A"/>
-        <w:bottom w:val="single" w:sz="4" w:space="0" w:color="92CCDC" w:themeColor="accent5" w:themeTint="9A"/>
+        <w:top w:val="single" w:color="92CCDC" w:themeColor="accent5" w:themeTint="9A" w:sz="4" w:space="0"/>
+        <w:bottom w:val="single" w:color="92CCDC" w:themeColor="accent5" w:themeTint="9A" w:sz="4" w:space="0"/>
       </w:tblBorders>
     </w:tblPr>
     <w:tblStylePr w:type="firstRow">
@@ -11091,7 +11099,7 @@
       <w:tblPr/>
       <w:tcPr>
         <w:tcBorders>
-          <w:bottom w:val="single" w:sz="4" w:space="0" w:color="92CCDC" w:themeColor="accent5" w:themeTint="9A"/>
+          <w:bottom w:val="single" w:color="92CCDC" w:themeColor="accent5" w:themeTint="9A" w:sz="4" w:space="0"/>
         </w:tcBorders>
       </w:tcPr>
     </w:tblStylePr>
@@ -11103,7 +11111,7 @@
       <w:tblPr/>
       <w:tcPr>
         <w:tcBorders>
-          <w:top w:val="single" w:sz="4" w:space="0" w:color="92CCDC" w:themeColor="accent5" w:themeTint="9A"/>
+          <w:top w:val="single" w:color="92CCDC" w:themeColor="accent5" w:themeTint="9A" w:sz="4" w:space="0"/>
         </w:tcBorders>
       </w:tcPr>
     </w:tblStylePr>
@@ -11152,8 +11160,8 @@
       <w:tblStyleRowBandSize w:val="1"/>
       <w:tblStyleColBandSize w:val="1"/>
       <w:tblBorders>
-        <w:top w:val="single" w:sz="4" w:space="0" w:color="FAC090" w:themeColor="accent6" w:themeTint="98"/>
-        <w:bottom w:val="single" w:sz="4" w:space="0" w:color="FAC090" w:themeColor="accent6" w:themeTint="98"/>
+        <w:top w:val="single" w:color="FAC090" w:themeColor="accent6" w:themeTint="98" w:sz="4" w:space="0"/>
+        <w:bottom w:val="single" w:color="FAC090" w:themeColor="accent6" w:themeTint="98" w:sz="4" w:space="0"/>
       </w:tblBorders>
     </w:tblPr>
     <w:tblStylePr w:type="firstRow">
@@ -11164,7 +11172,7 @@
       <w:tblPr/>
       <w:tcPr>
         <w:tcBorders>
-          <w:bottom w:val="single" w:sz="4" w:space="0" w:color="FAC090" w:themeColor="accent6" w:themeTint="98"/>
+          <w:bottom w:val="single" w:color="FAC090" w:themeColor="accent6" w:themeTint="98" w:sz="4" w:space="0"/>
         </w:tcBorders>
       </w:tcPr>
     </w:tblStylePr>
@@ -11176,7 +11184,7 @@
       <w:tblPr/>
       <w:tcPr>
         <w:tcBorders>
-          <w:top w:val="single" w:sz="4" w:space="0" w:color="FAC090" w:themeColor="accent6" w:themeTint="98"/>
+          <w:top w:val="single" w:color="FAC090" w:themeColor="accent6" w:themeTint="98" w:sz="4" w:space="0"/>
         </w:tcBorders>
       </w:tcPr>
     </w:tblStylePr>
@@ -11225,7 +11233,7 @@
       <w:tblStyleRowBandSize w:val="1"/>
       <w:tblStyleColBandSize w:val="1"/>
       <w:tblBorders>
-        <w:right w:val="single" w:sz="4" w:space="0" w:color="7F7F7F" w:themeColor="text1" w:themeTint="80"/>
+        <w:right w:val="single" w:color="7F7F7F" w:themeColor="text1" w:themeTint="80" w:sz="4" w:space="0"/>
       </w:tblBorders>
     </w:tblPr>
     <w:tblStylePr w:type="firstRow">
@@ -11238,10 +11246,10 @@
       <w:tblPr/>
       <w:tcPr>
         <w:tcBorders>
-          <w:top w:val="none" w:sz="0" w:space="0" w:color="auto"/>
-          <w:left w:val="none" w:sz="0" w:space="0" w:color="auto"/>
-          <w:bottom w:val="single" w:sz="4" w:space="0" w:color="7F7F7F" w:themeColor="text1" w:themeTint="80"/>
-          <w:right w:val="none" w:sz="0" w:space="0" w:color="auto"/>
+          <w:top w:val="none" w:color="auto" w:sz="0" w:space="0"/>
+          <w:left w:val="none" w:color="auto" w:sz="0" w:space="0"/>
+          <w:bottom w:val="single" w:color="7F7F7F" w:themeColor="text1" w:themeTint="80" w:sz="4" w:space="0"/>
+          <w:right w:val="none" w:color="auto" w:sz="0" w:space="0"/>
         </w:tcBorders>
         <w:shd w:val="clear" w:color="FFFFFF" w:themeColor="light1" w:fill="FFFFFF" w:themeFill="light1"/>
       </w:tcPr>
@@ -11256,10 +11264,10 @@
       <w:tblPr/>
       <w:tcPr>
         <w:tcBorders>
-          <w:top w:val="single" w:sz="4" w:space="0" w:color="7F7F7F" w:themeColor="text1" w:themeTint="80"/>
-          <w:left w:val="none" w:sz="0" w:space="0" w:color="auto"/>
-          <w:bottom w:val="none" w:sz="0" w:space="0" w:color="auto"/>
-          <w:right w:val="none" w:sz="0" w:space="0" w:color="auto"/>
+          <w:top w:val="single" w:color="7F7F7F" w:themeColor="text1" w:themeTint="80" w:sz="4" w:space="0"/>
+          <w:left w:val="none" w:color="auto" w:sz="0" w:space="0"/>
+          <w:bottom w:val="none" w:color="auto" w:sz="0" w:space="0"/>
+          <w:right w:val="none" w:color="auto" w:sz="0" w:space="0"/>
         </w:tcBorders>
         <w:shd w:val="clear" w:color="FFFFFF" w:themeColor="light1" w:fill="FFFFFF" w:themeFill="light1"/>
       </w:tcPr>
@@ -11277,10 +11285,10 @@
       <w:tblPr/>
       <w:tcPr>
         <w:tcBorders>
-          <w:top w:val="none" w:sz="0" w:space="0" w:color="auto"/>
-          <w:left w:val="none" w:sz="0" w:space="0" w:color="auto"/>
-          <w:bottom w:val="none" w:sz="0" w:space="0" w:color="auto"/>
-          <w:right w:val="single" w:sz="4" w:space="0" w:color="7F7F7F" w:themeColor="text1" w:themeTint="80"/>
+          <w:top w:val="none" w:color="auto" w:sz="0" w:space="0"/>
+          <w:left w:val="none" w:color="auto" w:sz="0" w:space="0"/>
+          <w:bottom w:val="none" w:color="auto" w:sz="0" w:space="0"/>
+          <w:right w:val="single" w:color="7F7F7F" w:themeColor="text1" w:themeTint="80" w:sz="4" w:space="0"/>
         </w:tcBorders>
         <w:shd w:val="clear" w:color="FFFFFF" w:fill="auto"/>
       </w:tcPr>
@@ -11295,10 +11303,10 @@
       <w:tblPr/>
       <w:tcPr>
         <w:tcBorders>
-          <w:top w:val="none" w:sz="0" w:space="0" w:color="auto"/>
-          <w:left w:val="single" w:sz="4" w:space="0" w:color="7F7F7F" w:themeColor="text1" w:themeTint="80"/>
-          <w:bottom w:val="none" w:sz="0" w:space="0" w:color="auto"/>
-          <w:right w:val="none" w:sz="0" w:space="0" w:color="auto"/>
+          <w:top w:val="none" w:color="auto" w:sz="0" w:space="0"/>
+          <w:left w:val="single" w:color="7F7F7F" w:themeColor="text1" w:themeTint="80" w:sz="4" w:space="0"/>
+          <w:bottom w:val="none" w:color="auto" w:sz="0" w:space="0"/>
+          <w:right w:val="none" w:color="auto" w:sz="0" w:space="0"/>
         </w:tcBorders>
         <w:shd w:val="clear" w:color="FFFFFF" w:fill="auto"/>
       </w:tcPr>
@@ -11336,7 +11344,7 @@
       <w:tblStyleRowBandSize w:val="1"/>
       <w:tblStyleColBandSize w:val="1"/>
       <w:tblBorders>
-        <w:right w:val="single" w:sz="4" w:space="0" w:color="4F81BD" w:themeColor="accent1"/>
+        <w:right w:val="single" w:color="4F81BD" w:themeColor="accent1" w:sz="4" w:space="0"/>
       </w:tblBorders>
     </w:tblPr>
     <w:tblStylePr w:type="firstRow">
@@ -11349,10 +11357,10 @@
       <w:tblPr/>
       <w:tcPr>
         <w:tcBorders>
-          <w:top w:val="none" w:sz="0" w:space="0" w:color="auto"/>
-          <w:left w:val="none" w:sz="0" w:space="0" w:color="auto"/>
-          <w:bottom w:val="single" w:sz="4" w:space="0" w:color="4F81BD" w:themeColor="accent1"/>
-          <w:right w:val="none" w:sz="0" w:space="0" w:color="auto"/>
+          <w:top w:val="none" w:color="auto" w:sz="0" w:space="0"/>
+          <w:left w:val="none" w:color="auto" w:sz="0" w:space="0"/>
+          <w:bottom w:val="single" w:color="4F81BD" w:themeColor="accent1" w:sz="4" w:space="0"/>
+          <w:right w:val="none" w:color="auto" w:sz="0" w:space="0"/>
         </w:tcBorders>
         <w:shd w:val="clear" w:color="FFFFFF" w:themeColor="light1" w:fill="FFFFFF" w:themeFill="light1"/>
       </w:tcPr>
@@ -11367,10 +11375,10 @@
       <w:tblPr/>
       <w:tcPr>
         <w:tcBorders>
-          <w:top w:val="single" w:sz="4" w:space="0" w:color="4F81BD" w:themeColor="accent1"/>
-          <w:left w:val="none" w:sz="0" w:space="0" w:color="auto"/>
-          <w:bottom w:val="none" w:sz="0" w:space="0" w:color="auto"/>
-          <w:right w:val="none" w:sz="0" w:space="0" w:color="auto"/>
+          <w:top w:val="single" w:color="4F81BD" w:themeColor="accent1" w:sz="4" w:space="0"/>
+          <w:left w:val="none" w:color="auto" w:sz="0" w:space="0"/>
+          <w:bottom w:val="none" w:color="auto" w:sz="0" w:space="0"/>
+          <w:right w:val="none" w:color="auto" w:sz="0" w:space="0"/>
         </w:tcBorders>
         <w:shd w:val="clear" w:color="FFFFFF" w:themeColor="light1" w:fill="FFFFFF" w:themeFill="light1"/>
       </w:tcPr>
@@ -11388,10 +11396,10 @@
       <w:tblPr/>
       <w:tcPr>
         <w:tcBorders>
-          <w:top w:val="none" w:sz="0" w:space="0" w:color="auto"/>
-          <w:left w:val="none" w:sz="0" w:space="0" w:color="auto"/>
-          <w:bottom w:val="none" w:sz="0" w:space="0" w:color="auto"/>
-          <w:right w:val="single" w:sz="4" w:space="0" w:color="4F81BD" w:themeColor="accent1"/>
+          <w:top w:val="none" w:color="auto" w:sz="0" w:space="0"/>
+          <w:left w:val="none" w:color="auto" w:sz="0" w:space="0"/>
+          <w:bottom w:val="none" w:color="auto" w:sz="0" w:space="0"/>
+          <w:right w:val="single" w:color="4F81BD" w:themeColor="accent1" w:sz="4" w:space="0"/>
         </w:tcBorders>
         <w:shd w:val="clear" w:color="FFFFFF" w:fill="auto"/>
       </w:tcPr>
@@ -11406,10 +11414,10 @@
       <w:tblPr/>
       <w:tcPr>
         <w:tcBorders>
-          <w:top w:val="none" w:sz="0" w:space="0" w:color="auto"/>
-          <w:left w:val="single" w:sz="4" w:space="0" w:color="4F81BD" w:themeColor="accent1"/>
-          <w:bottom w:val="none" w:sz="0" w:space="0" w:color="auto"/>
-          <w:right w:val="none" w:sz="0" w:space="0" w:color="auto"/>
+          <w:top w:val="none" w:color="auto" w:sz="0" w:space="0"/>
+          <w:left w:val="single" w:color="4F81BD" w:themeColor="accent1" w:sz="4" w:space="0"/>
+          <w:bottom w:val="none" w:color="auto" w:sz="0" w:space="0"/>
+          <w:right w:val="none" w:color="auto" w:sz="0" w:space="0"/>
         </w:tcBorders>
         <w:shd w:val="clear" w:color="FFFFFF" w:fill="auto"/>
       </w:tcPr>
@@ -11447,7 +11455,7 @@
       <w:tblStyleRowBandSize w:val="1"/>
       <w:tblStyleColBandSize w:val="1"/>
       <w:tblBorders>
-        <w:right w:val="single" w:sz="4" w:space="0" w:color="D99695" w:themeColor="accent2" w:themeTint="97"/>
+        <w:right w:val="single" w:color="D99695" w:themeColor="accent2" w:themeTint="97" w:sz="4" w:space="0"/>
       </w:tblBorders>
     </w:tblPr>
     <w:tblStylePr w:type="firstRow">
@@ -11460,10 +11468,10 @@
       <w:tblPr/>
       <w:tcPr>
         <w:tcBorders>
-          <w:top w:val="none" w:sz="0" w:space="0" w:color="auto"/>
-          <w:left w:val="none" w:sz="0" w:space="0" w:color="auto"/>
-          <w:bottom w:val="single" w:sz="4" w:space="0" w:color="D99695" w:themeColor="accent2" w:themeTint="97"/>
-          <w:right w:val="none" w:sz="0" w:space="0" w:color="auto"/>
+          <w:top w:val="none" w:color="auto" w:sz="0" w:space="0"/>
+          <w:left w:val="none" w:color="auto" w:sz="0" w:space="0"/>
+          <w:bottom w:val="single" w:color="D99695" w:themeColor="accent2" w:themeTint="97" w:sz="4" w:space="0"/>
+          <w:right w:val="none" w:color="auto" w:sz="0" w:space="0"/>
         </w:tcBorders>
         <w:shd w:val="clear" w:color="FFFFFF" w:themeColor="light1" w:fill="FFFFFF" w:themeFill="light1"/>
       </w:tcPr>
@@ -11478,10 +11486,10 @@
       <w:tblPr/>
       <w:tcPr>
         <w:tcBorders>
-          <w:top w:val="single" w:sz="4" w:space="0" w:color="D99695" w:themeColor="accent2" w:themeTint="97"/>
-          <w:left w:val="none" w:sz="0" w:space="0" w:color="auto"/>
-          <w:bottom w:val="none" w:sz="0" w:space="0" w:color="auto"/>
-          <w:right w:val="none" w:sz="0" w:space="0" w:color="auto"/>
+          <w:top w:val="single" w:color="D99695" w:themeColor="accent2" w:themeTint="97" w:sz="4" w:space="0"/>
+          <w:left w:val="none" w:color="auto" w:sz="0" w:space="0"/>
+          <w:bottom w:val="none" w:color="auto" w:sz="0" w:space="0"/>
+          <w:right w:val="none" w:color="auto" w:sz="0" w:space="0"/>
         </w:tcBorders>
         <w:shd w:val="clear" w:color="FFFFFF" w:themeColor="light1" w:fill="FFFFFF" w:themeFill="light1"/>
       </w:tcPr>
@@ -11499,10 +11507,10 @@
       <w:tblPr/>
       <w:tcPr>
         <w:tcBorders>
-          <w:top w:val="none" w:sz="0" w:space="0" w:color="auto"/>
-          <w:left w:val="none" w:sz="0" w:space="0" w:color="auto"/>
-          <w:bottom w:val="none" w:sz="0" w:space="0" w:color="auto"/>
-          <w:right w:val="single" w:sz="4" w:space="0" w:color="D99695" w:themeColor="accent2" w:themeTint="97"/>
+          <w:top w:val="none" w:color="auto" w:sz="0" w:space="0"/>
+          <w:left w:val="none" w:color="auto" w:sz="0" w:space="0"/>
+          <w:bottom w:val="none" w:color="auto" w:sz="0" w:space="0"/>
+          <w:right w:val="single" w:color="D99695" w:themeColor="accent2" w:themeTint="97" w:sz="4" w:space="0"/>
         </w:tcBorders>
         <w:shd w:val="clear" w:color="FFFFFF" w:fill="auto"/>
       </w:tcPr>
@@ -11517,10 +11525,10 @@
       <w:tblPr/>
       <w:tcPr>
         <w:tcBorders>
-          <w:top w:val="none" w:sz="0" w:space="0" w:color="auto"/>
-          <w:left w:val="single" w:sz="4" w:space="0" w:color="D99695" w:themeColor="accent2" w:themeTint="97"/>
-          <w:bottom w:val="none" w:sz="0" w:space="0" w:color="auto"/>
-          <w:right w:val="none" w:sz="0" w:space="0" w:color="auto"/>
+          <w:top w:val="none" w:color="auto" w:sz="0" w:space="0"/>
+          <w:left w:val="single" w:color="D99695" w:themeColor="accent2" w:themeTint="97" w:sz="4" w:space="0"/>
+          <w:bottom w:val="none" w:color="auto" w:sz="0" w:space="0"/>
+          <w:right w:val="none" w:color="auto" w:sz="0" w:space="0"/>
         </w:tcBorders>
         <w:shd w:val="clear" w:color="FFFFFF" w:fill="auto"/>
       </w:tcPr>
@@ -11558,7 +11566,7 @@
       <w:tblStyleRowBandSize w:val="1"/>
       <w:tblStyleColBandSize w:val="1"/>
       <w:tblBorders>
-        <w:right w:val="single" w:sz="4" w:space="0" w:color="C3D69B" w:themeColor="accent3" w:themeTint="98"/>
+        <w:right w:val="single" w:color="C3D69B" w:themeColor="accent3" w:themeTint="98" w:sz="4" w:space="0"/>
       </w:tblBorders>
     </w:tblPr>
     <w:tblStylePr w:type="firstRow">
@@ -11571,10 +11579,10 @@
       <w:tblPr/>
       <w:tcPr>
         <w:tcBorders>
-          <w:top w:val="none" w:sz="0" w:space="0" w:color="auto"/>
-          <w:left w:val="none" w:sz="0" w:space="0" w:color="auto"/>
-          <w:bottom w:val="single" w:sz="4" w:space="0" w:color="C3D69B" w:themeColor="accent3" w:themeTint="98"/>
-          <w:right w:val="none" w:sz="0" w:space="0" w:color="auto"/>
+          <w:top w:val="none" w:color="auto" w:sz="0" w:space="0"/>
+          <w:left w:val="none" w:color="auto" w:sz="0" w:space="0"/>
+          <w:bottom w:val="single" w:color="C3D69B" w:themeColor="accent3" w:themeTint="98" w:sz="4" w:space="0"/>
+          <w:right w:val="none" w:color="auto" w:sz="0" w:space="0"/>
         </w:tcBorders>
         <w:shd w:val="clear" w:color="FFFFFF" w:themeColor="light1" w:fill="FFFFFF" w:themeFill="light1"/>
       </w:tcPr>
@@ -11589,10 +11597,10 @@
       <w:tblPr/>
       <w:tcPr>
         <w:tcBorders>
-          <w:top w:val="single" w:sz="4" w:space="0" w:color="C3D69B" w:themeColor="accent3" w:themeTint="98"/>
-          <w:left w:val="none" w:sz="0" w:space="0" w:color="auto"/>
-          <w:bottom w:val="none" w:sz="0" w:space="0" w:color="auto"/>
-          <w:right w:val="none" w:sz="0" w:space="0" w:color="auto"/>
+          <w:top w:val="single" w:color="C3D69B" w:themeColor="accent3" w:themeTint="98" w:sz="4" w:space="0"/>
+          <w:left w:val="none" w:color="auto" w:sz="0" w:space="0"/>
+          <w:bottom w:val="none" w:color="auto" w:sz="0" w:space="0"/>
+          <w:right w:val="none" w:color="auto" w:sz="0" w:space="0"/>
         </w:tcBorders>
         <w:shd w:val="clear" w:color="FFFFFF" w:themeColor="light1" w:fill="FFFFFF" w:themeFill="light1"/>
       </w:tcPr>
@@ -11610,10 +11618,10 @@
       <w:tblPr/>
       <w:tcPr>
         <w:tcBorders>
-          <w:top w:val="none" w:sz="0" w:space="0" w:color="auto"/>
-          <w:left w:val="none" w:sz="0" w:space="0" w:color="auto"/>
-          <w:bottom w:val="none" w:sz="0" w:space="0" w:color="auto"/>
-          <w:right w:val="single" w:sz="4" w:space="0" w:color="C3D69B" w:themeColor="accent3" w:themeTint="98"/>
+          <w:top w:val="none" w:color="auto" w:sz="0" w:space="0"/>
+          <w:left w:val="none" w:color="auto" w:sz="0" w:space="0"/>
+          <w:bottom w:val="none" w:color="auto" w:sz="0" w:space="0"/>
+          <w:right w:val="single" w:color="C3D69B" w:themeColor="accent3" w:themeTint="98" w:sz="4" w:space="0"/>
         </w:tcBorders>
         <w:shd w:val="clear" w:color="FFFFFF" w:fill="auto"/>
       </w:tcPr>
@@ -11628,10 +11636,10 @@
       <w:tblPr/>
       <w:tcPr>
         <w:tcBorders>
-          <w:top w:val="none" w:sz="0" w:space="0" w:color="auto"/>
-          <w:left w:val="single" w:sz="4" w:space="0" w:color="C3D69B" w:themeColor="accent3" w:themeTint="98"/>
-          <w:bottom w:val="none" w:sz="0" w:space="0" w:color="auto"/>
-          <w:right w:val="none" w:sz="0" w:space="0" w:color="auto"/>
+          <w:top w:val="none" w:color="auto" w:sz="0" w:space="0"/>
+          <w:left w:val="single" w:color="C3D69B" w:themeColor="accent3" w:themeTint="98" w:sz="4" w:space="0"/>
+          <w:bottom w:val="none" w:color="auto" w:sz="0" w:space="0"/>
+          <w:right w:val="none" w:color="auto" w:sz="0" w:space="0"/>
         </w:tcBorders>
         <w:shd w:val="clear" w:color="FFFFFF" w:fill="auto"/>
       </w:tcPr>
@@ -11669,7 +11677,7 @@
       <w:tblStyleRowBandSize w:val="1"/>
       <w:tblStyleColBandSize w:val="1"/>
       <w:tblBorders>
-        <w:right w:val="single" w:sz="4" w:space="0" w:color="B2A1C6" w:themeColor="accent4" w:themeTint="9A"/>
+        <w:right w:val="single" w:color="B2A1C6" w:themeColor="accent4" w:themeTint="9A" w:sz="4" w:space="0"/>
       </w:tblBorders>
     </w:tblPr>
     <w:tblStylePr w:type="firstRow">
@@ -11682,10 +11690,10 @@
       <w:tblPr/>
       <w:tcPr>
         <w:tcBorders>
-          <w:top w:val="none" w:sz="0" w:space="0" w:color="auto"/>
-          <w:left w:val="none" w:sz="0" w:space="0" w:color="auto"/>
-          <w:bottom w:val="single" w:sz="4" w:space="0" w:color="B2A1C6" w:themeColor="accent4" w:themeTint="9A"/>
-          <w:right w:val="none" w:sz="0" w:space="0" w:color="auto"/>
+          <w:top w:val="none" w:color="auto" w:sz="0" w:space="0"/>
+          <w:left w:val="none" w:color="auto" w:sz="0" w:space="0"/>
+          <w:bottom w:val="single" w:color="B2A1C6" w:themeColor="accent4" w:themeTint="9A" w:sz="4" w:space="0"/>
+          <w:right w:val="none" w:color="auto" w:sz="0" w:space="0"/>
         </w:tcBorders>
         <w:shd w:val="clear" w:color="FFFFFF" w:themeColor="light1" w:fill="FFFFFF" w:themeFill="light1"/>
       </w:tcPr>
@@ -11700,10 +11708,10 @@
       <w:tblPr/>
       <w:tcPr>
         <w:tcBorders>
-          <w:top w:val="single" w:sz="4" w:space="0" w:color="B2A1C6" w:themeColor="accent4" w:themeTint="9A"/>
-          <w:left w:val="none" w:sz="0" w:space="0" w:color="auto"/>
-          <w:bottom w:val="none" w:sz="0" w:space="0" w:color="auto"/>
-          <w:right w:val="none" w:sz="0" w:space="0" w:color="auto"/>
+          <w:top w:val="single" w:color="B2A1C6" w:themeColor="accent4" w:themeTint="9A" w:sz="4" w:space="0"/>
+          <w:left w:val="none" w:color="auto" w:sz="0" w:space="0"/>
+          <w:bottom w:val="none" w:color="auto" w:sz="0" w:space="0"/>
+          <w:right w:val="none" w:color="auto" w:sz="0" w:space="0"/>
         </w:tcBorders>
         <w:shd w:val="clear" w:color="FFFFFF" w:themeColor="light1" w:fill="FFFFFF" w:themeFill="light1"/>
       </w:tcPr>
@@ -11721,10 +11729,10 @@
       <w:tblPr/>
       <w:tcPr>
         <w:tcBorders>
-          <w:top w:val="none" w:sz="0" w:space="0" w:color="auto"/>
-          <w:left w:val="none" w:sz="0" w:space="0" w:color="auto"/>
-          <w:bottom w:val="none" w:sz="0" w:space="0" w:color="auto"/>
-          <w:right w:val="single" w:sz="4" w:space="0" w:color="B2A1C6" w:themeColor="accent4" w:themeTint="9A"/>
+          <w:top w:val="none" w:color="auto" w:sz="0" w:space="0"/>
+          <w:left w:val="none" w:color="auto" w:sz="0" w:space="0"/>
+          <w:bottom w:val="none" w:color="auto" w:sz="0" w:space="0"/>
+          <w:right w:val="single" w:color="B2A1C6" w:themeColor="accent4" w:themeTint="9A" w:sz="4" w:space="0"/>
         </w:tcBorders>
         <w:shd w:val="clear" w:color="FFFFFF" w:fill="auto"/>
       </w:tcPr>
@@ -11739,10 +11747,10 @@
       <w:tblPr/>
       <w:tcPr>
         <w:tcBorders>
-          <w:top w:val="none" w:sz="0" w:space="0" w:color="auto"/>
-          <w:left w:val="single" w:sz="4" w:space="0" w:color="B2A1C6" w:themeColor="accent4" w:themeTint="9A"/>
-          <w:bottom w:val="none" w:sz="0" w:space="0" w:color="auto"/>
-          <w:right w:val="none" w:sz="0" w:space="0" w:color="auto"/>
+          <w:top w:val="none" w:color="auto" w:sz="0" w:space="0"/>
+          <w:left w:val="single" w:color="B2A1C6" w:themeColor="accent4" w:themeTint="9A" w:sz="4" w:space="0"/>
+          <w:bottom w:val="none" w:color="auto" w:sz="0" w:space="0"/>
+          <w:right w:val="none" w:color="auto" w:sz="0" w:space="0"/>
         </w:tcBorders>
         <w:shd w:val="clear" w:color="FFFFFF" w:fill="auto"/>
       </w:tcPr>
@@ -11780,7 +11788,7 @@
       <w:tblStyleRowBandSize w:val="1"/>
       <w:tblStyleColBandSize w:val="1"/>
       <w:tblBorders>
-        <w:right w:val="single" w:sz="4" w:space="0" w:color="92CCDC" w:themeColor="accent5" w:themeTint="9A"/>
+        <w:right w:val="single" w:color="92CCDC" w:themeColor="accent5" w:themeTint="9A" w:sz="4" w:space="0"/>
       </w:tblBorders>
     </w:tblPr>
     <w:tblStylePr w:type="firstRow">
@@ -11793,10 +11801,10 @@
       <w:tblPr/>
       <w:tcPr>
         <w:tcBorders>
-          <w:top w:val="none" w:sz="0" w:space="0" w:color="auto"/>
-          <w:left w:val="none" w:sz="0" w:space="0" w:color="auto"/>
-          <w:bottom w:val="single" w:sz="4" w:space="0" w:color="92CCDC" w:themeColor="accent5" w:themeTint="9A"/>
-          <w:right w:val="none" w:sz="0" w:space="0" w:color="auto"/>
+          <w:top w:val="none" w:color="auto" w:sz="0" w:space="0"/>
+          <w:left w:val="none" w:color="auto" w:sz="0" w:space="0"/>
+          <w:bottom w:val="single" w:color="92CCDC" w:themeColor="accent5" w:themeTint="9A" w:sz="4" w:space="0"/>
+          <w:right w:val="none" w:color="auto" w:sz="0" w:space="0"/>
         </w:tcBorders>
         <w:shd w:val="clear" w:color="FFFFFF" w:themeColor="light1" w:fill="FFFFFF" w:themeFill="light1"/>
       </w:tcPr>
@@ -11811,10 +11819,10 @@
       <w:tblPr/>
       <w:tcPr>
         <w:tcBorders>
-          <w:top w:val="single" w:sz="4" w:space="0" w:color="92CCDC" w:themeColor="accent5" w:themeTint="9A"/>
-          <w:left w:val="none" w:sz="0" w:space="0" w:color="auto"/>
-          <w:bottom w:val="none" w:sz="0" w:space="0" w:color="auto"/>
-          <w:right w:val="none" w:sz="0" w:space="0" w:color="auto"/>
+          <w:top w:val="single" w:color="92CCDC" w:themeColor="accent5" w:themeTint="9A" w:sz="4" w:space="0"/>
+          <w:left w:val="none" w:color="auto" w:sz="0" w:space="0"/>
+          <w:bottom w:val="none" w:color="auto" w:sz="0" w:space="0"/>
+          <w:right w:val="none" w:color="auto" w:sz="0" w:space="0"/>
         </w:tcBorders>
         <w:shd w:val="clear" w:color="FFFFFF" w:themeColor="light1" w:fill="FFFFFF" w:themeFill="light1"/>
       </w:tcPr>
@@ -11832,10 +11840,10 @@
       <w:tblPr/>
       <w:tcPr>
         <w:tcBorders>
-          <w:top w:val="none" w:sz="0" w:space="0" w:color="auto"/>
-          <w:left w:val="none" w:sz="0" w:space="0" w:color="auto"/>
-          <w:bottom w:val="none" w:sz="0" w:space="0" w:color="auto"/>
-          <w:right w:val="single" w:sz="4" w:space="0" w:color="92CCDC" w:themeColor="accent5" w:themeTint="9A"/>
+          <w:top w:val="none" w:color="auto" w:sz="0" w:space="0"/>
+          <w:left w:val="none" w:color="auto" w:sz="0" w:space="0"/>
+          <w:bottom w:val="none" w:color="auto" w:sz="0" w:space="0"/>
+          <w:right w:val="single" w:color="92CCDC" w:themeColor="accent5" w:themeTint="9A" w:sz="4" w:space="0"/>
         </w:tcBorders>
         <w:shd w:val="clear" w:color="FFFFFF" w:fill="auto"/>
       </w:tcPr>
@@ -11850,10 +11858,10 @@
       <w:tblPr/>
       <w:tcPr>
         <w:tcBorders>
-          <w:top w:val="none" w:sz="0" w:space="0" w:color="auto"/>
-          <w:left w:val="single" w:sz="4" w:space="0" w:color="92CCDC" w:themeColor="accent5" w:themeTint="9A"/>
-          <w:bottom w:val="none" w:sz="0" w:space="0" w:color="auto"/>
-          <w:right w:val="none" w:sz="0" w:space="0" w:color="auto"/>
+          <w:top w:val="none" w:color="auto" w:sz="0" w:space="0"/>
+          <w:left w:val="single" w:color="92CCDC" w:themeColor="accent5" w:themeTint="9A" w:sz="4" w:space="0"/>
+          <w:bottom w:val="none" w:color="auto" w:sz="0" w:space="0"/>
+          <w:right w:val="none" w:color="auto" w:sz="0" w:space="0"/>
         </w:tcBorders>
         <w:shd w:val="clear" w:color="FFFFFF" w:fill="auto"/>
       </w:tcPr>
@@ -11891,7 +11899,7 @@
       <w:tblStyleRowBandSize w:val="1"/>
       <w:tblStyleColBandSize w:val="1"/>
       <w:tblBorders>
-        <w:right w:val="single" w:sz="4" w:space="0" w:color="FAC090" w:themeColor="accent6" w:themeTint="98"/>
+        <w:right w:val="single" w:color="FAC090" w:themeColor="accent6" w:themeTint="98" w:sz="4" w:space="0"/>
       </w:tblBorders>
     </w:tblPr>
     <w:tblStylePr w:type="firstRow">
@@ -11904,10 +11912,10 @@
       <w:tblPr/>
       <w:tcPr>
         <w:tcBorders>
-          <w:top w:val="none" w:sz="0" w:space="0" w:color="auto"/>
-          <w:left w:val="none" w:sz="0" w:space="0" w:color="auto"/>
-          <w:bottom w:val="single" w:sz="4" w:space="0" w:color="FAC090" w:themeColor="accent6" w:themeTint="98"/>
-          <w:right w:val="none" w:sz="0" w:space="0" w:color="auto"/>
+          <w:top w:val="none" w:color="auto" w:sz="0" w:space="0"/>
+          <w:left w:val="none" w:color="auto" w:sz="0" w:space="0"/>
+          <w:bottom w:val="single" w:color="FAC090" w:themeColor="accent6" w:themeTint="98" w:sz="4" w:space="0"/>
+          <w:right w:val="none" w:color="auto" w:sz="0" w:space="0"/>
         </w:tcBorders>
         <w:shd w:val="clear" w:color="FFFFFF" w:themeColor="light1" w:fill="FFFFFF" w:themeFill="light1"/>
       </w:tcPr>
@@ -11922,10 +11930,10 @@
       <w:tblPr/>
       <w:tcPr>
         <w:tcBorders>
-          <w:top w:val="single" w:sz="4" w:space="0" w:color="FAC090" w:themeColor="accent6" w:themeTint="98"/>
-          <w:left w:val="none" w:sz="0" w:space="0" w:color="auto"/>
-          <w:bottom w:val="none" w:sz="0" w:space="0" w:color="auto"/>
-          <w:right w:val="none" w:sz="0" w:space="0" w:color="auto"/>
+          <w:top w:val="single" w:color="FAC090" w:themeColor="accent6" w:themeTint="98" w:sz="4" w:space="0"/>
+          <w:left w:val="none" w:color="auto" w:sz="0" w:space="0"/>
+          <w:bottom w:val="none" w:color="auto" w:sz="0" w:space="0"/>
+          <w:right w:val="none" w:color="auto" w:sz="0" w:space="0"/>
         </w:tcBorders>
         <w:shd w:val="clear" w:color="FFFFFF" w:themeColor="light1" w:fill="FFFFFF" w:themeFill="light1"/>
       </w:tcPr>
@@ -11943,10 +11951,10 @@
       <w:tblPr/>
       <w:tcPr>
         <w:tcBorders>
-          <w:top w:val="none" w:sz="0" w:space="0" w:color="auto"/>
-          <w:left w:val="none" w:sz="0" w:space="0" w:color="auto"/>
-          <w:bottom w:val="none" w:sz="0" w:space="0" w:color="auto"/>
-          <w:right w:val="single" w:sz="4" w:space="0" w:color="FAC090" w:themeColor="accent6" w:themeTint="98"/>
+          <w:top w:val="none" w:color="auto" w:sz="0" w:space="0"/>
+          <w:left w:val="none" w:color="auto" w:sz="0" w:space="0"/>
+          <w:bottom w:val="none" w:color="auto" w:sz="0" w:space="0"/>
+          <w:right w:val="single" w:color="FAC090" w:themeColor="accent6" w:themeTint="98" w:sz="4" w:space="0"/>
         </w:tcBorders>
         <w:shd w:val="clear" w:color="FFFFFF" w:fill="auto"/>
       </w:tcPr>
@@ -11961,10 +11969,10 @@
       <w:tblPr/>
       <w:tcPr>
         <w:tcBorders>
-          <w:top w:val="none" w:sz="0" w:space="0" w:color="auto"/>
-          <w:left w:val="single" w:sz="4" w:space="0" w:color="FAC090" w:themeColor="accent6" w:themeTint="98"/>
-          <w:bottom w:val="none" w:sz="0" w:space="0" w:color="auto"/>
-          <w:right w:val="none" w:sz="0" w:space="0" w:color="auto"/>
+          <w:top w:val="none" w:color="auto" w:sz="0" w:space="0"/>
+          <w:left w:val="single" w:color="FAC090" w:themeColor="accent6" w:themeTint="98" w:sz="4" w:space="0"/>
+          <w:bottom w:val="none" w:color="auto" w:sz="0" w:space="0"/>
+          <w:right w:val="none" w:color="auto" w:sz="0" w:space="0"/>
         </w:tcBorders>
         <w:shd w:val="clear" w:color="FFFFFF" w:fill="auto"/>
       </w:tcPr>
@@ -11994,7 +12002,7 @@
       </w:rPr>
     </w:tblStylePr>
   </w:style>
-  <w:style w:type="table" w:customStyle="1" w:styleId="Lined-Accent">
+  <w:style w:type="table" w:styleId="Lined-Accent" w:customStyle="1">
     <w:name w:val="Lined - Accent"/>
     <w:basedOn w:val="TableNormal"/>
     <w:uiPriority w:val="99"/>
@@ -12087,7 +12095,7 @@
       </w:tcPr>
     </w:tblStylePr>
   </w:style>
-  <w:style w:type="table" w:customStyle="1" w:styleId="Lined-Accent1">
+  <w:style w:type="table" w:styleId="Lined-Accent1" w:customStyle="1">
     <w:name w:val="Lined - Accent 1"/>
     <w:basedOn w:val="TableNormal"/>
     <w:uiPriority w:val="99"/>
@@ -12180,7 +12188,7 @@
       </w:tcPr>
     </w:tblStylePr>
   </w:style>
-  <w:style w:type="table" w:customStyle="1" w:styleId="Lined-Accent2">
+  <w:style w:type="table" w:styleId="Lined-Accent2" w:customStyle="1">
     <w:name w:val="Lined - Accent 2"/>
     <w:basedOn w:val="TableNormal"/>
     <w:uiPriority w:val="99"/>
@@ -12273,7 +12281,7 @@
       </w:tcPr>
     </w:tblStylePr>
   </w:style>
-  <w:style w:type="table" w:customStyle="1" w:styleId="Lined-Accent3">
+  <w:style w:type="table" w:styleId="Lined-Accent3" w:customStyle="1">
     <w:name w:val="Lined - Accent 3"/>
     <w:basedOn w:val="TableNormal"/>
     <w:uiPriority w:val="99"/>
@@ -12366,7 +12374,7 @@
       </w:tcPr>
     </w:tblStylePr>
   </w:style>
-  <w:style w:type="table" w:customStyle="1" w:styleId="Lined-Accent4">
+  <w:style w:type="table" w:styleId="Lined-Accent4" w:customStyle="1">
     <w:name w:val="Lined - Accent 4"/>
     <w:basedOn w:val="TableNormal"/>
     <w:uiPriority w:val="99"/>
@@ -12459,7 +12467,7 @@
       </w:tcPr>
     </w:tblStylePr>
   </w:style>
-  <w:style w:type="table" w:customStyle="1" w:styleId="Lined-Accent5">
+  <w:style w:type="table" w:styleId="Lined-Accent5" w:customStyle="1">
     <w:name w:val="Lined - Accent 5"/>
     <w:basedOn w:val="TableNormal"/>
     <w:uiPriority w:val="99"/>
@@ -12552,7 +12560,7 @@
       </w:tcPr>
     </w:tblStylePr>
   </w:style>
-  <w:style w:type="table" w:customStyle="1" w:styleId="Lined-Accent6">
+  <w:style w:type="table" w:styleId="Lined-Accent6" w:customStyle="1">
     <w:name w:val="Lined - Accent 6"/>
     <w:basedOn w:val="TableNormal"/>
     <w:uiPriority w:val="99"/>
@@ -12645,7 +12653,7 @@
       </w:tcPr>
     </w:tblStylePr>
   </w:style>
-  <w:style w:type="table" w:customStyle="1" w:styleId="BorderedLined-Accent">
+  <w:style w:type="table" w:styleId="BorderedLined-Accent" w:customStyle="1">
     <w:name w:val="Bordered &amp; Lined - Accent"/>
     <w:basedOn w:val="TableNormal"/>
     <w:uiPriority w:val="99"/>
@@ -12657,12 +12665,12 @@
       <w:tblStyleRowBandSize w:val="1"/>
       <w:tblStyleColBandSize w:val="1"/>
       <w:tblBorders>
-        <w:top w:val="single" w:sz="4" w:space="0" w:color="595959" w:themeColor="text1" w:themeTint="A6"/>
-        <w:left w:val="single" w:sz="4" w:space="0" w:color="595959" w:themeColor="text1" w:themeTint="A6"/>
-        <w:bottom w:val="single" w:sz="4" w:space="0" w:color="595959" w:themeColor="text1" w:themeTint="A6"/>
-        <w:right w:val="single" w:sz="4" w:space="0" w:color="595959" w:themeColor="text1" w:themeTint="A6"/>
-        <w:insideH w:val="single" w:sz="4" w:space="0" w:color="595959" w:themeColor="text1" w:themeTint="A6"/>
-        <w:insideV w:val="single" w:sz="4" w:space="0" w:color="595959" w:themeColor="text1" w:themeTint="A6"/>
+        <w:top w:val="single" w:color="595959" w:themeColor="text1" w:themeTint="A6" w:sz="4" w:space="0"/>
+        <w:left w:val="single" w:color="595959" w:themeColor="text1" w:themeTint="A6" w:sz="4" w:space="0"/>
+        <w:bottom w:val="single" w:color="595959" w:themeColor="text1" w:themeTint="A6" w:sz="4" w:space="0"/>
+        <w:right w:val="single" w:color="595959" w:themeColor="text1" w:themeTint="A6" w:sz="4" w:space="0"/>
+        <w:insideH w:val="single" w:color="595959" w:themeColor="text1" w:themeTint="A6" w:sz="4" w:space="0"/>
+        <w:insideV w:val="single" w:color="595959" w:themeColor="text1" w:themeTint="A6" w:sz="4" w:space="0"/>
       </w:tblBorders>
     </w:tblPr>
     <w:tblStylePr w:type="firstRow">
@@ -12746,7 +12754,7 @@
       </w:tcPr>
     </w:tblStylePr>
   </w:style>
-  <w:style w:type="table" w:customStyle="1" w:styleId="BorderedLined-Accent1">
+  <w:style w:type="table" w:styleId="BorderedLined-Accent1" w:customStyle="1">
     <w:name w:val="Bordered &amp; Lined - Accent 1"/>
     <w:basedOn w:val="TableNormal"/>
     <w:uiPriority w:val="99"/>
@@ -12758,12 +12766,12 @@
       <w:tblStyleRowBandSize w:val="1"/>
       <w:tblStyleColBandSize w:val="1"/>
       <w:tblBorders>
-        <w:top w:val="single" w:sz="4" w:space="0" w:color="2A4A71" w:themeColor="accent1" w:themeShade="95"/>
-        <w:left w:val="single" w:sz="4" w:space="0" w:color="2A4A71" w:themeColor="accent1" w:themeShade="95"/>
-        <w:bottom w:val="single" w:sz="4" w:space="0" w:color="2A4A71" w:themeColor="accent1" w:themeShade="95"/>
-        <w:right w:val="single" w:sz="4" w:space="0" w:color="2A4A71" w:themeColor="accent1" w:themeShade="95"/>
-        <w:insideH w:val="single" w:sz="4" w:space="0" w:color="2A4A71" w:themeColor="accent1" w:themeShade="95"/>
-        <w:insideV w:val="single" w:sz="4" w:space="0" w:color="2A4A71" w:themeColor="accent1" w:themeShade="95"/>
+        <w:top w:val="single" w:color="2A4A71" w:themeColor="accent1" w:themeShade="95" w:sz="4" w:space="0"/>
+        <w:left w:val="single" w:color="2A4A71" w:themeColor="accent1" w:themeShade="95" w:sz="4" w:space="0"/>
+        <w:bottom w:val="single" w:color="2A4A71" w:themeColor="accent1" w:themeShade="95" w:sz="4" w:space="0"/>
+        <w:right w:val="single" w:color="2A4A71" w:themeColor="accent1" w:themeShade="95" w:sz="4" w:space="0"/>
+        <w:insideH w:val="single" w:color="2A4A71" w:themeColor="accent1" w:themeShade="95" w:sz="4" w:space="0"/>
+        <w:insideV w:val="single" w:color="2A4A71" w:themeColor="accent1" w:themeShade="95" w:sz="4" w:space="0"/>
       </w:tblBorders>
     </w:tblPr>
     <w:tblStylePr w:type="firstRow">
@@ -12847,7 +12855,7 @@
       </w:tcPr>
     </w:tblStylePr>
   </w:style>
-  <w:style w:type="table" w:customStyle="1" w:styleId="BorderedLined-Accent2">
+  <w:style w:type="table" w:styleId="BorderedLined-Accent2" w:customStyle="1">
     <w:name w:val="Bordered &amp; Lined - Accent 2"/>
     <w:basedOn w:val="TableNormal"/>
     <w:uiPriority w:val="99"/>
@@ -12859,12 +12867,12 @@
       <w:tblStyleRowBandSize w:val="1"/>
       <w:tblStyleColBandSize w:val="1"/>
       <w:tblBorders>
-        <w:top w:val="single" w:sz="4" w:space="0" w:color="732A29" w:themeColor="accent2" w:themeShade="95"/>
-        <w:left w:val="single" w:sz="4" w:space="0" w:color="732A29" w:themeColor="accent2" w:themeShade="95"/>
-        <w:bottom w:val="single" w:sz="4" w:space="0" w:color="732A29" w:themeColor="accent2" w:themeShade="95"/>
-        <w:right w:val="single" w:sz="4" w:space="0" w:color="732A29" w:themeColor="accent2" w:themeShade="95"/>
-        <w:insideH w:val="single" w:sz="4" w:space="0" w:color="732A29" w:themeColor="accent2" w:themeShade="95"/>
-        <w:insideV w:val="single" w:sz="4" w:space="0" w:color="732A29" w:themeColor="accent2" w:themeShade="95"/>
+        <w:top w:val="single" w:color="732A29" w:themeColor="accent2" w:themeShade="95" w:sz="4" w:space="0"/>
+        <w:left w:val="single" w:color="732A29" w:themeColor="accent2" w:themeShade="95" w:sz="4" w:space="0"/>
+        <w:bottom w:val="single" w:color="732A29" w:themeColor="accent2" w:themeShade="95" w:sz="4" w:space="0"/>
+        <w:right w:val="single" w:color="732A29" w:themeColor="accent2" w:themeShade="95" w:sz="4" w:space="0"/>
+        <w:insideH w:val="single" w:color="732A29" w:themeColor="accent2" w:themeShade="95" w:sz="4" w:space="0"/>
+        <w:insideV w:val="single" w:color="732A29" w:themeColor="accent2" w:themeShade="95" w:sz="4" w:space="0"/>
       </w:tblBorders>
     </w:tblPr>
     <w:tblStylePr w:type="firstRow">
@@ -12948,7 +12956,7 @@
       </w:tcPr>
     </w:tblStylePr>
   </w:style>
-  <w:style w:type="table" w:customStyle="1" w:styleId="BorderedLined-Accent3">
+  <w:style w:type="table" w:styleId="BorderedLined-Accent3" w:customStyle="1">
     <w:name w:val="Bordered &amp; Lined - Accent 3"/>
     <w:basedOn w:val="TableNormal"/>
     <w:uiPriority w:val="99"/>
@@ -12960,12 +12968,12 @@
       <w:tblStyleRowBandSize w:val="1"/>
       <w:tblStyleColBandSize w:val="1"/>
       <w:tblBorders>
-        <w:top w:val="single" w:sz="4" w:space="0" w:color="5B722E" w:themeColor="accent3" w:themeShade="95"/>
-        <w:left w:val="single" w:sz="4" w:space="0" w:color="5B722E" w:themeColor="accent3" w:themeShade="95"/>
-        <w:bottom w:val="single" w:sz="4" w:space="0" w:color="5B722E" w:themeColor="accent3" w:themeShade="95"/>
-        <w:right w:val="single" w:sz="4" w:space="0" w:color="5B722E" w:themeColor="accent3" w:themeShade="95"/>
-        <w:insideH w:val="single" w:sz="4" w:space="0" w:color="5B722E" w:themeColor="accent3" w:themeShade="95"/>
-        <w:insideV w:val="single" w:sz="4" w:space="0" w:color="5B722E" w:themeColor="accent3" w:themeShade="95"/>
+        <w:top w:val="single" w:color="5B722E" w:themeColor="accent3" w:themeShade="95" w:sz="4" w:space="0"/>
+        <w:left w:val="single" w:color="5B722E" w:themeColor="accent3" w:themeShade="95" w:sz="4" w:space="0"/>
+        <w:bottom w:val="single" w:color="5B722E" w:themeColor="accent3" w:themeShade="95" w:sz="4" w:space="0"/>
+        <w:right w:val="single" w:color="5B722E" w:themeColor="accent3" w:themeShade="95" w:sz="4" w:space="0"/>
+        <w:insideH w:val="single" w:color="5B722E" w:themeColor="accent3" w:themeShade="95" w:sz="4" w:space="0"/>
+        <w:insideV w:val="single" w:color="5B722E" w:themeColor="accent3" w:themeShade="95" w:sz="4" w:space="0"/>
       </w:tblBorders>
     </w:tblPr>
     <w:tblStylePr w:type="firstRow">
@@ -13049,7 +13057,7 @@
       </w:tcPr>
     </w:tblStylePr>
   </w:style>
-  <w:style w:type="table" w:customStyle="1" w:styleId="BorderedLined-Accent4">
+  <w:style w:type="table" w:styleId="BorderedLined-Accent4" w:customStyle="1">
     <w:name w:val="Bordered &amp; Lined - Accent 4"/>
     <w:basedOn w:val="TableNormal"/>
     <w:uiPriority w:val="99"/>
@@ -13061,12 +13069,12 @@
       <w:tblStyleRowBandSize w:val="1"/>
       <w:tblStyleColBandSize w:val="1"/>
       <w:tblBorders>
-        <w:top w:val="single" w:sz="4" w:space="0" w:color="4A395F" w:themeColor="accent4" w:themeShade="95"/>
-        <w:left w:val="single" w:sz="4" w:space="0" w:color="4A395F" w:themeColor="accent4" w:themeShade="95"/>
-        <w:bottom w:val="single" w:sz="4" w:space="0" w:color="4A395F" w:themeColor="accent4" w:themeShade="95"/>
-        <w:right w:val="single" w:sz="4" w:space="0" w:color="4A395F" w:themeColor="accent4" w:themeShade="95"/>
-        <w:insideH w:val="single" w:sz="4" w:space="0" w:color="4A395F" w:themeColor="accent4" w:themeShade="95"/>
-        <w:insideV w:val="single" w:sz="4" w:space="0" w:color="4A395F" w:themeColor="accent4" w:themeShade="95"/>
+        <w:top w:val="single" w:color="4A395F" w:themeColor="accent4" w:themeShade="95" w:sz="4" w:space="0"/>
+        <w:left w:val="single" w:color="4A395F" w:themeColor="accent4" w:themeShade="95" w:sz="4" w:space="0"/>
+        <w:bottom w:val="single" w:color="4A395F" w:themeColor="accent4" w:themeShade="95" w:sz="4" w:space="0"/>
+        <w:right w:val="single" w:color="4A395F" w:themeColor="accent4" w:themeShade="95" w:sz="4" w:space="0"/>
+        <w:insideH w:val="single" w:color="4A395F" w:themeColor="accent4" w:themeShade="95" w:sz="4" w:space="0"/>
+        <w:insideV w:val="single" w:color="4A395F" w:themeColor="accent4" w:themeShade="95" w:sz="4" w:space="0"/>
       </w:tblBorders>
     </w:tblPr>
     <w:tblStylePr w:type="firstRow">
@@ -13150,7 +13158,7 @@
       </w:tcPr>
     </w:tblStylePr>
   </w:style>
-  <w:style w:type="table" w:customStyle="1" w:styleId="BorderedLined-Accent5">
+  <w:style w:type="table" w:styleId="BorderedLined-Accent5" w:customStyle="1">
     <w:name w:val="Bordered &amp; Lined - Accent 5"/>
     <w:basedOn w:val="TableNormal"/>
     <w:uiPriority w:val="99"/>
@@ -13162,12 +13170,12 @@
       <w:tblStyleRowBandSize w:val="1"/>
       <w:tblStyleColBandSize w:val="1"/>
       <w:tblBorders>
-        <w:top w:val="single" w:sz="4" w:space="0" w:color="266779" w:themeColor="accent5" w:themeShade="95"/>
-        <w:left w:val="single" w:sz="4" w:space="0" w:color="266779" w:themeColor="accent5" w:themeShade="95"/>
-        <w:bottom w:val="single" w:sz="4" w:space="0" w:color="266779" w:themeColor="accent5" w:themeShade="95"/>
-        <w:right w:val="single" w:sz="4" w:space="0" w:color="266779" w:themeColor="accent5" w:themeShade="95"/>
-        <w:insideH w:val="single" w:sz="4" w:space="0" w:color="266779" w:themeColor="accent5" w:themeShade="95"/>
-        <w:insideV w:val="single" w:sz="4" w:space="0" w:color="266779" w:themeColor="accent5" w:themeShade="95"/>
+        <w:top w:val="single" w:color="266779" w:themeColor="accent5" w:themeShade="95" w:sz="4" w:space="0"/>
+        <w:left w:val="single" w:color="266779" w:themeColor="accent5" w:themeShade="95" w:sz="4" w:space="0"/>
+        <w:bottom w:val="single" w:color="266779" w:themeColor="accent5" w:themeShade="95" w:sz="4" w:space="0"/>
+        <w:right w:val="single" w:color="266779" w:themeColor="accent5" w:themeShade="95" w:sz="4" w:space="0"/>
+        <w:insideH w:val="single" w:color="266779" w:themeColor="accent5" w:themeShade="95" w:sz="4" w:space="0"/>
+        <w:insideV w:val="single" w:color="266779" w:themeColor="accent5" w:themeShade="95" w:sz="4" w:space="0"/>
       </w:tblBorders>
     </w:tblPr>
     <w:tblStylePr w:type="firstRow">
@@ -13251,7 +13259,7 @@
       </w:tcPr>
     </w:tblStylePr>
   </w:style>
-  <w:style w:type="table" w:customStyle="1" w:styleId="BorderedLined-Accent6">
+  <w:style w:type="table" w:styleId="BorderedLined-Accent6" w:customStyle="1">
     <w:name w:val="Bordered &amp; Lined - Accent 6"/>
     <w:basedOn w:val="TableNormal"/>
     <w:uiPriority w:val="99"/>
@@ -13263,12 +13271,12 @@
       <w:tblStyleRowBandSize w:val="1"/>
       <w:tblStyleColBandSize w:val="1"/>
       <w:tblBorders>
-        <w:top w:val="single" w:sz="4" w:space="0" w:color="B15407" w:themeColor="accent6" w:themeShade="95"/>
-        <w:left w:val="single" w:sz="4" w:space="0" w:color="B15407" w:themeColor="accent6" w:themeShade="95"/>
-        <w:bottom w:val="single" w:sz="4" w:space="0" w:color="B15407" w:themeColor="accent6" w:themeShade="95"/>
-        <w:right w:val="single" w:sz="4" w:space="0" w:color="B15407" w:themeColor="accent6" w:themeShade="95"/>
-        <w:insideH w:val="single" w:sz="4" w:space="0" w:color="B15407" w:themeColor="accent6" w:themeShade="95"/>
-        <w:insideV w:val="single" w:sz="4" w:space="0" w:color="B15407" w:themeColor="accent6" w:themeShade="95"/>
+        <w:top w:val="single" w:color="B15407" w:themeColor="accent6" w:themeShade="95" w:sz="4" w:space="0"/>
+        <w:left w:val="single" w:color="B15407" w:themeColor="accent6" w:themeShade="95" w:sz="4" w:space="0"/>
+        <w:bottom w:val="single" w:color="B15407" w:themeColor="accent6" w:themeShade="95" w:sz="4" w:space="0"/>
+        <w:right w:val="single" w:color="B15407" w:themeColor="accent6" w:themeShade="95" w:sz="4" w:space="0"/>
+        <w:insideH w:val="single" w:color="B15407" w:themeColor="accent6" w:themeShade="95" w:sz="4" w:space="0"/>
+        <w:insideV w:val="single" w:color="B15407" w:themeColor="accent6" w:themeShade="95" w:sz="4" w:space="0"/>
       </w:tblBorders>
     </w:tblPr>
     <w:tblStylePr w:type="firstRow">
@@ -13352,7 +13360,7 @@
       </w:tcPr>
     </w:tblStylePr>
   </w:style>
-  <w:style w:type="table" w:customStyle="1" w:styleId="Bordered">
+  <w:style w:type="table" w:styleId="Bordered" w:customStyle="1">
     <w:name w:val="Bordered"/>
     <w:basedOn w:val="TableNormal"/>
     <w:uiPriority w:val="99"/>
@@ -13360,12 +13368,12 @@
       <w:tblStyleRowBandSize w:val="1"/>
       <w:tblStyleColBandSize w:val="1"/>
       <w:tblBorders>
-        <w:top w:val="single" w:sz="4" w:space="0" w:color="D9D9D9" w:themeColor="text1" w:themeTint="26"/>
-        <w:left w:val="single" w:sz="4" w:space="0" w:color="D9D9D9" w:themeColor="text1" w:themeTint="26"/>
-        <w:bottom w:val="single" w:sz="4" w:space="0" w:color="D9D9D9" w:themeColor="text1" w:themeTint="26"/>
-        <w:right w:val="single" w:sz="4" w:space="0" w:color="D9D9D9" w:themeColor="text1" w:themeTint="26"/>
-        <w:insideH w:val="single" w:sz="4" w:space="0" w:color="D9D9D9" w:themeColor="text1" w:themeTint="26"/>
-        <w:insideV w:val="single" w:sz="4" w:space="0" w:color="D9D9D9" w:themeColor="text1" w:themeTint="26"/>
+        <w:top w:val="single" w:color="D9D9D9" w:themeColor="text1" w:themeTint="26" w:sz="4" w:space="0"/>
+        <w:left w:val="single" w:color="D9D9D9" w:themeColor="text1" w:themeTint="26" w:sz="4" w:space="0"/>
+        <w:bottom w:val="single" w:color="D9D9D9" w:themeColor="text1" w:themeTint="26" w:sz="4" w:space="0"/>
+        <w:right w:val="single" w:color="D9D9D9" w:themeColor="text1" w:themeTint="26" w:sz="4" w:space="0"/>
+        <w:insideH w:val="single" w:color="D9D9D9" w:themeColor="text1" w:themeTint="26" w:sz="4" w:space="0"/>
+        <w:insideV w:val="single" w:color="D9D9D9" w:themeColor="text1" w:themeTint="26" w:sz="4" w:space="0"/>
       </w:tblBorders>
     </w:tblPr>
     <w:tblStylePr w:type="firstRow">
@@ -13377,7 +13385,7 @@
       <w:tblPr/>
       <w:tcPr>
         <w:tcBorders>
-          <w:bottom w:val="single" w:sz="12" w:space="0" w:color="7F7F7F" w:themeColor="text1" w:themeTint="80"/>
+          <w:bottom w:val="single" w:color="7F7F7F" w:themeColor="text1" w:themeTint="80" w:sz="12" w:space="0"/>
         </w:tcBorders>
       </w:tcPr>
     </w:tblStylePr>
@@ -13390,7 +13398,7 @@
       <w:tblPr/>
       <w:tcPr>
         <w:tcBorders>
-          <w:top w:val="single" w:sz="12" w:space="0" w:color="7F7F7F" w:themeColor="text1" w:themeTint="80"/>
+          <w:top w:val="single" w:color="7F7F7F" w:themeColor="text1" w:themeTint="80" w:sz="12" w:space="0"/>
         </w:tcBorders>
       </w:tcPr>
     </w:tblStylePr>
@@ -13410,7 +13418,7 @@
       <w:tblPr/>
       <w:tcPr>
         <w:tcBorders>
-          <w:left w:val="single" w:sz="12" w:space="0" w:color="7F7F7F" w:themeColor="text1" w:themeTint="80"/>
+          <w:left w:val="single" w:color="7F7F7F" w:themeColor="text1" w:themeTint="80" w:sz="12" w:space="0"/>
         </w:tcBorders>
       </w:tcPr>
     </w:tblStylePr>
@@ -13423,15 +13431,15 @@
       <w:tblPr/>
       <w:tcPr>
         <w:tcBorders>
-          <w:top w:val="single" w:sz="4" w:space="0" w:color="D9D9D9" w:themeColor="text1" w:themeTint="26"/>
-          <w:left w:val="single" w:sz="4" w:space="0" w:color="D9D9D9" w:themeColor="text1" w:themeTint="26"/>
-          <w:bottom w:val="single" w:sz="4" w:space="0" w:color="D9D9D9" w:themeColor="text1" w:themeTint="26"/>
-          <w:right w:val="single" w:sz="4" w:space="0" w:color="D9D9D9" w:themeColor="text1" w:themeTint="26"/>
-        </w:tcBorders>
-      </w:tcPr>
-    </w:tblStylePr>
-  </w:style>
-  <w:style w:type="table" w:customStyle="1" w:styleId="Bordered-Accent1">
+          <w:top w:val="single" w:color="D9D9D9" w:themeColor="text1" w:themeTint="26" w:sz="4" w:space="0"/>
+          <w:left w:val="single" w:color="D9D9D9" w:themeColor="text1" w:themeTint="26" w:sz="4" w:space="0"/>
+          <w:bottom w:val="single" w:color="D9D9D9" w:themeColor="text1" w:themeTint="26" w:sz="4" w:space="0"/>
+          <w:right w:val="single" w:color="D9D9D9" w:themeColor="text1" w:themeTint="26" w:sz="4" w:space="0"/>
+        </w:tcBorders>
+      </w:tcPr>
+    </w:tblStylePr>
+  </w:style>
+  <w:style w:type="table" w:styleId="Bordered-Accent1" w:customStyle="1">
     <w:name w:val="Bordered - Accent 1"/>
     <w:basedOn w:val="TableNormal"/>
     <w:uiPriority w:val="99"/>
@@ -13439,12 +13447,12 @@
       <w:tblStyleRowBandSize w:val="1"/>
       <w:tblStyleColBandSize w:val="1"/>
       <w:tblBorders>
-        <w:top w:val="single" w:sz="4" w:space="0" w:color="B7CBE4" w:themeColor="accent1" w:themeTint="67"/>
-        <w:left w:val="single" w:sz="4" w:space="0" w:color="B7CBE4" w:themeColor="accent1" w:themeTint="67"/>
-        <w:bottom w:val="single" w:sz="4" w:space="0" w:color="B7CBE4" w:themeColor="accent1" w:themeTint="67"/>
-        <w:right w:val="single" w:sz="4" w:space="0" w:color="B7CBE4" w:themeColor="accent1" w:themeTint="67"/>
-        <w:insideH w:val="single" w:sz="4" w:space="0" w:color="B7CBE4" w:themeColor="accent1" w:themeTint="67"/>
-        <w:insideV w:val="single" w:sz="4" w:space="0" w:color="B7CBE4" w:themeColor="accent1" w:themeTint="67"/>
+        <w:top w:val="single" w:color="B7CBE4" w:themeColor="accent1" w:themeTint="67" w:sz="4" w:space="0"/>
+        <w:left w:val="single" w:color="B7CBE4" w:themeColor="accent1" w:themeTint="67" w:sz="4" w:space="0"/>
+        <w:bottom w:val="single" w:color="B7CBE4" w:themeColor="accent1" w:themeTint="67" w:sz="4" w:space="0"/>
+        <w:right w:val="single" w:color="B7CBE4" w:themeColor="accent1" w:themeTint="67" w:sz="4" w:space="0"/>
+        <w:insideH w:val="single" w:color="B7CBE4" w:themeColor="accent1" w:themeTint="67" w:sz="4" w:space="0"/>
+        <w:insideV w:val="single" w:color="B7CBE4" w:themeColor="accent1" w:themeTint="67" w:sz="4" w:space="0"/>
       </w:tblBorders>
     </w:tblPr>
     <w:tblStylePr w:type="firstRow">
@@ -13456,7 +13464,7 @@
       <w:tblPr/>
       <w:tcPr>
         <w:tcBorders>
-          <w:bottom w:val="single" w:sz="12" w:space="0" w:color="4F81BD" w:themeColor="accent1"/>
+          <w:bottom w:val="single" w:color="4F81BD" w:themeColor="accent1" w:sz="12" w:space="0"/>
         </w:tcBorders>
       </w:tcPr>
     </w:tblStylePr>
@@ -13469,7 +13477,7 @@
       <w:tblPr/>
       <w:tcPr>
         <w:tcBorders>
-          <w:top w:val="single" w:sz="12" w:space="0" w:color="4F81BD" w:themeColor="accent1"/>
+          <w:top w:val="single" w:color="4F81BD" w:themeColor="accent1" w:sz="12" w:space="0"/>
         </w:tcBorders>
       </w:tcPr>
     </w:tblStylePr>
@@ -13489,7 +13497,7 @@
       <w:tblPr/>
       <w:tcPr>
         <w:tcBorders>
-          <w:left w:val="single" w:sz="12" w:space="0" w:color="4F81BD" w:themeColor="accent1"/>
+          <w:left w:val="single" w:color="4F81BD" w:themeColor="accent1" w:sz="12" w:space="0"/>
         </w:tcBorders>
       </w:tcPr>
     </w:tblStylePr>
@@ -13502,15 +13510,15 @@
       <w:tblPr/>
       <w:tcPr>
         <w:tcBorders>
-          <w:top w:val="single" w:sz="4" w:space="0" w:color="B7CBE4" w:themeColor="accent1" w:themeTint="67"/>
-          <w:left w:val="single" w:sz="4" w:space="0" w:color="B7CBE4" w:themeColor="accent1" w:themeTint="67"/>
-          <w:bottom w:val="single" w:sz="4" w:space="0" w:color="B7CBE4" w:themeColor="accent1" w:themeTint="67"/>
-          <w:right w:val="single" w:sz="4" w:space="0" w:color="B7CBE4" w:themeColor="accent1" w:themeTint="67"/>
-        </w:tcBorders>
-      </w:tcPr>
-    </w:tblStylePr>
-  </w:style>
-  <w:style w:type="table" w:customStyle="1" w:styleId="Bordered-Accent2">
+          <w:top w:val="single" w:color="B7CBE4" w:themeColor="accent1" w:themeTint="67" w:sz="4" w:space="0"/>
+          <w:left w:val="single" w:color="B7CBE4" w:themeColor="accent1" w:themeTint="67" w:sz="4" w:space="0"/>
+          <w:bottom w:val="single" w:color="B7CBE4" w:themeColor="accent1" w:themeTint="67" w:sz="4" w:space="0"/>
+          <w:right w:val="single" w:color="B7CBE4" w:themeColor="accent1" w:themeTint="67" w:sz="4" w:space="0"/>
+        </w:tcBorders>
+      </w:tcPr>
+    </w:tblStylePr>
+  </w:style>
+  <w:style w:type="table" w:styleId="Bordered-Accent2" w:customStyle="1">
     <w:name w:val="Bordered - Accent 2"/>
     <w:basedOn w:val="TableNormal"/>
     <w:uiPriority w:val="99"/>
@@ -13518,12 +13526,12 @@
       <w:tblStyleRowBandSize w:val="1"/>
       <w:tblStyleColBandSize w:val="1"/>
       <w:tblBorders>
-        <w:top w:val="single" w:sz="4" w:space="0" w:color="E5B7B6" w:themeColor="accent2" w:themeTint="67"/>
-        <w:left w:val="single" w:sz="4" w:space="0" w:color="E5B7B6" w:themeColor="accent2" w:themeTint="67"/>
-        <w:bottom w:val="single" w:sz="4" w:space="0" w:color="E5B7B6" w:themeColor="accent2" w:themeTint="67"/>
-        <w:right w:val="single" w:sz="4" w:space="0" w:color="E5B7B6" w:themeColor="accent2" w:themeTint="67"/>
-        <w:insideH w:val="single" w:sz="4" w:space="0" w:color="E5B7B6" w:themeColor="accent2" w:themeTint="67"/>
-        <w:insideV w:val="single" w:sz="4" w:space="0" w:color="E5B7B6" w:themeColor="accent2" w:themeTint="67"/>
+        <w:top w:val="single" w:color="E5B7B6" w:themeColor="accent2" w:themeTint="67" w:sz="4" w:space="0"/>
+        <w:left w:val="single" w:color="E5B7B6" w:themeColor="accent2" w:themeTint="67" w:sz="4" w:space="0"/>
+        <w:bottom w:val="single" w:color="E5B7B6" w:themeColor="accent2" w:themeTint="67" w:sz="4" w:space="0"/>
+        <w:right w:val="single" w:color="E5B7B6" w:themeColor="accent2" w:themeTint="67" w:sz="4" w:space="0"/>
+        <w:insideH w:val="single" w:color="E5B7B6" w:themeColor="accent2" w:themeTint="67" w:sz="4" w:space="0"/>
+        <w:insideV w:val="single" w:color="E5B7B6" w:themeColor="accent2" w:themeTint="67" w:sz="4" w:space="0"/>
       </w:tblBorders>
     </w:tblPr>
     <w:tblStylePr w:type="firstRow">
@@ -13535,7 +13543,7 @@
       <w:tblPr/>
       <w:tcPr>
         <w:tcBorders>
-          <w:bottom w:val="single" w:sz="12" w:space="0" w:color="D99695" w:themeColor="accent2" w:themeTint="97"/>
+          <w:bottom w:val="single" w:color="D99695" w:themeColor="accent2" w:themeTint="97" w:sz="12" w:space="0"/>
         </w:tcBorders>
       </w:tcPr>
     </w:tblStylePr>
@@ -13548,7 +13556,7 @@
       <w:tblPr/>
       <w:tcPr>
         <w:tcBorders>
-          <w:top w:val="single" w:sz="12" w:space="0" w:color="D99695" w:themeColor="accent2" w:themeTint="97"/>
+          <w:top w:val="single" w:color="D99695" w:themeColor="accent2" w:themeTint="97" w:sz="12" w:space="0"/>
         </w:tcBorders>
       </w:tcPr>
     </w:tblStylePr>
@@ -13568,7 +13576,7 @@
       <w:tblPr/>
       <w:tcPr>
         <w:tcBorders>
-          <w:left w:val="single" w:sz="12" w:space="0" w:color="D99695" w:themeColor="accent2" w:themeTint="97"/>
+          <w:left w:val="single" w:color="D99695" w:themeColor="accent2" w:themeTint="97" w:sz="12" w:space="0"/>
         </w:tcBorders>
       </w:tcPr>
     </w:tblStylePr>
@@ -13581,15 +13589,15 @@
       <w:tblPr/>
       <w:tcPr>
         <w:tcBorders>
-          <w:top w:val="single" w:sz="4" w:space="0" w:color="E5B7B6" w:themeColor="accent2" w:themeTint="67"/>
-          <w:left w:val="single" w:sz="4" w:space="0" w:color="E5B7B6" w:themeColor="accent2" w:themeTint="67"/>
-          <w:bottom w:val="single" w:sz="4" w:space="0" w:color="E5B7B6" w:themeColor="accent2" w:themeTint="67"/>
-          <w:right w:val="single" w:sz="4" w:space="0" w:color="E5B7B6" w:themeColor="accent2" w:themeTint="67"/>
-        </w:tcBorders>
-      </w:tcPr>
-    </w:tblStylePr>
-  </w:style>
-  <w:style w:type="table" w:customStyle="1" w:styleId="Bordered-Accent3">
+          <w:top w:val="single" w:color="E5B7B6" w:themeColor="accent2" w:themeTint="67" w:sz="4" w:space="0"/>
+          <w:left w:val="single" w:color="E5B7B6" w:themeColor="accent2" w:themeTint="67" w:sz="4" w:space="0"/>
+          <w:bottom w:val="single" w:color="E5B7B6" w:themeColor="accent2" w:themeTint="67" w:sz="4" w:space="0"/>
+          <w:right w:val="single" w:color="E5B7B6" w:themeColor="accent2" w:themeTint="67" w:sz="4" w:space="0"/>
+        </w:tcBorders>
+      </w:tcPr>
+    </w:tblStylePr>
+  </w:style>
+  <w:style w:type="table" w:styleId="Bordered-Accent3" w:customStyle="1">
     <w:name w:val="Bordered - Accent 3"/>
     <w:basedOn w:val="TableNormal"/>
     <w:uiPriority w:val="99"/>
@@ -13597,12 +13605,12 @@
       <w:tblStyleRowBandSize w:val="1"/>
       <w:tblStyleColBandSize w:val="1"/>
       <w:tblBorders>
-        <w:top w:val="single" w:sz="4" w:space="0" w:color="D6E3BB" w:themeColor="accent3" w:themeTint="67"/>
-        <w:left w:val="single" w:sz="4" w:space="0" w:color="D6E3BB" w:themeColor="accent3" w:themeTint="67"/>
-        <w:bottom w:val="single" w:sz="4" w:space="0" w:color="D6E3BB" w:themeColor="accent3" w:themeTint="67"/>
-        <w:right w:val="single" w:sz="4" w:space="0" w:color="D6E3BB" w:themeColor="accent3" w:themeTint="67"/>
-        <w:insideH w:val="single" w:sz="4" w:space="0" w:color="D6E3BB" w:themeColor="accent3" w:themeTint="67"/>
-        <w:insideV w:val="single" w:sz="4" w:space="0" w:color="D6E3BB" w:themeColor="accent3" w:themeTint="67"/>
+        <w:top w:val="single" w:color="D6E3BB" w:themeColor="accent3" w:themeTint="67" w:sz="4" w:space="0"/>
+        <w:left w:val="single" w:color="D6E3BB" w:themeColor="accent3" w:themeTint="67" w:sz="4" w:space="0"/>
+        <w:bottom w:val="single" w:color="D6E3BB" w:themeColor="accent3" w:themeTint="67" w:sz="4" w:space="0"/>
+        <w:right w:val="single" w:color="D6E3BB" w:themeColor="accent3" w:themeTint="67" w:sz="4" w:space="0"/>
+        <w:insideH w:val="single" w:color="D6E3BB" w:themeColor="accent3" w:themeTint="67" w:sz="4" w:space="0"/>
+        <w:insideV w:val="single" w:color="D6E3BB" w:themeColor="accent3" w:themeTint="67" w:sz="4" w:space="0"/>
       </w:tblBorders>
     </w:tblPr>
     <w:tblStylePr w:type="firstRow">
@@ -13614,7 +13622,7 @@
       <w:tblPr/>
       <w:tcPr>
         <w:tcBorders>
-          <w:bottom w:val="single" w:sz="12" w:space="0" w:color="C3D69B" w:themeColor="accent3" w:themeTint="98"/>
+          <w:bottom w:val="single" w:color="C3D69B" w:themeColor="accent3" w:themeTint="98" w:sz="12" w:space="0"/>
         </w:tcBorders>
       </w:tcPr>
     </w:tblStylePr>
@@ -13627,7 +13635,7 @@
       <w:tblPr/>
       <w:tcPr>
         <w:tcBorders>
-          <w:top w:val="single" w:sz="12" w:space="0" w:color="C3D69B" w:themeColor="accent3" w:themeTint="98"/>
+          <w:top w:val="single" w:color="C3D69B" w:themeColor="accent3" w:themeTint="98" w:sz="12" w:space="0"/>
         </w:tcBorders>
       </w:tcPr>
     </w:tblStylePr>
@@ -13647,7 +13655,7 @@
       <w:tblPr/>
       <w:tcPr>
         <w:tcBorders>
-          <w:left w:val="single" w:sz="12" w:space="0" w:color="C3D69B" w:themeColor="accent3" w:themeTint="98"/>
+          <w:left w:val="single" w:color="C3D69B" w:themeColor="accent3" w:themeTint="98" w:sz="12" w:space="0"/>
         </w:tcBorders>
       </w:tcPr>
     </w:tblStylePr>
@@ -13660,15 +13668,15 @@
       <w:tblPr/>
       <w:tcPr>
         <w:tcBorders>
-          <w:top w:val="single" w:sz="4" w:space="0" w:color="D6E3BB" w:themeColor="accent3" w:themeTint="67"/>
-          <w:left w:val="single" w:sz="4" w:space="0" w:color="D6E3BB" w:themeColor="accent3" w:themeTint="67"/>
-          <w:bottom w:val="single" w:sz="4" w:space="0" w:color="D6E3BB" w:themeColor="accent3" w:themeTint="67"/>
-          <w:right w:val="single" w:sz="4" w:space="0" w:color="D6E3BB" w:themeColor="accent3" w:themeTint="67"/>
-        </w:tcBorders>
-      </w:tcPr>
-    </w:tblStylePr>
-  </w:style>
-  <w:style w:type="table" w:customStyle="1" w:styleId="Bordered-Accent4">
+          <w:top w:val="single" w:color="D6E3BB" w:themeColor="accent3" w:themeTint="67" w:sz="4" w:space="0"/>
+          <w:left w:val="single" w:color="D6E3BB" w:themeColor="accent3" w:themeTint="67" w:sz="4" w:space="0"/>
+          <w:bottom w:val="single" w:color="D6E3BB" w:themeColor="accent3" w:themeTint="67" w:sz="4" w:space="0"/>
+          <w:right w:val="single" w:color="D6E3BB" w:themeColor="accent3" w:themeTint="67" w:sz="4" w:space="0"/>
+        </w:tcBorders>
+      </w:tcPr>
+    </w:tblStylePr>
+  </w:style>
+  <w:style w:type="table" w:styleId="Bordered-Accent4" w:customStyle="1">
     <w:name w:val="Bordered - Accent 4"/>
     <w:basedOn w:val="TableNormal"/>
     <w:uiPriority w:val="99"/>
@@ -13676,12 +13684,12 @@
       <w:tblStyleRowBandSize w:val="1"/>
       <w:tblStyleColBandSize w:val="1"/>
       <w:tblBorders>
-        <w:top w:val="single" w:sz="4" w:space="0" w:color="CBC0D9" w:themeColor="accent4" w:themeTint="67"/>
-        <w:left w:val="single" w:sz="4" w:space="0" w:color="CBC0D9" w:themeColor="accent4" w:themeTint="67"/>
-        <w:bottom w:val="single" w:sz="4" w:space="0" w:color="CBC0D9" w:themeColor="accent4" w:themeTint="67"/>
-        <w:right w:val="single" w:sz="4" w:space="0" w:color="CBC0D9" w:themeColor="accent4" w:themeTint="67"/>
-        <w:insideH w:val="single" w:sz="4" w:space="0" w:color="CBC0D9" w:themeColor="accent4" w:themeTint="67"/>
-        <w:insideV w:val="single" w:sz="4" w:space="0" w:color="CBC0D9" w:themeColor="accent4" w:themeTint="67"/>
+        <w:top w:val="single" w:color="CBC0D9" w:themeColor="accent4" w:themeTint="67" w:sz="4" w:space="0"/>
+        <w:left w:val="single" w:color="CBC0D9" w:themeColor="accent4" w:themeTint="67" w:sz="4" w:space="0"/>
+        <w:bottom w:val="single" w:color="CBC0D9" w:themeColor="accent4" w:themeTint="67" w:sz="4" w:space="0"/>
+        <w:right w:val="single" w:color="CBC0D9" w:themeColor="accent4" w:themeTint="67" w:sz="4" w:space="0"/>
+        <w:insideH w:val="single" w:color="CBC0D9" w:themeColor="accent4" w:themeTint="67" w:sz="4" w:space="0"/>
+        <w:insideV w:val="single" w:color="CBC0D9" w:themeColor="accent4" w:themeTint="67" w:sz="4" w:space="0"/>
       </w:tblBorders>
     </w:tblPr>
     <w:tblStylePr w:type="firstRow">
@@ -13693,7 +13701,7 @@
       <w:tblPr/>
       <w:tcPr>
         <w:tcBorders>
-          <w:bottom w:val="single" w:sz="12" w:space="0" w:color="B2A1C6" w:themeColor="accent4" w:themeTint="9A"/>
+          <w:bottom w:val="single" w:color="B2A1C6" w:themeColor="accent4" w:themeTint="9A" w:sz="12" w:space="0"/>
         </w:tcBorders>
       </w:tcPr>
     </w:tblStylePr>
@@ -13706,7 +13714,7 @@
       <w:tblPr/>
       <w:tcPr>
         <w:tcBorders>
-          <w:top w:val="single" w:sz="12" w:space="0" w:color="B2A1C6" w:themeColor="accent4" w:themeTint="9A"/>
+          <w:top w:val="single" w:color="B2A1C6" w:themeColor="accent4" w:themeTint="9A" w:sz="12" w:space="0"/>
         </w:tcBorders>
       </w:tcPr>
     </w:tblStylePr>
@@ -13726,7 +13734,7 @@
       <w:tblPr/>
       <w:tcPr>
         <w:tcBorders>
-          <w:left w:val="single" w:sz="12" w:space="0" w:color="B2A1C6" w:themeColor="accent4" w:themeTint="9A"/>
+          <w:left w:val="single" w:color="B2A1C6" w:themeColor="accent4" w:themeTint="9A" w:sz="12" w:space="0"/>
         </w:tcBorders>
       </w:tcPr>
     </w:tblStylePr>
@@ -13739,15 +13747,15 @@
       <w:tblPr/>
       <w:tcPr>
         <w:tcBorders>
-          <w:top w:val="single" w:sz="4" w:space="0" w:color="CBC0D9" w:themeColor="accent4" w:themeTint="67"/>
-          <w:left w:val="single" w:sz="4" w:space="0" w:color="CBC0D9" w:themeColor="accent4" w:themeTint="67"/>
-          <w:bottom w:val="single" w:sz="4" w:space="0" w:color="CBC0D9" w:themeColor="accent4" w:themeTint="67"/>
-          <w:right w:val="single" w:sz="4" w:space="0" w:color="CBC0D9" w:themeColor="accent4" w:themeTint="67"/>
-        </w:tcBorders>
-      </w:tcPr>
-    </w:tblStylePr>
-  </w:style>
-  <w:style w:type="table" w:customStyle="1" w:styleId="Bordered-Accent5">
+          <w:top w:val="single" w:color="CBC0D9" w:themeColor="accent4" w:themeTint="67" w:sz="4" w:space="0"/>
+          <w:left w:val="single" w:color="CBC0D9" w:themeColor="accent4" w:themeTint="67" w:sz="4" w:space="0"/>
+          <w:bottom w:val="single" w:color="CBC0D9" w:themeColor="accent4" w:themeTint="67" w:sz="4" w:space="0"/>
+          <w:right w:val="single" w:color="CBC0D9" w:themeColor="accent4" w:themeTint="67" w:sz="4" w:space="0"/>
+        </w:tcBorders>
+      </w:tcPr>
+    </w:tblStylePr>
+  </w:style>
+  <w:style w:type="table" w:styleId="Bordered-Accent5" w:customStyle="1">
     <w:name w:val="Bordered - Accent 5"/>
     <w:basedOn w:val="TableNormal"/>
     <w:uiPriority w:val="99"/>
@@ -13755,12 +13763,12 @@
       <w:tblStyleRowBandSize w:val="1"/>
       <w:tblStyleColBandSize w:val="1"/>
       <w:tblBorders>
-        <w:top w:val="single" w:sz="4" w:space="0" w:color="B6DDE8" w:themeColor="accent5" w:themeTint="67"/>
-        <w:left w:val="single" w:sz="4" w:space="0" w:color="B6DDE8" w:themeColor="accent5" w:themeTint="67"/>
-        <w:bottom w:val="single" w:sz="4" w:space="0" w:color="B6DDE8" w:themeColor="accent5" w:themeTint="67"/>
-        <w:right w:val="single" w:sz="4" w:space="0" w:color="B6DDE8" w:themeColor="accent5" w:themeTint="67"/>
-        <w:insideH w:val="single" w:sz="4" w:space="0" w:color="B6DDE8" w:themeColor="accent5" w:themeTint="67"/>
-        <w:insideV w:val="single" w:sz="4" w:space="0" w:color="B6DDE8" w:themeColor="accent5" w:themeTint="67"/>
+        <w:top w:val="single" w:color="B6DDE8" w:themeColor="accent5" w:themeTint="67" w:sz="4" w:space="0"/>
+        <w:left w:val="single" w:color="B6DDE8" w:themeColor="accent5" w:themeTint="67" w:sz="4" w:space="0"/>
+        <w:bottom w:val="single" w:color="B6DDE8" w:themeColor="accent5" w:themeTint="67" w:sz="4" w:space="0"/>
+        <w:right w:val="single" w:color="B6DDE8" w:themeColor="accent5" w:themeTint="67" w:sz="4" w:space="0"/>
+        <w:insideH w:val="single" w:color="B6DDE8" w:themeColor="accent5" w:themeTint="67" w:sz="4" w:space="0"/>
+        <w:insideV w:val="single" w:color="B6DDE8" w:themeColor="accent5" w:themeTint="67" w:sz="4" w:space="0"/>
       </w:tblBorders>
     </w:tblPr>
     <w:tblStylePr w:type="firstRow">
@@ -13772,7 +13780,7 @@
       <w:tblPr/>
       <w:tcPr>
         <w:tcBorders>
-          <w:bottom w:val="single" w:sz="12" w:space="0" w:color="92CCDC" w:themeColor="accent5" w:themeTint="9A"/>
+          <w:bottom w:val="single" w:color="92CCDC" w:themeColor="accent5" w:themeTint="9A" w:sz="12" w:space="0"/>
         </w:tcBorders>
       </w:tcPr>
     </w:tblStylePr>
@@ -13785,7 +13793,7 @@
       <w:tblPr/>
       <w:tcPr>
         <w:tcBorders>
-          <w:top w:val="single" w:sz="12" w:space="0" w:color="92CCDC" w:themeColor="accent5" w:themeTint="9A"/>
+          <w:top w:val="single" w:color="92CCDC" w:themeColor="accent5" w:themeTint="9A" w:sz="12" w:space="0"/>
         </w:tcBorders>
       </w:tcPr>
     </w:tblStylePr>
@@ -13805,7 +13813,7 @@
       <w:tblPr/>
       <w:tcPr>
         <w:tcBorders>
-          <w:left w:val="single" w:sz="12" w:space="0" w:color="92CCDC" w:themeColor="accent5" w:themeTint="9A"/>
+          <w:left w:val="single" w:color="92CCDC" w:themeColor="accent5" w:themeTint="9A" w:sz="12" w:space="0"/>
         </w:tcBorders>
       </w:tcPr>
     </w:tblStylePr>
@@ -13818,15 +13826,15 @@
       <w:tblPr/>
       <w:tcPr>
         <w:tcBorders>
-          <w:top w:val="single" w:sz="4" w:space="0" w:color="B6DDE8" w:themeColor="accent5" w:themeTint="67"/>
-          <w:left w:val="single" w:sz="4" w:space="0" w:color="B6DDE8" w:themeColor="accent5" w:themeTint="67"/>
-          <w:bottom w:val="single" w:sz="4" w:space="0" w:color="B6DDE8" w:themeColor="accent5" w:themeTint="67"/>
-          <w:right w:val="single" w:sz="4" w:space="0" w:color="B6DDE8" w:themeColor="accent5" w:themeTint="67"/>
-        </w:tcBorders>
-      </w:tcPr>
-    </w:tblStylePr>
-  </w:style>
-  <w:style w:type="table" w:customStyle="1" w:styleId="Bordered-Accent6">
+          <w:top w:val="single" w:color="B6DDE8" w:themeColor="accent5" w:themeTint="67" w:sz="4" w:space="0"/>
+          <w:left w:val="single" w:color="B6DDE8" w:themeColor="accent5" w:themeTint="67" w:sz="4" w:space="0"/>
+          <w:bottom w:val="single" w:color="B6DDE8" w:themeColor="accent5" w:themeTint="67" w:sz="4" w:space="0"/>
+          <w:right w:val="single" w:color="B6DDE8" w:themeColor="accent5" w:themeTint="67" w:sz="4" w:space="0"/>
+        </w:tcBorders>
+      </w:tcPr>
+    </w:tblStylePr>
+  </w:style>
+  <w:style w:type="table" w:styleId="Bordered-Accent6" w:customStyle="1">
     <w:name w:val="Bordered - Accent 6"/>
     <w:basedOn w:val="TableNormal"/>
     <w:uiPriority w:val="99"/>
@@ -13834,12 +13842,12 @@
       <w:tblStyleRowBandSize w:val="1"/>
       <w:tblStyleColBandSize w:val="1"/>
       <w:tblBorders>
-        <w:top w:val="single" w:sz="4" w:space="0" w:color="FBD4B4" w:themeColor="accent6" w:themeTint="67"/>
-        <w:left w:val="single" w:sz="4" w:space="0" w:color="FBD4B4" w:themeColor="accent6" w:themeTint="67"/>
-        <w:bottom w:val="single" w:sz="4" w:space="0" w:color="FBD4B4" w:themeColor="accent6" w:themeTint="67"/>
-        <w:right w:val="single" w:sz="4" w:space="0" w:color="FBD4B4" w:themeColor="accent6" w:themeTint="67"/>
-        <w:insideH w:val="single" w:sz="4" w:space="0" w:color="FBD4B4" w:themeColor="accent6" w:themeTint="67"/>
-        <w:insideV w:val="single" w:sz="4" w:space="0" w:color="FBD4B4" w:themeColor="accent6" w:themeTint="67"/>
+        <w:top w:val="single" w:color="FBD4B4" w:themeColor="accent6" w:themeTint="67" w:sz="4" w:space="0"/>
+        <w:left w:val="single" w:color="FBD4B4" w:themeColor="accent6" w:themeTint="67" w:sz="4" w:space="0"/>
+        <w:bottom w:val="single" w:color="FBD4B4" w:themeColor="accent6" w:themeTint="67" w:sz="4" w:space="0"/>
+        <w:right w:val="single" w:color="FBD4B4" w:themeColor="accent6" w:themeTint="67" w:sz="4" w:space="0"/>
+        <w:insideH w:val="single" w:color="FBD4B4" w:themeColor="accent6" w:themeTint="67" w:sz="4" w:space="0"/>
+        <w:insideV w:val="single" w:color="FBD4B4" w:themeColor="accent6" w:themeTint="67" w:sz="4" w:space="0"/>
       </w:tblBorders>
     </w:tblPr>
     <w:tblStylePr w:type="firstRow">
@@ -13851,7 +13859,7 @@
       <w:tblPr/>
       <w:tcPr>
         <w:tcBorders>
-          <w:bottom w:val="single" w:sz="12" w:space="0" w:color="FAC090" w:themeColor="accent6" w:themeTint="98"/>
+          <w:bottom w:val="single" w:color="FAC090" w:themeColor="accent6" w:themeTint="98" w:sz="12" w:space="0"/>
         </w:tcBorders>
       </w:tcPr>
     </w:tblStylePr>
@@ -13864,7 +13872,7 @@
       <w:tblPr/>
       <w:tcPr>
         <w:tcBorders>
-          <w:top w:val="single" w:sz="12" w:space="0" w:color="FAC090" w:themeColor="accent6" w:themeTint="98"/>
+          <w:top w:val="single" w:color="FAC090" w:themeColor="accent6" w:themeTint="98" w:sz="12" w:space="0"/>
         </w:tcBorders>
       </w:tcPr>
     </w:tblStylePr>
@@ -13884,7 +13892,7 @@
       <w:tblPr/>
       <w:tcPr>
         <w:tcBorders>
-          <w:left w:val="single" w:sz="12" w:space="0" w:color="FAC090" w:themeColor="accent6" w:themeTint="98"/>
+          <w:left w:val="single" w:color="FAC090" w:themeColor="accent6" w:themeTint="98" w:sz="12" w:space="0"/>
         </w:tcBorders>
       </w:tcPr>
     </w:tblStylePr>
@@ -13897,10 +13905,10 @@
       <w:tblPr/>
       <w:tcPr>
         <w:tcBorders>
-          <w:top w:val="single" w:sz="4" w:space="0" w:color="FBD4B4" w:themeColor="accent6" w:themeTint="67"/>
-          <w:left w:val="single" w:sz="4" w:space="0" w:color="FBD4B4" w:themeColor="accent6" w:themeTint="67"/>
-          <w:bottom w:val="single" w:sz="4" w:space="0" w:color="FBD4B4" w:themeColor="accent6" w:themeTint="67"/>
-          <w:right w:val="single" w:sz="4" w:space="0" w:color="FBD4B4" w:themeColor="accent6" w:themeTint="67"/>
+          <w:top w:val="single" w:color="FBD4B4" w:themeColor="accent6" w:themeTint="67" w:sz="4" w:space="0"/>
+          <w:left w:val="single" w:color="FBD4B4" w:themeColor="accent6" w:themeTint="67" w:sz="4" w:space="0"/>
+          <w:bottom w:val="single" w:color="FBD4B4" w:themeColor="accent6" w:themeTint="67" w:sz="4" w:space="0"/>
+          <w:right w:val="single" w:color="FBD4B4" w:themeColor="accent6" w:themeTint="67" w:sz="4" w:space="0"/>
         </w:tcBorders>
       </w:tcPr>
     </w:tblStylePr>
@@ -13919,7 +13927,7 @@
       <w:sz w:val="18"/>
     </w:rPr>
   </w:style>
-  <w:style w:type="character" w:customStyle="1" w:styleId="FootnoteTextChar">
+  <w:style w:type="character" w:styleId="FootnoteTextChar" w:customStyle="1">
     <w:name w:val="Footnote Text Char"/>
     <w:link w:val="FootnoteText"/>
     <w:uiPriority w:val="99"/>
@@ -13947,7 +13955,7 @@
       <w:sz w:val="20"/>
     </w:rPr>
   </w:style>
-  <w:style w:type="character" w:customStyle="1" w:styleId="EndnoteTextChar">
+  <w:style w:type="character" w:styleId="EndnoteTextChar" w:customStyle="1">
     <w:name w:val="Endnote Text Char"/>
     <w:link w:val="EndnoteText"/>
     <w:uiPriority w:val="99"/>
@@ -14075,7 +14083,7 @@
     <w:uiPriority w:val="99"/>
     <w:unhideWhenUsed/>
   </w:style>
-  <w:style w:type="paragraph" w:customStyle="1" w:styleId="a">
+  <w:style w:type="paragraph" w:styleId="a" w:customStyle="1">
     <w:name w:val="רגיל"/>
     <w:pPr>
       <w:spacing w:line="264" w:lineRule="auto"/>
@@ -14085,7 +14093,7 @@
       <w:sz w:val="16"/>
     </w:rPr>
   </w:style>
-  <w:style w:type="paragraph" w:customStyle="1" w:styleId="RightAlignedHeading">
+  <w:style w:type="paragraph" w:styleId="RightAlignedHeading" w:customStyle="1">
     <w:name w:val="Right Aligned Heading"/>
     <w:basedOn w:val="a"/>
     <w:pPr>
@@ -14095,7 +14103,7 @@
       <w:caps/>
     </w:rPr>
   </w:style>
-  <w:style w:type="paragraph" w:customStyle="1" w:styleId="CenteredHeading">
+  <w:style w:type="paragraph" w:styleId="CenteredHeading" w:customStyle="1">
     <w:name w:val="Centered Heading"/>
     <w:basedOn w:val="a"/>
     <w:pPr>
@@ -14105,7 +14113,7 @@
       <w:b/>
     </w:rPr>
   </w:style>
-  <w:style w:type="paragraph" w:customStyle="1" w:styleId="NumberedList">
+  <w:style w:type="paragraph" w:styleId="NumberedList" w:customStyle="1">
     <w:name w:val="Numbered List"/>
     <w:basedOn w:val="a"/>
     <w:pPr>
@@ -14116,11 +14124,11 @@
       <w:sz w:val="14"/>
     </w:rPr>
   </w:style>
-  <w:style w:type="paragraph" w:customStyle="1" w:styleId="a0">
+  <w:style w:type="paragraph" w:styleId="a0" w:customStyle="1">
     <w:name w:val="טקסט בלונים"/>
     <w:basedOn w:val="a"/>
   </w:style>
-  <w:style w:type="paragraph" w:customStyle="1" w:styleId="4">
+  <w:style w:type="paragraph" w:styleId="4" w:customStyle="1">
     <w:name w:val="כותרת 4"/>
     <w:basedOn w:val="a"/>
     <w:next w:val="a"/>
@@ -14132,7 +14140,7 @@
       <w:caps/>
     </w:rPr>
   </w:style>
-  <w:style w:type="paragraph" w:customStyle="1" w:styleId="3">
+  <w:style w:type="paragraph" w:styleId="3" w:customStyle="1">
     <w:name w:val="כותרת 3"/>
     <w:basedOn w:val="a"/>
     <w:next w:val="a"/>
@@ -14143,7 +14151,7 @@
       <w:i/>
     </w:rPr>
   </w:style>
-  <w:style w:type="paragraph" w:customStyle="1" w:styleId="2">
+  <w:style w:type="paragraph" w:styleId="2" w:customStyle="1">
     <w:name w:val="כותרת 2"/>
     <w:basedOn w:val="a"/>
     <w:next w:val="a"/>
@@ -14156,7 +14164,7 @@
       <w:sz w:val="24"/>
     </w:rPr>
   </w:style>
-  <w:style w:type="paragraph" w:customStyle="1" w:styleId="1">
+  <w:style w:type="paragraph" w:styleId="1" w:customStyle="1">
     <w:name w:val="כותרת 1"/>
     <w:basedOn w:val="a"/>
     <w:next w:val="a"/>
@@ -14182,10 +14190,10 @@
       <w:u w:val="single"/>
     </w:rPr>
   </w:style>
-  <w:style w:type="character" w:customStyle="1" w:styleId="a1">
+  <w:style w:type="character" w:styleId="a1" w:customStyle="1">
     <w:name w:val="גופן ברירת המחדל של פיסקה"/>
   </w:style>
-  <w:style w:type="character" w:customStyle="1" w:styleId="a2">
+  <w:style w:type="character" w:styleId="a2" w:customStyle="1">
     <w:name w:val="תו תו"/>
     <w:basedOn w:val="a1"/>
     <w:rPr>
@@ -14200,16 +14208,16 @@
     <w:basedOn w:val="TableNormal"/>
     <w:tblPr>
       <w:tblBorders>
-        <w:top w:val="single" w:sz="4" w:space="0" w:color="000000"/>
-        <w:left w:val="single" w:sz="4" w:space="0" w:color="000000"/>
-        <w:bottom w:val="single" w:sz="4" w:space="0" w:color="000000"/>
-        <w:right w:val="single" w:sz="4" w:space="0" w:color="000000"/>
-        <w:insideH w:val="single" w:sz="4" w:space="0" w:color="000000"/>
-        <w:insideV w:val="single" w:sz="4" w:space="0" w:color="000000"/>
+        <w:top w:val="single" w:color="000000" w:sz="4" w:space="0"/>
+        <w:left w:val="single" w:color="000000" w:sz="4" w:space="0"/>
+        <w:bottom w:val="single" w:color="000000" w:sz="4" w:space="0"/>
+        <w:right w:val="single" w:color="000000" w:sz="4" w:space="0"/>
+        <w:insideH w:val="single" w:color="000000" w:sz="4" w:space="0"/>
+        <w:insideV w:val="single" w:color="000000" w:sz="4" w:space="0"/>
       </w:tblBorders>
     </w:tblPr>
   </w:style>
-  <w:style w:type="table" w:customStyle="1" w:styleId="a3">
+  <w:style w:type="table" w:styleId="a3" w:customStyle="1">
     <w:name w:val="טבלה רגילה"/>
     <w:tblPr>
       <w:tblInd w:w="0" w:type="dxa"/>
@@ -14221,7 +14229,7 @@
       </w:tblCellMar>
     </w:tblPr>
   </w:style>
-  <w:style w:type="numbering" w:customStyle="1" w:styleId="N0">
+  <w:style w:type="numbering" w:styleId="N0" w:customStyle="1">
     <w:name w:val="N0"/>
     <w:pPr>
       <w:numPr>
@@ -14235,16 +14243,16 @@
     <w:uiPriority w:val="59"/>
     <w:tblPr>
       <w:tblBorders>
-        <w:top w:val="single" w:sz="4" w:space="0" w:color="000000" w:themeColor="text1"/>
-        <w:left w:val="single" w:sz="4" w:space="0" w:color="000000" w:themeColor="text1"/>
-        <w:bottom w:val="single" w:sz="4" w:space="0" w:color="000000" w:themeColor="text1"/>
-        <w:right w:val="single" w:sz="4" w:space="0" w:color="000000" w:themeColor="text1"/>
-        <w:insideH w:val="single" w:sz="4" w:space="0" w:color="000000" w:themeColor="text1"/>
-        <w:insideV w:val="single" w:sz="4" w:space="0" w:color="000000" w:themeColor="text1"/>
+        <w:top w:val="single" w:color="000000" w:themeColor="text1" w:sz="4" w:space="0"/>
+        <w:left w:val="single" w:color="000000" w:themeColor="text1" w:sz="4" w:space="0"/>
+        <w:bottom w:val="single" w:color="000000" w:themeColor="text1" w:sz="4" w:space="0"/>
+        <w:right w:val="single" w:color="000000" w:themeColor="text1" w:sz="4" w:space="0"/>
+        <w:insideH w:val="single" w:color="000000" w:themeColor="text1" w:sz="4" w:space="0"/>
+        <w:insideV w:val="single" w:color="000000" w:themeColor="text1" w:sz="4" w:space="0"/>
       </w:tblBorders>
     </w:tblPr>
   </w:style>
-  <w:style w:type="character" w:customStyle="1" w:styleId="HeaderChar">
+  <w:style w:type="character" w:styleId="HeaderChar" w:customStyle="1">
     <w:name w:val="Header Char"/>
     <w:basedOn w:val="DefaultParagraphFont"/>
     <w:link w:val="Header"/>
@@ -14263,7 +14271,7 @@
       </w:tabs>
     </w:pPr>
   </w:style>
-  <w:style w:type="character" w:customStyle="1" w:styleId="FooterChar">
+  <w:style w:type="character" w:styleId="FooterChar" w:customStyle="1">
     <w:name w:val="Footer Char"/>
     <w:basedOn w:val="DefaultParagraphFont"/>
     <w:link w:val="Footer"/>
